--- a/docs/adr/equipe-02-Note de décision MoSCoW-v1.0.docx
+++ b/docs/adr/equipe-02-Note de décision MoSCoW-v1.0.docx
@@ -1,6 +1,6 @@
 
 <file path=word/document.xml><?xml version="1.0" encoding="utf-8"?>
-<w:document xmlns:wpc="http://schemas.microsoft.com/office/word/2010/wordprocessingCanvas" xmlns:cx="http://schemas.microsoft.com/office/drawing/2014/chartex" xmlns:cx1="http://schemas.microsoft.com/office/drawing/2015/9/8/chartex" xmlns:cx2="http://schemas.microsoft.com/office/drawing/2015/10/21/chartex" xmlns:cx3="http://schemas.microsoft.com/office/drawing/2016/5/9/chartex" xmlns:cx4="http://schemas.microsoft.com/office/drawing/2016/5/10/chartex" xmlns:cx5="http://schemas.microsoft.com/office/drawing/2016/5/11/chartex" xmlns:cx6="http://schemas.microsoft.com/office/drawing/2016/5/12/chartex" xmlns:cx7="http://schemas.microsoft.com/office/drawing/2016/5/13/chartex" xmlns:cx8="http://schemas.microsoft.com/office/drawing/2016/5/14/chartex" xmlns:mc="http://schemas.openxmlformats.org/markup-compatibility/2006" xmlns:aink="http://schemas.microsoft.com/office/drawing/2016/ink" xmlns:am3d="http://schemas.microsoft.com/office/drawing/2017/model3d" xmlns:o="urn:schemas-microsoft-com:office:office" xmlns:oel="http://schemas.microsoft.com/office/2019/extlst" xmlns:r="http://schemas.openxmlformats.org/officeDocument/2006/relationships" xmlns:m="http://schemas.openxmlformats.org/officeDocument/2006/math" xmlns:v="urn:schemas-microsoft-com:vml" xmlns:wp14="http://schemas.microsoft.com/office/word/2010/wordprocessingDrawing" xmlns:wp="http://schemas.openxmlformats.org/drawingml/2006/wordprocessingDrawing" xmlns:w10="urn:schemas-microsoft-com:office:word" xmlns:w="http://schemas.openxmlformats.org/wordprocessingml/2006/main" xmlns:w14="http://schemas.microsoft.com/office/word/2010/wordml" xmlns:w15="http://schemas.microsoft.com/office/word/2012/wordml" xmlns:w16cex="http://schemas.microsoft.com/office/word/2018/wordml/cex" xmlns:w16cid="http://schemas.microsoft.com/office/word/2016/wordml/cid" xmlns:w16="http://schemas.microsoft.com/office/word/2018/wordml" xmlns:w16du="http://schemas.microsoft.com/office/word/2023/wordml/word16du" xmlns:w16sdtdh="http://schemas.microsoft.com/office/word/2020/wordml/sdtdatahash" xmlns:w16sdtfl="http://schemas.microsoft.com/office/word/2024/wordml/sdtformatlock" xmlns:w16se="http://schemas.microsoft.com/office/word/2015/wordml/symex" xmlns:wpg="http://schemas.microsoft.com/office/word/2010/wordprocessingGroup" xmlns:wpi="http://schemas.microsoft.com/office/word/2010/wordprocessingInk" xmlns:wne="http://schemas.microsoft.com/office/word/2006/wordml" xmlns:wps="http://schemas.microsoft.com/office/word/2010/wordprocessingShape" mc:Ignorable="w14 w15 w16se w16cid w16 w16cex w16sdtdh w16sdtfl w16du wp14">
+<w:document xmlns:wpc="http://schemas.microsoft.com/office/word/2010/wordprocessingCanvas" xmlns:mc="http://schemas.openxmlformats.org/markup-compatibility/2006" xmlns:o="urn:schemas-microsoft-com:office:office" xmlns:r="http://schemas.openxmlformats.org/officeDocument/2006/relationships" xmlns:m="http://schemas.openxmlformats.org/officeDocument/2006/math" xmlns:v="urn:schemas-microsoft-com:vml" xmlns:wp14="http://schemas.microsoft.com/office/word/2010/wordprocessingDrawing" xmlns:wp="http://schemas.openxmlformats.org/drawingml/2006/wordprocessingDrawing" xmlns:w10="urn:schemas-microsoft-com:office:word" xmlns:w="http://schemas.openxmlformats.org/wordprocessingml/2006/main" xmlns:w14="http://schemas.microsoft.com/office/word/2010/wordml" xmlns:w15="http://schemas.microsoft.com/office/word/2012/wordml" xmlns:w16se="http://schemas.microsoft.com/office/word/2015/wordml/symex" xmlns:w16cid="http://schemas.microsoft.com/office/word/2016/wordml/cid" xmlns:w16="http://schemas.microsoft.com/office/word/2018/wordml" xmlns:w16cex="http://schemas.microsoft.com/office/word/2018/wordml/cex" xmlns:w16sdtdh="http://schemas.microsoft.com/office/word/2020/wordml/sdtdatahash" xmlns:wne="http://schemas.microsoft.com/office/word/2006/wordml" xmlns:wpg="http://schemas.microsoft.com/office/word/2010/wordprocessingGroup" xmlns:wps="http://schemas.microsoft.com/office/word/2010/wordprocessingShape" mc:Ignorable="w14 w15 w16se w16cid w16 w16cex w16sdtdh wp14">
   <w:body>
     <w:p>
       <w:pPr>
@@ -9,9 +9,12 @@
       </w:pPr>
       <w:r>
         <w:rPr>
+          <w:rFonts w:ascii="Cambria" w:hAnsi="Cambria" w:eastAsia="ＭＳ 明朝" w:cs="Cambria" w:asciiTheme="minorHAnsi" w:hAnsiTheme="minorHAnsi" w:eastAsiaTheme="minorEastAsia" w:csTheme="minorBidi"/>
           <w:b/>
+          <w:bCs/>
           <w:color w:val="1E1B4B"/>
           <w:sz w:val="144"/>
+          <w:szCs w:val="22"/>
         </w:rPr>
         <w:t>A</w:t>
       </w:r>
@@ -22,10 +25,12 @@
       </w:pPr>
       <w:r>
         <w:rPr>
-          <w:rFonts w:ascii="Calibri" w:hAnsi="Calibri"/>
+          <w:rFonts w:ascii="Calibri" w:hAnsi="Calibri" w:eastAsia="ＭＳ 明朝" w:cs="Calibri" w:eastAsiaTheme="minorEastAsia" w:csTheme="minorBidi"/>
           <w:b/>
+          <w:bCs/>
           <w:color w:val="1E1B4B"/>
           <w:sz w:val="28"/>
+          <w:szCs w:val="22"/>
         </w:rPr>
         <w:t>APOCAL'IPSSI</w:t>
       </w:r>
@@ -37,9 +42,12 @@
       </w:pPr>
       <w:r>
         <w:rPr>
+          <w:rFonts w:ascii="Cambria" w:hAnsi="Cambria" w:eastAsia="ＭＳ 明朝" w:cs="Cambria" w:asciiTheme="minorHAnsi" w:hAnsiTheme="minorHAnsi" w:eastAsiaTheme="minorEastAsia" w:csTheme="minorBidi"/>
           <w:b/>
+          <w:bCs/>
           <w:color w:val="F59E0B"/>
           <w:sz w:val="20"/>
+          <w:szCs w:val="22"/>
         </w:rPr>
         <w:t>TEMPLATE PERTURBATION · J1 (PRODUIT) · RÉUTILISABLE J4</w:t>
       </w:r>
@@ -50,9 +58,12 @@
       </w:pPr>
       <w:r>
         <w:rPr>
+          <w:rFonts w:ascii="Cambria" w:hAnsi="Cambria" w:eastAsia="ＭＳ 明朝" w:cs="Cambria" w:asciiTheme="minorHAnsi" w:hAnsiTheme="minorHAnsi" w:eastAsiaTheme="minorEastAsia" w:csTheme="minorBidi"/>
           <w:b/>
+          <w:bCs/>
           <w:color w:val="1E1B4B"/>
           <w:sz w:val="64"/>
+          <w:szCs w:val="22"/>
         </w:rPr>
         <w:t>Note de décision MoSCoW</w:t>
       </w:r>
@@ -64,9 +75,12 @@
       </w:pPr>
       <w:r>
         <w:rPr>
+          <w:rFonts w:ascii="Cambria" w:hAnsi="Cambria" w:eastAsia="ＭＳ 明朝" w:cs="Cambria" w:asciiTheme="minorHAnsi" w:hAnsiTheme="minorHAnsi" w:eastAsiaTheme="minorEastAsia" w:csTheme="minorBidi"/>
           <w:i/>
+          <w:iCs/>
           <w:color w:val="475569"/>
           <w:sz w:val="26"/>
+          <w:szCs w:val="22"/>
         </w:rPr>
         <w:t>Justifier par écrit une priorisation suite à un changement de scope</w:t>
       </w:r>
@@ -78,8 +92,12 @@
       </w:pPr>
       <w:r>
         <w:rPr>
+          <w:rFonts w:ascii="Cambria" w:hAnsi="Cambria" w:eastAsia="ＭＳ 明朝" w:cs="Cambria" w:asciiTheme="minorHAnsi" w:hAnsiTheme="minorHAnsi" w:eastAsiaTheme="minorEastAsia" w:csTheme="minorBidi"/>
           <w:b/>
+          <w:bCs/>
           <w:color w:val="475569"/>
+          <w:sz w:val="22"/>
+          <w:szCs w:val="22"/>
         </w:rPr>
         <w:t>Projet EduTutor IA · Édition 2026 · Semaine immersive Scrum</w:t>
       </w:r>
@@ -89,40 +107,45 @@
         <w:spacing w:before="113"/>
         <w:jc w:val="center"/>
       </w:pPr>
+    </w:p>
+    <w:p>
+      <w:pPr>
+        <w:pageBreakBefore/>
+        <w:spacing w:after="200" w:line="276" w:lineRule="auto"/>
+      </w:pPr>
       <w:r>
-        <w:rPr>
-          <w:i/>
-          <w:color w:val="475569"/>
-          <w:sz w:val="18"/>
-        </w:rPr>
         <w:lastRenderedPageBreak/>
-        <w:t>Auteur : Mohamed Amine EL AFRIT · Licence CC BY-NC-SA 4.0</w:t>
       </w:r>
     </w:p>
     <w:p>
+      <w:pPr>
+        <w:spacing w:before="283"/>
+      </w:pPr>
       <w:r>
-        <w:br w:type="page"/>
-      </w:r>
-    </w:p>
-    <w:p>
-      <w:pPr>
-        <w:spacing w:before="283"/>
-      </w:pPr>
-      <w:r>
+        <w:lastRenderedPageBreak/>
         <w:rPr>
+          <w:rFonts w:ascii="Cambria" w:hAnsi="Cambria" w:eastAsia="ＭＳ 明朝" w:cs="Cambria" w:asciiTheme="minorHAnsi" w:hAnsiTheme="minorHAnsi" w:eastAsiaTheme="minorEastAsia" w:csTheme="minorBidi"/>
           <w:b/>
+          <w:bCs/>
           <w:color w:val="F59E0B"/>
+          <w:sz w:val="22"/>
+          <w:szCs w:val="22"/>
         </w:rPr>
-        <w:lastRenderedPageBreak/>
         <w:t>IDENTIFICATION DU DOCUMENT</w:t>
       </w:r>
     </w:p>
     <w:p>
+      <w:pPr>
+        <w:spacing w:after="200" w:line="276" w:lineRule="auto"/>
+      </w:pPr>
       <w:r>
         <w:rPr>
+          <w:rFonts w:ascii="Cambria" w:hAnsi="Cambria" w:eastAsia="ＭＳ 明朝" w:cs="Cambria" w:asciiTheme="minorHAnsi" w:hAnsiTheme="minorHAnsi" w:eastAsiaTheme="minorEastAsia" w:csTheme="minorBidi"/>
           <w:i/>
+          <w:iCs/>
           <w:color w:val="475569"/>
           <w:sz w:val="20"/>
+          <w:szCs w:val="22"/>
         </w:rPr>
         <w:t>À compléter par l'équipe avant chaque remise</w:t>
       </w:r>
@@ -131,7 +154,21 @@
       <w:tblPr>
         <w:tblStyle w:val="Grilleclaire-Accent1"/>
         <w:tblW w:w="0" w:type="auto"/>
-        <w:tblLook w:val="04A0" w:firstRow="1" w:lastRow="0" w:firstColumn="1" w:lastColumn="0" w:noHBand="0" w:noVBand="1"/>
+        <w:tblBorders>
+          <w:top w:val="single" w:sz="8" w:space="0" w:color="4F81BD"/>
+          <w:left w:val="single" w:sz="8" w:space="0" w:color="4F81BD"/>
+          <w:bottom w:val="single" w:sz="18" w:space="0" w:color="4F81BD"/>
+          <w:right w:val="single" w:sz="8" w:space="0" w:color="4F81BD"/>
+          <w:insideH w:val="nil"/>
+          <w:insideV w:val="single" w:sz="8" w:space="0" w:color="4F81BD"/>
+        </w:tblBorders>
+        <w:tblCellMar>
+          <w:top w:w="0" w:type="dxa"/>
+          <w:left w:w="108" w:type="dxa"/>
+          <w:bottom w:w="0" w:type="dxa"/>
+          <w:right w:w="108" w:type="dxa"/>
+        </w:tblCellMar>
+        <w:tblLook w:firstRow="1" w:firstColumn="1" w:noVBand="1"/>
       </w:tblPr>
       <w:tblGrid>
         <w:gridCol w:w="2501"/>
@@ -139,18 +176,40 @@
       </w:tblGrid>
       <w:tr>
         <w:trPr>
-          <w:cnfStyle w:val="100000000000" w:firstRow="1" w:lastRow="0" w:firstColumn="0" w:lastColumn="0" w:oddVBand="0" w:evenVBand="0" w:oddHBand="0" w:evenHBand="0" w:firstRowFirstColumn="0" w:firstRowLastColumn="0" w:lastRowFirstColumn="0" w:lastRowLastColumn="0"/>
+          <w:cnfStyle w:val="100000000000"/>
         </w:trPr>
         <w:tc>
           <w:tcPr>
-            <w:cnfStyle w:val="001000000000" w:firstRow="0" w:lastRow="0" w:firstColumn="1" w:lastColumn="0" w:oddVBand="0" w:evenVBand="0" w:oddHBand="0" w:evenHBand="0" w:firstRowFirstColumn="0" w:firstRowLastColumn="0" w:lastRowFirstColumn="0" w:lastRowLastColumn="0"/>
+            <w:cnfStyle w:val="001000000000"/>
             <w:tcW w:w="2551" w:type="dxa"/>
-            <w:shd w:val="clear" w:color="auto" w:fill="F8FAFC"/>
+            <w:tcBorders>
+              <w:top w:val="single" w:sz="8" w:space="0" w:color="4F81BD"/>
+              <w:left w:val="single" w:sz="8" w:space="0" w:color="4F81BD"/>
+              <w:bottom w:val="single" w:sz="18" w:space="0" w:color="4F81BD"/>
+              <w:right w:val="single" w:sz="8" w:space="0" w:color="4F81BD"/>
+              <w:insideH w:val="nil"/>
+              <w:insideV w:val="single" w:sz="8" w:space="0" w:color="4F81BD"/>
+            </w:tcBorders>
+            <w:shd w:val="clear" w:fill="F8FAFC"/>
+            <w:tcMar>
+              <w:top w:w="0" w:type="dxa"/>
+              <w:left w:w="108" w:type="dxa"/>
+              <w:bottom w:w="0" w:type="dxa"/>
+              <w:right w:w="108" w:type="dxa"/>
+            </w:tcMar>
           </w:tcPr>
           <w:p>
+            <w:pPr>
+              <w:spacing w:after="200" w:line="276" w:lineRule="auto"/>
+            </w:pPr>
             <w:r>
               <w:rPr>
+                <w:rFonts w:ascii="Calibri" w:hAnsi="Calibri" w:eastAsia="ＭＳ ゴシック" w:cs="Calibri" w:asciiTheme="majorHAnsi" w:hAnsiTheme="majorHAnsi" w:eastAsiaTheme="majorEastAsia" w:csTheme="majorBidi"/>
+                <w:b/>
+                <w:bCs/>
                 <w:color w:val="1E1B4B"/>
+                <w:sz w:val="22"/>
+                <w:szCs w:val="22"/>
               </w:rPr>
               <w:t>Équipe n°</w:t>
             </w:r>
@@ -159,12 +218,33 @@
         <w:tc>
           <w:tcPr>
             <w:tcW w:w="6520" w:type="dxa"/>
+            <w:tcBorders>
+              <w:top w:val="single" w:sz="8" w:space="0" w:color="4F81BD"/>
+              <w:left w:val="single" w:sz="8" w:space="0" w:color="4F81BD"/>
+              <w:bottom w:val="single" w:sz="18" w:space="0" w:color="4F81BD"/>
+              <w:right w:val="single" w:sz="8" w:space="0" w:color="4F81BD"/>
+              <w:insideH w:val="nil"/>
+              <w:insideV w:val="single" w:sz="8" w:space="0" w:color="4F81BD"/>
+            </w:tcBorders>
+            <w:tcMar>
+              <w:top w:w="0" w:type="dxa"/>
+              <w:left w:w="108" w:type="dxa"/>
+              <w:bottom w:w="0" w:type="dxa"/>
+              <w:right w:w="108" w:type="dxa"/>
+            </w:tcMar>
           </w:tcPr>
           <w:p>
             <w:pPr>
-              <w:cnfStyle w:val="100000000000" w:firstRow="1" w:lastRow="0" w:firstColumn="0" w:lastColumn="0" w:oddVBand="0" w:evenVBand="0" w:oddHBand="0" w:evenHBand="0" w:firstRowFirstColumn="0" w:firstRowLastColumn="0" w:lastRowFirstColumn="0" w:lastRowLastColumn="0"/>
+              <w:spacing w:after="200" w:line="276" w:lineRule="auto"/>
             </w:pPr>
             <w:r>
+              <w:rPr>
+                <w:rFonts w:ascii="Calibri" w:hAnsi="Calibri" w:eastAsia="ＭＳ ゴシック" w:cs="Calibri" w:asciiTheme="majorHAnsi" w:hAnsiTheme="majorHAnsi" w:eastAsiaTheme="majorEastAsia" w:csTheme="majorBidi"/>
+                <w:b/>
+                <w:bCs/>
+                <w:sz w:val="22"/>
+                <w:szCs w:val="22"/>
+              </w:rPr>
               <w:t>2</w:t>
             </w:r>
           </w:p>
@@ -172,18 +252,39 @@
       </w:tr>
       <w:tr>
         <w:trPr>
-          <w:cnfStyle w:val="000000100000" w:firstRow="0" w:lastRow="0" w:firstColumn="0" w:lastColumn="0" w:oddVBand="0" w:evenVBand="0" w:oddHBand="1" w:evenHBand="0" w:firstRowFirstColumn="0" w:firstRowLastColumn="0" w:lastRowFirstColumn="0" w:lastRowLastColumn="0"/>
+          <w:cnfStyle w:val="000000100000"/>
         </w:trPr>
         <w:tc>
           <w:tcPr>
-            <w:cnfStyle w:val="001000000000" w:firstRow="0" w:lastRow="0" w:firstColumn="1" w:lastColumn="0" w:oddVBand="0" w:evenVBand="0" w:oddHBand="0" w:evenHBand="0" w:firstRowFirstColumn="0" w:firstRowLastColumn="0" w:lastRowFirstColumn="0" w:lastRowLastColumn="0"/>
+            <w:cnfStyle w:val="001000000000"/>
             <w:tcW w:w="2551" w:type="dxa"/>
-            <w:shd w:val="clear" w:color="auto" w:fill="F8FAFC"/>
+            <w:tcBorders>
+              <w:top w:val="single" w:sz="8" w:space="0" w:color="4F81BD"/>
+              <w:left w:val="single" w:sz="8" w:space="0" w:color="4F81BD"/>
+              <w:bottom w:val="single" w:sz="8" w:space="0" w:color="4F81BD"/>
+              <w:right w:val="single" w:sz="8" w:space="0" w:color="4F81BD"/>
+              <w:insideV w:val="single" w:sz="8" w:space="0" w:color="4F81BD"/>
+            </w:tcBorders>
+            <w:shd w:val="clear" w:fill="F8FAFC"/>
+            <w:tcMar>
+              <w:top w:w="0" w:type="dxa"/>
+              <w:left w:w="108" w:type="dxa"/>
+              <w:bottom w:w="0" w:type="dxa"/>
+              <w:right w:w="108" w:type="dxa"/>
+            </w:tcMar>
           </w:tcPr>
           <w:p>
+            <w:pPr>
+              <w:spacing w:after="200" w:line="276" w:lineRule="auto"/>
+            </w:pPr>
             <w:r>
               <w:rPr>
+                <w:rFonts w:ascii="Calibri" w:hAnsi="Calibri" w:eastAsia="ＭＳ ゴシック" w:cs="Calibri" w:asciiTheme="majorHAnsi" w:hAnsiTheme="majorHAnsi" w:eastAsiaTheme="majorEastAsia" w:csTheme="majorBidi"/>
+                <w:b/>
+                <w:bCs/>
                 <w:color w:val="1E1B4B"/>
+                <w:sz w:val="22"/>
+                <w:szCs w:val="22"/>
               </w:rPr>
               <w:t>Membres</w:t>
             </w:r>
@@ -192,12 +293,31 @@
         <w:tc>
           <w:tcPr>
             <w:tcW w:w="6520" w:type="dxa"/>
+            <w:tcBorders>
+              <w:top w:val="single" w:sz="8" w:space="0" w:color="4F81BD"/>
+              <w:left w:val="single" w:sz="8" w:space="0" w:color="4F81BD"/>
+              <w:bottom w:val="single" w:sz="8" w:space="0" w:color="4F81BD"/>
+              <w:right w:val="single" w:sz="8" w:space="0" w:color="4F81BD"/>
+              <w:insideV w:val="single" w:sz="8" w:space="0" w:color="4F81BD"/>
+            </w:tcBorders>
+            <w:shd w:val="clear" w:fill="D4E0EF"/>
+            <w:tcMar>
+              <w:top w:w="0" w:type="dxa"/>
+              <w:left w:w="108" w:type="dxa"/>
+              <w:bottom w:w="0" w:type="dxa"/>
+              <w:right w:w="108" w:type="dxa"/>
+            </w:tcMar>
           </w:tcPr>
           <w:p>
             <w:pPr>
-              <w:cnfStyle w:val="000000100000" w:firstRow="0" w:lastRow="0" w:firstColumn="0" w:lastColumn="0" w:oddVBand="0" w:evenVBand="0" w:oddHBand="1" w:evenHBand="0" w:firstRowFirstColumn="0" w:firstRowLastColumn="0" w:lastRowFirstColumn="0" w:lastRowLastColumn="0"/>
+              <w:spacing w:after="200" w:line="276" w:lineRule="auto"/>
             </w:pPr>
             <w:r>
+              <w:rPr>
+                <w:rFonts w:ascii="Cambria" w:hAnsi="Cambria" w:eastAsia="ＭＳ 明朝" w:cs="Cambria" w:asciiTheme="minorHAnsi" w:hAnsiTheme="minorHAnsi" w:eastAsiaTheme="minorEastAsia" w:csTheme="minorBidi"/>
+                <w:sz w:val="22"/>
+                <w:szCs w:val="22"/>
+              </w:rPr>
               <w:t>Danielle Jamila KOAGNE NGANKAM, Krishmini KULAKRISHNA, Wicramachine SERGIO, Houda OUADAH, Adja Fatou SAGNA, Mohammed DERKAOUI, Ousmane NDIAYE</w:t>
             </w:r>
           </w:p>
@@ -205,18 +325,39 @@
       </w:tr>
       <w:tr>
         <w:trPr>
-          <w:cnfStyle w:val="000000010000" w:firstRow="0" w:lastRow="0" w:firstColumn="0" w:lastColumn="0" w:oddVBand="0" w:evenVBand="0" w:oddHBand="0" w:evenHBand="1" w:firstRowFirstColumn="0" w:firstRowLastColumn="0" w:lastRowFirstColumn="0" w:lastRowLastColumn="0"/>
+          <w:cnfStyle w:val="000000010000"/>
         </w:trPr>
         <w:tc>
           <w:tcPr>
-            <w:cnfStyle w:val="001000000000" w:firstRow="0" w:lastRow="0" w:firstColumn="1" w:lastColumn="0" w:oddVBand="0" w:evenVBand="0" w:oddHBand="0" w:evenHBand="0" w:firstRowFirstColumn="0" w:firstRowLastColumn="0" w:lastRowFirstColumn="0" w:lastRowLastColumn="0"/>
+            <w:cnfStyle w:val="001000000000"/>
             <w:tcW w:w="2551" w:type="dxa"/>
-            <w:shd w:val="clear" w:color="auto" w:fill="F8FAFC"/>
+            <w:tcBorders>
+              <w:top w:val="single" w:sz="8" w:space="0" w:color="4F81BD"/>
+              <w:left w:val="single" w:sz="8" w:space="0" w:color="4F81BD"/>
+              <w:bottom w:val="single" w:sz="8" w:space="0" w:color="4F81BD"/>
+              <w:right w:val="single" w:sz="8" w:space="0" w:color="4F81BD"/>
+              <w:insideV w:val="single" w:sz="8" w:space="0" w:color="4F81BD"/>
+            </w:tcBorders>
+            <w:shd w:val="clear" w:fill="F8FAFC"/>
+            <w:tcMar>
+              <w:top w:w="0" w:type="dxa"/>
+              <w:left w:w="108" w:type="dxa"/>
+              <w:bottom w:w="0" w:type="dxa"/>
+              <w:right w:w="108" w:type="dxa"/>
+            </w:tcMar>
           </w:tcPr>
           <w:p>
+            <w:pPr>
+              <w:spacing w:after="200" w:line="276" w:lineRule="auto"/>
+            </w:pPr>
             <w:r>
               <w:rPr>
+                <w:rFonts w:ascii="Calibri" w:hAnsi="Calibri" w:eastAsia="ＭＳ ゴシック" w:cs="Calibri" w:asciiTheme="majorHAnsi" w:hAnsiTheme="majorHAnsi" w:eastAsiaTheme="majorEastAsia" w:csTheme="majorBidi"/>
+                <w:b/>
+                <w:bCs/>
                 <w:color w:val="1E1B4B"/>
+                <w:sz w:val="22"/>
+                <w:szCs w:val="22"/>
               </w:rPr>
               <w:t>Sprint concerné</w:t>
             </w:r>
@@ -225,12 +366,30 @@
         <w:tc>
           <w:tcPr>
             <w:tcW w:w="6520" w:type="dxa"/>
+            <w:tcBorders>
+              <w:top w:val="single" w:sz="8" w:space="0" w:color="4F81BD"/>
+              <w:left w:val="single" w:sz="8" w:space="0" w:color="4F81BD"/>
+              <w:bottom w:val="single" w:sz="8" w:space="0" w:color="4F81BD"/>
+              <w:right w:val="single" w:sz="8" w:space="0" w:color="4F81BD"/>
+              <w:insideV w:val="single" w:sz="8" w:space="0" w:color="4F81BD"/>
+            </w:tcBorders>
+            <w:tcMar>
+              <w:top w:w="0" w:type="dxa"/>
+              <w:left w:w="108" w:type="dxa"/>
+              <w:bottom w:w="0" w:type="dxa"/>
+              <w:right w:w="108" w:type="dxa"/>
+            </w:tcMar>
           </w:tcPr>
           <w:p>
             <w:pPr>
-              <w:cnfStyle w:val="000000010000" w:firstRow="0" w:lastRow="0" w:firstColumn="0" w:lastColumn="0" w:oddVBand="0" w:evenVBand="0" w:oddHBand="0" w:evenHBand="1" w:firstRowFirstColumn="0" w:firstRowLastColumn="0" w:lastRowFirstColumn="0" w:lastRowLastColumn="0"/>
+              <w:spacing w:after="200" w:line="276" w:lineRule="auto"/>
             </w:pPr>
             <w:r>
+              <w:rPr>
+                <w:rFonts w:ascii="Cambria" w:hAnsi="Cambria" w:eastAsia="ＭＳ 明朝" w:cs="Cambria" w:asciiTheme="minorHAnsi" w:hAnsiTheme="minorHAnsi" w:eastAsiaTheme="minorEastAsia" w:csTheme="minorBidi"/>
+                <w:sz w:val="22"/>
+                <w:szCs w:val="22"/>
+              </w:rPr>
               <w:t>J1 (Perturbation Produit)</w:t>
             </w:r>
           </w:p>
@@ -238,18 +397,39 @@
       </w:tr>
       <w:tr>
         <w:trPr>
-          <w:cnfStyle w:val="000000100000" w:firstRow="0" w:lastRow="0" w:firstColumn="0" w:lastColumn="0" w:oddVBand="0" w:evenVBand="0" w:oddHBand="1" w:evenHBand="0" w:firstRowFirstColumn="0" w:firstRowLastColumn="0" w:lastRowFirstColumn="0" w:lastRowLastColumn="0"/>
+          <w:cnfStyle w:val="000000100000"/>
         </w:trPr>
         <w:tc>
           <w:tcPr>
-            <w:cnfStyle w:val="001000000000" w:firstRow="0" w:lastRow="0" w:firstColumn="1" w:lastColumn="0" w:oddVBand="0" w:evenVBand="0" w:oddHBand="0" w:evenHBand="0" w:firstRowFirstColumn="0" w:firstRowLastColumn="0" w:lastRowFirstColumn="0" w:lastRowLastColumn="0"/>
+            <w:cnfStyle w:val="001000000000"/>
             <w:tcW w:w="2551" w:type="dxa"/>
-            <w:shd w:val="clear" w:color="auto" w:fill="F8FAFC"/>
+            <w:tcBorders>
+              <w:top w:val="single" w:sz="8" w:space="0" w:color="4F81BD"/>
+              <w:left w:val="single" w:sz="8" w:space="0" w:color="4F81BD"/>
+              <w:bottom w:val="single" w:sz="8" w:space="0" w:color="4F81BD"/>
+              <w:right w:val="single" w:sz="8" w:space="0" w:color="4F81BD"/>
+              <w:insideV w:val="single" w:sz="8" w:space="0" w:color="4F81BD"/>
+            </w:tcBorders>
+            <w:shd w:val="clear" w:fill="F8FAFC"/>
+            <w:tcMar>
+              <w:top w:w="0" w:type="dxa"/>
+              <w:left w:w="108" w:type="dxa"/>
+              <w:bottom w:w="0" w:type="dxa"/>
+              <w:right w:w="108" w:type="dxa"/>
+            </w:tcMar>
           </w:tcPr>
           <w:p>
+            <w:pPr>
+              <w:spacing w:after="200" w:line="276" w:lineRule="auto"/>
+            </w:pPr>
             <w:r>
               <w:rPr>
+                <w:rFonts w:ascii="Calibri" w:hAnsi="Calibri" w:eastAsia="ＭＳ ゴシック" w:cs="Calibri" w:asciiTheme="majorHAnsi" w:hAnsiTheme="majorHAnsi" w:eastAsiaTheme="majorEastAsia" w:csTheme="majorBidi"/>
+                <w:b/>
+                <w:bCs/>
                 <w:color w:val="1E1B4B"/>
+                <w:sz w:val="22"/>
+                <w:szCs w:val="22"/>
               </w:rPr>
               <w:t>Version</w:t>
             </w:r>
@@ -258,31 +438,71 @@
         <w:tc>
           <w:tcPr>
             <w:tcW w:w="6520" w:type="dxa"/>
+            <w:tcBorders>
+              <w:top w:val="single" w:sz="8" w:space="0" w:color="4F81BD"/>
+              <w:left w:val="single" w:sz="8" w:space="0" w:color="4F81BD"/>
+              <w:bottom w:val="single" w:sz="8" w:space="0" w:color="4F81BD"/>
+              <w:right w:val="single" w:sz="8" w:space="0" w:color="4F81BD"/>
+              <w:insideV w:val="single" w:sz="8" w:space="0" w:color="4F81BD"/>
+            </w:tcBorders>
+            <w:shd w:val="clear" w:fill="D4E0EF"/>
+            <w:tcMar>
+              <w:top w:w="0" w:type="dxa"/>
+              <w:left w:w="108" w:type="dxa"/>
+              <w:bottom w:w="0" w:type="dxa"/>
+              <w:right w:w="108" w:type="dxa"/>
+            </w:tcMar>
           </w:tcPr>
           <w:p>
             <w:pPr>
-              <w:cnfStyle w:val="000000100000" w:firstRow="0" w:lastRow="0" w:firstColumn="0" w:lastColumn="0" w:oddVBand="0" w:evenVBand="0" w:oddHBand="1" w:evenHBand="0" w:firstRowFirstColumn="0" w:firstRowLastColumn="0" w:lastRowFirstColumn="0" w:lastRowLastColumn="0"/>
+              <w:spacing w:after="200" w:line="276" w:lineRule="auto"/>
             </w:pPr>
             <w:r>
-              <w:t>v1.0</w:t>
+              <w:rPr>
+                <w:rFonts w:ascii="Cambria" w:hAnsi="Cambria" w:eastAsia="ＭＳ 明朝" w:cs="Cambria" w:asciiTheme="minorHAnsi" w:hAnsiTheme="minorHAnsi" w:eastAsiaTheme="minorEastAsia" w:csTheme="minorBidi"/>
+                <w:sz w:val="22"/>
+                <w:szCs w:val="22"/>
+              </w:rPr>
+              <w:t>v2.0</w:t>
             </w:r>
           </w:p>
         </w:tc>
       </w:tr>
       <w:tr>
         <w:trPr>
-          <w:cnfStyle w:val="000000010000" w:firstRow="0" w:lastRow="0" w:firstColumn="0" w:lastColumn="0" w:oddVBand="0" w:evenVBand="0" w:oddHBand="0" w:evenHBand="1" w:firstRowFirstColumn="0" w:firstRowLastColumn="0" w:lastRowFirstColumn="0" w:lastRowLastColumn="0"/>
+          <w:cnfStyle w:val="000000010000"/>
         </w:trPr>
         <w:tc>
           <w:tcPr>
-            <w:cnfStyle w:val="001000000000" w:firstRow="0" w:lastRow="0" w:firstColumn="1" w:lastColumn="0" w:oddVBand="0" w:evenVBand="0" w:oddHBand="0" w:evenHBand="0" w:firstRowFirstColumn="0" w:firstRowLastColumn="0" w:lastRowFirstColumn="0" w:lastRowLastColumn="0"/>
+            <w:cnfStyle w:val="001000000000"/>
             <w:tcW w:w="2551" w:type="dxa"/>
-            <w:shd w:val="clear" w:color="auto" w:fill="F8FAFC"/>
+            <w:tcBorders>
+              <w:top w:val="single" w:sz="8" w:space="0" w:color="4F81BD"/>
+              <w:left w:val="single" w:sz="8" w:space="0" w:color="4F81BD"/>
+              <w:bottom w:val="single" w:sz="8" w:space="0" w:color="4F81BD"/>
+              <w:right w:val="single" w:sz="8" w:space="0" w:color="4F81BD"/>
+              <w:insideV w:val="single" w:sz="8" w:space="0" w:color="4F81BD"/>
+            </w:tcBorders>
+            <w:shd w:val="clear" w:fill="F8FAFC"/>
+            <w:tcMar>
+              <w:top w:w="0" w:type="dxa"/>
+              <w:left w:w="108" w:type="dxa"/>
+              <w:bottom w:w="0" w:type="dxa"/>
+              <w:right w:w="108" w:type="dxa"/>
+            </w:tcMar>
           </w:tcPr>
           <w:p>
+            <w:pPr>
+              <w:spacing w:after="200" w:line="276" w:lineRule="auto"/>
+            </w:pPr>
             <w:r>
               <w:rPr>
+                <w:rFonts w:ascii="Calibri" w:hAnsi="Calibri" w:eastAsia="ＭＳ ゴシック" w:cs="Calibri" w:asciiTheme="majorHAnsi" w:hAnsiTheme="majorHAnsi" w:eastAsiaTheme="majorEastAsia" w:csTheme="majorBidi"/>
+                <w:b/>
+                <w:bCs/>
                 <w:color w:val="1E1B4B"/>
+                <w:sz w:val="22"/>
+                <w:szCs w:val="22"/>
               </w:rPr>
               <w:t>Date de remise</w:t>
             </w:r>
@@ -291,37 +511,70 @@
         <w:tc>
           <w:tcPr>
             <w:tcW w:w="6520" w:type="dxa"/>
+            <w:tcBorders>
+              <w:top w:val="single" w:sz="8" w:space="0" w:color="4F81BD"/>
+              <w:left w:val="single" w:sz="8" w:space="0" w:color="4F81BD"/>
+              <w:bottom w:val="single" w:sz="8" w:space="0" w:color="4F81BD"/>
+              <w:right w:val="single" w:sz="8" w:space="0" w:color="4F81BD"/>
+              <w:insideV w:val="single" w:sz="8" w:space="0" w:color="4F81BD"/>
+            </w:tcBorders>
+            <w:tcMar>
+              <w:top w:w="0" w:type="dxa"/>
+              <w:left w:w="108" w:type="dxa"/>
+              <w:bottom w:w="0" w:type="dxa"/>
+              <w:right w:w="108" w:type="dxa"/>
+            </w:tcMar>
           </w:tcPr>
           <w:p>
             <w:pPr>
-              <w:cnfStyle w:val="000000010000" w:firstRow="0" w:lastRow="0" w:firstColumn="0" w:lastColumn="0" w:oddVBand="0" w:evenVBand="0" w:oddHBand="0" w:evenHBand="1" w:firstRowFirstColumn="0" w:firstRowLastColumn="0" w:lastRowFirstColumn="0" w:lastRowLastColumn="0"/>
+              <w:spacing w:after="200" w:line="276" w:lineRule="auto"/>
             </w:pPr>
             <w:r>
-              <w:t>30/06/2026 1</w:t>
-            </w:r>
-            <w:r>
-              <w:t>7</w:t>
-            </w:r>
-            <w:r>
-              <w:t>h00</w:t>
+              <w:rPr>
+                <w:rFonts w:ascii="Cambria" w:hAnsi="Cambria" w:eastAsia="ＭＳ 明朝" w:cs="Cambria" w:asciiTheme="minorHAnsi" w:hAnsiTheme="minorHAnsi" w:eastAsiaTheme="minorEastAsia" w:csTheme="minorBidi"/>
+                <w:sz w:val="22"/>
+                <w:szCs w:val="22"/>
+              </w:rPr>
+              <w:t>29/06/2026 17h00</w:t>
             </w:r>
           </w:p>
         </w:tc>
       </w:tr>
       <w:tr>
         <w:trPr>
-          <w:cnfStyle w:val="000000100000" w:firstRow="0" w:lastRow="0" w:firstColumn="0" w:lastColumn="0" w:oddVBand="0" w:evenVBand="0" w:oddHBand="1" w:evenHBand="0" w:firstRowFirstColumn="0" w:firstRowLastColumn="0" w:lastRowFirstColumn="0" w:lastRowLastColumn="0"/>
+          <w:cnfStyle w:val="000000100000"/>
         </w:trPr>
         <w:tc>
           <w:tcPr>
-            <w:cnfStyle w:val="001000000000" w:firstRow="0" w:lastRow="0" w:firstColumn="1" w:lastColumn="0" w:oddVBand="0" w:evenVBand="0" w:oddHBand="0" w:evenHBand="0" w:firstRowFirstColumn="0" w:firstRowLastColumn="0" w:lastRowFirstColumn="0" w:lastRowLastColumn="0"/>
+            <w:cnfStyle w:val="001000000000"/>
             <w:tcW w:w="2551" w:type="dxa"/>
-            <w:shd w:val="clear" w:color="auto" w:fill="F8FAFC"/>
+            <w:tcBorders>
+              <w:top w:val="single" w:sz="8" w:space="0" w:color="4F81BD"/>
+              <w:left w:val="single" w:sz="8" w:space="0" w:color="4F81BD"/>
+              <w:bottom w:val="single" w:sz="8" w:space="0" w:color="4F81BD"/>
+              <w:right w:val="single" w:sz="8" w:space="0" w:color="4F81BD"/>
+              <w:insideV w:val="single" w:sz="8" w:space="0" w:color="4F81BD"/>
+            </w:tcBorders>
+            <w:shd w:val="clear" w:fill="F8FAFC"/>
+            <w:tcMar>
+              <w:top w:w="0" w:type="dxa"/>
+              <w:left w:w="108" w:type="dxa"/>
+              <w:bottom w:w="0" w:type="dxa"/>
+              <w:right w:w="108" w:type="dxa"/>
+            </w:tcMar>
           </w:tcPr>
           <w:p>
+            <w:pPr>
+              <w:spacing w:after="200" w:line="276" w:lineRule="auto"/>
+            </w:pPr>
             <w:r>
               <w:rPr>
+                <w:rFonts w:ascii="Calibri" w:hAnsi="Calibri" w:eastAsia="ＭＳ ゴシック" w:cs="Calibri" w:asciiTheme="majorHAnsi" w:hAnsiTheme="majorHAnsi" w:eastAsiaTheme="majorEastAsia" w:csTheme="majorBidi"/>
+                <w:b/>
+                <w:bCs/>
                 <w:color w:val="1E1B4B"/>
+                <w:sz w:val="22"/>
+                <w:szCs w:val="22"/>
               </w:rPr>
               <w:t>Statut</w:t>
             </w:r>
@@ -330,12 +583,31 @@
         <w:tc>
           <w:tcPr>
             <w:tcW w:w="6520" w:type="dxa"/>
+            <w:tcBorders>
+              <w:top w:val="single" w:sz="8" w:space="0" w:color="4F81BD"/>
+              <w:left w:val="single" w:sz="8" w:space="0" w:color="4F81BD"/>
+              <w:bottom w:val="single" w:sz="8" w:space="0" w:color="4F81BD"/>
+              <w:right w:val="single" w:sz="8" w:space="0" w:color="4F81BD"/>
+              <w:insideV w:val="single" w:sz="8" w:space="0" w:color="4F81BD"/>
+            </w:tcBorders>
+            <w:shd w:val="clear" w:fill="D4E0EF"/>
+            <w:tcMar>
+              <w:top w:w="0" w:type="dxa"/>
+              <w:left w:w="108" w:type="dxa"/>
+              <w:bottom w:w="0" w:type="dxa"/>
+              <w:right w:w="108" w:type="dxa"/>
+            </w:tcMar>
           </w:tcPr>
           <w:p>
             <w:pPr>
-              <w:cnfStyle w:val="000000100000" w:firstRow="0" w:lastRow="0" w:firstColumn="0" w:lastColumn="0" w:oddVBand="0" w:evenVBand="0" w:oddHBand="1" w:evenHBand="0" w:firstRowFirstColumn="0" w:firstRowLastColumn="0" w:lastRowFirstColumn="0" w:lastRowLastColumn="0"/>
+              <w:spacing w:after="200" w:line="276" w:lineRule="auto"/>
             </w:pPr>
             <w:r>
+              <w:rPr>
+                <w:rFonts w:ascii="Cambria" w:hAnsi="Cambria" w:eastAsia="ＭＳ 明朝" w:cs="Cambria" w:asciiTheme="minorHAnsi" w:hAnsiTheme="minorHAnsi" w:eastAsiaTheme="minorEastAsia" w:csTheme="minorBidi"/>
+                <w:sz w:val="22"/>
+                <w:szCs w:val="22"/>
+              </w:rPr>
               <w:t>Validé PO</w:t>
             </w:r>
           </w:p>
@@ -348,59 +620,83 @@
       </w:pPr>
       <w:r>
         <w:rPr>
+          <w:rFonts w:ascii="Cambria" w:hAnsi="Cambria" w:eastAsia="ＭＳ 明朝" w:cs="Cambria" w:asciiTheme="minorHAnsi" w:hAnsiTheme="minorHAnsi" w:eastAsiaTheme="minorEastAsia" w:csTheme="minorBidi"/>
           <w:b/>
+          <w:bCs/>
           <w:color w:val="F59E0B"/>
           <w:sz w:val="18"/>
+          <w:szCs w:val="22"/>
         </w:rPr>
-        <w:t>💡</w:t>
+        <w:t xml:space="preserve">💡 Convention de nommage du fichier : </w:t>
       </w:r>
       <w:r>
         <w:rPr>
-          <w:b/>
-          <w:color w:val="F59E0B"/>
+          <w:rFonts w:ascii="WordVisi_MSFontService" w:cs="WordVisi_MSFontService"/>
+          <w:i/>
+          <w:iCs/>
           <w:sz w:val="18"/>
+          <w:szCs w:val="18"/>
         </w:rPr>
-        <w:t xml:space="preserve"> Convention de nommage du fichier : </w:t>
+        <w:t>Equipe-02-Note de Décision Moscow-v2.docx</w:t>
       </w:r>
       <w:r>
         <w:rPr>
-          <w:i/>
-          <w:color w:val="475569"/>
+          <w:rFonts w:ascii="WordVisiPilcrow_MSFontService" w:cs="WordVisiPilcrow_MSFontService"/>
           <w:sz w:val="18"/>
+          <w:szCs w:val="18"/>
         </w:rPr>
-        <w:t>equipe-XX-nom-document-vY.Z.docx  (ex. equipe-03-persona-v1.0.docx)</w:t>
+        <w:t> </w:t>
       </w:r>
     </w:p>
     <w:p>
+      <w:pPr>
+        <w:pageBreakBefore/>
+        <w:spacing w:after="200" w:line="276" w:lineRule="auto"/>
+      </w:pPr>
       <w:r>
-        <w:br w:type="page"/>
+        <w:lastRenderedPageBreak/>
       </w:r>
     </w:p>
     <w:p>
+      <w:pPr>
+        <w:spacing w:after="200" w:line="276" w:lineRule="auto"/>
+      </w:pPr>
       <w:r>
+        <w:lastRenderedPageBreak/>
         <w:rPr>
+          <w:rFonts w:ascii="Cambria" w:hAnsi="Cambria" w:eastAsia="ＭＳ 明朝" w:cs="Cambria" w:asciiTheme="minorHAnsi" w:hAnsiTheme="minorHAnsi" w:eastAsiaTheme="minorEastAsia" w:csTheme="minorBidi"/>
           <w:b/>
+          <w:bCs/>
           <w:color w:val="1E1B4B"/>
           <w:sz w:val="36"/>
+          <w:szCs w:val="22"/>
         </w:rPr>
-        <w:lastRenderedPageBreak/>
         <w:t>Table des matières</w:t>
       </w:r>
     </w:p>
     <w:p>
+      <w:pPr>
+        <w:spacing w:after="200" w:line="276" w:lineRule="auto"/>
+      </w:pPr>
       <w:r>
         <w:rPr>
+          <w:rFonts w:ascii="Cambria" w:hAnsi="Cambria" w:eastAsia="ＭＳ 明朝" w:cs="Cambria" w:asciiTheme="minorHAnsi" w:hAnsiTheme="minorHAnsi" w:eastAsiaTheme="minorEastAsia" w:csTheme="minorBidi"/>
           <w:i/>
+          <w:iCs/>
           <w:color w:val="475569"/>
           <w:sz w:val="18"/>
+          <w:szCs w:val="22"/>
         </w:rPr>
         <w:t>👉</w:t>
       </w:r>
       <w:r>
         <w:rPr>
+          <w:rFonts w:ascii="Cambria" w:hAnsi="Cambria" w:eastAsia="ＭＳ 明朝" w:cs="Cambria" w:asciiTheme="minorHAnsi" w:hAnsiTheme="minorHAnsi" w:eastAsiaTheme="minorEastAsia" w:csTheme="minorBidi"/>
           <w:i/>
+          <w:iCs/>
           <w:color w:val="475569"/>
           <w:sz w:val="18"/>
+          <w:szCs w:val="22"/>
         </w:rPr>
         <w:t xml:space="preserve"> Une fois le document complété, faites clic droit sur la table ci-dessous puis « Mettre à jour les champs » (ou touche F9) pour générer les liens.</w:t>
       </w:r>
@@ -409,76 +705,31 @@
       <w:pPr>
         <w:pStyle w:val="TM1"/>
         <w:tabs>
-          <w:tab w:val="right" w:leader="dot" w:pos="8630"/>
+          <w:tab w:val="right" w:pos="8630" w:leader="dot"/>
         </w:tabs>
-        <w:rPr>
-          <w:noProof/>
-        </w:rPr>
-      </w:pPr>
-      <w:r>
-        <w:fldChar w:fldCharType="begin"/>
-      </w:r>
-      <w:r>
-        <w:instrText>TOC \o "1-3" \h \z \u</w:instrText>
-      </w:r>
-      <w:r>
-        <w:fldChar w:fldCharType="separate"/>
-      </w:r>
-      <w:hyperlink w:anchor="_Toc233728101" w:history="1">
+      </w:pPr>
+      <w:hyperlink w:anchor="_Toc233728101">
         <w:r>
           <w:rPr>
             <w:rStyle w:val="Lienhypertexte"/>
-            <w:noProof/>
+            <w:rFonts w:ascii="Cambria" w:hAnsi="Cambria" w:eastAsia="ＭＳ 明朝" w:cs="Cambria" w:asciiTheme="minorHAnsi" w:hAnsiTheme="minorHAnsi" w:eastAsiaTheme="minorEastAsia" w:csTheme="minorBidi"/>
+            <w:color w:val="0000FF" w:themeColor="hyperlink"/>
+            <w:sz w:val="22"/>
+            <w:szCs w:val="22"/>
+            <w:u w:val="single"/>
           </w:rPr>
           <w:t>Pourquoi cet artefact ?</w:t>
         </w:r>
         <w:r>
-          <w:rPr>
-            <w:noProof/>
-            <w:webHidden/>
-          </w:rPr>
           <w:tab/>
         </w:r>
         <w:r>
           <w:rPr>
-            <w:noProof/>
-            <w:webHidden/>
-          </w:rPr>
-          <w:fldChar w:fldCharType="begin"/>
-        </w:r>
-        <w:r>
-          <w:rPr>
-            <w:noProof/>
-            <w:webHidden/>
-          </w:rPr>
-          <w:instrText xml:space="preserve"> PAGEREF _Toc233728101 \h </w:instrText>
-        </w:r>
-        <w:r>
-          <w:rPr>
-            <w:noProof/>
-            <w:webHidden/>
-          </w:rPr>
-        </w:r>
-        <w:r>
-          <w:rPr>
-            <w:noProof/>
-            <w:webHidden/>
-          </w:rPr>
-          <w:fldChar w:fldCharType="separate"/>
-        </w:r>
-        <w:r>
-          <w:rPr>
-            <w:noProof/>
-            <w:webHidden/>
+            <w:rFonts w:ascii="Cambria" w:hAnsi="Cambria" w:eastAsia="ＭＳ 明朝" w:cs="Cambria" w:asciiTheme="minorHAnsi" w:hAnsiTheme="minorHAnsi" w:eastAsiaTheme="minorEastAsia" w:csTheme="minorBidi"/>
+            <w:sz w:val="22"/>
+            <w:szCs w:val="22"/>
           </w:rPr>
           <w:t>5</w:t>
-        </w:r>
-        <w:r>
-          <w:rPr>
-            <w:noProof/>
-            <w:webHidden/>
-          </w:rPr>
-          <w:fldChar w:fldCharType="end"/>
         </w:r>
       </w:hyperlink>
     </w:p>
@@ -486,67 +737,31 @@
       <w:pPr>
         <w:pStyle w:val="TM1"/>
         <w:tabs>
-          <w:tab w:val="right" w:leader="dot" w:pos="8630"/>
+          <w:tab w:val="right" w:pos="8630" w:leader="dot"/>
         </w:tabs>
-        <w:rPr>
-          <w:noProof/>
-        </w:rPr>
-      </w:pPr>
-      <w:hyperlink w:anchor="_Toc233728102" w:history="1">
+      </w:pPr>
+      <w:hyperlink w:anchor="_Toc233728102">
         <w:r>
           <w:rPr>
             <w:rStyle w:val="Lienhypertexte"/>
-            <w:noProof/>
+            <w:rFonts w:ascii="Cambria" w:hAnsi="Cambria" w:eastAsia="ＭＳ 明朝" w:cs="Cambria" w:asciiTheme="minorHAnsi" w:hAnsiTheme="minorHAnsi" w:eastAsiaTheme="minorEastAsia" w:csTheme="minorBidi"/>
+            <w:color w:val="0000FF" w:themeColor="hyperlink"/>
+            <w:sz w:val="22"/>
+            <w:szCs w:val="22"/>
+            <w:u w:val="single"/>
           </w:rPr>
           <w:t>1. Contexte de la décision</w:t>
         </w:r>
         <w:r>
-          <w:rPr>
-            <w:noProof/>
-            <w:webHidden/>
-          </w:rPr>
           <w:tab/>
         </w:r>
         <w:r>
           <w:rPr>
-            <w:noProof/>
-            <w:webHidden/>
-          </w:rPr>
-          <w:fldChar w:fldCharType="begin"/>
-        </w:r>
-        <w:r>
-          <w:rPr>
-            <w:noProof/>
-            <w:webHidden/>
-          </w:rPr>
-          <w:instrText xml:space="preserve"> PAGEREF _Toc233728102 \h </w:instrText>
-        </w:r>
-        <w:r>
-          <w:rPr>
-            <w:noProof/>
-            <w:webHidden/>
-          </w:rPr>
-        </w:r>
-        <w:r>
-          <w:rPr>
-            <w:noProof/>
-            <w:webHidden/>
-          </w:rPr>
-          <w:fldChar w:fldCharType="separate"/>
-        </w:r>
-        <w:r>
-          <w:rPr>
-            <w:noProof/>
-            <w:webHidden/>
+            <w:rFonts w:ascii="Cambria" w:hAnsi="Cambria" w:eastAsia="ＭＳ 明朝" w:cs="Cambria" w:asciiTheme="minorHAnsi" w:hAnsiTheme="minorHAnsi" w:eastAsiaTheme="minorEastAsia" w:csTheme="minorBidi"/>
+            <w:sz w:val="22"/>
+            <w:szCs w:val="22"/>
           </w:rPr>
           <w:t>5</w:t>
-        </w:r>
-        <w:r>
-          <w:rPr>
-            <w:noProof/>
-            <w:webHidden/>
-          </w:rPr>
-          <w:fldChar w:fldCharType="end"/>
         </w:r>
       </w:hyperlink>
     </w:p>
@@ -554,67 +769,31 @@
       <w:pPr>
         <w:pStyle w:val="TM2"/>
         <w:tabs>
-          <w:tab w:val="right" w:leader="dot" w:pos="8630"/>
+          <w:tab w:val="right" w:pos="8630" w:leader="dot"/>
         </w:tabs>
-        <w:rPr>
-          <w:noProof/>
-        </w:rPr>
-      </w:pPr>
-      <w:hyperlink w:anchor="_Toc233728103" w:history="1">
+      </w:pPr>
+      <w:hyperlink w:anchor="_Toc233728103">
         <w:r>
           <w:rPr>
             <w:rStyle w:val="Lienhypertexte"/>
-            <w:noProof/>
+            <w:rFonts w:ascii="Cambria" w:hAnsi="Cambria" w:eastAsia="ＭＳ 明朝" w:cs="Cambria" w:asciiTheme="minorHAnsi" w:hAnsiTheme="minorHAnsi" w:eastAsiaTheme="minorEastAsia" w:csTheme="minorBidi"/>
+            <w:color w:val="0000FF" w:themeColor="hyperlink"/>
+            <w:sz w:val="22"/>
+            <w:szCs w:val="22"/>
+            <w:u w:val="single"/>
           </w:rPr>
           <w:t>1.1. Perturbation concernée</w:t>
         </w:r>
         <w:r>
-          <w:rPr>
-            <w:noProof/>
-            <w:webHidden/>
-          </w:rPr>
           <w:tab/>
         </w:r>
         <w:r>
           <w:rPr>
-            <w:noProof/>
-            <w:webHidden/>
-          </w:rPr>
-          <w:fldChar w:fldCharType="begin"/>
-        </w:r>
-        <w:r>
-          <w:rPr>
-            <w:noProof/>
-            <w:webHidden/>
-          </w:rPr>
-          <w:instrText xml:space="preserve"> PAGEREF _Toc233728103 \h </w:instrText>
-        </w:r>
-        <w:r>
-          <w:rPr>
-            <w:noProof/>
-            <w:webHidden/>
-          </w:rPr>
-        </w:r>
-        <w:r>
-          <w:rPr>
-            <w:noProof/>
-            <w:webHidden/>
-          </w:rPr>
-          <w:fldChar w:fldCharType="separate"/>
-        </w:r>
-        <w:r>
-          <w:rPr>
-            <w:noProof/>
-            <w:webHidden/>
+            <w:rFonts w:ascii="Cambria" w:hAnsi="Cambria" w:eastAsia="ＭＳ 明朝" w:cs="Cambria" w:asciiTheme="minorHAnsi" w:hAnsiTheme="minorHAnsi" w:eastAsiaTheme="minorEastAsia" w:csTheme="minorBidi"/>
+            <w:sz w:val="22"/>
+            <w:szCs w:val="22"/>
           </w:rPr>
           <w:t>5</w:t>
-        </w:r>
-        <w:r>
-          <w:rPr>
-            <w:noProof/>
-            <w:webHidden/>
-          </w:rPr>
-          <w:fldChar w:fldCharType="end"/>
         </w:r>
       </w:hyperlink>
     </w:p>
@@ -622,67 +801,31 @@
       <w:pPr>
         <w:pStyle w:val="TM2"/>
         <w:tabs>
-          <w:tab w:val="right" w:leader="dot" w:pos="8630"/>
+          <w:tab w:val="right" w:pos="8630" w:leader="dot"/>
         </w:tabs>
-        <w:rPr>
-          <w:noProof/>
-        </w:rPr>
-      </w:pPr>
-      <w:hyperlink w:anchor="_Toc233728104" w:history="1">
+      </w:pPr>
+      <w:hyperlink w:anchor="_Toc233728104">
         <w:r>
           <w:rPr>
             <w:rStyle w:val="Lienhypertexte"/>
-            <w:noProof/>
+            <w:rFonts w:ascii="Cambria" w:hAnsi="Cambria" w:eastAsia="ＭＳ 明朝" w:cs="Cambria" w:asciiTheme="minorHAnsi" w:hAnsiTheme="minorHAnsi" w:eastAsiaTheme="minorEastAsia" w:csTheme="minorBidi"/>
+            <w:color w:val="0000FF" w:themeColor="hyperlink"/>
+            <w:sz w:val="22"/>
+            <w:szCs w:val="22"/>
+            <w:u w:val="single"/>
           </w:rPr>
           <w:t>1.2. Situation factuelle (résumé)</w:t>
         </w:r>
         <w:r>
-          <w:rPr>
-            <w:noProof/>
-            <w:webHidden/>
-          </w:rPr>
           <w:tab/>
         </w:r>
         <w:r>
           <w:rPr>
-            <w:noProof/>
-            <w:webHidden/>
-          </w:rPr>
-          <w:fldChar w:fldCharType="begin"/>
-        </w:r>
-        <w:r>
-          <w:rPr>
-            <w:noProof/>
-            <w:webHidden/>
-          </w:rPr>
-          <w:instrText xml:space="preserve"> PAGEREF _Toc233728104 \h </w:instrText>
-        </w:r>
-        <w:r>
-          <w:rPr>
-            <w:noProof/>
-            <w:webHidden/>
-          </w:rPr>
-        </w:r>
-        <w:r>
-          <w:rPr>
-            <w:noProof/>
-            <w:webHidden/>
-          </w:rPr>
-          <w:fldChar w:fldCharType="separate"/>
-        </w:r>
-        <w:r>
-          <w:rPr>
-            <w:noProof/>
-            <w:webHidden/>
+            <w:rFonts w:ascii="Cambria" w:hAnsi="Cambria" w:eastAsia="ＭＳ 明朝" w:cs="Cambria" w:asciiTheme="minorHAnsi" w:hAnsiTheme="minorHAnsi" w:eastAsiaTheme="minorEastAsia" w:csTheme="minorBidi"/>
+            <w:sz w:val="22"/>
+            <w:szCs w:val="22"/>
           </w:rPr>
           <w:t>5</w:t>
-        </w:r>
-        <w:r>
-          <w:rPr>
-            <w:noProof/>
-            <w:webHidden/>
-          </w:rPr>
-          <w:fldChar w:fldCharType="end"/>
         </w:r>
       </w:hyperlink>
     </w:p>
@@ -690,67 +833,31 @@
       <w:pPr>
         <w:pStyle w:val="TM1"/>
         <w:tabs>
-          <w:tab w:val="right" w:leader="dot" w:pos="8630"/>
+          <w:tab w:val="right" w:pos="8630" w:leader="dot"/>
         </w:tabs>
-        <w:rPr>
-          <w:noProof/>
-        </w:rPr>
-      </w:pPr>
-      <w:hyperlink w:anchor="_Toc233728105" w:history="1">
+      </w:pPr>
+      <w:hyperlink w:anchor="_Toc233728105">
         <w:r>
           <w:rPr>
             <w:rStyle w:val="Lienhypertexte"/>
-            <w:noProof/>
+            <w:rFonts w:ascii="Cambria" w:hAnsi="Cambria" w:eastAsia="ＭＳ 明朝" w:cs="Cambria" w:asciiTheme="minorHAnsi" w:hAnsiTheme="minorHAnsi" w:eastAsiaTheme="minorEastAsia" w:csTheme="minorBidi"/>
+            <w:color w:val="0000FF" w:themeColor="hyperlink"/>
+            <w:sz w:val="22"/>
+            <w:szCs w:val="22"/>
+            <w:u w:val="single"/>
           </w:rPr>
           <w:t>2. Tableau MoSCoW étendu (scoring effort × impact)</w:t>
         </w:r>
         <w:r>
-          <w:rPr>
-            <w:noProof/>
-            <w:webHidden/>
-          </w:rPr>
           <w:tab/>
         </w:r>
         <w:r>
           <w:rPr>
-            <w:noProof/>
-            <w:webHidden/>
-          </w:rPr>
-          <w:fldChar w:fldCharType="begin"/>
-        </w:r>
-        <w:r>
-          <w:rPr>
-            <w:noProof/>
-            <w:webHidden/>
-          </w:rPr>
-          <w:instrText xml:space="preserve"> PAGEREF _Toc233728105 \h </w:instrText>
-        </w:r>
-        <w:r>
-          <w:rPr>
-            <w:noProof/>
-            <w:webHidden/>
-          </w:rPr>
-        </w:r>
-        <w:r>
-          <w:rPr>
-            <w:noProof/>
-            <w:webHidden/>
-          </w:rPr>
-          <w:fldChar w:fldCharType="separate"/>
-        </w:r>
-        <w:r>
-          <w:rPr>
-            <w:noProof/>
-            <w:webHidden/>
+            <w:rFonts w:ascii="Cambria" w:hAnsi="Cambria" w:eastAsia="ＭＳ 明朝" w:cs="Cambria" w:asciiTheme="minorHAnsi" w:hAnsiTheme="minorHAnsi" w:eastAsiaTheme="minorEastAsia" w:csTheme="minorBidi"/>
+            <w:sz w:val="22"/>
+            <w:szCs w:val="22"/>
           </w:rPr>
           <w:t>6</w:t>
-        </w:r>
-        <w:r>
-          <w:rPr>
-            <w:noProof/>
-            <w:webHidden/>
-          </w:rPr>
-          <w:fldChar w:fldCharType="end"/>
         </w:r>
       </w:hyperlink>
     </w:p>
@@ -758,67 +865,31 @@
       <w:pPr>
         <w:pStyle w:val="TM1"/>
         <w:tabs>
-          <w:tab w:val="right" w:leader="dot" w:pos="8630"/>
+          <w:tab w:val="right" w:pos="8630" w:leader="dot"/>
         </w:tabs>
-        <w:rPr>
-          <w:noProof/>
-        </w:rPr>
-      </w:pPr>
-      <w:hyperlink w:anchor="_Toc233728106" w:history="1">
+      </w:pPr>
+      <w:hyperlink w:anchor="_Toc233728106">
         <w:r>
           <w:rPr>
             <w:rStyle w:val="Lienhypertexte"/>
-            <w:noProof/>
+            <w:rFonts w:ascii="Cambria" w:hAnsi="Cambria" w:eastAsia="ＭＳ 明朝" w:cs="Cambria" w:asciiTheme="minorHAnsi" w:hAnsiTheme="minorHAnsi" w:eastAsiaTheme="minorEastAsia" w:csTheme="minorBidi"/>
+            <w:color w:val="0000FF" w:themeColor="hyperlink"/>
+            <w:sz w:val="22"/>
+            <w:szCs w:val="22"/>
+            <w:u w:val="single"/>
           </w:rPr>
           <w:t>3. Contrepartie obligatoire (ce qui sort du sprint)</w:t>
         </w:r>
         <w:r>
-          <w:rPr>
-            <w:noProof/>
-            <w:webHidden/>
-          </w:rPr>
           <w:tab/>
         </w:r>
         <w:r>
           <w:rPr>
-            <w:noProof/>
-            <w:webHidden/>
-          </w:rPr>
-          <w:fldChar w:fldCharType="begin"/>
-        </w:r>
-        <w:r>
-          <w:rPr>
-            <w:noProof/>
-            <w:webHidden/>
-          </w:rPr>
-          <w:instrText xml:space="preserve"> PAGEREF _Toc233728106 \h </w:instrText>
-        </w:r>
-        <w:r>
-          <w:rPr>
-            <w:noProof/>
-            <w:webHidden/>
-          </w:rPr>
-        </w:r>
-        <w:r>
-          <w:rPr>
-            <w:noProof/>
-            <w:webHidden/>
-          </w:rPr>
-          <w:fldChar w:fldCharType="separate"/>
-        </w:r>
-        <w:r>
-          <w:rPr>
-            <w:noProof/>
-            <w:webHidden/>
+            <w:rFonts w:ascii="Cambria" w:hAnsi="Cambria" w:eastAsia="ＭＳ 明朝" w:cs="Cambria" w:asciiTheme="minorHAnsi" w:hAnsiTheme="minorHAnsi" w:eastAsiaTheme="minorEastAsia" w:csTheme="minorBidi"/>
+            <w:sz w:val="22"/>
+            <w:szCs w:val="22"/>
           </w:rPr>
           <w:t>7</w:t>
-        </w:r>
-        <w:r>
-          <w:rPr>
-            <w:noProof/>
-            <w:webHidden/>
-          </w:rPr>
-          <w:fldChar w:fldCharType="end"/>
         </w:r>
       </w:hyperlink>
     </w:p>
@@ -826,67 +897,31 @@
       <w:pPr>
         <w:pStyle w:val="TM2"/>
         <w:tabs>
-          <w:tab w:val="right" w:leader="dot" w:pos="8630"/>
+          <w:tab w:val="right" w:pos="8630" w:leader="dot"/>
         </w:tabs>
-        <w:rPr>
-          <w:noProof/>
-        </w:rPr>
-      </w:pPr>
-      <w:hyperlink w:anchor="_Toc233728107" w:history="1">
+      </w:pPr>
+      <w:hyperlink w:anchor="_Toc233728107">
         <w:r>
           <w:rPr>
             <w:rStyle w:val="Lienhypertexte"/>
-            <w:noProof/>
+            <w:rFonts w:ascii="Cambria" w:hAnsi="Cambria" w:eastAsia="ＭＳ 明朝" w:cs="Cambria" w:asciiTheme="minorHAnsi" w:hAnsiTheme="minorHAnsi" w:eastAsiaTheme="minorEastAsia" w:csTheme="minorBidi"/>
+            <w:color w:val="0000FF" w:themeColor="hyperlink"/>
+            <w:sz w:val="22"/>
+            <w:szCs w:val="22"/>
+            <w:u w:val="single"/>
           </w:rPr>
           <w:t>3.1. Stories ajoutées / Stories reportées</w:t>
         </w:r>
         <w:r>
-          <w:rPr>
-            <w:noProof/>
-            <w:webHidden/>
-          </w:rPr>
           <w:tab/>
         </w:r>
         <w:r>
           <w:rPr>
-            <w:noProof/>
-            <w:webHidden/>
-          </w:rPr>
-          <w:fldChar w:fldCharType="begin"/>
-        </w:r>
-        <w:r>
-          <w:rPr>
-            <w:noProof/>
-            <w:webHidden/>
-          </w:rPr>
-          <w:instrText xml:space="preserve"> PAGEREF _Toc233728107 \h </w:instrText>
-        </w:r>
-        <w:r>
-          <w:rPr>
-            <w:noProof/>
-            <w:webHidden/>
-          </w:rPr>
-        </w:r>
-        <w:r>
-          <w:rPr>
-            <w:noProof/>
-            <w:webHidden/>
-          </w:rPr>
-          <w:fldChar w:fldCharType="separate"/>
-        </w:r>
-        <w:r>
-          <w:rPr>
-            <w:noProof/>
-            <w:webHidden/>
+            <w:rFonts w:ascii="Cambria" w:hAnsi="Cambria" w:eastAsia="ＭＳ 明朝" w:cs="Cambria" w:asciiTheme="minorHAnsi" w:hAnsiTheme="minorHAnsi" w:eastAsiaTheme="minorEastAsia" w:csTheme="minorBidi"/>
+            <w:sz w:val="22"/>
+            <w:szCs w:val="22"/>
           </w:rPr>
           <w:t>7</w:t>
-        </w:r>
-        <w:r>
-          <w:rPr>
-            <w:noProof/>
-            <w:webHidden/>
-          </w:rPr>
-          <w:fldChar w:fldCharType="end"/>
         </w:r>
       </w:hyperlink>
     </w:p>
@@ -894,67 +929,31 @@
       <w:pPr>
         <w:pStyle w:val="TM1"/>
         <w:tabs>
-          <w:tab w:val="right" w:leader="dot" w:pos="8630"/>
+          <w:tab w:val="right" w:pos="8630" w:leader="dot"/>
         </w:tabs>
-        <w:rPr>
-          <w:noProof/>
-        </w:rPr>
-      </w:pPr>
-      <w:hyperlink w:anchor="_Toc233728108" w:history="1">
+      </w:pPr>
+      <w:hyperlink w:anchor="_Toc233728108">
         <w:r>
           <w:rPr>
             <w:rStyle w:val="Lienhypertexte"/>
-            <w:noProof/>
+            <w:rFonts w:ascii="Cambria" w:hAnsi="Cambria" w:eastAsia="ＭＳ 明朝" w:cs="Cambria" w:asciiTheme="minorHAnsi" w:hAnsiTheme="minorHAnsi" w:eastAsiaTheme="minorEastAsia" w:csTheme="minorBidi"/>
+            <w:color w:val="0000FF" w:themeColor="hyperlink"/>
+            <w:sz w:val="22"/>
+            <w:szCs w:val="22"/>
+            <w:u w:val="single"/>
           </w:rPr>
           <w:t>4. Impact sur les Releases</w:t>
         </w:r>
         <w:r>
-          <w:rPr>
-            <w:noProof/>
-            <w:webHidden/>
-          </w:rPr>
           <w:tab/>
         </w:r>
         <w:r>
           <w:rPr>
-            <w:noProof/>
-            <w:webHidden/>
-          </w:rPr>
-          <w:fldChar w:fldCharType="begin"/>
-        </w:r>
-        <w:r>
-          <w:rPr>
-            <w:noProof/>
-            <w:webHidden/>
-          </w:rPr>
-          <w:instrText xml:space="preserve"> PAGEREF _Toc233728108 \h </w:instrText>
-        </w:r>
-        <w:r>
-          <w:rPr>
-            <w:noProof/>
-            <w:webHidden/>
-          </w:rPr>
-        </w:r>
-        <w:r>
-          <w:rPr>
-            <w:noProof/>
-            <w:webHidden/>
-          </w:rPr>
-          <w:fldChar w:fldCharType="separate"/>
-        </w:r>
-        <w:r>
-          <w:rPr>
-            <w:noProof/>
-            <w:webHidden/>
+            <w:rFonts w:ascii="Cambria" w:hAnsi="Cambria" w:eastAsia="ＭＳ 明朝" w:cs="Cambria" w:asciiTheme="minorHAnsi" w:hAnsiTheme="minorHAnsi" w:eastAsiaTheme="minorEastAsia" w:csTheme="minorBidi"/>
+            <w:sz w:val="22"/>
+            <w:szCs w:val="22"/>
           </w:rPr>
           <w:t>8</w:t>
-        </w:r>
-        <w:r>
-          <w:rPr>
-            <w:noProof/>
-            <w:webHidden/>
-          </w:rPr>
-          <w:fldChar w:fldCharType="end"/>
         </w:r>
       </w:hyperlink>
     </w:p>
@@ -962,68 +961,31 @@
       <w:pPr>
         <w:pStyle w:val="TM2"/>
         <w:tabs>
-          <w:tab w:val="right" w:leader="dot" w:pos="8630"/>
+          <w:tab w:val="right" w:pos="8630" w:leader="dot"/>
         </w:tabs>
-        <w:rPr>
-          <w:noProof/>
-        </w:rPr>
-      </w:pPr>
-      <w:hyperlink w:anchor="_Toc233728109" w:history="1">
+      </w:pPr>
+      <w:hyperlink w:anchor="_Toc233728109">
         <w:r>
           <w:rPr>
             <w:rStyle w:val="Lienhypertexte"/>
-            <w:noProof/>
-            <w:lang w:val="en-US"/>
+            <w:rFonts w:ascii="Cambria" w:hAnsi="Cambria" w:eastAsia="ＭＳ 明朝" w:cs="Cambria" w:asciiTheme="minorHAnsi" w:hAnsiTheme="minorHAnsi" w:eastAsiaTheme="minorEastAsia" w:csTheme="minorBidi"/>
+            <w:color w:val="0000FF" w:themeColor="hyperlink"/>
+            <w:sz w:val="22"/>
+            <w:szCs w:val="22"/>
+            <w:u w:val="single"/>
           </w:rPr>
           <w:t>4.1. Release 1 (MVP mercredi 17h45)</w:t>
         </w:r>
         <w:r>
-          <w:rPr>
-            <w:noProof/>
-            <w:webHidden/>
-          </w:rPr>
           <w:tab/>
         </w:r>
         <w:r>
           <w:rPr>
-            <w:noProof/>
-            <w:webHidden/>
-          </w:rPr>
-          <w:fldChar w:fldCharType="begin"/>
-        </w:r>
-        <w:r>
-          <w:rPr>
-            <w:noProof/>
-            <w:webHidden/>
-          </w:rPr>
-          <w:instrText xml:space="preserve"> PAGEREF _Toc233728109 \h </w:instrText>
-        </w:r>
-        <w:r>
-          <w:rPr>
-            <w:noProof/>
-            <w:webHidden/>
-          </w:rPr>
-        </w:r>
-        <w:r>
-          <w:rPr>
-            <w:noProof/>
-            <w:webHidden/>
-          </w:rPr>
-          <w:fldChar w:fldCharType="separate"/>
-        </w:r>
-        <w:r>
-          <w:rPr>
-            <w:noProof/>
-            <w:webHidden/>
+            <w:rFonts w:ascii="Cambria" w:hAnsi="Cambria" w:eastAsia="ＭＳ 明朝" w:cs="Cambria" w:asciiTheme="minorHAnsi" w:hAnsiTheme="minorHAnsi" w:eastAsiaTheme="minorEastAsia" w:csTheme="minorBidi"/>
+            <w:sz w:val="22"/>
+            <w:szCs w:val="22"/>
           </w:rPr>
           <w:t>8</w:t>
-        </w:r>
-        <w:r>
-          <w:rPr>
-            <w:noProof/>
-            <w:webHidden/>
-          </w:rPr>
-          <w:fldChar w:fldCharType="end"/>
         </w:r>
       </w:hyperlink>
     </w:p>
@@ -1031,67 +993,31 @@
       <w:pPr>
         <w:pStyle w:val="TM2"/>
         <w:tabs>
-          <w:tab w:val="right" w:leader="dot" w:pos="8630"/>
+          <w:tab w:val="right" w:pos="8630" w:leader="dot"/>
         </w:tabs>
-        <w:rPr>
-          <w:noProof/>
-        </w:rPr>
-      </w:pPr>
-      <w:hyperlink w:anchor="_Toc233728110" w:history="1">
+      </w:pPr>
+      <w:hyperlink w:anchor="_Toc233728110">
         <w:r>
           <w:rPr>
             <w:rStyle w:val="Lienhypertexte"/>
-            <w:noProof/>
+            <w:rFonts w:ascii="Cambria" w:hAnsi="Cambria" w:eastAsia="ＭＳ 明朝" w:cs="Cambria" w:asciiTheme="minorHAnsi" w:hAnsiTheme="minorHAnsi" w:eastAsiaTheme="minorEastAsia" w:csTheme="minorBidi"/>
+            <w:color w:val="0000FF" w:themeColor="hyperlink"/>
+            <w:sz w:val="22"/>
+            <w:szCs w:val="22"/>
+            <w:u w:val="single"/>
           </w:rPr>
           <w:t>4.2. Release 2 (jeudi 17h45)</w:t>
         </w:r>
         <w:r>
-          <w:rPr>
-            <w:noProof/>
-            <w:webHidden/>
-          </w:rPr>
           <w:tab/>
         </w:r>
         <w:r>
           <w:rPr>
-            <w:noProof/>
-            <w:webHidden/>
-          </w:rPr>
-          <w:fldChar w:fldCharType="begin"/>
-        </w:r>
-        <w:r>
-          <w:rPr>
-            <w:noProof/>
-            <w:webHidden/>
-          </w:rPr>
-          <w:instrText xml:space="preserve"> PAGEREF _Toc233728110 \h </w:instrText>
-        </w:r>
-        <w:r>
-          <w:rPr>
-            <w:noProof/>
-            <w:webHidden/>
-          </w:rPr>
-        </w:r>
-        <w:r>
-          <w:rPr>
-            <w:noProof/>
-            <w:webHidden/>
-          </w:rPr>
-          <w:fldChar w:fldCharType="separate"/>
-        </w:r>
-        <w:r>
-          <w:rPr>
-            <w:noProof/>
-            <w:webHidden/>
+            <w:rFonts w:ascii="Cambria" w:hAnsi="Cambria" w:eastAsia="ＭＳ 明朝" w:cs="Cambria" w:asciiTheme="minorHAnsi" w:hAnsiTheme="minorHAnsi" w:eastAsiaTheme="minorEastAsia" w:csTheme="minorBidi"/>
+            <w:sz w:val="22"/>
+            <w:szCs w:val="22"/>
           </w:rPr>
           <w:t>8</w:t>
-        </w:r>
-        <w:r>
-          <w:rPr>
-            <w:noProof/>
-            <w:webHidden/>
-          </w:rPr>
-          <w:fldChar w:fldCharType="end"/>
         </w:r>
       </w:hyperlink>
     </w:p>
@@ -1099,67 +1025,31 @@
       <w:pPr>
         <w:pStyle w:val="TM2"/>
         <w:tabs>
-          <w:tab w:val="right" w:leader="dot" w:pos="8630"/>
+          <w:tab w:val="right" w:pos="8630" w:leader="dot"/>
         </w:tabs>
-        <w:rPr>
-          <w:noProof/>
-        </w:rPr>
-      </w:pPr>
-      <w:hyperlink w:anchor="_Toc233728111" w:history="1">
+      </w:pPr>
+      <w:hyperlink w:anchor="_Toc233728111">
         <w:r>
           <w:rPr>
             <w:rStyle w:val="Lienhypertexte"/>
-            <w:noProof/>
+            <w:rFonts w:ascii="Cambria" w:hAnsi="Cambria" w:eastAsia="ＭＳ 明朝" w:cs="Cambria" w:asciiTheme="minorHAnsi" w:hAnsiTheme="minorHAnsi" w:eastAsiaTheme="minorEastAsia" w:csTheme="minorBidi"/>
+            <w:color w:val="0000FF" w:themeColor="hyperlink"/>
+            <w:sz w:val="22"/>
+            <w:szCs w:val="22"/>
+            <w:u w:val="single"/>
           </w:rPr>
           <w:t>4.3. Stories décalées au backlog post-soutenance</w:t>
         </w:r>
         <w:r>
-          <w:rPr>
-            <w:noProof/>
-            <w:webHidden/>
-          </w:rPr>
           <w:tab/>
         </w:r>
         <w:r>
           <w:rPr>
-            <w:noProof/>
-            <w:webHidden/>
-          </w:rPr>
-          <w:fldChar w:fldCharType="begin"/>
-        </w:r>
-        <w:r>
-          <w:rPr>
-            <w:noProof/>
-            <w:webHidden/>
-          </w:rPr>
-          <w:instrText xml:space="preserve"> PAGEREF _Toc233728111 \h </w:instrText>
-        </w:r>
-        <w:r>
-          <w:rPr>
-            <w:noProof/>
-            <w:webHidden/>
-          </w:rPr>
-        </w:r>
-        <w:r>
-          <w:rPr>
-            <w:noProof/>
-            <w:webHidden/>
-          </w:rPr>
-          <w:fldChar w:fldCharType="separate"/>
-        </w:r>
-        <w:r>
-          <w:rPr>
-            <w:noProof/>
-            <w:webHidden/>
+            <w:rFonts w:ascii="Cambria" w:hAnsi="Cambria" w:eastAsia="ＭＳ 明朝" w:cs="Cambria" w:asciiTheme="minorHAnsi" w:hAnsiTheme="minorHAnsi" w:eastAsiaTheme="minorEastAsia" w:csTheme="minorBidi"/>
+            <w:sz w:val="22"/>
+            <w:szCs w:val="22"/>
           </w:rPr>
           <w:t>8</w:t>
-        </w:r>
-        <w:r>
-          <w:rPr>
-            <w:noProof/>
-            <w:webHidden/>
-          </w:rPr>
-          <w:fldChar w:fldCharType="end"/>
         </w:r>
       </w:hyperlink>
     </w:p>
@@ -1167,67 +1057,31 @@
       <w:pPr>
         <w:pStyle w:val="TM1"/>
         <w:tabs>
-          <w:tab w:val="right" w:leader="dot" w:pos="8630"/>
+          <w:tab w:val="right" w:pos="8630" w:leader="dot"/>
         </w:tabs>
-        <w:rPr>
-          <w:noProof/>
-        </w:rPr>
-      </w:pPr>
-      <w:hyperlink w:anchor="_Toc233728112" w:history="1">
+      </w:pPr>
+      <w:hyperlink w:anchor="_Toc233728112">
         <w:r>
           <w:rPr>
             <w:rStyle w:val="Lienhypertexte"/>
-            <w:noProof/>
+            <w:rFonts w:ascii="Cambria" w:hAnsi="Cambria" w:eastAsia="ＭＳ 明朝" w:cs="Cambria" w:asciiTheme="minorHAnsi" w:hAnsiTheme="minorHAnsi" w:eastAsiaTheme="minorEastAsia" w:csTheme="minorBidi"/>
+            <w:color w:val="0000FF" w:themeColor="hyperlink"/>
+            <w:sz w:val="22"/>
+            <w:szCs w:val="22"/>
+            <w:u w:val="single"/>
           </w:rPr>
           <w:t>5. Validation Product Owner</w:t>
         </w:r>
         <w:r>
-          <w:rPr>
-            <w:noProof/>
-            <w:webHidden/>
-          </w:rPr>
           <w:tab/>
         </w:r>
         <w:r>
           <w:rPr>
-            <w:noProof/>
-            <w:webHidden/>
-          </w:rPr>
-          <w:fldChar w:fldCharType="begin"/>
-        </w:r>
-        <w:r>
-          <w:rPr>
-            <w:noProof/>
-            <w:webHidden/>
-          </w:rPr>
-          <w:instrText xml:space="preserve"> PAGEREF _Toc233728112 \h </w:instrText>
-        </w:r>
-        <w:r>
-          <w:rPr>
-            <w:noProof/>
-            <w:webHidden/>
-          </w:rPr>
-        </w:r>
-        <w:r>
-          <w:rPr>
-            <w:noProof/>
-            <w:webHidden/>
-          </w:rPr>
-          <w:fldChar w:fldCharType="separate"/>
-        </w:r>
-        <w:r>
-          <w:rPr>
-            <w:noProof/>
-            <w:webHidden/>
+            <w:rFonts w:ascii="Cambria" w:hAnsi="Cambria" w:eastAsia="ＭＳ 明朝" w:cs="Cambria" w:asciiTheme="minorHAnsi" w:hAnsiTheme="minorHAnsi" w:eastAsiaTheme="minorEastAsia" w:csTheme="minorBidi"/>
+            <w:sz w:val="22"/>
+            <w:szCs w:val="22"/>
           </w:rPr>
           <w:t>8</w:t>
-        </w:r>
-        <w:r>
-          <w:rPr>
-            <w:noProof/>
-            <w:webHidden/>
-          </w:rPr>
-          <w:fldChar w:fldCharType="end"/>
         </w:r>
       </w:hyperlink>
     </w:p>
@@ -1235,75 +1089,42 @@
       <w:pPr>
         <w:pStyle w:val="TM1"/>
         <w:tabs>
-          <w:tab w:val="right" w:leader="dot" w:pos="8630"/>
+          <w:tab w:val="right" w:pos="8630" w:leader="dot"/>
         </w:tabs>
-        <w:rPr>
-          <w:noProof/>
-        </w:rPr>
-      </w:pPr>
-      <w:hyperlink w:anchor="_Toc233728113" w:history="1">
+      </w:pPr>
+      <w:hyperlink w:anchor="_Toc233728113">
         <w:r>
           <w:rPr>
             <w:rStyle w:val="Lienhypertexte"/>
-            <w:rFonts w:ascii="Segoe UI Emoji" w:hAnsi="Segoe UI Emoji" w:cs="Segoe UI Emoji"/>
-            <w:noProof/>
+            <w:rFonts w:ascii="Segoe UI Emoji" w:hAnsi="Segoe UI Emoji" w:eastAsia="ＭＳ 明朝" w:cs="Segoe UI Emoji" w:eastAsiaTheme="minorEastAsia"/>
+            <w:color w:val="0000FF" w:themeColor="hyperlink"/>
+            <w:sz w:val="22"/>
+            <w:szCs w:val="22"/>
+            <w:u w:val="single"/>
           </w:rPr>
           <w:t>✅</w:t>
         </w:r>
         <w:r>
           <w:rPr>
             <w:rStyle w:val="Lienhypertexte"/>
-            <w:noProof/>
+            <w:rFonts w:ascii="Cambria" w:hAnsi="Cambria" w:eastAsia="ＭＳ 明朝" w:cs="Cambria" w:asciiTheme="minorHAnsi" w:hAnsiTheme="minorHAnsi" w:eastAsiaTheme="minorEastAsia" w:csTheme="minorBidi"/>
+            <w:color w:val="0000FF" w:themeColor="hyperlink"/>
+            <w:sz w:val="22"/>
+            <w:szCs w:val="22"/>
+            <w:u w:val="single"/>
           </w:rPr>
           <w:t xml:space="preserve"> Grille d'auto-évaluation</w:t>
         </w:r>
         <w:r>
-          <w:rPr>
-            <w:noProof/>
-            <w:webHidden/>
-          </w:rPr>
           <w:tab/>
         </w:r>
         <w:r>
           <w:rPr>
-            <w:noProof/>
-            <w:webHidden/>
-          </w:rPr>
-          <w:fldChar w:fldCharType="begin"/>
-        </w:r>
-        <w:r>
-          <w:rPr>
-            <w:noProof/>
-            <w:webHidden/>
-          </w:rPr>
-          <w:instrText xml:space="preserve"> PAGEREF _Toc233728113 \h </w:instrText>
-        </w:r>
-        <w:r>
-          <w:rPr>
-            <w:noProof/>
-            <w:webHidden/>
-          </w:rPr>
-        </w:r>
-        <w:r>
-          <w:rPr>
-            <w:noProof/>
-            <w:webHidden/>
-          </w:rPr>
-          <w:fldChar w:fldCharType="separate"/>
-        </w:r>
-        <w:r>
-          <w:rPr>
-            <w:noProof/>
-            <w:webHidden/>
+            <w:rFonts w:ascii="Cambria" w:hAnsi="Cambria" w:eastAsia="ＭＳ 明朝" w:cs="Cambria" w:asciiTheme="minorHAnsi" w:hAnsiTheme="minorHAnsi" w:eastAsiaTheme="minorEastAsia" w:csTheme="minorBidi"/>
+            <w:sz w:val="22"/>
+            <w:szCs w:val="22"/>
           </w:rPr>
           <w:t>10</w:t>
-        </w:r>
-        <w:r>
-          <w:rPr>
-            <w:noProof/>
-            <w:webHidden/>
-          </w:rPr>
-          <w:fldChar w:fldCharType="end"/>
         </w:r>
       </w:hyperlink>
     </w:p>
@@ -1311,75 +1132,42 @@
       <w:pPr>
         <w:pStyle w:val="TM1"/>
         <w:tabs>
-          <w:tab w:val="right" w:leader="dot" w:pos="8630"/>
+          <w:tab w:val="right" w:pos="8630" w:leader="dot"/>
         </w:tabs>
-        <w:rPr>
-          <w:noProof/>
-        </w:rPr>
-      </w:pPr>
-      <w:hyperlink w:anchor="_Toc233728114" w:history="1">
+      </w:pPr>
+      <w:hyperlink w:anchor="_Toc233728114">
         <w:r>
           <w:rPr>
             <w:rStyle w:val="Lienhypertexte"/>
-            <w:rFonts w:ascii="Segoe UI Emoji" w:hAnsi="Segoe UI Emoji" w:cs="Segoe UI Emoji"/>
-            <w:noProof/>
+            <w:rFonts w:ascii="Segoe UI Emoji" w:hAnsi="Segoe UI Emoji" w:eastAsia="ＭＳ 明朝" w:cs="Segoe UI Emoji" w:eastAsiaTheme="minorEastAsia"/>
+            <w:color w:val="0000FF" w:themeColor="hyperlink"/>
+            <w:sz w:val="22"/>
+            <w:szCs w:val="22"/>
+            <w:u w:val="single"/>
           </w:rPr>
           <w:t>📚</w:t>
         </w:r>
         <w:r>
           <w:rPr>
             <w:rStyle w:val="Lienhypertexte"/>
-            <w:noProof/>
+            <w:rFonts w:ascii="Cambria" w:hAnsi="Cambria" w:eastAsia="ＭＳ 明朝" w:cs="Cambria" w:asciiTheme="minorHAnsi" w:hAnsiTheme="minorHAnsi" w:eastAsiaTheme="minorEastAsia" w:csTheme="minorBidi"/>
+            <w:color w:val="0000FF" w:themeColor="hyperlink"/>
+            <w:sz w:val="22"/>
+            <w:szCs w:val="22"/>
+            <w:u w:val="single"/>
           </w:rPr>
           <w:t xml:space="preserve"> Références et conventions</w:t>
         </w:r>
         <w:r>
-          <w:rPr>
-            <w:noProof/>
-            <w:webHidden/>
-          </w:rPr>
           <w:tab/>
         </w:r>
         <w:r>
           <w:rPr>
-            <w:noProof/>
-            <w:webHidden/>
-          </w:rPr>
-          <w:fldChar w:fldCharType="begin"/>
-        </w:r>
-        <w:r>
-          <w:rPr>
-            <w:noProof/>
-            <w:webHidden/>
-          </w:rPr>
-          <w:instrText xml:space="preserve"> PAGEREF _Toc233728114 \h </w:instrText>
-        </w:r>
-        <w:r>
-          <w:rPr>
-            <w:noProof/>
-            <w:webHidden/>
-          </w:rPr>
-        </w:r>
-        <w:r>
-          <w:rPr>
-            <w:noProof/>
-            <w:webHidden/>
-          </w:rPr>
-          <w:fldChar w:fldCharType="separate"/>
-        </w:r>
-        <w:r>
-          <w:rPr>
-            <w:noProof/>
-            <w:webHidden/>
+            <w:rFonts w:ascii="Cambria" w:hAnsi="Cambria" w:eastAsia="ＭＳ 明朝" w:cs="Cambria" w:asciiTheme="minorHAnsi" w:hAnsiTheme="minorHAnsi" w:eastAsiaTheme="minorEastAsia" w:csTheme="minorBidi"/>
+            <w:sz w:val="22"/>
+            <w:szCs w:val="22"/>
           </w:rPr>
           <w:t>11</w:t>
-        </w:r>
-        <w:r>
-          <w:rPr>
-            <w:noProof/>
-            <w:webHidden/>
-          </w:rPr>
-          <w:fldChar w:fldCharType="end"/>
         </w:r>
       </w:hyperlink>
     </w:p>
@@ -1387,67 +1175,31 @@
       <w:pPr>
         <w:pStyle w:val="TM2"/>
         <w:tabs>
-          <w:tab w:val="right" w:leader="dot" w:pos="8630"/>
+          <w:tab w:val="right" w:pos="8630" w:leader="dot"/>
         </w:tabs>
-        <w:rPr>
-          <w:noProof/>
-        </w:rPr>
-      </w:pPr>
-      <w:hyperlink w:anchor="_Toc233728115" w:history="1">
+      </w:pPr>
+      <w:hyperlink w:anchor="_Toc233728115">
         <w:r>
           <w:rPr>
             <w:rStyle w:val="Lienhypertexte"/>
-            <w:noProof/>
+            <w:rFonts w:ascii="Cambria" w:hAnsi="Cambria" w:eastAsia="ＭＳ 明朝" w:cs="Cambria" w:asciiTheme="minorHAnsi" w:hAnsiTheme="minorHAnsi" w:eastAsiaTheme="minorEastAsia" w:csTheme="minorBidi"/>
+            <w:color w:val="0000FF" w:themeColor="hyperlink"/>
+            <w:sz w:val="22"/>
+            <w:szCs w:val="22"/>
+            <w:u w:val="single"/>
           </w:rPr>
           <w:t>Références incontournables</w:t>
         </w:r>
         <w:r>
-          <w:rPr>
-            <w:noProof/>
-            <w:webHidden/>
-          </w:rPr>
           <w:tab/>
         </w:r>
         <w:r>
           <w:rPr>
-            <w:noProof/>
-            <w:webHidden/>
-          </w:rPr>
-          <w:fldChar w:fldCharType="begin"/>
-        </w:r>
-        <w:r>
-          <w:rPr>
-            <w:noProof/>
-            <w:webHidden/>
-          </w:rPr>
-          <w:instrText xml:space="preserve"> PAGEREF _Toc233728115 \h </w:instrText>
-        </w:r>
-        <w:r>
-          <w:rPr>
-            <w:noProof/>
-            <w:webHidden/>
-          </w:rPr>
-        </w:r>
-        <w:r>
-          <w:rPr>
-            <w:noProof/>
-            <w:webHidden/>
-          </w:rPr>
-          <w:fldChar w:fldCharType="separate"/>
-        </w:r>
-        <w:r>
-          <w:rPr>
-            <w:noProof/>
-            <w:webHidden/>
+            <w:rFonts w:ascii="Cambria" w:hAnsi="Cambria" w:eastAsia="ＭＳ 明朝" w:cs="Cambria" w:asciiTheme="minorHAnsi" w:hAnsiTheme="minorHAnsi" w:eastAsiaTheme="minorEastAsia" w:csTheme="minorBidi"/>
+            <w:sz w:val="22"/>
+            <w:szCs w:val="22"/>
           </w:rPr>
           <w:t>11</w:t>
-        </w:r>
-        <w:r>
-          <w:rPr>
-            <w:noProof/>
-            <w:webHidden/>
-          </w:rPr>
-          <w:fldChar w:fldCharType="end"/>
         </w:r>
       </w:hyperlink>
     </w:p>
@@ -1455,67 +1207,31 @@
       <w:pPr>
         <w:pStyle w:val="TM2"/>
         <w:tabs>
-          <w:tab w:val="right" w:leader="dot" w:pos="8630"/>
+          <w:tab w:val="right" w:pos="8630" w:leader="dot"/>
         </w:tabs>
-        <w:rPr>
-          <w:noProof/>
-        </w:rPr>
-      </w:pPr>
-      <w:hyperlink w:anchor="_Toc233728116" w:history="1">
+      </w:pPr>
+      <w:hyperlink w:anchor="_Toc233728116">
         <w:r>
           <w:rPr>
             <w:rStyle w:val="Lienhypertexte"/>
-            <w:noProof/>
+            <w:rFonts w:ascii="Cambria" w:hAnsi="Cambria" w:eastAsia="ＭＳ 明朝" w:cs="Cambria" w:asciiTheme="minorHAnsi" w:hAnsiTheme="minorHAnsi" w:eastAsiaTheme="minorEastAsia" w:csTheme="minorBidi"/>
+            <w:color w:val="0000FF" w:themeColor="hyperlink"/>
+            <w:sz w:val="22"/>
+            <w:szCs w:val="22"/>
+            <w:u w:val="single"/>
           </w:rPr>
           <w:t>Références spécifiques à ce document</w:t>
         </w:r>
         <w:r>
-          <w:rPr>
-            <w:noProof/>
-            <w:webHidden/>
-          </w:rPr>
           <w:tab/>
         </w:r>
         <w:r>
           <w:rPr>
-            <w:noProof/>
-            <w:webHidden/>
-          </w:rPr>
-          <w:fldChar w:fldCharType="begin"/>
-        </w:r>
-        <w:r>
-          <w:rPr>
-            <w:noProof/>
-            <w:webHidden/>
-          </w:rPr>
-          <w:instrText xml:space="preserve"> PAGEREF _Toc233728116 \h </w:instrText>
-        </w:r>
-        <w:r>
-          <w:rPr>
-            <w:noProof/>
-            <w:webHidden/>
-          </w:rPr>
-        </w:r>
-        <w:r>
-          <w:rPr>
-            <w:noProof/>
-            <w:webHidden/>
-          </w:rPr>
-          <w:fldChar w:fldCharType="separate"/>
-        </w:r>
-        <w:r>
-          <w:rPr>
-            <w:noProof/>
-            <w:webHidden/>
+            <w:rFonts w:ascii="Cambria" w:hAnsi="Cambria" w:eastAsia="ＭＳ 明朝" w:cs="Cambria" w:asciiTheme="minorHAnsi" w:hAnsiTheme="minorHAnsi" w:eastAsiaTheme="minorEastAsia" w:csTheme="minorBidi"/>
+            <w:sz w:val="22"/>
+            <w:szCs w:val="22"/>
           </w:rPr>
           <w:t>11</w:t>
-        </w:r>
-        <w:r>
-          <w:rPr>
-            <w:noProof/>
-            <w:webHidden/>
-          </w:rPr>
-          <w:fldChar w:fldCharType="end"/>
         </w:r>
       </w:hyperlink>
     </w:p>
@@ -1523,67 +1239,31 @@
       <w:pPr>
         <w:pStyle w:val="TM2"/>
         <w:tabs>
-          <w:tab w:val="right" w:leader="dot" w:pos="8630"/>
+          <w:tab w:val="right" w:pos="8630" w:leader="dot"/>
         </w:tabs>
-        <w:rPr>
-          <w:noProof/>
-        </w:rPr>
-      </w:pPr>
-      <w:hyperlink w:anchor="_Toc233728117" w:history="1">
+      </w:pPr>
+      <w:hyperlink w:anchor="_Toc233728117">
         <w:r>
           <w:rPr>
             <w:rStyle w:val="Lienhypertexte"/>
-            <w:noProof/>
+            <w:rFonts w:ascii="Cambria" w:hAnsi="Cambria" w:eastAsia="ＭＳ 明朝" w:cs="Cambria" w:asciiTheme="minorHAnsi" w:hAnsiTheme="minorHAnsi" w:eastAsiaTheme="minorEastAsia" w:csTheme="minorBidi"/>
+            <w:color w:val="0000FF" w:themeColor="hyperlink"/>
+            <w:sz w:val="22"/>
+            <w:szCs w:val="22"/>
+            <w:u w:val="single"/>
           </w:rPr>
           <w:t>Convention de versionnement</w:t>
         </w:r>
         <w:r>
-          <w:rPr>
-            <w:noProof/>
-            <w:webHidden/>
-          </w:rPr>
           <w:tab/>
         </w:r>
         <w:r>
           <w:rPr>
-            <w:noProof/>
-            <w:webHidden/>
-          </w:rPr>
-          <w:fldChar w:fldCharType="begin"/>
-        </w:r>
-        <w:r>
-          <w:rPr>
-            <w:noProof/>
-            <w:webHidden/>
-          </w:rPr>
-          <w:instrText xml:space="preserve"> PAGEREF _Toc233728117 \h </w:instrText>
-        </w:r>
-        <w:r>
-          <w:rPr>
-            <w:noProof/>
-            <w:webHidden/>
-          </w:rPr>
-        </w:r>
-        <w:r>
-          <w:rPr>
-            <w:noProof/>
-            <w:webHidden/>
-          </w:rPr>
-          <w:fldChar w:fldCharType="separate"/>
-        </w:r>
-        <w:r>
-          <w:rPr>
-            <w:noProof/>
-            <w:webHidden/>
+            <w:rFonts w:ascii="Cambria" w:hAnsi="Cambria" w:eastAsia="ＭＳ 明朝" w:cs="Cambria" w:asciiTheme="minorHAnsi" w:hAnsiTheme="minorHAnsi" w:eastAsiaTheme="minorEastAsia" w:csTheme="minorBidi"/>
+            <w:sz w:val="22"/>
+            <w:szCs w:val="22"/>
           </w:rPr>
           <w:t>11</w:t>
-        </w:r>
-        <w:r>
-          <w:rPr>
-            <w:noProof/>
-            <w:webHidden/>
-          </w:rPr>
-          <w:fldChar w:fldCharType="end"/>
         </w:r>
       </w:hyperlink>
     </w:p>
@@ -1591,23 +1271,31 @@
       <w:pPr>
         <w:spacing w:before="283"/>
       </w:pPr>
+      <w:r/>
+    </w:p>
+    <w:p>
+      <w:pPr>
+        <w:pageBreakBefore/>
+        <w:spacing w:after="200" w:line="276" w:lineRule="auto"/>
+      </w:pPr>
       <w:r>
-        <w:fldChar w:fldCharType="end"/>
+        <w:lastRenderedPageBreak/>
       </w:r>
     </w:p>
     <w:p>
+      <w:pPr>
+        <w:spacing w:after="200" w:line="276" w:lineRule="auto"/>
+      </w:pPr>
       <w:r>
-        <w:br w:type="page"/>
-      </w:r>
-    </w:p>
-    <w:p>
-      <w:r>
+        <w:lastRenderedPageBreak/>
         <w:rPr>
+          <w:rFonts w:ascii="Cambria" w:hAnsi="Cambria" w:eastAsia="ＭＳ 明朝" w:cs="Cambria" w:asciiTheme="minorHAnsi" w:hAnsiTheme="minorHAnsi" w:eastAsiaTheme="minorEastAsia" w:csTheme="minorBidi"/>
           <w:b/>
+          <w:bCs/>
           <w:color w:val="F59E0B"/>
           <w:sz w:val="18"/>
+          <w:szCs w:val="22"/>
         </w:rPr>
-        <w:lastRenderedPageBreak/>
         <w:t>PRÉAMBULE</w:t>
       </w:r>
     </w:p>
@@ -1618,19 +1306,40 @@
       <w:bookmarkStart w:id="0" w:name="_Toc233728101"/>
       <w:r>
         <w:rPr>
+          <w:rFonts w:ascii="Calibri" w:hAnsi="Calibri" w:eastAsia="ＭＳ ゴシック" w:cs="Calibri" w:asciiTheme="majorHAnsi" w:hAnsiTheme="majorHAnsi" w:eastAsiaTheme="majorEastAsia" w:csTheme="majorBidi"/>
+          <w:b/>
+          <w:bCs/>
           <w:color w:val="1E1B4B"/>
+          <w:sz w:val="28"/>
+          <w:szCs w:val="28"/>
         </w:rPr>
         <w:t>Pourquoi cet artefact ?</w:t>
       </w:r>
       <w:bookmarkEnd w:id="0"/>
     </w:p>
     <w:p>
+      <w:pPr>
+        <w:spacing w:after="200" w:line="276" w:lineRule="auto"/>
+      </w:pPr>
       <w:r>
+        <w:rPr>
+          <w:rFonts w:ascii="Cambria" w:hAnsi="Cambria" w:eastAsia="ＭＳ 明朝" w:cs="Cambria" w:asciiTheme="minorHAnsi" w:hAnsiTheme="minorHAnsi" w:eastAsiaTheme="minorEastAsia" w:csTheme="minorBidi"/>
+          <w:sz w:val="22"/>
+          <w:szCs w:val="22"/>
+        </w:rPr>
         <w:t>Une note de décision MoSCoW formalise un arbitrage de priorisation. Sans note écrite, l'arbitrage devient un vœu pieux que personne ne respecte. Cette note est exigée chaque fois qu'une perturbation modifie le scope (perturbation J1 produit, J4 crise utilisateur) ou qu'une décision majeure doit être justifiée devant le Product Owner.</w:t>
       </w:r>
     </w:p>
     <w:p>
+      <w:pPr>
+        <w:spacing w:after="200" w:line="276" w:lineRule="auto"/>
+      </w:pPr>
       <w:r>
+        <w:rPr>
+          <w:rFonts w:ascii="Cambria" w:hAnsi="Cambria" w:eastAsia="ＭＳ 明朝" w:cs="Cambria" w:asciiTheme="minorHAnsi" w:hAnsiTheme="minorHAnsi" w:eastAsiaTheme="minorEastAsia" w:csTheme="minorBidi"/>
+          <w:sz w:val="22"/>
+          <w:szCs w:val="22"/>
+        </w:rPr>
         <w:t>Ce modèle est pré-rempli avec un cas d'usage : la perturbation J1, qui voit l'arrivée de Mme Sophie Lefèvre (persona enseignante) avec des besoins métier spécifiques qui modifient le scope initialement prévu. Vous adapterez aux besoins concrets de votre équipe.</w:t>
       </w:r>
     </w:p>
@@ -1640,21 +1349,33 @@
       </w:pPr>
       <w:r>
         <w:rPr>
+          <w:rFonts w:ascii="Cambria" w:hAnsi="Cambria" w:eastAsia="ＭＳ 明朝" w:cs="Cambria" w:asciiTheme="minorHAnsi" w:hAnsiTheme="minorHAnsi" w:eastAsiaTheme="minorEastAsia" w:csTheme="minorBidi"/>
           <w:b/>
+          <w:bCs/>
           <w:color w:val="F59E0B"/>
+          <w:sz w:val="22"/>
+          <w:szCs w:val="22"/>
         </w:rPr>
         <w:t>💡</w:t>
       </w:r>
       <w:r>
         <w:rPr>
+          <w:rFonts w:ascii="Cambria" w:hAnsi="Cambria" w:eastAsia="ＭＳ 明朝" w:cs="Cambria" w:asciiTheme="minorHAnsi" w:hAnsiTheme="minorHAnsi" w:eastAsiaTheme="minorEastAsia" w:csTheme="minorBidi"/>
           <w:b/>
+          <w:bCs/>
           <w:color w:val="F59E0B"/>
+          <w:sz w:val="22"/>
+          <w:szCs w:val="22"/>
         </w:rPr>
         <w:t xml:space="preserve"> Mode d'emploi </w:t>
       </w:r>
       <w:r>
         <w:rPr>
+          <w:rFonts w:ascii="Cambria" w:hAnsi="Cambria" w:eastAsia="ＭＳ 明朝" w:cs="Cambria" w:asciiTheme="minorHAnsi" w:hAnsiTheme="minorHAnsi" w:eastAsiaTheme="minorEastAsia" w:csTheme="minorBidi"/>
           <w:i/>
+          <w:iCs/>
+          <w:sz w:val="22"/>
+          <w:szCs w:val="22"/>
         </w:rPr>
         <w:t>La note MoSCoW se rédige À CHAUD, dès qu'une décision est prise, pas en fin de sprint « pour le dossier ». Elle se relit avec le PO en moins de 5 minutes. Si elle est plus longue, c'est qu'elle dérive en compte-rendu : à éviter.</w:t>
       </w:r>
@@ -1666,7 +1387,12 @@
       <w:bookmarkStart w:id="1" w:name="_Toc233728102"/>
       <w:r>
         <w:rPr>
+          <w:rFonts w:ascii="Calibri" w:hAnsi="Calibri" w:eastAsia="ＭＳ ゴシック" w:cs="Calibri" w:asciiTheme="majorHAnsi" w:hAnsiTheme="majorHAnsi" w:eastAsiaTheme="majorEastAsia" w:csTheme="majorBidi"/>
+          <w:b/>
+          <w:bCs/>
           <w:color w:val="1E1B4B"/>
+          <w:sz w:val="28"/>
+          <w:szCs w:val="28"/>
         </w:rPr>
         <w:t>1. Contexte de la décision</w:t>
       </w:r>
@@ -1679,25 +1405,34 @@
       </w:pPr>
       <w:r>
         <w:rPr>
+          <w:rFonts w:ascii="Cambria" w:hAnsi="Cambria" w:eastAsia="ＭＳ 明朝" w:cs="Cambria" w:asciiTheme="minorHAnsi" w:hAnsiTheme="minorHAnsi" w:eastAsiaTheme="minorEastAsia" w:csTheme="minorBidi"/>
           <w:b/>
+          <w:bCs/>
           <w:color w:val="F59E0B"/>
           <w:sz w:val="18"/>
+          <w:szCs w:val="22"/>
         </w:rPr>
         <w:t>💡</w:t>
       </w:r>
       <w:r>
         <w:rPr>
+          <w:rFonts w:ascii="Cambria" w:hAnsi="Cambria" w:eastAsia="ＭＳ 明朝" w:cs="Cambria" w:asciiTheme="minorHAnsi" w:hAnsiTheme="minorHAnsi" w:eastAsiaTheme="minorEastAsia" w:csTheme="minorBidi"/>
           <w:b/>
+          <w:bCs/>
           <w:color w:val="F59E0B"/>
           <w:sz w:val="18"/>
+          <w:szCs w:val="22"/>
         </w:rPr>
         <w:t xml:space="preserve"> Objectif. </w:t>
       </w:r>
       <w:r>
         <w:rPr>
+          <w:rFonts w:ascii="Cambria" w:hAnsi="Cambria" w:eastAsia="ＭＳ 明朝" w:cs="Cambria" w:asciiTheme="minorHAnsi" w:hAnsiTheme="minorHAnsi" w:eastAsiaTheme="minorEastAsia" w:csTheme="minorBidi"/>
           <w:i/>
+          <w:iCs/>
           <w:color w:val="475569"/>
           <w:sz w:val="18"/>
+          <w:szCs w:val="22"/>
         </w:rPr>
         <w:t>Décrire factuellement la perturbation qui appelle cette priorisation. Pas d'interprétation, pas d'émotion : seulement les faits.</w:t>
       </w:r>
@@ -1708,25 +1443,34 @@
       </w:pPr>
       <w:r>
         <w:rPr>
+          <w:rFonts w:ascii="Cambria" w:hAnsi="Cambria" w:eastAsia="ＭＳ 明朝" w:cs="Cambria" w:asciiTheme="minorHAnsi" w:hAnsiTheme="minorHAnsi" w:eastAsiaTheme="minorEastAsia" w:csTheme="minorBidi"/>
           <w:b/>
+          <w:bCs/>
           <w:color w:val="F59E0B"/>
           <w:sz w:val="18"/>
+          <w:szCs w:val="22"/>
         </w:rPr>
         <w:t>📐</w:t>
       </w:r>
       <w:r>
         <w:rPr>
+          <w:rFonts w:ascii="Cambria" w:hAnsi="Cambria" w:eastAsia="ＭＳ 明朝" w:cs="Cambria" w:asciiTheme="minorHAnsi" w:hAnsiTheme="minorHAnsi" w:eastAsiaTheme="minorEastAsia" w:csTheme="minorBidi"/>
           <w:b/>
+          <w:bCs/>
           <w:color w:val="F59E0B"/>
           <w:sz w:val="18"/>
+          <w:szCs w:val="22"/>
         </w:rPr>
         <w:t xml:space="preserve"> Format attendu. </w:t>
       </w:r>
       <w:r>
         <w:rPr>
+          <w:rFonts w:ascii="Cambria" w:hAnsi="Cambria" w:eastAsia="ＭＳ 明朝" w:cs="Cambria" w:asciiTheme="minorHAnsi" w:hAnsiTheme="minorHAnsi" w:eastAsiaTheme="minorEastAsia" w:csTheme="minorBidi"/>
           <w:i/>
+          <w:iCs/>
           <w:color w:val="475569"/>
           <w:sz w:val="18"/>
+          <w:szCs w:val="22"/>
         </w:rPr>
         <w:t>2 à 3 paragraphes : qui · quoi · quand · pourquoi cette note est nécessaire maintenant. Mentionner explicitement la perturbation J-X concernée.</w:t>
       </w:r>
@@ -1737,25 +1481,34 @@
       </w:pPr>
       <w:r>
         <w:rPr>
+          <w:rFonts w:ascii="Cambria" w:hAnsi="Cambria" w:eastAsia="ＭＳ 明朝" w:cs="Cambria" w:asciiTheme="minorHAnsi" w:hAnsiTheme="minorHAnsi" w:eastAsiaTheme="minorEastAsia" w:csTheme="minorBidi"/>
           <w:b/>
+          <w:bCs/>
           <w:color w:val="16A34A"/>
           <w:sz w:val="18"/>
+          <w:szCs w:val="22"/>
         </w:rPr>
         <w:t>✅</w:t>
       </w:r>
       <w:r>
         <w:rPr>
+          <w:rFonts w:ascii="Cambria" w:hAnsi="Cambria" w:eastAsia="ＭＳ 明朝" w:cs="Cambria" w:asciiTheme="minorHAnsi" w:hAnsiTheme="minorHAnsi" w:eastAsiaTheme="minorEastAsia" w:csTheme="minorBidi"/>
           <w:b/>
+          <w:bCs/>
           <w:color w:val="16A34A"/>
           <w:sz w:val="18"/>
+          <w:szCs w:val="22"/>
         </w:rPr>
         <w:t xml:space="preserve"> Bon exemple. </w:t>
       </w:r>
       <w:r>
         <w:rPr>
+          <w:rFonts w:ascii="Cambria" w:hAnsi="Cambria" w:eastAsia="ＭＳ 明朝" w:cs="Cambria" w:asciiTheme="minorHAnsi" w:hAnsiTheme="minorHAnsi" w:eastAsiaTheme="minorEastAsia" w:csTheme="minorBidi"/>
           <w:i/>
+          <w:iCs/>
           <w:color w:val="475569"/>
           <w:sz w:val="18"/>
+          <w:szCs w:val="22"/>
         </w:rPr>
         <w:t>« Lundi 14h00, Mme Sophie Lefèvre (persona enseignante, BTS Communication Lyon) intervient en revue produit et expose 4 besoins métier qui ne figurent pas au backlog initial : export Word/PDF des quiz, multi-classes, dashboard de classe, génération de barème. Ces besoins valent ~29 SP, au-dessus de la capacité restante de la semaine. »</w:t>
       </w:r>
@@ -1766,25 +1519,34 @@
       </w:pPr>
       <w:r>
         <w:rPr>
+          <w:rFonts w:ascii="Cambria" w:hAnsi="Cambria" w:eastAsia="ＭＳ 明朝" w:cs="Cambria" w:asciiTheme="minorHAnsi" w:hAnsiTheme="minorHAnsi" w:eastAsiaTheme="minorEastAsia" w:csTheme="minorBidi"/>
           <w:b/>
+          <w:bCs/>
           <w:color w:val="DC2626"/>
           <w:sz w:val="18"/>
+          <w:szCs w:val="22"/>
         </w:rPr>
         <w:t>❌</w:t>
       </w:r>
       <w:r>
         <w:rPr>
+          <w:rFonts w:ascii="Cambria" w:hAnsi="Cambria" w:eastAsia="ＭＳ 明朝" w:cs="Cambria" w:asciiTheme="minorHAnsi" w:hAnsiTheme="minorHAnsi" w:eastAsiaTheme="minorEastAsia" w:csTheme="minorBidi"/>
           <w:b/>
+          <w:bCs/>
           <w:color w:val="DC2626"/>
           <w:sz w:val="18"/>
+          <w:szCs w:val="22"/>
         </w:rPr>
         <w:t xml:space="preserve"> À éviter. </w:t>
       </w:r>
       <w:r>
         <w:rPr>
+          <w:rFonts w:ascii="Cambria" w:hAnsi="Cambria" w:eastAsia="ＭＳ 明朝" w:cs="Cambria" w:asciiTheme="minorHAnsi" w:hAnsiTheme="minorHAnsi" w:eastAsiaTheme="minorEastAsia" w:csTheme="minorBidi"/>
           <w:i/>
+          <w:iCs/>
           <w:color w:val="475569"/>
           <w:sz w:val="18"/>
+          <w:szCs w:val="22"/>
         </w:rPr>
         <w:t>« Y'a des trucs en plus à faire. » (vague, intestable, ne tranche rien)</w:t>
       </w:r>
@@ -1796,68 +1558,88 @@
       <w:bookmarkStart w:id="2" w:name="_Toc233728103"/>
       <w:r>
         <w:rPr>
+          <w:rFonts w:ascii="Calibri" w:hAnsi="Calibri" w:eastAsia="ＭＳ ゴシック" w:cs="Calibri" w:asciiTheme="majorHAnsi" w:hAnsiTheme="majorHAnsi" w:eastAsiaTheme="majorEastAsia" w:csTheme="majorBidi"/>
+          <w:b/>
+          <w:bCs/>
           <w:color w:val="1E1B4B"/>
+          <w:sz w:val="26"/>
+          <w:szCs w:val="26"/>
         </w:rPr>
         <w:t>1.1. Perturbation concernée</w:t>
       </w:r>
       <w:bookmarkEnd w:id="2"/>
     </w:p>
     <w:p>
+      <w:pPr>
+        <w:spacing w:after="200" w:line="276" w:lineRule="auto"/>
+      </w:pPr>
       <w:r>
         <w:rPr>
+          <w:rFonts w:ascii="Cambria" w:hAnsi="Cambria" w:eastAsia="ＭＳ 明朝" w:cs="Cambria" w:asciiTheme="minorHAnsi" w:hAnsiTheme="minorHAnsi" w:eastAsiaTheme="minorEastAsia" w:csTheme="minorBidi"/>
           <w:b/>
+          <w:bCs/>
+          <w:sz w:val="22"/>
+          <w:szCs w:val="22"/>
         </w:rPr>
         <w:t xml:space="preserve">Perturbation : </w:t>
       </w:r>
       <w:r>
         <w:rPr>
+          <w:rFonts w:ascii="Cambria" w:hAnsi="Cambria" w:eastAsia="ＭＳ 明朝" w:cs="Cambria" w:asciiTheme="minorHAnsi" w:hAnsiTheme="minorHAnsi" w:eastAsiaTheme="minorEastAsia" w:csTheme="minorBidi"/>
           <w:i/>
+          <w:iCs/>
+          <w:sz w:val="22"/>
+          <w:szCs w:val="22"/>
         </w:rPr>
         <w:t>J1, Mme Lefèvre arrive dans le tableau (lundi 14h00, page Perturbations J1)</w:t>
       </w:r>
     </w:p>
     <w:p>
+      <w:pPr>
+        <w:spacing w:after="200" w:line="276" w:lineRule="auto"/>
+      </w:pPr>
       <w:r>
         <w:rPr>
+          <w:rFonts w:ascii="Cambria" w:hAnsi="Cambria" w:eastAsia="ＭＳ 明朝" w:cs="Cambria" w:asciiTheme="minorHAnsi" w:hAnsiTheme="minorHAnsi" w:eastAsiaTheme="minorEastAsia" w:csTheme="minorBidi"/>
           <w:b/>
+          <w:bCs/>
+          <w:sz w:val="22"/>
+          <w:szCs w:val="22"/>
         </w:rPr>
         <w:t xml:space="preserve">Date d'émission de la note : </w:t>
       </w:r>
       <w:r>
         <w:rPr>
+          <w:rFonts w:ascii="Cambria" w:hAnsi="Cambria" w:eastAsia="ＭＳ 明朝" w:cs="Cambria" w:asciiTheme="minorHAnsi" w:hAnsiTheme="minorHAnsi" w:eastAsiaTheme="minorEastAsia" w:csTheme="minorBidi"/>
           <w:i/>
+          <w:iCs/>
+          <w:sz w:val="22"/>
+          <w:szCs w:val="22"/>
         </w:rPr>
-        <w:t>30</w:t>
-      </w:r>
-      <w:r>
-        <w:rPr>
-          <w:i/>
-        </w:rPr>
-        <w:t>/06/2026 1</w:t>
-      </w:r>
-      <w:r>
-        <w:rPr>
-          <w:i/>
-        </w:rPr>
-        <w:t>6</w:t>
-      </w:r>
-      <w:r>
-        <w:rPr>
-          <w:i/>
-        </w:rPr>
-        <w:t>h00</w:t>
+        <w:t>29/06/2026 17h00</w:t>
       </w:r>
     </w:p>
     <w:p>
+      <w:pPr>
+        <w:spacing w:after="200" w:line="276" w:lineRule="auto"/>
+      </w:pPr>
       <w:r>
         <w:rPr>
+          <w:rFonts w:ascii="Cambria" w:hAnsi="Cambria" w:eastAsia="ＭＳ 明朝" w:cs="Cambria" w:asciiTheme="minorHAnsi" w:hAnsiTheme="minorHAnsi" w:eastAsiaTheme="minorEastAsia" w:csTheme="minorBidi"/>
           <w:b/>
+          <w:bCs/>
+          <w:sz w:val="22"/>
+          <w:szCs w:val="22"/>
         </w:rPr>
         <w:t xml:space="preserve">Rédacteur·trice : </w:t>
       </w:r>
       <w:r>
         <w:rPr>
+          <w:rFonts w:ascii="Cambria" w:hAnsi="Cambria" w:eastAsia="ＭＳ 明朝" w:cs="Cambria" w:asciiTheme="minorHAnsi" w:hAnsiTheme="minorHAnsi" w:eastAsiaTheme="minorEastAsia" w:csTheme="minorBidi"/>
           <w:i/>
+          <w:iCs/>
+          <w:sz w:val="22"/>
+          <w:szCs w:val="22"/>
         </w:rPr>
         <w:t>Krishmini KULAKRISHNA</w:t>
       </w:r>
@@ -1869,52 +1651,97 @@
       <w:bookmarkStart w:id="3" w:name="_Toc233728104"/>
       <w:r>
         <w:rPr>
+          <w:rFonts w:ascii="Calibri" w:hAnsi="Calibri" w:eastAsia="ＭＳ ゴシック" w:cs="Calibri" w:asciiTheme="majorHAnsi" w:hAnsiTheme="majorHAnsi" w:eastAsiaTheme="majorEastAsia" w:csTheme="majorBidi"/>
+          <w:b/>
+          <w:bCs/>
           <w:color w:val="1E1B4B"/>
+          <w:sz w:val="26"/>
+          <w:szCs w:val="26"/>
         </w:rPr>
         <w:t>1.2. Situation factuelle (résumé)</w:t>
       </w:r>
       <w:bookmarkEnd w:id="3"/>
     </w:p>
     <w:p>
+      <w:pPr>
+        <w:spacing w:after="200" w:line="276" w:lineRule="auto"/>
+      </w:pPr>
       <w:r>
+        <w:rPr>
+          <w:rFonts w:ascii="Cambria" w:hAnsi="Cambria" w:eastAsia="ＭＳ 明朝" w:cs="Cambria" w:asciiTheme="minorHAnsi" w:hAnsiTheme="minorHAnsi" w:eastAsiaTheme="minorEastAsia" w:csTheme="minorBidi"/>
+          <w:sz w:val="22"/>
+          <w:szCs w:val="22"/>
+        </w:rPr>
         <w:t>Mme Sophie Lefèvre (42 ans, professeure de Communication en BTS, lycée privé sous contrat à Lyon) est intervenue en revue produit lundi 14h00. Elle expose 4 besoins métier qui n'étaient pas au backlog initial parce que la cible primaire (étudiant·e) n'avait pas révélé ces problèmes :</w:t>
       </w:r>
     </w:p>
     <w:p>
       <w:pPr>
         <w:pStyle w:val="Listepuces"/>
+        <w:ind w:left="360" w:hanging="360"/>
       </w:pPr>
       <w:r>
+        <w:rPr>
+          <w:rFonts w:ascii="Cambria" w:hAnsi="Cambria" w:eastAsia="ＭＳ 明朝" w:cs="Cambria" w:asciiTheme="minorHAnsi" w:hAnsiTheme="minorHAnsi" w:eastAsiaTheme="minorEastAsia" w:csTheme="minorBidi"/>
+          <w:sz w:val="22"/>
+          <w:szCs w:val="22"/>
+        </w:rPr>
         <w:t>• Compte enseignant avec gestion multi-classes (28 étudiants / classe en BTS Communication)</w:t>
       </w:r>
     </w:p>
     <w:p>
       <w:pPr>
         <w:pStyle w:val="Listepuces"/>
+        <w:ind w:left="360" w:hanging="360"/>
       </w:pPr>
       <w:r>
         <w:lastRenderedPageBreak/>
+        <w:rPr>
+          <w:rFonts w:ascii="Cambria" w:hAnsi="Cambria" w:eastAsia="ＭＳ 明朝" w:cs="Cambria" w:asciiTheme="minorHAnsi" w:hAnsiTheme="minorHAnsi" w:eastAsiaTheme="minorEastAsia" w:csTheme="minorBidi"/>
+          <w:sz w:val="22"/>
+          <w:szCs w:val="22"/>
+        </w:rPr>
         <w:t>• Export Word/PDF des quiz générés (impression en salle des profs)</w:t>
       </w:r>
     </w:p>
     <w:p>
       <w:pPr>
         <w:pStyle w:val="Listepuces"/>
+        <w:ind w:left="360" w:hanging="360"/>
       </w:pPr>
       <w:r>
+        <w:rPr>
+          <w:rFonts w:ascii="Cambria" w:hAnsi="Cambria" w:eastAsia="ＭＳ 明朝" w:cs="Cambria" w:asciiTheme="minorHAnsi" w:hAnsiTheme="minorHAnsi" w:eastAsiaTheme="minorEastAsia" w:csTheme="minorBidi"/>
+          <w:sz w:val="22"/>
+          <w:szCs w:val="22"/>
+        </w:rPr>
         <w:t>• Dashboard de classe pour suivre qui a répondu (engagement / lacunes communes)</w:t>
       </w:r>
     </w:p>
     <w:p>
       <w:pPr>
         <w:pStyle w:val="Listepuces"/>
+        <w:ind w:left="360" w:hanging="360"/>
       </w:pPr>
       <w:r>
+        <w:rPr>
+          <w:rFonts w:ascii="Cambria" w:hAnsi="Cambria" w:eastAsia="ＭＳ 明朝" w:cs="Cambria" w:asciiTheme="minorHAnsi" w:hAnsiTheme="minorHAnsi" w:eastAsiaTheme="minorEastAsia" w:csTheme="minorBidi"/>
+          <w:sz w:val="22"/>
+          <w:szCs w:val="22"/>
+        </w:rPr>
         <w:t>• Génération automatique d'un barème + grille d'évaluation par quiz</w:t>
       </w:r>
     </w:p>
     <w:p>
+      <w:pPr>
+        <w:spacing w:after="200" w:line="276" w:lineRule="auto"/>
+      </w:pPr>
       <w:r>
+        <w:rPr>
+          <w:rFonts w:ascii="Cambria" w:hAnsi="Cambria" w:eastAsia="ＭＳ 明朝" w:cs="Cambria" w:asciiTheme="minorHAnsi" w:hAnsiTheme="minorHAnsi" w:eastAsiaTheme="minorEastAsia" w:csTheme="minorBidi"/>
+          <w:sz w:val="22"/>
+          <w:szCs w:val="22"/>
+        </w:rPr>
         <w:t>Total estimé : ~29 SP. Capacité restante de la semaine après cadrage : ~50 SP déjà engagés sur le backlog initial. Sans arbitrage, le sprint dérape.</w:t>
       </w:r>
     </w:p>
@@ -1925,7 +1752,12 @@
       <w:bookmarkStart w:id="4" w:name="_Toc233728105"/>
       <w:r>
         <w:rPr>
+          <w:rFonts w:ascii="Calibri" w:hAnsi="Calibri" w:eastAsia="ＭＳ ゴシック" w:cs="Calibri" w:asciiTheme="majorHAnsi" w:hAnsiTheme="majorHAnsi" w:eastAsiaTheme="majorEastAsia" w:csTheme="majorBidi"/>
+          <w:b/>
+          <w:bCs/>
           <w:color w:val="1E1B4B"/>
+          <w:sz w:val="28"/>
+          <w:szCs w:val="28"/>
         </w:rPr>
         <w:t>2. Tableau MoSCoW étendu (scoring effort × impact)</w:t>
       </w:r>
@@ -1938,25 +1770,34 @@
       </w:pPr>
       <w:r>
         <w:rPr>
+          <w:rFonts w:ascii="Cambria" w:hAnsi="Cambria" w:eastAsia="ＭＳ 明朝" w:cs="Cambria" w:asciiTheme="minorHAnsi" w:hAnsiTheme="minorHAnsi" w:eastAsiaTheme="minorEastAsia" w:csTheme="minorBidi"/>
           <w:b/>
+          <w:bCs/>
           <w:color w:val="F59E0B"/>
           <w:sz w:val="18"/>
+          <w:szCs w:val="22"/>
         </w:rPr>
         <w:t>💡</w:t>
       </w:r>
       <w:r>
         <w:rPr>
+          <w:rFonts w:ascii="Cambria" w:hAnsi="Cambria" w:eastAsia="ＭＳ 明朝" w:cs="Cambria" w:asciiTheme="minorHAnsi" w:hAnsiTheme="minorHAnsi" w:eastAsiaTheme="minorEastAsia" w:csTheme="minorBidi"/>
           <w:b/>
+          <w:bCs/>
           <w:color w:val="F59E0B"/>
           <w:sz w:val="18"/>
+          <w:szCs w:val="22"/>
         </w:rPr>
         <w:t xml:space="preserve"> Objectif. </w:t>
       </w:r>
       <w:r>
         <w:rPr>
+          <w:rFonts w:ascii="Cambria" w:hAnsi="Cambria" w:eastAsia="ＭＳ 明朝" w:cs="Cambria" w:asciiTheme="minorHAnsi" w:hAnsiTheme="minorHAnsi" w:eastAsiaTheme="minorEastAsia" w:csTheme="minorBidi"/>
           <w:i/>
+          <w:iCs/>
           <w:color w:val="475569"/>
           <w:sz w:val="18"/>
+          <w:szCs w:val="22"/>
         </w:rPr>
         <w:t>Trancher chacune des stories candidates en MUST / SHOULD / COULD / WON'T, avec un score chiffré qui rend la décision défendable en revue.</w:t>
       </w:r>
@@ -1967,25 +1808,34 @@
       </w:pPr>
       <w:r>
         <w:rPr>
+          <w:rFonts w:ascii="Cambria" w:hAnsi="Cambria" w:eastAsia="ＭＳ 明朝" w:cs="Cambria" w:asciiTheme="minorHAnsi" w:hAnsiTheme="minorHAnsi" w:eastAsiaTheme="minorEastAsia" w:csTheme="minorBidi"/>
           <w:b/>
+          <w:bCs/>
           <w:color w:val="F59E0B"/>
           <w:sz w:val="18"/>
+          <w:szCs w:val="22"/>
         </w:rPr>
         <w:t>📐</w:t>
       </w:r>
       <w:r>
         <w:rPr>
+          <w:rFonts w:ascii="Cambria" w:hAnsi="Cambria" w:eastAsia="ＭＳ 明朝" w:cs="Cambria" w:asciiTheme="minorHAnsi" w:hAnsiTheme="minorHAnsi" w:eastAsiaTheme="minorEastAsia" w:csTheme="minorBidi"/>
           <w:b/>
+          <w:bCs/>
           <w:color w:val="F59E0B"/>
           <w:sz w:val="18"/>
+          <w:szCs w:val="22"/>
         </w:rPr>
         <w:t xml:space="preserve"> Format attendu. </w:t>
       </w:r>
       <w:r>
         <w:rPr>
+          <w:rFonts w:ascii="Cambria" w:hAnsi="Cambria" w:eastAsia="ＭＳ 明朝" w:cs="Cambria" w:asciiTheme="minorHAnsi" w:hAnsiTheme="minorHAnsi" w:eastAsiaTheme="minorEastAsia" w:csTheme="minorBidi"/>
           <w:i/>
+          <w:iCs/>
           <w:color w:val="475569"/>
           <w:sz w:val="18"/>
+          <w:szCs w:val="22"/>
         </w:rPr>
         <w:t>Table 6 colonnes : Story · Niveau · Effort (SP) · Impact (1-5) · Score = Impact/Effort × 10 · Justification. Plus le score est élevé, plus la story est rentable.</w:t>
       </w:r>
@@ -1993,34 +1843,37 @@
     <w:p>
       <w:pPr>
         <w:ind w:left="227" w:right="227"/>
-        <w:rPr>
-          <w:lang w:val="en-US"/>
-        </w:rPr>
       </w:pPr>
       <w:r>
         <w:rPr>
+          <w:rFonts w:ascii="Cambria" w:hAnsi="Cambria" w:eastAsia="ＭＳ 明朝" w:cs="Cambria" w:asciiTheme="minorHAnsi" w:hAnsiTheme="minorHAnsi" w:eastAsiaTheme="minorEastAsia" w:csTheme="minorBidi"/>
           <w:b/>
+          <w:bCs/>
           <w:color w:val="16A34A"/>
           <w:sz w:val="18"/>
-          <w:lang w:val="en-US"/>
+          <w:szCs w:val="22"/>
         </w:rPr>
         <w:t>✅</w:t>
       </w:r>
       <w:r>
         <w:rPr>
+          <w:rFonts w:ascii="Cambria" w:hAnsi="Cambria" w:eastAsia="ＭＳ 明朝" w:cs="Cambria" w:asciiTheme="minorHAnsi" w:hAnsiTheme="minorHAnsi" w:eastAsiaTheme="minorEastAsia" w:csTheme="minorBidi"/>
           <w:b/>
+          <w:bCs/>
           <w:color w:val="16A34A"/>
           <w:sz w:val="18"/>
-          <w:lang w:val="en-US"/>
+          <w:szCs w:val="22"/>
         </w:rPr>
         <w:t xml:space="preserve"> Bon exemple. </w:t>
       </w:r>
       <w:r>
         <w:rPr>
+          <w:rFonts w:ascii="Cambria" w:hAnsi="Cambria" w:eastAsia="ＭＳ 明朝" w:cs="Cambria" w:asciiTheme="minorHAnsi" w:hAnsiTheme="minorHAnsi" w:eastAsiaTheme="minorEastAsia" w:csTheme="minorBidi"/>
           <w:i/>
+          <w:iCs/>
           <w:color w:val="475569"/>
           <w:sz w:val="18"/>
-          <w:lang w:val="en-US"/>
+          <w:szCs w:val="22"/>
         </w:rPr>
         <w:t>« US-NEW-02 Export Word/PDF, SHOULD, Effort 3 SP, Impact 5, Score 16,7, Bloquant pour adoption B2B, faisable Sprint 6. »</w:t>
       </w:r>
@@ -2031,33 +1884,45 @@
       </w:pPr>
       <w:r>
         <w:rPr>
+          <w:rFonts w:ascii="Cambria" w:hAnsi="Cambria" w:eastAsia="ＭＳ 明朝" w:cs="Cambria" w:asciiTheme="minorHAnsi" w:hAnsiTheme="minorHAnsi" w:eastAsiaTheme="minorEastAsia" w:csTheme="minorBidi"/>
           <w:b/>
+          <w:bCs/>
           <w:color w:val="DC2626"/>
           <w:sz w:val="18"/>
+          <w:szCs w:val="22"/>
         </w:rPr>
         <w:t>❌</w:t>
       </w:r>
       <w:r>
         <w:rPr>
+          <w:rFonts w:ascii="Cambria" w:hAnsi="Cambria" w:eastAsia="ＭＳ 明朝" w:cs="Cambria" w:asciiTheme="minorHAnsi" w:hAnsiTheme="minorHAnsi" w:eastAsiaTheme="minorEastAsia" w:csTheme="minorBidi"/>
           <w:b/>
+          <w:bCs/>
           <w:color w:val="DC2626"/>
           <w:sz w:val="18"/>
+          <w:szCs w:val="22"/>
         </w:rPr>
         <w:t xml:space="preserve"> À éviter. </w:t>
       </w:r>
       <w:r>
         <w:rPr>
+          <w:rFonts w:ascii="Cambria" w:hAnsi="Cambria" w:eastAsia="ＭＳ 明朝" w:cs="Cambria" w:asciiTheme="minorHAnsi" w:hAnsiTheme="minorHAnsi" w:eastAsiaTheme="minorEastAsia" w:csTheme="minorBidi"/>
           <w:i/>
+          <w:iCs/>
           <w:color w:val="475569"/>
           <w:sz w:val="18"/>
+          <w:szCs w:val="22"/>
         </w:rPr>
         <w:t>« On verra. » (sans</w:t>
       </w:r>
       <w:r>
         <w:rPr>
+          <w:rFonts w:ascii="Cambria" w:hAnsi="Cambria" w:eastAsia="ＭＳ 明朝" w:cs="Cambria" w:asciiTheme="minorHAnsi" w:hAnsiTheme="minorHAnsi" w:eastAsiaTheme="minorEastAsia" w:csTheme="minorBidi"/>
           <w:i/>
+          <w:iCs/>
           <w:color w:val="475569"/>
           <w:sz w:val="18"/>
+          <w:szCs w:val="22"/>
         </w:rPr>
         <w:t xml:space="preserve"> niveau, sans justification, sans score)</w:t>
       </w:r>
@@ -2066,7 +1931,21 @@
       <w:tblPr>
         <w:tblStyle w:val="Grilleclaire-Accent1"/>
         <w:tblW w:w="0" w:type="auto"/>
-        <w:tblLook w:val="04A0" w:firstRow="1" w:lastRow="0" w:firstColumn="1" w:lastColumn="0" w:noHBand="0" w:noVBand="1"/>
+        <w:tblBorders>
+          <w:top w:val="single" w:sz="8" w:space="0" w:color="4F81BD"/>
+          <w:left w:val="single" w:sz="8" w:space="0" w:color="4F81BD"/>
+          <w:bottom w:val="single" w:sz="18" w:space="0" w:color="4F81BD"/>
+          <w:right w:val="single" w:sz="8" w:space="0" w:color="4F81BD"/>
+          <w:insideH w:val="nil"/>
+          <w:insideV w:val="single" w:sz="8" w:space="0" w:color="4F81BD"/>
+        </w:tblBorders>
+        <w:tblCellMar>
+          <w:top w:w="0" w:type="dxa"/>
+          <w:left w:w="108" w:type="dxa"/>
+          <w:bottom w:w="0" w:type="dxa"/>
+          <w:right w:w="108" w:type="dxa"/>
+        </w:tblCellMar>
+        <w:tblLook w:firstRow="1" w:firstColumn="1" w:noVBand="1"/>
       </w:tblPr>
       <w:tblGrid>
         <w:gridCol w:w="1440"/>
@@ -2078,18 +1957,40 @@
       </w:tblGrid>
       <w:tr>
         <w:trPr>
-          <w:cnfStyle w:val="100000000000" w:firstRow="1" w:lastRow="0" w:firstColumn="0" w:lastColumn="0" w:oddVBand="0" w:evenVBand="0" w:oddHBand="0" w:evenHBand="0" w:firstRowFirstColumn="0" w:firstRowLastColumn="0" w:lastRowFirstColumn="0" w:lastRowLastColumn="0"/>
+          <w:cnfStyle w:val="100000000000"/>
         </w:trPr>
         <w:tc>
           <w:tcPr>
-            <w:cnfStyle w:val="001000000000" w:firstRow="0" w:lastRow="0" w:firstColumn="1" w:lastColumn="0" w:oddVBand="0" w:evenVBand="0" w:oddHBand="0" w:evenHBand="0" w:firstRowFirstColumn="0" w:firstRowLastColumn="0" w:lastRowFirstColumn="0" w:lastRowLastColumn="0"/>
+            <w:cnfStyle w:val="001000000000"/>
             <w:tcW w:w="1440" w:type="dxa"/>
-            <w:shd w:val="clear" w:color="auto" w:fill="1E1B4B"/>
+            <w:tcBorders>
+              <w:top w:val="single" w:sz="8" w:space="0" w:color="4F81BD"/>
+              <w:left w:val="single" w:sz="8" w:space="0" w:color="4F81BD"/>
+              <w:bottom w:val="single" w:sz="18" w:space="0" w:color="4F81BD"/>
+              <w:right w:val="single" w:sz="8" w:space="0" w:color="4F81BD"/>
+              <w:insideH w:val="nil"/>
+              <w:insideV w:val="single" w:sz="8" w:space="0" w:color="4F81BD"/>
+            </w:tcBorders>
+            <w:shd w:val="clear" w:fill="1E1B4B"/>
+            <w:tcMar>
+              <w:top w:w="0" w:type="dxa"/>
+              <w:left w:w="108" w:type="dxa"/>
+              <w:bottom w:w="0" w:type="dxa"/>
+              <w:right w:w="108" w:type="dxa"/>
+            </w:tcMar>
           </w:tcPr>
           <w:p>
+            <w:pPr>
+              <w:spacing w:after="200" w:line="276" w:lineRule="auto"/>
+            </w:pPr>
             <w:r>
               <w:rPr>
+                <w:rFonts w:ascii="Calibri" w:hAnsi="Calibri" w:eastAsia="ＭＳ ゴシック" w:cs="Calibri" w:asciiTheme="majorHAnsi" w:hAnsiTheme="majorHAnsi" w:eastAsiaTheme="majorEastAsia" w:csTheme="majorBidi"/>
+                <w:b/>
+                <w:bCs/>
                 <w:color w:val="FFFFFF"/>
+                <w:sz w:val="22"/>
+                <w:szCs w:val="22"/>
               </w:rPr>
               <w:t>Story candidate</w:t>
             </w:r>
@@ -2098,15 +1999,34 @@
         <w:tc>
           <w:tcPr>
             <w:tcW w:w="1440" w:type="dxa"/>
-            <w:shd w:val="clear" w:color="auto" w:fill="1E1B4B"/>
+            <w:tcBorders>
+              <w:top w:val="single" w:sz="8" w:space="0" w:color="4F81BD"/>
+              <w:left w:val="single" w:sz="8" w:space="0" w:color="4F81BD"/>
+              <w:bottom w:val="single" w:sz="18" w:space="0" w:color="4F81BD"/>
+              <w:right w:val="single" w:sz="8" w:space="0" w:color="4F81BD"/>
+              <w:insideH w:val="nil"/>
+              <w:insideV w:val="single" w:sz="8" w:space="0" w:color="4F81BD"/>
+            </w:tcBorders>
+            <w:shd w:val="clear" w:fill="1E1B4B"/>
+            <w:tcMar>
+              <w:top w:w="0" w:type="dxa"/>
+              <w:left w:w="108" w:type="dxa"/>
+              <w:bottom w:w="0" w:type="dxa"/>
+              <w:right w:w="108" w:type="dxa"/>
+            </w:tcMar>
           </w:tcPr>
           <w:p>
             <w:pPr>
-              <w:cnfStyle w:val="100000000000" w:firstRow="1" w:lastRow="0" w:firstColumn="0" w:lastColumn="0" w:oddVBand="0" w:evenVBand="0" w:oddHBand="0" w:evenHBand="0" w:firstRowFirstColumn="0" w:firstRowLastColumn="0" w:lastRowFirstColumn="0" w:lastRowLastColumn="0"/>
+              <w:spacing w:after="200" w:line="276" w:lineRule="auto"/>
             </w:pPr>
             <w:r>
               <w:rPr>
+                <w:rFonts w:ascii="Calibri" w:hAnsi="Calibri" w:eastAsia="ＭＳ ゴシック" w:cs="Calibri" w:asciiTheme="majorHAnsi" w:hAnsiTheme="majorHAnsi" w:eastAsiaTheme="majorEastAsia" w:csTheme="majorBidi"/>
+                <w:b/>
+                <w:bCs/>
                 <w:color w:val="FFFFFF"/>
+                <w:sz w:val="22"/>
+                <w:szCs w:val="22"/>
               </w:rPr>
               <w:t>Niveau</w:t>
             </w:r>
@@ -2115,15 +2035,34 @@
         <w:tc>
           <w:tcPr>
             <w:tcW w:w="1440" w:type="dxa"/>
-            <w:shd w:val="clear" w:color="auto" w:fill="1E1B4B"/>
+            <w:tcBorders>
+              <w:top w:val="single" w:sz="8" w:space="0" w:color="4F81BD"/>
+              <w:left w:val="single" w:sz="8" w:space="0" w:color="4F81BD"/>
+              <w:bottom w:val="single" w:sz="18" w:space="0" w:color="4F81BD"/>
+              <w:right w:val="single" w:sz="8" w:space="0" w:color="4F81BD"/>
+              <w:insideH w:val="nil"/>
+              <w:insideV w:val="single" w:sz="8" w:space="0" w:color="4F81BD"/>
+            </w:tcBorders>
+            <w:shd w:val="clear" w:fill="1E1B4B"/>
+            <w:tcMar>
+              <w:top w:w="0" w:type="dxa"/>
+              <w:left w:w="108" w:type="dxa"/>
+              <w:bottom w:w="0" w:type="dxa"/>
+              <w:right w:w="108" w:type="dxa"/>
+            </w:tcMar>
           </w:tcPr>
           <w:p>
             <w:pPr>
-              <w:cnfStyle w:val="100000000000" w:firstRow="1" w:lastRow="0" w:firstColumn="0" w:lastColumn="0" w:oddVBand="0" w:evenVBand="0" w:oddHBand="0" w:evenHBand="0" w:firstRowFirstColumn="0" w:firstRowLastColumn="0" w:lastRowFirstColumn="0" w:lastRowLastColumn="0"/>
+              <w:spacing w:after="200" w:line="276" w:lineRule="auto"/>
             </w:pPr>
             <w:r>
               <w:rPr>
+                <w:rFonts w:ascii="Calibri" w:hAnsi="Calibri" w:eastAsia="ＭＳ ゴシック" w:cs="Calibri" w:asciiTheme="majorHAnsi" w:hAnsiTheme="majorHAnsi" w:eastAsiaTheme="majorEastAsia" w:csTheme="majorBidi"/>
+                <w:b/>
+                <w:bCs/>
                 <w:color w:val="FFFFFF"/>
+                <w:sz w:val="22"/>
+                <w:szCs w:val="22"/>
               </w:rPr>
               <w:t>Effort (SP)</w:t>
             </w:r>
@@ -2132,15 +2071,34 @@
         <w:tc>
           <w:tcPr>
             <w:tcW w:w="1440" w:type="dxa"/>
-            <w:shd w:val="clear" w:color="auto" w:fill="1E1B4B"/>
+            <w:tcBorders>
+              <w:top w:val="single" w:sz="8" w:space="0" w:color="4F81BD"/>
+              <w:left w:val="single" w:sz="8" w:space="0" w:color="4F81BD"/>
+              <w:bottom w:val="single" w:sz="18" w:space="0" w:color="4F81BD"/>
+              <w:right w:val="single" w:sz="8" w:space="0" w:color="4F81BD"/>
+              <w:insideH w:val="nil"/>
+              <w:insideV w:val="single" w:sz="8" w:space="0" w:color="4F81BD"/>
+            </w:tcBorders>
+            <w:shd w:val="clear" w:fill="1E1B4B"/>
+            <w:tcMar>
+              <w:top w:w="0" w:type="dxa"/>
+              <w:left w:w="108" w:type="dxa"/>
+              <w:bottom w:w="0" w:type="dxa"/>
+              <w:right w:w="108" w:type="dxa"/>
+            </w:tcMar>
           </w:tcPr>
           <w:p>
             <w:pPr>
-              <w:cnfStyle w:val="100000000000" w:firstRow="1" w:lastRow="0" w:firstColumn="0" w:lastColumn="0" w:oddVBand="0" w:evenVBand="0" w:oddHBand="0" w:evenHBand="0" w:firstRowFirstColumn="0" w:firstRowLastColumn="0" w:lastRowFirstColumn="0" w:lastRowLastColumn="0"/>
+              <w:spacing w:after="200" w:line="276" w:lineRule="auto"/>
             </w:pPr>
             <w:r>
               <w:rPr>
+                <w:rFonts w:ascii="Calibri" w:hAnsi="Calibri" w:eastAsia="ＭＳ ゴシック" w:cs="Calibri" w:asciiTheme="majorHAnsi" w:hAnsiTheme="majorHAnsi" w:eastAsiaTheme="majorEastAsia" w:csTheme="majorBidi"/>
+                <w:b/>
+                <w:bCs/>
                 <w:color w:val="FFFFFF"/>
+                <w:sz w:val="22"/>
+                <w:szCs w:val="22"/>
               </w:rPr>
               <w:t>Impact (1-5)</w:t>
             </w:r>
@@ -2149,15 +2107,34 @@
         <w:tc>
           <w:tcPr>
             <w:tcW w:w="1440" w:type="dxa"/>
-            <w:shd w:val="clear" w:color="auto" w:fill="1E1B4B"/>
+            <w:tcBorders>
+              <w:top w:val="single" w:sz="8" w:space="0" w:color="4F81BD"/>
+              <w:left w:val="single" w:sz="8" w:space="0" w:color="4F81BD"/>
+              <w:bottom w:val="single" w:sz="18" w:space="0" w:color="4F81BD"/>
+              <w:right w:val="single" w:sz="8" w:space="0" w:color="4F81BD"/>
+              <w:insideH w:val="nil"/>
+              <w:insideV w:val="single" w:sz="8" w:space="0" w:color="4F81BD"/>
+            </w:tcBorders>
+            <w:shd w:val="clear" w:fill="1E1B4B"/>
+            <w:tcMar>
+              <w:top w:w="0" w:type="dxa"/>
+              <w:left w:w="108" w:type="dxa"/>
+              <w:bottom w:w="0" w:type="dxa"/>
+              <w:right w:w="108" w:type="dxa"/>
+            </w:tcMar>
           </w:tcPr>
           <w:p>
             <w:pPr>
-              <w:cnfStyle w:val="100000000000" w:firstRow="1" w:lastRow="0" w:firstColumn="0" w:lastColumn="0" w:oddVBand="0" w:evenVBand="0" w:oddHBand="0" w:evenHBand="0" w:firstRowFirstColumn="0" w:firstRowLastColumn="0" w:lastRowFirstColumn="0" w:lastRowLastColumn="0"/>
+              <w:spacing w:after="200" w:line="276" w:lineRule="auto"/>
             </w:pPr>
             <w:r>
               <w:rPr>
+                <w:rFonts w:ascii="Calibri" w:hAnsi="Calibri" w:eastAsia="ＭＳ ゴシック" w:cs="Calibri" w:asciiTheme="majorHAnsi" w:hAnsiTheme="majorHAnsi" w:eastAsiaTheme="majorEastAsia" w:csTheme="majorBidi"/>
+                <w:b/>
+                <w:bCs/>
                 <w:color w:val="FFFFFF"/>
+                <w:sz w:val="22"/>
+                <w:szCs w:val="22"/>
               </w:rPr>
               <w:t>Score</w:t>
             </w:r>
@@ -2166,15 +2143,34 @@
         <w:tc>
           <w:tcPr>
             <w:tcW w:w="1440" w:type="dxa"/>
-            <w:shd w:val="clear" w:color="auto" w:fill="1E1B4B"/>
+            <w:tcBorders>
+              <w:top w:val="single" w:sz="8" w:space="0" w:color="4F81BD"/>
+              <w:left w:val="single" w:sz="8" w:space="0" w:color="4F81BD"/>
+              <w:bottom w:val="single" w:sz="18" w:space="0" w:color="4F81BD"/>
+              <w:right w:val="single" w:sz="8" w:space="0" w:color="4F81BD"/>
+              <w:insideH w:val="nil"/>
+              <w:insideV w:val="single" w:sz="8" w:space="0" w:color="4F81BD"/>
+            </w:tcBorders>
+            <w:shd w:val="clear" w:fill="1E1B4B"/>
+            <w:tcMar>
+              <w:top w:w="0" w:type="dxa"/>
+              <w:left w:w="108" w:type="dxa"/>
+              <w:bottom w:w="0" w:type="dxa"/>
+              <w:right w:w="108" w:type="dxa"/>
+            </w:tcMar>
           </w:tcPr>
           <w:p>
             <w:pPr>
-              <w:cnfStyle w:val="100000000000" w:firstRow="1" w:lastRow="0" w:firstColumn="0" w:lastColumn="0" w:oddVBand="0" w:evenVBand="0" w:oddHBand="0" w:evenHBand="0" w:firstRowFirstColumn="0" w:firstRowLastColumn="0" w:lastRowFirstColumn="0" w:lastRowLastColumn="0"/>
+              <w:spacing w:after="200" w:line="276" w:lineRule="auto"/>
             </w:pPr>
             <w:r>
               <w:rPr>
+                <w:rFonts w:ascii="Calibri" w:hAnsi="Calibri" w:eastAsia="ＭＳ ゴシック" w:cs="Calibri" w:asciiTheme="majorHAnsi" w:hAnsiTheme="majorHAnsi" w:eastAsiaTheme="majorEastAsia" w:csTheme="majorBidi"/>
+                <w:b/>
+                <w:bCs/>
                 <w:color w:val="FFFFFF"/>
+                <w:sz w:val="22"/>
+                <w:szCs w:val="22"/>
               </w:rPr>
               <w:t>Justification</w:t>
             </w:r>
@@ -2183,15 +2179,39 @@
       </w:tr>
       <w:tr>
         <w:trPr>
-          <w:cnfStyle w:val="000000100000" w:firstRow="0" w:lastRow="0" w:firstColumn="0" w:lastColumn="0" w:oddVBand="0" w:evenVBand="0" w:oddHBand="1" w:evenHBand="0" w:firstRowFirstColumn="0" w:firstRowLastColumn="0" w:lastRowFirstColumn="0" w:lastRowLastColumn="0"/>
+          <w:cnfStyle w:val="000000100000"/>
         </w:trPr>
         <w:tc>
           <w:tcPr>
-            <w:cnfStyle w:val="001000000000" w:firstRow="0" w:lastRow="0" w:firstColumn="1" w:lastColumn="0" w:oddVBand="0" w:evenVBand="0" w:oddHBand="0" w:evenHBand="0" w:firstRowFirstColumn="0" w:firstRowLastColumn="0" w:lastRowFirstColumn="0" w:lastRowLastColumn="0"/>
+            <w:cnfStyle w:val="001000000000"/>
             <w:tcW w:w="1440" w:type="dxa"/>
+            <w:tcBorders>
+              <w:top w:val="single" w:sz="8" w:space="0" w:color="4F81BD"/>
+              <w:left w:val="single" w:sz="8" w:space="0" w:color="4F81BD"/>
+              <w:bottom w:val="single" w:sz="8" w:space="0" w:color="4F81BD"/>
+              <w:right w:val="single" w:sz="8" w:space="0" w:color="4F81BD"/>
+              <w:insideV w:val="single" w:sz="8" w:space="0" w:color="4F81BD"/>
+            </w:tcBorders>
+            <w:shd w:val="clear" w:fill="D4E0EF"/>
+            <w:tcMar>
+              <w:top w:w="0" w:type="dxa"/>
+              <w:left w:w="108" w:type="dxa"/>
+              <w:bottom w:w="0" w:type="dxa"/>
+              <w:right w:w="108" w:type="dxa"/>
+            </w:tcMar>
           </w:tcPr>
           <w:p>
+            <w:pPr>
+              <w:spacing w:after="200" w:line="276" w:lineRule="auto"/>
+            </w:pPr>
             <w:r>
+              <w:rPr>
+                <w:rFonts w:ascii="Calibri" w:hAnsi="Calibri" w:eastAsia="ＭＳ ゴシック" w:cs="Calibri" w:asciiTheme="majorHAnsi" w:hAnsiTheme="majorHAnsi" w:eastAsiaTheme="majorEastAsia" w:csTheme="majorBidi"/>
+                <w:b/>
+                <w:bCs/>
+                <w:sz w:val="22"/>
+                <w:szCs w:val="22"/>
+              </w:rPr>
               <w:t>US-NEW-01 : Compte enseignant + multi-classes</w:t>
             </w:r>
           </w:p>
@@ -2199,15 +2219,32 @@
         <w:tc>
           <w:tcPr>
             <w:tcW w:w="1440" w:type="dxa"/>
-            <w:shd w:val="clear" w:color="auto" w:fill="FEF3C7"/>
+            <w:tcBorders>
+              <w:top w:val="single" w:sz="8" w:space="0" w:color="4F81BD"/>
+              <w:left w:val="single" w:sz="8" w:space="0" w:color="4F81BD"/>
+              <w:bottom w:val="single" w:sz="8" w:space="0" w:color="4F81BD"/>
+              <w:right w:val="single" w:sz="8" w:space="0" w:color="4F81BD"/>
+              <w:insideV w:val="single" w:sz="8" w:space="0" w:color="4F81BD"/>
+            </w:tcBorders>
+            <w:shd w:val="clear" w:fill="FEF3C7"/>
+            <w:tcMar>
+              <w:top w:w="0" w:type="dxa"/>
+              <w:left w:w="108" w:type="dxa"/>
+              <w:bottom w:w="0" w:type="dxa"/>
+              <w:right w:w="108" w:type="dxa"/>
+            </w:tcMar>
           </w:tcPr>
           <w:p>
             <w:pPr>
-              <w:cnfStyle w:val="000000100000" w:firstRow="0" w:lastRow="0" w:firstColumn="0" w:lastColumn="0" w:oddVBand="0" w:evenVBand="0" w:oddHBand="1" w:evenHBand="0" w:firstRowFirstColumn="0" w:firstRowLastColumn="0" w:lastRowFirstColumn="0" w:lastRowLastColumn="0"/>
+              <w:spacing w:after="200" w:line="276" w:lineRule="auto"/>
             </w:pPr>
             <w:r>
               <w:rPr>
+                <w:rFonts w:ascii="Cambria" w:hAnsi="Cambria" w:eastAsia="ＭＳ 明朝" w:cs="Cambria" w:asciiTheme="minorHAnsi" w:hAnsiTheme="minorHAnsi" w:eastAsiaTheme="minorEastAsia" w:csTheme="minorBidi"/>
                 <w:b/>
+                <w:bCs/>
+                <w:sz w:val="22"/>
+                <w:szCs w:val="22"/>
               </w:rPr>
               <w:t>SHOULD</w:t>
             </w:r>
@@ -2216,12 +2253,31 @@
         <w:tc>
           <w:tcPr>
             <w:tcW w:w="1440" w:type="dxa"/>
+            <w:tcBorders>
+              <w:top w:val="single" w:sz="8" w:space="0" w:color="4F81BD"/>
+              <w:left w:val="single" w:sz="8" w:space="0" w:color="4F81BD"/>
+              <w:bottom w:val="single" w:sz="8" w:space="0" w:color="4F81BD"/>
+              <w:right w:val="single" w:sz="8" w:space="0" w:color="4F81BD"/>
+              <w:insideV w:val="single" w:sz="8" w:space="0" w:color="4F81BD"/>
+            </w:tcBorders>
+            <w:shd w:val="clear" w:fill="D4E0EF"/>
+            <w:tcMar>
+              <w:top w:w="0" w:type="dxa"/>
+              <w:left w:w="108" w:type="dxa"/>
+              <w:bottom w:w="0" w:type="dxa"/>
+              <w:right w:w="108" w:type="dxa"/>
+            </w:tcMar>
           </w:tcPr>
           <w:p>
             <w:pPr>
-              <w:cnfStyle w:val="000000100000" w:firstRow="0" w:lastRow="0" w:firstColumn="0" w:lastColumn="0" w:oddVBand="0" w:evenVBand="0" w:oddHBand="1" w:evenHBand="0" w:firstRowFirstColumn="0" w:firstRowLastColumn="0" w:lastRowFirstColumn="0" w:lastRowLastColumn="0"/>
+              <w:spacing w:after="200" w:line="276" w:lineRule="auto"/>
             </w:pPr>
             <w:r>
+              <w:rPr>
+                <w:rFonts w:ascii="Cambria" w:hAnsi="Cambria" w:eastAsia="ＭＳ 明朝" w:cs="Cambria" w:asciiTheme="minorHAnsi" w:hAnsiTheme="minorHAnsi" w:eastAsiaTheme="minorEastAsia" w:csTheme="minorBidi"/>
+                <w:sz w:val="22"/>
+                <w:szCs w:val="22"/>
+              </w:rPr>
               <w:t>5</w:t>
             </w:r>
           </w:p>
@@ -2229,12 +2285,31 @@
         <w:tc>
           <w:tcPr>
             <w:tcW w:w="1440" w:type="dxa"/>
+            <w:tcBorders>
+              <w:top w:val="single" w:sz="8" w:space="0" w:color="4F81BD"/>
+              <w:left w:val="single" w:sz="8" w:space="0" w:color="4F81BD"/>
+              <w:bottom w:val="single" w:sz="8" w:space="0" w:color="4F81BD"/>
+              <w:right w:val="single" w:sz="8" w:space="0" w:color="4F81BD"/>
+              <w:insideV w:val="single" w:sz="8" w:space="0" w:color="4F81BD"/>
+            </w:tcBorders>
+            <w:shd w:val="clear" w:fill="D4E0EF"/>
+            <w:tcMar>
+              <w:top w:w="0" w:type="dxa"/>
+              <w:left w:w="108" w:type="dxa"/>
+              <w:bottom w:w="0" w:type="dxa"/>
+              <w:right w:w="108" w:type="dxa"/>
+            </w:tcMar>
           </w:tcPr>
           <w:p>
             <w:pPr>
-              <w:cnfStyle w:val="000000100000" w:firstRow="0" w:lastRow="0" w:firstColumn="0" w:lastColumn="0" w:oddVBand="0" w:evenVBand="0" w:oddHBand="1" w:evenHBand="0" w:firstRowFirstColumn="0" w:firstRowLastColumn="0" w:lastRowFirstColumn="0" w:lastRowLastColumn="0"/>
+              <w:spacing w:after="200" w:line="276" w:lineRule="auto"/>
             </w:pPr>
             <w:r>
+              <w:rPr>
+                <w:rFonts w:ascii="Cambria" w:hAnsi="Cambria" w:eastAsia="ＭＳ 明朝" w:cs="Cambria" w:asciiTheme="minorHAnsi" w:hAnsiTheme="minorHAnsi" w:eastAsiaTheme="minorEastAsia" w:csTheme="minorBidi"/>
+                <w:sz w:val="22"/>
+                <w:szCs w:val="22"/>
+              </w:rPr>
               <w:t>4</w:t>
             </w:r>
           </w:p>
@@ -2242,12 +2317,31 @@
         <w:tc>
           <w:tcPr>
             <w:tcW w:w="1440" w:type="dxa"/>
+            <w:tcBorders>
+              <w:top w:val="single" w:sz="8" w:space="0" w:color="4F81BD"/>
+              <w:left w:val="single" w:sz="8" w:space="0" w:color="4F81BD"/>
+              <w:bottom w:val="single" w:sz="8" w:space="0" w:color="4F81BD"/>
+              <w:right w:val="single" w:sz="8" w:space="0" w:color="4F81BD"/>
+              <w:insideV w:val="single" w:sz="8" w:space="0" w:color="4F81BD"/>
+            </w:tcBorders>
+            <w:shd w:val="clear" w:fill="D4E0EF"/>
+            <w:tcMar>
+              <w:top w:w="0" w:type="dxa"/>
+              <w:left w:w="108" w:type="dxa"/>
+              <w:bottom w:w="0" w:type="dxa"/>
+              <w:right w:w="108" w:type="dxa"/>
+            </w:tcMar>
           </w:tcPr>
           <w:p>
             <w:pPr>
-              <w:cnfStyle w:val="000000100000" w:firstRow="0" w:lastRow="0" w:firstColumn="0" w:lastColumn="0" w:oddVBand="0" w:evenVBand="0" w:oddHBand="1" w:evenHBand="0" w:firstRowFirstColumn="0" w:firstRowLastColumn="0" w:lastRowFirstColumn="0" w:lastRowLastColumn="0"/>
+              <w:spacing w:after="200" w:line="276" w:lineRule="auto"/>
             </w:pPr>
             <w:r>
+              <w:rPr>
+                <w:rFonts w:ascii="Cambria" w:hAnsi="Cambria" w:eastAsia="ＭＳ 明朝" w:cs="Cambria" w:asciiTheme="minorHAnsi" w:hAnsiTheme="minorHAnsi" w:eastAsiaTheme="minorEastAsia" w:csTheme="minorBidi"/>
+                <w:sz w:val="22"/>
+                <w:szCs w:val="22"/>
+              </w:rPr>
               <w:t>8.0</w:t>
             </w:r>
           </w:p>
@@ -2255,12 +2349,31 @@
         <w:tc>
           <w:tcPr>
             <w:tcW w:w="1440" w:type="dxa"/>
+            <w:tcBorders>
+              <w:top w:val="single" w:sz="8" w:space="0" w:color="4F81BD"/>
+              <w:left w:val="single" w:sz="8" w:space="0" w:color="4F81BD"/>
+              <w:bottom w:val="single" w:sz="8" w:space="0" w:color="4F81BD"/>
+              <w:right w:val="single" w:sz="8" w:space="0" w:color="4F81BD"/>
+              <w:insideV w:val="single" w:sz="8" w:space="0" w:color="4F81BD"/>
+            </w:tcBorders>
+            <w:shd w:val="clear" w:fill="D4E0EF"/>
+            <w:tcMar>
+              <w:top w:w="0" w:type="dxa"/>
+              <w:left w:w="108" w:type="dxa"/>
+              <w:bottom w:w="0" w:type="dxa"/>
+              <w:right w:w="108" w:type="dxa"/>
+            </w:tcMar>
           </w:tcPr>
           <w:p>
             <w:pPr>
-              <w:cnfStyle w:val="000000100000" w:firstRow="0" w:lastRow="0" w:firstColumn="0" w:lastColumn="0" w:oddVBand="0" w:evenVBand="0" w:oddHBand="1" w:evenHBand="0" w:firstRowFirstColumn="0" w:firstRowLastColumn="0" w:lastRowFirstColumn="0" w:lastRowLastColumn="0"/>
+              <w:spacing w:after="200" w:line="276" w:lineRule="auto"/>
             </w:pPr>
             <w:r>
+              <w:rPr>
+                <w:rFonts w:ascii="Cambria" w:hAnsi="Cambria" w:eastAsia="ＭＳ 明朝" w:cs="Cambria" w:asciiTheme="minorHAnsi" w:hAnsiTheme="minorHAnsi" w:eastAsiaTheme="minorEastAsia" w:csTheme="minorBidi"/>
+                <w:sz w:val="22"/>
+                <w:szCs w:val="22"/>
+              </w:rPr>
               <w:t>Cible B2B clé, faisable en Sprint 6 si retrait COULD prévu (à compenser).</w:t>
             </w:r>
           </w:p>
@@ -2268,22 +2381,34 @@
       </w:tr>
       <w:tr>
         <w:trPr>
-          <w:cnfStyle w:val="000000010000" w:firstRow="0" w:lastRow="0" w:firstColumn="0" w:lastColumn="0" w:oddVBand="0" w:evenVBand="0" w:oddHBand="0" w:evenHBand="1" w:firstRowFirstColumn="0" w:firstRowLastColumn="0" w:lastRowFirstColumn="0" w:lastRowLastColumn="0"/>
+          <w:cnfStyle w:val="000000010000"/>
         </w:trPr>
         <w:tc>
           <w:tcPr>
-            <w:cnfStyle w:val="001000000000" w:firstRow="0" w:lastRow="0" w:firstColumn="1" w:lastColumn="0" w:oddVBand="0" w:evenVBand="0" w:oddHBand="0" w:evenHBand="0" w:firstRowFirstColumn="0" w:firstRowLastColumn="0" w:lastRowFirstColumn="0" w:lastRowLastColumn="0"/>
+            <w:cnfStyle w:val="001000000000"/>
             <w:tcW w:w="1440" w:type="dxa"/>
+            <w:tcBorders>
+              <w:top w:val="single" w:sz="8" w:space="0" w:color="4F81BD"/>
+              <w:left w:val="single" w:sz="8" w:space="0" w:color="4F81BD"/>
+              <w:bottom w:val="single" w:sz="8" w:space="0" w:color="4F81BD"/>
+              <w:right w:val="single" w:sz="8" w:space="0" w:color="4F81BD"/>
+              <w:insideV w:val="single" w:sz="8" w:space="0" w:color="4F81BD"/>
+            </w:tcBorders>
+            <w:tcMar>
+              <w:top w:w="0" w:type="dxa"/>
+              <w:left w:w="108" w:type="dxa"/>
+              <w:bottom w:w="0" w:type="dxa"/>
+              <w:right w:w="108" w:type="dxa"/>
+            </w:tcMar>
           </w:tcPr>
           <w:p>
-            <w:pPr>
-              <w:rPr>
-                <w:lang w:val="en-US"/>
-              </w:rPr>
-            </w:pPr>
             <w:r>
               <w:rPr>
-                <w:lang w:val="en-US"/>
+                <w:rFonts w:ascii="Calibri" w:hAnsi="Calibri" w:eastAsia="ＭＳ ゴシック" w:cs="Calibri" w:asciiTheme="majorHAnsi" w:hAnsiTheme="majorHAnsi" w:eastAsiaTheme="majorEastAsia" w:csTheme="majorBidi"/>
+                <w:b/>
+                <w:bCs/>
+                <w:sz w:val="22"/>
+                <w:szCs w:val="22"/>
               </w:rPr>
               <w:t>US-NEW-02 : Export Word/PDF des quiz</w:t>
             </w:r>
@@ -2292,15 +2417,32 @@
         <w:tc>
           <w:tcPr>
             <w:tcW w:w="1440" w:type="dxa"/>
-            <w:shd w:val="clear" w:color="auto" w:fill="FEF3C7"/>
+            <w:tcBorders>
+              <w:top w:val="single" w:sz="8" w:space="0" w:color="4F81BD"/>
+              <w:left w:val="single" w:sz="8" w:space="0" w:color="4F81BD"/>
+              <w:bottom w:val="single" w:sz="8" w:space="0" w:color="4F81BD"/>
+              <w:right w:val="single" w:sz="8" w:space="0" w:color="4F81BD"/>
+              <w:insideV w:val="single" w:sz="8" w:space="0" w:color="4F81BD"/>
+            </w:tcBorders>
+            <w:shd w:val="clear" w:fill="FEF3C7"/>
+            <w:tcMar>
+              <w:top w:w="0" w:type="dxa"/>
+              <w:left w:w="108" w:type="dxa"/>
+              <w:bottom w:w="0" w:type="dxa"/>
+              <w:right w:w="108" w:type="dxa"/>
+            </w:tcMar>
           </w:tcPr>
           <w:p>
             <w:pPr>
-              <w:cnfStyle w:val="000000010000" w:firstRow="0" w:lastRow="0" w:firstColumn="0" w:lastColumn="0" w:oddVBand="0" w:evenVBand="0" w:oddHBand="0" w:evenHBand="1" w:firstRowFirstColumn="0" w:firstRowLastColumn="0" w:lastRowFirstColumn="0" w:lastRowLastColumn="0"/>
+              <w:spacing w:after="200" w:line="276" w:lineRule="auto"/>
             </w:pPr>
             <w:r>
               <w:rPr>
+                <w:rFonts w:ascii="Cambria" w:hAnsi="Cambria" w:eastAsia="ＭＳ 明朝" w:cs="Cambria" w:asciiTheme="minorHAnsi" w:hAnsiTheme="minorHAnsi" w:eastAsiaTheme="minorEastAsia" w:csTheme="minorBidi"/>
                 <w:b/>
+                <w:bCs/>
+                <w:sz w:val="22"/>
+                <w:szCs w:val="22"/>
               </w:rPr>
               <w:t>SHOULD</w:t>
             </w:r>
@@ -2309,12 +2451,30 @@
         <w:tc>
           <w:tcPr>
             <w:tcW w:w="1440" w:type="dxa"/>
+            <w:tcBorders>
+              <w:top w:val="single" w:sz="8" w:space="0" w:color="4F81BD"/>
+              <w:left w:val="single" w:sz="8" w:space="0" w:color="4F81BD"/>
+              <w:bottom w:val="single" w:sz="8" w:space="0" w:color="4F81BD"/>
+              <w:right w:val="single" w:sz="8" w:space="0" w:color="4F81BD"/>
+              <w:insideV w:val="single" w:sz="8" w:space="0" w:color="4F81BD"/>
+            </w:tcBorders>
+            <w:tcMar>
+              <w:top w:w="0" w:type="dxa"/>
+              <w:left w:w="108" w:type="dxa"/>
+              <w:bottom w:w="0" w:type="dxa"/>
+              <w:right w:w="108" w:type="dxa"/>
+            </w:tcMar>
           </w:tcPr>
           <w:p>
             <w:pPr>
-              <w:cnfStyle w:val="000000010000" w:firstRow="0" w:lastRow="0" w:firstColumn="0" w:lastColumn="0" w:oddVBand="0" w:evenVBand="0" w:oddHBand="0" w:evenHBand="1" w:firstRowFirstColumn="0" w:firstRowLastColumn="0" w:lastRowFirstColumn="0" w:lastRowLastColumn="0"/>
+              <w:spacing w:after="200" w:line="276" w:lineRule="auto"/>
             </w:pPr>
             <w:r>
+              <w:rPr>
+                <w:rFonts w:ascii="Cambria" w:hAnsi="Cambria" w:eastAsia="ＭＳ 明朝" w:cs="Cambria" w:asciiTheme="minorHAnsi" w:hAnsiTheme="minorHAnsi" w:eastAsiaTheme="minorEastAsia" w:csTheme="minorBidi"/>
+                <w:sz w:val="22"/>
+                <w:szCs w:val="22"/>
+              </w:rPr>
               <w:t>3</w:t>
             </w:r>
           </w:p>
@@ -2322,12 +2482,30 @@
         <w:tc>
           <w:tcPr>
             <w:tcW w:w="1440" w:type="dxa"/>
+            <w:tcBorders>
+              <w:top w:val="single" w:sz="8" w:space="0" w:color="4F81BD"/>
+              <w:left w:val="single" w:sz="8" w:space="0" w:color="4F81BD"/>
+              <w:bottom w:val="single" w:sz="8" w:space="0" w:color="4F81BD"/>
+              <w:right w:val="single" w:sz="8" w:space="0" w:color="4F81BD"/>
+              <w:insideV w:val="single" w:sz="8" w:space="0" w:color="4F81BD"/>
+            </w:tcBorders>
+            <w:tcMar>
+              <w:top w:w="0" w:type="dxa"/>
+              <w:left w:w="108" w:type="dxa"/>
+              <w:bottom w:w="0" w:type="dxa"/>
+              <w:right w:w="108" w:type="dxa"/>
+            </w:tcMar>
           </w:tcPr>
           <w:p>
             <w:pPr>
-              <w:cnfStyle w:val="000000010000" w:firstRow="0" w:lastRow="0" w:firstColumn="0" w:lastColumn="0" w:oddVBand="0" w:evenVBand="0" w:oddHBand="0" w:evenHBand="1" w:firstRowFirstColumn="0" w:firstRowLastColumn="0" w:lastRowFirstColumn="0" w:lastRowLastColumn="0"/>
+              <w:spacing w:after="200" w:line="276" w:lineRule="auto"/>
             </w:pPr>
             <w:r>
+              <w:rPr>
+                <w:rFonts w:ascii="Cambria" w:hAnsi="Cambria" w:eastAsia="ＭＳ 明朝" w:cs="Cambria" w:asciiTheme="minorHAnsi" w:hAnsiTheme="minorHAnsi" w:eastAsiaTheme="minorEastAsia" w:csTheme="minorBidi"/>
+                <w:sz w:val="22"/>
+                <w:szCs w:val="22"/>
+              </w:rPr>
               <w:t>5</w:t>
             </w:r>
           </w:p>
@@ -2335,12 +2513,30 @@
         <w:tc>
           <w:tcPr>
             <w:tcW w:w="1440" w:type="dxa"/>
+            <w:tcBorders>
+              <w:top w:val="single" w:sz="8" w:space="0" w:color="4F81BD"/>
+              <w:left w:val="single" w:sz="8" w:space="0" w:color="4F81BD"/>
+              <w:bottom w:val="single" w:sz="8" w:space="0" w:color="4F81BD"/>
+              <w:right w:val="single" w:sz="8" w:space="0" w:color="4F81BD"/>
+              <w:insideV w:val="single" w:sz="8" w:space="0" w:color="4F81BD"/>
+            </w:tcBorders>
+            <w:tcMar>
+              <w:top w:w="0" w:type="dxa"/>
+              <w:left w:w="108" w:type="dxa"/>
+              <w:bottom w:w="0" w:type="dxa"/>
+              <w:right w:w="108" w:type="dxa"/>
+            </w:tcMar>
           </w:tcPr>
           <w:p>
             <w:pPr>
-              <w:cnfStyle w:val="000000010000" w:firstRow="0" w:lastRow="0" w:firstColumn="0" w:lastColumn="0" w:oddVBand="0" w:evenVBand="0" w:oddHBand="0" w:evenHBand="1" w:firstRowFirstColumn="0" w:firstRowLastColumn="0" w:lastRowFirstColumn="0" w:lastRowLastColumn="0"/>
+              <w:spacing w:after="200" w:line="276" w:lineRule="auto"/>
             </w:pPr>
             <w:r>
+              <w:rPr>
+                <w:rFonts w:ascii="Cambria" w:hAnsi="Cambria" w:eastAsia="ＭＳ 明朝" w:cs="Cambria" w:asciiTheme="minorHAnsi" w:hAnsiTheme="minorHAnsi" w:eastAsiaTheme="minorEastAsia" w:csTheme="minorBidi"/>
+                <w:sz w:val="22"/>
+                <w:szCs w:val="22"/>
+              </w:rPr>
               <w:t>16.7</w:t>
             </w:r>
           </w:p>
@@ -2348,12 +2544,30 @@
         <w:tc>
           <w:tcPr>
             <w:tcW w:w="1440" w:type="dxa"/>
+            <w:tcBorders>
+              <w:top w:val="single" w:sz="8" w:space="0" w:color="4F81BD"/>
+              <w:left w:val="single" w:sz="8" w:space="0" w:color="4F81BD"/>
+              <w:bottom w:val="single" w:sz="8" w:space="0" w:color="4F81BD"/>
+              <w:right w:val="single" w:sz="8" w:space="0" w:color="4F81BD"/>
+              <w:insideV w:val="single" w:sz="8" w:space="0" w:color="4F81BD"/>
+            </w:tcBorders>
+            <w:tcMar>
+              <w:top w:w="0" w:type="dxa"/>
+              <w:left w:w="108" w:type="dxa"/>
+              <w:bottom w:w="0" w:type="dxa"/>
+              <w:right w:w="108" w:type="dxa"/>
+            </w:tcMar>
           </w:tcPr>
           <w:p>
             <w:pPr>
-              <w:cnfStyle w:val="000000010000" w:firstRow="0" w:lastRow="0" w:firstColumn="0" w:lastColumn="0" w:oddVBand="0" w:evenVBand="0" w:oddHBand="0" w:evenHBand="1" w:firstRowFirstColumn="0" w:firstRowLastColumn="0" w:lastRowFirstColumn="0" w:lastRowLastColumn="0"/>
+              <w:spacing w:after="200" w:line="276" w:lineRule="auto"/>
             </w:pPr>
             <w:r>
+              <w:rPr>
+                <w:rFonts w:ascii="Cambria" w:hAnsi="Cambria" w:eastAsia="ＭＳ 明朝" w:cs="Cambria" w:asciiTheme="minorHAnsi" w:hAnsiTheme="minorHAnsi" w:eastAsiaTheme="minorEastAsia" w:csTheme="minorBidi"/>
+                <w:sz w:val="22"/>
+                <w:szCs w:val="22"/>
+              </w:rPr>
               <w:t>Bloquant pour adoption B2B (Mme Lefèvre l'a clairement exprimé). Faisable Sprint 6.</w:t>
             </w:r>
           </w:p>
@@ -2361,15 +2575,39 @@
       </w:tr>
       <w:tr>
         <w:trPr>
-          <w:cnfStyle w:val="000000100000" w:firstRow="0" w:lastRow="0" w:firstColumn="0" w:lastColumn="0" w:oddVBand="0" w:evenVBand="0" w:oddHBand="1" w:evenHBand="0" w:firstRowFirstColumn="0" w:firstRowLastColumn="0" w:lastRowFirstColumn="0" w:lastRowLastColumn="0"/>
+          <w:cnfStyle w:val="000000100000"/>
         </w:trPr>
         <w:tc>
           <w:tcPr>
-            <w:cnfStyle w:val="001000000000" w:firstRow="0" w:lastRow="0" w:firstColumn="1" w:lastColumn="0" w:oddVBand="0" w:evenVBand="0" w:oddHBand="0" w:evenHBand="0" w:firstRowFirstColumn="0" w:firstRowLastColumn="0" w:lastRowFirstColumn="0" w:lastRowLastColumn="0"/>
+            <w:cnfStyle w:val="001000000000"/>
             <w:tcW w:w="1440" w:type="dxa"/>
+            <w:tcBorders>
+              <w:top w:val="single" w:sz="8" w:space="0" w:color="4F81BD"/>
+              <w:left w:val="single" w:sz="8" w:space="0" w:color="4F81BD"/>
+              <w:bottom w:val="single" w:sz="8" w:space="0" w:color="4F81BD"/>
+              <w:right w:val="single" w:sz="8" w:space="0" w:color="4F81BD"/>
+              <w:insideV w:val="single" w:sz="8" w:space="0" w:color="4F81BD"/>
+            </w:tcBorders>
+            <w:shd w:val="clear" w:fill="D4E0EF"/>
+            <w:tcMar>
+              <w:top w:w="0" w:type="dxa"/>
+              <w:left w:w="108" w:type="dxa"/>
+              <w:bottom w:w="0" w:type="dxa"/>
+              <w:right w:w="108" w:type="dxa"/>
+            </w:tcMar>
           </w:tcPr>
           <w:p>
+            <w:pPr>
+              <w:spacing w:after="200" w:line="276" w:lineRule="auto"/>
+            </w:pPr>
             <w:r>
+              <w:rPr>
+                <w:rFonts w:ascii="Calibri" w:hAnsi="Calibri" w:eastAsia="ＭＳ ゴシック" w:cs="Calibri" w:asciiTheme="majorHAnsi" w:hAnsiTheme="majorHAnsi" w:eastAsiaTheme="majorEastAsia" w:csTheme="majorBidi"/>
+                <w:b/>
+                <w:bCs/>
+                <w:sz w:val="22"/>
+                <w:szCs w:val="22"/>
+              </w:rPr>
               <w:t>US-NEW-03 : Dashboard de classe (qui a répondu)</w:t>
             </w:r>
           </w:p>
@@ -2377,15 +2615,32 @@
         <w:tc>
           <w:tcPr>
             <w:tcW w:w="1440" w:type="dxa"/>
-            <w:shd w:val="clear" w:color="auto" w:fill="DCFCE7"/>
+            <w:tcBorders>
+              <w:top w:val="single" w:sz="8" w:space="0" w:color="4F81BD"/>
+              <w:left w:val="single" w:sz="8" w:space="0" w:color="4F81BD"/>
+              <w:bottom w:val="single" w:sz="8" w:space="0" w:color="4F81BD"/>
+              <w:right w:val="single" w:sz="8" w:space="0" w:color="4F81BD"/>
+              <w:insideV w:val="single" w:sz="8" w:space="0" w:color="4F81BD"/>
+            </w:tcBorders>
+            <w:shd w:val="clear" w:fill="DCFCE7"/>
+            <w:tcMar>
+              <w:top w:w="0" w:type="dxa"/>
+              <w:left w:w="108" w:type="dxa"/>
+              <w:bottom w:w="0" w:type="dxa"/>
+              <w:right w:w="108" w:type="dxa"/>
+            </w:tcMar>
           </w:tcPr>
           <w:p>
             <w:pPr>
-              <w:cnfStyle w:val="000000100000" w:firstRow="0" w:lastRow="0" w:firstColumn="0" w:lastColumn="0" w:oddVBand="0" w:evenVBand="0" w:oddHBand="1" w:evenHBand="0" w:firstRowFirstColumn="0" w:firstRowLastColumn="0" w:lastRowFirstColumn="0" w:lastRowLastColumn="0"/>
+              <w:spacing w:after="200" w:line="276" w:lineRule="auto"/>
             </w:pPr>
             <w:r>
               <w:rPr>
+                <w:rFonts w:ascii="Cambria" w:hAnsi="Cambria" w:eastAsia="ＭＳ 明朝" w:cs="Cambria" w:asciiTheme="minorHAnsi" w:hAnsiTheme="minorHAnsi" w:eastAsiaTheme="minorEastAsia" w:csTheme="minorBidi"/>
                 <w:b/>
+                <w:bCs/>
+                <w:sz w:val="22"/>
+                <w:szCs w:val="22"/>
               </w:rPr>
               <w:t>COULD</w:t>
             </w:r>
@@ -2394,12 +2649,31 @@
         <w:tc>
           <w:tcPr>
             <w:tcW w:w="1440" w:type="dxa"/>
+            <w:tcBorders>
+              <w:top w:val="single" w:sz="8" w:space="0" w:color="4F81BD"/>
+              <w:left w:val="single" w:sz="8" w:space="0" w:color="4F81BD"/>
+              <w:bottom w:val="single" w:sz="8" w:space="0" w:color="4F81BD"/>
+              <w:right w:val="single" w:sz="8" w:space="0" w:color="4F81BD"/>
+              <w:insideV w:val="single" w:sz="8" w:space="0" w:color="4F81BD"/>
+            </w:tcBorders>
+            <w:shd w:val="clear" w:fill="D4E0EF"/>
+            <w:tcMar>
+              <w:top w:w="0" w:type="dxa"/>
+              <w:left w:w="108" w:type="dxa"/>
+              <w:bottom w:w="0" w:type="dxa"/>
+              <w:right w:w="108" w:type="dxa"/>
+            </w:tcMar>
           </w:tcPr>
           <w:p>
             <w:pPr>
-              <w:cnfStyle w:val="000000100000" w:firstRow="0" w:lastRow="0" w:firstColumn="0" w:lastColumn="0" w:oddVBand="0" w:evenVBand="0" w:oddHBand="1" w:evenHBand="0" w:firstRowFirstColumn="0" w:firstRowLastColumn="0" w:lastRowFirstColumn="0" w:lastRowLastColumn="0"/>
+              <w:spacing w:after="200" w:line="276" w:lineRule="auto"/>
             </w:pPr>
             <w:r>
+              <w:rPr>
+                <w:rFonts w:ascii="Cambria" w:hAnsi="Cambria" w:eastAsia="ＭＳ 明朝" w:cs="Cambria" w:asciiTheme="minorHAnsi" w:hAnsiTheme="minorHAnsi" w:eastAsiaTheme="minorEastAsia" w:csTheme="minorBidi"/>
+                <w:sz w:val="22"/>
+                <w:szCs w:val="22"/>
+              </w:rPr>
               <w:t>8</w:t>
             </w:r>
           </w:p>
@@ -2407,12 +2681,31 @@
         <w:tc>
           <w:tcPr>
             <w:tcW w:w="1440" w:type="dxa"/>
+            <w:tcBorders>
+              <w:top w:val="single" w:sz="8" w:space="0" w:color="4F81BD"/>
+              <w:left w:val="single" w:sz="8" w:space="0" w:color="4F81BD"/>
+              <w:bottom w:val="single" w:sz="8" w:space="0" w:color="4F81BD"/>
+              <w:right w:val="single" w:sz="8" w:space="0" w:color="4F81BD"/>
+              <w:insideV w:val="single" w:sz="8" w:space="0" w:color="4F81BD"/>
+            </w:tcBorders>
+            <w:shd w:val="clear" w:fill="D4E0EF"/>
+            <w:tcMar>
+              <w:top w:w="0" w:type="dxa"/>
+              <w:left w:w="108" w:type="dxa"/>
+              <w:bottom w:w="0" w:type="dxa"/>
+              <w:right w:w="108" w:type="dxa"/>
+            </w:tcMar>
           </w:tcPr>
           <w:p>
             <w:pPr>
-              <w:cnfStyle w:val="000000100000" w:firstRow="0" w:lastRow="0" w:firstColumn="0" w:lastColumn="0" w:oddVBand="0" w:evenVBand="0" w:oddHBand="1" w:evenHBand="0" w:firstRowFirstColumn="0" w:firstRowLastColumn="0" w:lastRowFirstColumn="0" w:lastRowLastColumn="0"/>
+              <w:spacing w:after="200" w:line="276" w:lineRule="auto"/>
             </w:pPr>
             <w:r>
+              <w:rPr>
+                <w:rFonts w:ascii="Cambria" w:hAnsi="Cambria" w:eastAsia="ＭＳ 明朝" w:cs="Cambria" w:asciiTheme="minorHAnsi" w:hAnsiTheme="minorHAnsi" w:eastAsiaTheme="minorEastAsia" w:csTheme="minorBidi"/>
+                <w:sz w:val="22"/>
+                <w:szCs w:val="22"/>
+              </w:rPr>
               <w:t>3</w:t>
             </w:r>
           </w:p>
@@ -2420,12 +2713,31 @@
         <w:tc>
           <w:tcPr>
             <w:tcW w:w="1440" w:type="dxa"/>
+            <w:tcBorders>
+              <w:top w:val="single" w:sz="8" w:space="0" w:color="4F81BD"/>
+              <w:left w:val="single" w:sz="8" w:space="0" w:color="4F81BD"/>
+              <w:bottom w:val="single" w:sz="8" w:space="0" w:color="4F81BD"/>
+              <w:right w:val="single" w:sz="8" w:space="0" w:color="4F81BD"/>
+              <w:insideV w:val="single" w:sz="8" w:space="0" w:color="4F81BD"/>
+            </w:tcBorders>
+            <w:shd w:val="clear" w:fill="D4E0EF"/>
+            <w:tcMar>
+              <w:top w:w="0" w:type="dxa"/>
+              <w:left w:w="108" w:type="dxa"/>
+              <w:bottom w:w="0" w:type="dxa"/>
+              <w:right w:w="108" w:type="dxa"/>
+            </w:tcMar>
           </w:tcPr>
           <w:p>
             <w:pPr>
-              <w:cnfStyle w:val="000000100000" w:firstRow="0" w:lastRow="0" w:firstColumn="0" w:lastColumn="0" w:oddVBand="0" w:evenVBand="0" w:oddHBand="1" w:evenHBand="0" w:firstRowFirstColumn="0" w:firstRowLastColumn="0" w:lastRowFirstColumn="0" w:lastRowLastColumn="0"/>
+              <w:spacing w:after="200" w:line="276" w:lineRule="auto"/>
             </w:pPr>
             <w:r>
+              <w:rPr>
+                <w:rFonts w:ascii="Cambria" w:hAnsi="Cambria" w:eastAsia="ＭＳ 明朝" w:cs="Cambria" w:asciiTheme="minorHAnsi" w:hAnsiTheme="minorHAnsi" w:eastAsiaTheme="minorEastAsia" w:csTheme="minorBidi"/>
+                <w:sz w:val="22"/>
+                <w:szCs w:val="22"/>
+              </w:rPr>
               <w:t>3.8</w:t>
             </w:r>
           </w:p>
@@ -2433,12 +2745,31 @@
         <w:tc>
           <w:tcPr>
             <w:tcW w:w="1440" w:type="dxa"/>
+            <w:tcBorders>
+              <w:top w:val="single" w:sz="8" w:space="0" w:color="4F81BD"/>
+              <w:left w:val="single" w:sz="8" w:space="0" w:color="4F81BD"/>
+              <w:bottom w:val="single" w:sz="8" w:space="0" w:color="4F81BD"/>
+              <w:right w:val="single" w:sz="8" w:space="0" w:color="4F81BD"/>
+              <w:insideV w:val="single" w:sz="8" w:space="0" w:color="4F81BD"/>
+            </w:tcBorders>
+            <w:shd w:val="clear" w:fill="D4E0EF"/>
+            <w:tcMar>
+              <w:top w:w="0" w:type="dxa"/>
+              <w:left w:w="108" w:type="dxa"/>
+              <w:bottom w:w="0" w:type="dxa"/>
+              <w:right w:w="108" w:type="dxa"/>
+            </w:tcMar>
           </w:tcPr>
           <w:p>
             <w:pPr>
-              <w:cnfStyle w:val="000000100000" w:firstRow="0" w:lastRow="0" w:firstColumn="0" w:lastColumn="0" w:oddVBand="0" w:evenVBand="0" w:oddHBand="1" w:evenHBand="0" w:firstRowFirstColumn="0" w:firstRowLastColumn="0" w:lastRowFirstColumn="0" w:lastRowLastColumn="0"/>
+              <w:spacing w:after="200" w:line="276" w:lineRule="auto"/>
             </w:pPr>
             <w:r>
+              <w:rPr>
+                <w:rFonts w:ascii="Cambria" w:hAnsi="Cambria" w:eastAsia="ＭＳ 明朝" w:cs="Cambria" w:asciiTheme="minorHAnsi" w:hAnsiTheme="minorHAnsi" w:eastAsiaTheme="minorEastAsia" w:csTheme="minorBidi"/>
+                <w:sz w:val="22"/>
+                <w:szCs w:val="22"/>
+              </w:rPr>
               <w:t>Apport intéressant mais lourd. Reportable Release 3+, non-critique pour décision B2B.</w:t>
             </w:r>
           </w:p>
@@ -2446,19 +2777,48 @@
       </w:tr>
       <w:tr>
         <w:trPr>
-          <w:cnfStyle w:val="000000010000" w:firstRow="0" w:lastRow="0" w:firstColumn="0" w:lastColumn="0" w:oddVBand="0" w:evenVBand="0" w:oddHBand="0" w:evenHBand="1" w:firstRowFirstColumn="0" w:firstRowLastColumn="0" w:lastRowFirstColumn="0" w:lastRowLastColumn="0"/>
+          <w:cnfStyle w:val="000000010000"/>
         </w:trPr>
         <w:tc>
           <w:tcPr>
-            <w:cnfStyle w:val="001000000000" w:firstRow="0" w:lastRow="0" w:firstColumn="1" w:lastColumn="0" w:oddVBand="0" w:evenVBand="0" w:oddHBand="0" w:evenHBand="0" w:firstRowFirstColumn="0" w:firstRowLastColumn="0" w:lastRowFirstColumn="0" w:lastRowLastColumn="0"/>
+            <w:cnfStyle w:val="001000000000"/>
             <w:tcW w:w="1440" w:type="dxa"/>
+            <w:tcBorders>
+              <w:top w:val="single" w:sz="8" w:space="0" w:color="4F81BD"/>
+              <w:left w:val="single" w:sz="8" w:space="0" w:color="4F81BD"/>
+              <w:bottom w:val="single" w:sz="8" w:space="0" w:color="4F81BD"/>
+              <w:right w:val="single" w:sz="8" w:space="0" w:color="4F81BD"/>
+              <w:insideV w:val="single" w:sz="8" w:space="0" w:color="4F81BD"/>
+            </w:tcBorders>
+            <w:tcMar>
+              <w:top w:w="0" w:type="dxa"/>
+              <w:left w:w="108" w:type="dxa"/>
+              <w:bottom w:w="0" w:type="dxa"/>
+              <w:right w:w="108" w:type="dxa"/>
+            </w:tcMar>
           </w:tcPr>
           <w:p>
+            <w:pPr>
+              <w:spacing w:after="200" w:line="276" w:lineRule="auto"/>
+            </w:pPr>
             <w:r>
+              <w:rPr>
+                <w:rFonts w:ascii="Calibri" w:hAnsi="Calibri" w:eastAsia="ＭＳ ゴシック" w:cs="Calibri" w:asciiTheme="majorHAnsi" w:hAnsiTheme="majorHAnsi" w:eastAsiaTheme="majorEastAsia" w:csTheme="majorBidi"/>
+                <w:b/>
+                <w:bCs/>
+                <w:sz w:val="22"/>
+                <w:szCs w:val="22"/>
+              </w:rPr>
               <w:t xml:space="preserve">US-NEW-04 : Génération </w:t>
             </w:r>
             <w:r>
-              <w:lastRenderedPageBreak/>
+              <w:rPr>
+                <w:rFonts w:ascii="Calibri" w:hAnsi="Calibri" w:eastAsia="ＭＳ ゴシック" w:cs="Calibri" w:asciiTheme="majorHAnsi" w:hAnsiTheme="majorHAnsi" w:eastAsiaTheme="majorEastAsia" w:csTheme="majorBidi"/>
+                <w:b/>
+                <w:bCs/>
+                <w:sz w:val="22"/>
+                <w:szCs w:val="22"/>
+              </w:rPr>
               <w:t>automatique de barème</w:t>
             </w:r>
           </w:p>
@@ -2466,17 +2826,34 @@
         <w:tc>
           <w:tcPr>
             <w:tcW w:w="1440" w:type="dxa"/>
-            <w:shd w:val="clear" w:color="auto" w:fill="E2E8F0"/>
+            <w:tcBorders>
+              <w:top w:val="single" w:sz="8" w:space="0" w:color="4F81BD"/>
+              <w:left w:val="single" w:sz="8" w:space="0" w:color="4F81BD"/>
+              <w:bottom w:val="single" w:sz="8" w:space="0" w:color="4F81BD"/>
+              <w:right w:val="single" w:sz="8" w:space="0" w:color="4F81BD"/>
+              <w:insideV w:val="single" w:sz="8" w:space="0" w:color="4F81BD"/>
+            </w:tcBorders>
+            <w:shd w:val="clear" w:fill="E2E8F0"/>
+            <w:tcMar>
+              <w:top w:w="0" w:type="dxa"/>
+              <w:left w:w="108" w:type="dxa"/>
+              <w:bottom w:w="0" w:type="dxa"/>
+              <w:right w:w="108" w:type="dxa"/>
+            </w:tcMar>
           </w:tcPr>
           <w:p>
             <w:pPr>
-              <w:cnfStyle w:val="000000010000" w:firstRow="0" w:lastRow="0" w:firstColumn="0" w:lastColumn="0" w:oddVBand="0" w:evenVBand="0" w:oddHBand="0" w:evenHBand="1" w:firstRowFirstColumn="0" w:firstRowLastColumn="0" w:lastRowFirstColumn="0" w:lastRowLastColumn="0"/>
+              <w:spacing w:after="200" w:line="276" w:lineRule="auto"/>
             </w:pPr>
             <w:r>
+              <w:lastRenderedPageBreak/>
               <w:rPr>
+                <w:rFonts w:ascii="Cambria" w:hAnsi="Cambria" w:eastAsia="ＭＳ 明朝" w:cs="Cambria" w:asciiTheme="minorHAnsi" w:hAnsiTheme="minorHAnsi" w:eastAsiaTheme="minorEastAsia" w:csTheme="minorBidi"/>
                 <w:b/>
+                <w:bCs/>
+                <w:sz w:val="22"/>
+                <w:szCs w:val="22"/>
               </w:rPr>
-              <w:lastRenderedPageBreak/>
               <w:t>SHOULD</w:t>
             </w:r>
           </w:p>
@@ -2484,12 +2861,30 @@
         <w:tc>
           <w:tcPr>
             <w:tcW w:w="1440" w:type="dxa"/>
+            <w:tcBorders>
+              <w:top w:val="single" w:sz="8" w:space="0" w:color="4F81BD"/>
+              <w:left w:val="single" w:sz="8" w:space="0" w:color="4F81BD"/>
+              <w:bottom w:val="single" w:sz="8" w:space="0" w:color="4F81BD"/>
+              <w:right w:val="single" w:sz="8" w:space="0" w:color="4F81BD"/>
+              <w:insideV w:val="single" w:sz="8" w:space="0" w:color="4F81BD"/>
+            </w:tcBorders>
+            <w:tcMar>
+              <w:top w:w="0" w:type="dxa"/>
+              <w:left w:w="108" w:type="dxa"/>
+              <w:bottom w:w="0" w:type="dxa"/>
+              <w:right w:w="108" w:type="dxa"/>
+            </w:tcMar>
           </w:tcPr>
           <w:p>
             <w:pPr>
-              <w:cnfStyle w:val="000000010000" w:firstRow="0" w:lastRow="0" w:firstColumn="0" w:lastColumn="0" w:oddVBand="0" w:evenVBand="0" w:oddHBand="0" w:evenHBand="1" w:firstRowFirstColumn="0" w:firstRowLastColumn="0" w:lastRowFirstColumn="0" w:lastRowLastColumn="0"/>
+              <w:spacing w:after="200" w:line="276" w:lineRule="auto"/>
             </w:pPr>
             <w:r>
+              <w:rPr>
+                <w:rFonts w:ascii="Cambria" w:hAnsi="Cambria" w:eastAsia="ＭＳ 明朝" w:cs="Cambria" w:asciiTheme="minorHAnsi" w:hAnsiTheme="minorHAnsi" w:eastAsiaTheme="minorEastAsia" w:csTheme="minorBidi"/>
+                <w:sz w:val="22"/>
+                <w:szCs w:val="22"/>
+              </w:rPr>
               <w:t>13</w:t>
             </w:r>
           </w:p>
@@ -2497,12 +2892,30 @@
         <w:tc>
           <w:tcPr>
             <w:tcW w:w="1440" w:type="dxa"/>
+            <w:tcBorders>
+              <w:top w:val="single" w:sz="8" w:space="0" w:color="4F81BD"/>
+              <w:left w:val="single" w:sz="8" w:space="0" w:color="4F81BD"/>
+              <w:bottom w:val="single" w:sz="8" w:space="0" w:color="4F81BD"/>
+              <w:right w:val="single" w:sz="8" w:space="0" w:color="4F81BD"/>
+              <w:insideV w:val="single" w:sz="8" w:space="0" w:color="4F81BD"/>
+            </w:tcBorders>
+            <w:tcMar>
+              <w:top w:w="0" w:type="dxa"/>
+              <w:left w:w="108" w:type="dxa"/>
+              <w:bottom w:w="0" w:type="dxa"/>
+              <w:right w:w="108" w:type="dxa"/>
+            </w:tcMar>
           </w:tcPr>
           <w:p>
             <w:pPr>
-              <w:cnfStyle w:val="000000010000" w:firstRow="0" w:lastRow="0" w:firstColumn="0" w:lastColumn="0" w:oddVBand="0" w:evenVBand="0" w:oddHBand="0" w:evenHBand="1" w:firstRowFirstColumn="0" w:firstRowLastColumn="0" w:lastRowFirstColumn="0" w:lastRowLastColumn="0"/>
+              <w:spacing w:after="200" w:line="276" w:lineRule="auto"/>
             </w:pPr>
             <w:r>
+              <w:rPr>
+                <w:rFonts w:ascii="Cambria" w:hAnsi="Cambria" w:eastAsia="ＭＳ 明朝" w:cs="Cambria" w:asciiTheme="minorHAnsi" w:hAnsiTheme="minorHAnsi" w:eastAsiaTheme="minorEastAsia" w:csTheme="minorBidi"/>
+                <w:sz w:val="22"/>
+                <w:szCs w:val="22"/>
+              </w:rPr>
               <w:t>2</w:t>
             </w:r>
           </w:p>
@@ -2510,12 +2923,30 @@
         <w:tc>
           <w:tcPr>
             <w:tcW w:w="1440" w:type="dxa"/>
+            <w:tcBorders>
+              <w:top w:val="single" w:sz="8" w:space="0" w:color="4F81BD"/>
+              <w:left w:val="single" w:sz="8" w:space="0" w:color="4F81BD"/>
+              <w:bottom w:val="single" w:sz="8" w:space="0" w:color="4F81BD"/>
+              <w:right w:val="single" w:sz="8" w:space="0" w:color="4F81BD"/>
+              <w:insideV w:val="single" w:sz="8" w:space="0" w:color="4F81BD"/>
+            </w:tcBorders>
+            <w:tcMar>
+              <w:top w:w="0" w:type="dxa"/>
+              <w:left w:w="108" w:type="dxa"/>
+              <w:bottom w:w="0" w:type="dxa"/>
+              <w:right w:w="108" w:type="dxa"/>
+            </w:tcMar>
           </w:tcPr>
           <w:p>
             <w:pPr>
-              <w:cnfStyle w:val="000000010000" w:firstRow="0" w:lastRow="0" w:firstColumn="0" w:lastColumn="0" w:oddVBand="0" w:evenVBand="0" w:oddHBand="0" w:evenHBand="1" w:firstRowFirstColumn="0" w:firstRowLastColumn="0" w:lastRowFirstColumn="0" w:lastRowLastColumn="0"/>
+              <w:spacing w:after="200" w:line="276" w:lineRule="auto"/>
             </w:pPr>
             <w:r>
+              <w:rPr>
+                <w:rFonts w:ascii="Cambria" w:hAnsi="Cambria" w:eastAsia="ＭＳ 明朝" w:cs="Cambria" w:asciiTheme="minorHAnsi" w:hAnsiTheme="minorHAnsi" w:eastAsiaTheme="minorEastAsia" w:csTheme="minorBidi"/>
+                <w:sz w:val="22"/>
+                <w:szCs w:val="22"/>
+              </w:rPr>
               <w:t>1.5</w:t>
             </w:r>
           </w:p>
@@ -2523,16 +2954,38 @@
         <w:tc>
           <w:tcPr>
             <w:tcW w:w="1440" w:type="dxa"/>
+            <w:tcBorders>
+              <w:top w:val="single" w:sz="8" w:space="0" w:color="4F81BD"/>
+              <w:left w:val="single" w:sz="8" w:space="0" w:color="4F81BD"/>
+              <w:bottom w:val="single" w:sz="8" w:space="0" w:color="4F81BD"/>
+              <w:right w:val="single" w:sz="8" w:space="0" w:color="4F81BD"/>
+              <w:insideV w:val="single" w:sz="8" w:space="0" w:color="4F81BD"/>
+            </w:tcBorders>
+            <w:tcMar>
+              <w:top w:w="0" w:type="dxa"/>
+              <w:left w:w="108" w:type="dxa"/>
+              <w:bottom w:w="0" w:type="dxa"/>
+              <w:right w:w="108" w:type="dxa"/>
+            </w:tcMar>
           </w:tcPr>
           <w:p>
             <w:pPr>
-              <w:cnfStyle w:val="000000010000" w:firstRow="0" w:lastRow="0" w:firstColumn="0" w:lastColumn="0" w:oddVBand="0" w:evenVBand="0" w:oddHBand="0" w:evenHBand="1" w:firstRowFirstColumn="0" w:firstRowLastColumn="0" w:lastRowFirstColumn="0" w:lastRowLastColumn="0"/>
+              <w:spacing w:after="200" w:line="276" w:lineRule="auto"/>
             </w:pPr>
             <w:r>
+              <w:rPr>
+                <w:rFonts w:ascii="Cambria" w:hAnsi="Cambria" w:eastAsia="ＭＳ 明朝" w:cs="Cambria" w:asciiTheme="minorHAnsi" w:hAnsiTheme="minorHAnsi" w:eastAsiaTheme="minorEastAsia" w:csTheme="minorBidi"/>
+                <w:sz w:val="22"/>
+                <w:szCs w:val="22"/>
+              </w:rPr>
               <w:t xml:space="preserve">Fonction importante </w:t>
             </w:r>
             <w:r>
-              <w:lastRenderedPageBreak/>
+              <w:rPr>
+                <w:rFonts w:ascii="Cambria" w:hAnsi="Cambria" w:eastAsia="ＭＳ 明朝" w:cs="Cambria" w:asciiTheme="minorHAnsi" w:hAnsiTheme="minorHAnsi" w:eastAsiaTheme="minorEastAsia" w:csTheme="minorBidi"/>
+                <w:sz w:val="22"/>
+                <w:szCs w:val="22"/>
+              </w:rPr>
               <w:t>pour les enseignants. Intégrée afin de répondre aux besoins de Mme Lefèvre.</w:t>
             </w:r>
           </w:p>
@@ -2540,16 +2993,40 @@
       </w:tr>
       <w:tr>
         <w:trPr>
-          <w:cnfStyle w:val="000000100000" w:firstRow="0" w:lastRow="0" w:firstColumn="0" w:lastColumn="0" w:oddVBand="0" w:evenVBand="0" w:oddHBand="1" w:evenHBand="0" w:firstRowFirstColumn="0" w:firstRowLastColumn="0" w:lastRowFirstColumn="0" w:lastRowLastColumn="0"/>
+          <w:cnfStyle w:val="000000100000"/>
         </w:trPr>
         <w:tc>
           <w:tcPr>
-            <w:cnfStyle w:val="001000000000" w:firstRow="0" w:lastRow="0" w:firstColumn="1" w:lastColumn="0" w:oddVBand="0" w:evenVBand="0" w:oddHBand="0" w:evenHBand="0" w:firstRowFirstColumn="0" w:firstRowLastColumn="0" w:lastRowFirstColumn="0" w:lastRowLastColumn="0"/>
+            <w:cnfStyle w:val="001000000000"/>
             <w:tcW w:w="1440" w:type="dxa"/>
+            <w:tcBorders>
+              <w:top w:val="single" w:sz="8" w:space="0" w:color="4F81BD"/>
+              <w:left w:val="single" w:sz="8" w:space="0" w:color="4F81BD"/>
+              <w:bottom w:val="single" w:sz="8" w:space="0" w:color="4F81BD"/>
+              <w:right w:val="single" w:sz="8" w:space="0" w:color="4F81BD"/>
+              <w:insideV w:val="single" w:sz="8" w:space="0" w:color="4F81BD"/>
+            </w:tcBorders>
+            <w:shd w:val="clear" w:fill="D4E0EF"/>
+            <w:tcMar>
+              <w:top w:w="0" w:type="dxa"/>
+              <w:left w:w="108" w:type="dxa"/>
+              <w:bottom w:w="0" w:type="dxa"/>
+              <w:right w:w="108" w:type="dxa"/>
+            </w:tcMar>
           </w:tcPr>
           <w:p>
+            <w:pPr>
+              <w:spacing w:after="200" w:line="276" w:lineRule="auto"/>
+            </w:pPr>
             <w:r>
               <w:lastRenderedPageBreak/>
+              <w:rPr>
+                <w:rFonts w:ascii="Calibri" w:hAnsi="Calibri" w:eastAsia="ＭＳ ゴシック" w:cs="Calibri" w:asciiTheme="majorHAnsi" w:hAnsiTheme="majorHAnsi" w:eastAsiaTheme="majorEastAsia" w:csTheme="majorBidi"/>
+                <w:b/>
+                <w:bCs/>
+                <w:sz w:val="22"/>
+                <w:szCs w:val="22"/>
+              </w:rPr>
               <w:t>[ Ajouter votre propre story candidate ]</w:t>
             </w:r>
           </w:p>
@@ -2557,12 +3034,31 @@
         <w:tc>
           <w:tcPr>
             <w:tcW w:w="1440" w:type="dxa"/>
+            <w:tcBorders>
+              <w:top w:val="single" w:sz="8" w:space="0" w:color="4F81BD"/>
+              <w:left w:val="single" w:sz="8" w:space="0" w:color="4F81BD"/>
+              <w:bottom w:val="single" w:sz="8" w:space="0" w:color="4F81BD"/>
+              <w:right w:val="single" w:sz="8" w:space="0" w:color="4F81BD"/>
+              <w:insideV w:val="single" w:sz="8" w:space="0" w:color="4F81BD"/>
+            </w:tcBorders>
+            <w:shd w:val="clear" w:fill="D4E0EF"/>
+            <w:tcMar>
+              <w:top w:w="0" w:type="dxa"/>
+              <w:left w:w="108" w:type="dxa"/>
+              <w:bottom w:w="0" w:type="dxa"/>
+              <w:right w:w="108" w:type="dxa"/>
+            </w:tcMar>
           </w:tcPr>
           <w:p>
             <w:pPr>
-              <w:cnfStyle w:val="000000100000" w:firstRow="0" w:lastRow="0" w:firstColumn="0" w:lastColumn="0" w:oddVBand="0" w:evenVBand="0" w:oddHBand="1" w:evenHBand="0" w:firstRowFirstColumn="0" w:firstRowLastColumn="0" w:lastRowFirstColumn="0" w:lastRowLastColumn="0"/>
+              <w:spacing w:after="200" w:line="276" w:lineRule="auto"/>
             </w:pPr>
             <w:r>
+              <w:rPr>
+                <w:rFonts w:ascii="Cambria" w:hAnsi="Cambria" w:eastAsia="ＭＳ 明朝" w:cs="Cambria" w:asciiTheme="minorHAnsi" w:hAnsiTheme="minorHAnsi" w:eastAsiaTheme="minorEastAsia" w:csTheme="minorBidi"/>
+                <w:sz w:val="22"/>
+                <w:szCs w:val="22"/>
+              </w:rPr>
               <w:t>[?]</w:t>
             </w:r>
           </w:p>
@@ -2570,12 +3066,31 @@
         <w:tc>
           <w:tcPr>
             <w:tcW w:w="1440" w:type="dxa"/>
+            <w:tcBorders>
+              <w:top w:val="single" w:sz="8" w:space="0" w:color="4F81BD"/>
+              <w:left w:val="single" w:sz="8" w:space="0" w:color="4F81BD"/>
+              <w:bottom w:val="single" w:sz="8" w:space="0" w:color="4F81BD"/>
+              <w:right w:val="single" w:sz="8" w:space="0" w:color="4F81BD"/>
+              <w:insideV w:val="single" w:sz="8" w:space="0" w:color="4F81BD"/>
+            </w:tcBorders>
+            <w:shd w:val="clear" w:fill="D4E0EF"/>
+            <w:tcMar>
+              <w:top w:w="0" w:type="dxa"/>
+              <w:left w:w="108" w:type="dxa"/>
+              <w:bottom w:w="0" w:type="dxa"/>
+              <w:right w:w="108" w:type="dxa"/>
+            </w:tcMar>
           </w:tcPr>
           <w:p>
             <w:pPr>
-              <w:cnfStyle w:val="000000100000" w:firstRow="0" w:lastRow="0" w:firstColumn="0" w:lastColumn="0" w:oddVBand="0" w:evenVBand="0" w:oddHBand="1" w:evenHBand="0" w:firstRowFirstColumn="0" w:firstRowLastColumn="0" w:lastRowFirstColumn="0" w:lastRowLastColumn="0"/>
+              <w:spacing w:after="200" w:line="276" w:lineRule="auto"/>
             </w:pPr>
             <w:r>
+              <w:rPr>
+                <w:rFonts w:ascii="Cambria" w:hAnsi="Cambria" w:eastAsia="ＭＳ 明朝" w:cs="Cambria" w:asciiTheme="minorHAnsi" w:hAnsiTheme="minorHAnsi" w:eastAsiaTheme="minorEastAsia" w:csTheme="minorBidi"/>
+                <w:sz w:val="22"/>
+                <w:szCs w:val="22"/>
+              </w:rPr>
               <w:t>[?]</w:t>
             </w:r>
           </w:p>
@@ -2583,12 +3098,31 @@
         <w:tc>
           <w:tcPr>
             <w:tcW w:w="1440" w:type="dxa"/>
+            <w:tcBorders>
+              <w:top w:val="single" w:sz="8" w:space="0" w:color="4F81BD"/>
+              <w:left w:val="single" w:sz="8" w:space="0" w:color="4F81BD"/>
+              <w:bottom w:val="single" w:sz="8" w:space="0" w:color="4F81BD"/>
+              <w:right w:val="single" w:sz="8" w:space="0" w:color="4F81BD"/>
+              <w:insideV w:val="single" w:sz="8" w:space="0" w:color="4F81BD"/>
+            </w:tcBorders>
+            <w:shd w:val="clear" w:fill="D4E0EF"/>
+            <w:tcMar>
+              <w:top w:w="0" w:type="dxa"/>
+              <w:left w:w="108" w:type="dxa"/>
+              <w:bottom w:w="0" w:type="dxa"/>
+              <w:right w:w="108" w:type="dxa"/>
+            </w:tcMar>
           </w:tcPr>
           <w:p>
             <w:pPr>
-              <w:cnfStyle w:val="000000100000" w:firstRow="0" w:lastRow="0" w:firstColumn="0" w:lastColumn="0" w:oddVBand="0" w:evenVBand="0" w:oddHBand="1" w:evenHBand="0" w:firstRowFirstColumn="0" w:firstRowLastColumn="0" w:lastRowFirstColumn="0" w:lastRowLastColumn="0"/>
+              <w:spacing w:after="200" w:line="276" w:lineRule="auto"/>
             </w:pPr>
             <w:r>
+              <w:rPr>
+                <w:rFonts w:ascii="Cambria" w:hAnsi="Cambria" w:eastAsia="ＭＳ 明朝" w:cs="Cambria" w:asciiTheme="minorHAnsi" w:hAnsiTheme="minorHAnsi" w:eastAsiaTheme="minorEastAsia" w:csTheme="minorBidi"/>
+                <w:sz w:val="22"/>
+                <w:szCs w:val="22"/>
+              </w:rPr>
               <w:t>[?]</w:t>
             </w:r>
           </w:p>
@@ -2596,12 +3130,31 @@
         <w:tc>
           <w:tcPr>
             <w:tcW w:w="1440" w:type="dxa"/>
+            <w:tcBorders>
+              <w:top w:val="single" w:sz="8" w:space="0" w:color="4F81BD"/>
+              <w:left w:val="single" w:sz="8" w:space="0" w:color="4F81BD"/>
+              <w:bottom w:val="single" w:sz="8" w:space="0" w:color="4F81BD"/>
+              <w:right w:val="single" w:sz="8" w:space="0" w:color="4F81BD"/>
+              <w:insideV w:val="single" w:sz="8" w:space="0" w:color="4F81BD"/>
+            </w:tcBorders>
+            <w:shd w:val="clear" w:fill="D4E0EF"/>
+            <w:tcMar>
+              <w:top w:w="0" w:type="dxa"/>
+              <w:left w:w="108" w:type="dxa"/>
+              <w:bottom w:w="0" w:type="dxa"/>
+              <w:right w:w="108" w:type="dxa"/>
+            </w:tcMar>
           </w:tcPr>
           <w:p>
             <w:pPr>
-              <w:cnfStyle w:val="000000100000" w:firstRow="0" w:lastRow="0" w:firstColumn="0" w:lastColumn="0" w:oddVBand="0" w:evenVBand="0" w:oddHBand="1" w:evenHBand="0" w:firstRowFirstColumn="0" w:firstRowLastColumn="0" w:lastRowFirstColumn="0" w:lastRowLastColumn="0"/>
+              <w:spacing w:after="200" w:line="276" w:lineRule="auto"/>
             </w:pPr>
             <w:r>
+              <w:rPr>
+                <w:rFonts w:ascii="Cambria" w:hAnsi="Cambria" w:eastAsia="ＭＳ 明朝" w:cs="Cambria" w:asciiTheme="minorHAnsi" w:hAnsiTheme="minorHAnsi" w:eastAsiaTheme="minorEastAsia" w:csTheme="minorBidi"/>
+                <w:sz w:val="22"/>
+                <w:szCs w:val="22"/>
+              </w:rPr>
               <w:t>[?]</w:t>
             </w:r>
           </w:p>
@@ -2609,35 +3162,73 @@
         <w:tc>
           <w:tcPr>
             <w:tcW w:w="1440" w:type="dxa"/>
+            <w:tcBorders>
+              <w:top w:val="single" w:sz="8" w:space="0" w:color="4F81BD"/>
+              <w:left w:val="single" w:sz="8" w:space="0" w:color="4F81BD"/>
+              <w:bottom w:val="single" w:sz="8" w:space="0" w:color="4F81BD"/>
+              <w:right w:val="single" w:sz="8" w:space="0" w:color="4F81BD"/>
+              <w:insideV w:val="single" w:sz="8" w:space="0" w:color="4F81BD"/>
+            </w:tcBorders>
+            <w:shd w:val="clear" w:fill="D4E0EF"/>
+            <w:tcMar>
+              <w:top w:w="0" w:type="dxa"/>
+              <w:left w:w="108" w:type="dxa"/>
+              <w:bottom w:w="0" w:type="dxa"/>
+              <w:right w:w="108" w:type="dxa"/>
+            </w:tcMar>
           </w:tcPr>
           <w:p>
             <w:pPr>
-              <w:cnfStyle w:val="000000100000" w:firstRow="0" w:lastRow="0" w:firstColumn="0" w:lastColumn="0" w:oddVBand="0" w:evenVBand="0" w:oddHBand="1" w:evenHBand="0" w:firstRowFirstColumn="0" w:firstRowLastColumn="0" w:lastRowFirstColumn="0" w:lastRowLastColumn="0"/>
+              <w:spacing w:after="200" w:line="276" w:lineRule="auto"/>
             </w:pPr>
             <w:r>
+              <w:rPr>
+                <w:rFonts w:ascii="Cambria" w:hAnsi="Cambria" w:eastAsia="ＭＳ 明朝" w:cs="Cambria" w:asciiTheme="minorHAnsi" w:hAnsiTheme="minorHAnsi" w:eastAsiaTheme="minorEastAsia" w:csTheme="minorBidi"/>
+                <w:sz w:val="22"/>
+                <w:szCs w:val="22"/>
+              </w:rPr>
               <w:t>[?]</w:t>
             </w:r>
           </w:p>
         </w:tc>
       </w:tr>
     </w:tbl>
-    <w:p/>
     <w:p>
+      <w:pPr>
+        <w:spacing w:after="200" w:line="276" w:lineRule="auto"/>
+      </w:pPr>
+    </w:p>
+    <w:p>
+      <w:pPr>
+        <w:spacing w:after="200" w:line="276" w:lineRule="auto"/>
+      </w:pPr>
       <w:r>
         <w:rPr>
+          <w:rFonts w:ascii="Cambria" w:hAnsi="Cambria" w:eastAsia="ＭＳ 明朝" w:cs="Cambria" w:asciiTheme="minorHAnsi" w:hAnsiTheme="minorHAnsi" w:eastAsiaTheme="minorEastAsia" w:csTheme="minorBidi"/>
           <w:b/>
+          <w:bCs/>
+          <w:sz w:val="22"/>
+          <w:szCs w:val="22"/>
         </w:rPr>
         <w:t>📊</w:t>
       </w:r>
       <w:r>
         <w:rPr>
+          <w:rFonts w:ascii="Cambria" w:hAnsi="Cambria" w:eastAsia="ＭＳ 明朝" w:cs="Cambria" w:asciiTheme="minorHAnsi" w:hAnsiTheme="minorHAnsi" w:eastAsiaTheme="minorEastAsia" w:csTheme="minorBidi"/>
           <w:b/>
+          <w:bCs/>
+          <w:sz w:val="22"/>
+          <w:szCs w:val="22"/>
         </w:rPr>
         <w:t xml:space="preserve"> Formule du score : </w:t>
       </w:r>
       <w:r>
         <w:rPr>
+          <w:rFonts w:ascii="Cambria" w:hAnsi="Cambria" w:eastAsia="ＭＳ 明朝" w:cs="Cambria" w:asciiTheme="minorHAnsi" w:hAnsiTheme="minorHAnsi" w:eastAsiaTheme="minorEastAsia" w:csTheme="minorBidi"/>
           <w:i/>
+          <w:iCs/>
+          <w:sz w:val="22"/>
+          <w:szCs w:val="22"/>
         </w:rPr>
         <w:t>(Impact × 10) / Effort. Un score &gt; 10 = story très rentable (haute priorité). Un score &lt; 3 = story coûteuse pour peu d'impact (à différer).</w:t>
       </w:r>
@@ -2649,7 +3240,12 @@
       <w:bookmarkStart w:id="5" w:name="_Toc233728106"/>
       <w:r>
         <w:rPr>
+          <w:rFonts w:ascii="Calibri" w:hAnsi="Calibri" w:eastAsia="ＭＳ ゴシック" w:cs="Calibri" w:asciiTheme="majorHAnsi" w:hAnsiTheme="majorHAnsi" w:eastAsiaTheme="majorEastAsia" w:csTheme="majorBidi"/>
+          <w:b/>
+          <w:bCs/>
           <w:color w:val="1E1B4B"/>
+          <w:sz w:val="28"/>
+          <w:szCs w:val="28"/>
         </w:rPr>
         <w:t>3. Contrepartie obligatoire (ce qui sort du sprint)</w:t>
       </w:r>
@@ -2662,25 +3258,34 @@
       </w:pPr>
       <w:r>
         <w:rPr>
+          <w:rFonts w:ascii="Cambria" w:hAnsi="Cambria" w:eastAsia="ＭＳ 明朝" w:cs="Cambria" w:asciiTheme="minorHAnsi" w:hAnsiTheme="minorHAnsi" w:eastAsiaTheme="minorEastAsia" w:csTheme="minorBidi"/>
           <w:b/>
+          <w:bCs/>
           <w:color w:val="F59E0B"/>
           <w:sz w:val="18"/>
+          <w:szCs w:val="22"/>
         </w:rPr>
         <w:t>💡</w:t>
       </w:r>
       <w:r>
         <w:rPr>
+          <w:rFonts w:ascii="Cambria" w:hAnsi="Cambria" w:eastAsia="ＭＳ 明朝" w:cs="Cambria" w:asciiTheme="minorHAnsi" w:hAnsiTheme="minorHAnsi" w:eastAsiaTheme="minorEastAsia" w:csTheme="minorBidi"/>
           <w:b/>
+          <w:bCs/>
           <w:color w:val="F59E0B"/>
           <w:sz w:val="18"/>
+          <w:szCs w:val="22"/>
         </w:rPr>
         <w:t xml:space="preserve"> Objectif. </w:t>
       </w:r>
       <w:r>
         <w:rPr>
+          <w:rFonts w:ascii="Cambria" w:hAnsi="Cambria" w:eastAsia="ＭＳ 明朝" w:cs="Cambria" w:asciiTheme="minorHAnsi" w:hAnsiTheme="minorHAnsi" w:eastAsiaTheme="minorEastAsia" w:csTheme="minorBidi"/>
           <w:i/>
+          <w:iCs/>
           <w:color w:val="475569"/>
           <w:sz w:val="18"/>
+          <w:szCs w:val="22"/>
         </w:rPr>
         <w:t>Documenter le principe non négociable : on n'ajoute pas sans retirer. Vélocité fixe, capacité fixe, chaque ajout doit être compensé.</w:t>
       </w:r>
@@ -2691,25 +3296,34 @@
       </w:pPr>
       <w:r>
         <w:rPr>
+          <w:rFonts w:ascii="Cambria" w:hAnsi="Cambria" w:eastAsia="ＭＳ 明朝" w:cs="Cambria" w:asciiTheme="minorHAnsi" w:hAnsiTheme="minorHAnsi" w:eastAsiaTheme="minorEastAsia" w:csTheme="minorBidi"/>
           <w:b/>
+          <w:bCs/>
           <w:color w:val="F59E0B"/>
           <w:sz w:val="18"/>
+          <w:szCs w:val="22"/>
         </w:rPr>
         <w:t>📐</w:t>
       </w:r>
       <w:r>
         <w:rPr>
+          <w:rFonts w:ascii="Cambria" w:hAnsi="Cambria" w:eastAsia="ＭＳ 明朝" w:cs="Cambria" w:asciiTheme="minorHAnsi" w:hAnsiTheme="minorHAnsi" w:eastAsiaTheme="minorEastAsia" w:csTheme="minorBidi"/>
           <w:b/>
+          <w:bCs/>
           <w:color w:val="F59E0B"/>
           <w:sz w:val="18"/>
+          <w:szCs w:val="22"/>
         </w:rPr>
         <w:t xml:space="preserve"> Format attendu. </w:t>
       </w:r>
       <w:r>
         <w:rPr>
+          <w:rFonts w:ascii="Cambria" w:hAnsi="Cambria" w:eastAsia="ＭＳ 明朝" w:cs="Cambria" w:asciiTheme="minorHAnsi" w:hAnsiTheme="minorHAnsi" w:eastAsiaTheme="minorEastAsia" w:csTheme="minorBidi"/>
           <w:i/>
+          <w:iCs/>
           <w:color w:val="475569"/>
           <w:sz w:val="18"/>
+          <w:szCs w:val="22"/>
         </w:rPr>
         <w:t>Tableau symétrique au tableau MoSCoW : pour chaque story ajoutée, indiquer la story du backlog initial qui est reportée à un sprint ultérieur.</w:t>
       </w:r>
@@ -2720,25 +3334,34 @@
       </w:pPr>
       <w:r>
         <w:rPr>
+          <w:rFonts w:ascii="Cambria" w:hAnsi="Cambria" w:eastAsia="ＭＳ 明朝" w:cs="Cambria" w:asciiTheme="minorHAnsi" w:hAnsiTheme="minorHAnsi" w:eastAsiaTheme="minorEastAsia" w:csTheme="minorBidi"/>
           <w:b/>
+          <w:bCs/>
           <w:color w:val="16A34A"/>
           <w:sz w:val="18"/>
+          <w:szCs w:val="22"/>
         </w:rPr>
         <w:t>✅</w:t>
       </w:r>
       <w:r>
         <w:rPr>
+          <w:rFonts w:ascii="Cambria" w:hAnsi="Cambria" w:eastAsia="ＭＳ 明朝" w:cs="Cambria" w:asciiTheme="minorHAnsi" w:hAnsiTheme="minorHAnsi" w:eastAsiaTheme="minorEastAsia" w:csTheme="minorBidi"/>
           <w:b/>
+          <w:bCs/>
           <w:color w:val="16A34A"/>
           <w:sz w:val="18"/>
+          <w:szCs w:val="22"/>
         </w:rPr>
         <w:t xml:space="preserve"> Bon exemple. </w:t>
       </w:r>
       <w:r>
         <w:rPr>
+          <w:rFonts w:ascii="Cambria" w:hAnsi="Cambria" w:eastAsia="ＭＳ 明朝" w:cs="Cambria" w:asciiTheme="minorHAnsi" w:hAnsiTheme="minorHAnsi" w:eastAsiaTheme="minorEastAsia" w:csTheme="minorBidi"/>
           <w:i/>
+          <w:iCs/>
           <w:color w:val="475569"/>
           <w:sz w:val="18"/>
+          <w:szCs w:val="22"/>
         </w:rPr>
         <w:t>« US-NEW-02 (Export Word/PDF, +3 SP) entre en Sprint 6 → US-08 (Bibliothèque multi-cours, -3 SP) reportée Sprint 7. »</w:t>
       </w:r>
@@ -2749,39 +3372,59 @@
       </w:pPr>
       <w:r>
         <w:rPr>
+          <w:rFonts w:ascii="Cambria" w:hAnsi="Cambria" w:eastAsia="ＭＳ 明朝" w:cs="Cambria" w:asciiTheme="minorHAnsi" w:hAnsiTheme="minorHAnsi" w:eastAsiaTheme="minorEastAsia" w:csTheme="minorBidi"/>
           <w:b/>
+          <w:bCs/>
           <w:color w:val="DC2626"/>
           <w:sz w:val="18"/>
+          <w:szCs w:val="22"/>
         </w:rPr>
         <w:t>❌</w:t>
       </w:r>
       <w:r>
         <w:rPr>
+          <w:rFonts w:ascii="Cambria" w:hAnsi="Cambria" w:eastAsia="ＭＳ 明朝" w:cs="Cambria" w:asciiTheme="minorHAnsi" w:hAnsiTheme="minorHAnsi" w:eastAsiaTheme="minorEastAsia" w:csTheme="minorBidi"/>
           <w:b/>
+          <w:bCs/>
           <w:color w:val="DC2626"/>
           <w:sz w:val="18"/>
+          <w:szCs w:val="22"/>
         </w:rPr>
         <w:t xml:space="preserve"> À éviter. </w:t>
       </w:r>
       <w:r>
         <w:rPr>
+          <w:rFonts w:ascii="Cambria" w:hAnsi="Cambria" w:eastAsia="ＭＳ 明朝" w:cs="Cambria" w:asciiTheme="minorHAnsi" w:hAnsiTheme="minorHAnsi" w:eastAsiaTheme="minorEastAsia" w:csTheme="minorBidi"/>
           <w:i/>
+          <w:iCs/>
           <w:color w:val="475569"/>
           <w:sz w:val="18"/>
+          <w:szCs w:val="22"/>
         </w:rPr>
         <w:t>« On va essayer de tout faire en plus. » (déni de capacité, déclenche un sprint qui rate)</w:t>
       </w:r>
     </w:p>
     <w:p>
+      <w:pPr>
+        <w:spacing w:after="200" w:line="276" w:lineRule="auto"/>
+      </w:pPr>
       <w:r>
         <w:rPr>
+          <w:rFonts w:ascii="Cambria" w:hAnsi="Cambria" w:eastAsia="ＭＳ 明朝" w:cs="Cambria" w:asciiTheme="minorHAnsi" w:hAnsiTheme="minorHAnsi" w:eastAsiaTheme="minorEastAsia" w:csTheme="minorBidi"/>
           <w:b/>
+          <w:bCs/>
+          <w:sz w:val="22"/>
+          <w:szCs w:val="22"/>
         </w:rPr>
         <w:t xml:space="preserve">Principe non négociable : </w:t>
       </w:r>
       <w:r>
         <w:rPr>
+          <w:rFonts w:ascii="Cambria" w:hAnsi="Cambria" w:eastAsia="ＭＳ 明朝" w:cs="Cambria" w:asciiTheme="minorHAnsi" w:hAnsiTheme="minorHAnsi" w:eastAsiaTheme="minorEastAsia" w:csTheme="minorBidi"/>
           <w:i/>
+          <w:iCs/>
+          <w:sz w:val="22"/>
+          <w:szCs w:val="22"/>
         </w:rPr>
         <w:t>vélocité fixée à ~56 SP sur la semaine, capacité 7 personnes × 7 sprints. Toute story qui entre doit être compensée par une story équivalente qui sort. Sans cette discipline, le sprint dérape, les développeurs s'épuisent, la qualité chute.</w:t>
       </w:r>
@@ -2793,7 +3436,12 @@
       <w:bookmarkStart w:id="6" w:name="_Toc233728107"/>
       <w:r>
         <w:rPr>
+          <w:rFonts w:ascii="Calibri" w:hAnsi="Calibri" w:eastAsia="ＭＳ ゴシック" w:cs="Calibri" w:asciiTheme="majorHAnsi" w:hAnsiTheme="majorHAnsi" w:eastAsiaTheme="majorEastAsia" w:csTheme="majorBidi"/>
+          <w:b/>
+          <w:bCs/>
           <w:color w:val="1E1B4B"/>
+          <w:sz w:val="26"/>
+          <w:szCs w:val="26"/>
         </w:rPr>
         <w:t>3.1. Stories ajoutées / Stories reportées</w:t>
       </w:r>
@@ -2803,7 +3451,21 @@
       <w:tblPr>
         <w:tblStyle w:val="Grilleclaire-Accent1"/>
         <w:tblW w:w="0" w:type="auto"/>
-        <w:tblLook w:val="04A0" w:firstRow="1" w:lastRow="0" w:firstColumn="1" w:lastColumn="0" w:noHBand="0" w:noVBand="1"/>
+        <w:tblBorders>
+          <w:top w:val="single" w:sz="8" w:space="0" w:color="4F81BD"/>
+          <w:left w:val="single" w:sz="8" w:space="0" w:color="4F81BD"/>
+          <w:bottom w:val="single" w:sz="18" w:space="0" w:color="4F81BD"/>
+          <w:right w:val="single" w:sz="8" w:space="0" w:color="4F81BD"/>
+          <w:insideH w:val="nil"/>
+          <w:insideV w:val="single" w:sz="8" w:space="0" w:color="4F81BD"/>
+        </w:tblBorders>
+        <w:tblCellMar>
+          <w:top w:w="0" w:type="dxa"/>
+          <w:left w:w="108" w:type="dxa"/>
+          <w:bottom w:w="0" w:type="dxa"/>
+          <w:right w:w="108" w:type="dxa"/>
+        </w:tblCellMar>
+        <w:tblLook w:firstRow="1" w:firstColumn="1" w:noVBand="1"/>
       </w:tblPr>
       <w:tblGrid>
         <w:gridCol w:w="2160"/>
@@ -2813,18 +3475,40 @@
       </w:tblGrid>
       <w:tr>
         <w:trPr>
-          <w:cnfStyle w:val="100000000000" w:firstRow="1" w:lastRow="0" w:firstColumn="0" w:lastColumn="0" w:oddVBand="0" w:evenVBand="0" w:oddHBand="0" w:evenHBand="0" w:firstRowFirstColumn="0" w:firstRowLastColumn="0" w:lastRowFirstColumn="0" w:lastRowLastColumn="0"/>
+          <w:cnfStyle w:val="100000000000"/>
         </w:trPr>
         <w:tc>
           <w:tcPr>
-            <w:cnfStyle w:val="001000000000" w:firstRow="0" w:lastRow="0" w:firstColumn="1" w:lastColumn="0" w:oddVBand="0" w:evenVBand="0" w:oddHBand="0" w:evenHBand="0" w:firstRowFirstColumn="0" w:firstRowLastColumn="0" w:lastRowFirstColumn="0" w:lastRowLastColumn="0"/>
+            <w:cnfStyle w:val="001000000000"/>
             <w:tcW w:w="2160" w:type="dxa"/>
-            <w:shd w:val="clear" w:color="auto" w:fill="1E1B4B"/>
+            <w:tcBorders>
+              <w:top w:val="single" w:sz="8" w:space="0" w:color="4F81BD"/>
+              <w:left w:val="single" w:sz="8" w:space="0" w:color="4F81BD"/>
+              <w:bottom w:val="single" w:sz="18" w:space="0" w:color="4F81BD"/>
+              <w:right w:val="single" w:sz="8" w:space="0" w:color="4F81BD"/>
+              <w:insideH w:val="nil"/>
+              <w:insideV w:val="single" w:sz="8" w:space="0" w:color="4F81BD"/>
+            </w:tcBorders>
+            <w:shd w:val="clear" w:fill="1E1B4B"/>
+            <w:tcMar>
+              <w:top w:w="0" w:type="dxa"/>
+              <w:left w:w="108" w:type="dxa"/>
+              <w:bottom w:w="0" w:type="dxa"/>
+              <w:right w:w="108" w:type="dxa"/>
+            </w:tcMar>
           </w:tcPr>
           <w:p>
+            <w:pPr>
+              <w:spacing w:after="200" w:line="276" w:lineRule="auto"/>
+            </w:pPr>
             <w:r>
               <w:rPr>
+                <w:rFonts w:ascii="Calibri" w:hAnsi="Calibri" w:eastAsia="ＭＳ ゴシック" w:cs="Calibri" w:asciiTheme="majorHAnsi" w:hAnsiTheme="majorHAnsi" w:eastAsiaTheme="majorEastAsia" w:csTheme="majorBidi"/>
+                <w:b/>
+                <w:bCs/>
                 <w:color w:val="FFFFFF"/>
+                <w:sz w:val="22"/>
+                <w:szCs w:val="22"/>
               </w:rPr>
               <w:t>Story ajoutée</w:t>
             </w:r>
@@ -2833,15 +3517,34 @@
         <w:tc>
           <w:tcPr>
             <w:tcW w:w="2160" w:type="dxa"/>
-            <w:shd w:val="clear" w:color="auto" w:fill="1E1B4B"/>
+            <w:tcBorders>
+              <w:top w:val="single" w:sz="8" w:space="0" w:color="4F81BD"/>
+              <w:left w:val="single" w:sz="8" w:space="0" w:color="4F81BD"/>
+              <w:bottom w:val="single" w:sz="18" w:space="0" w:color="4F81BD"/>
+              <w:right w:val="single" w:sz="8" w:space="0" w:color="4F81BD"/>
+              <w:insideH w:val="nil"/>
+              <w:insideV w:val="single" w:sz="8" w:space="0" w:color="4F81BD"/>
+            </w:tcBorders>
+            <w:shd w:val="clear" w:fill="1E1B4B"/>
+            <w:tcMar>
+              <w:top w:w="0" w:type="dxa"/>
+              <w:left w:w="108" w:type="dxa"/>
+              <w:bottom w:w="0" w:type="dxa"/>
+              <w:right w:w="108" w:type="dxa"/>
+            </w:tcMar>
           </w:tcPr>
           <w:p>
             <w:pPr>
-              <w:cnfStyle w:val="100000000000" w:firstRow="1" w:lastRow="0" w:firstColumn="0" w:lastColumn="0" w:oddVBand="0" w:evenVBand="0" w:oddHBand="0" w:evenHBand="0" w:firstRowFirstColumn="0" w:firstRowLastColumn="0" w:lastRowFirstColumn="0" w:lastRowLastColumn="0"/>
+              <w:spacing w:after="200" w:line="276" w:lineRule="auto"/>
             </w:pPr>
             <w:r>
               <w:rPr>
+                <w:rFonts w:ascii="Calibri" w:hAnsi="Calibri" w:eastAsia="ＭＳ ゴシック" w:cs="Calibri" w:asciiTheme="majorHAnsi" w:hAnsiTheme="majorHAnsi" w:eastAsiaTheme="majorEastAsia" w:csTheme="majorBidi"/>
+                <w:b/>
+                <w:bCs/>
                 <w:color w:val="FFFFFF"/>
+                <w:sz w:val="22"/>
+                <w:szCs w:val="22"/>
               </w:rPr>
               <w:t>+ SP</w:t>
             </w:r>
@@ -2850,15 +3553,34 @@
         <w:tc>
           <w:tcPr>
             <w:tcW w:w="2160" w:type="dxa"/>
-            <w:shd w:val="clear" w:color="auto" w:fill="1E1B4B"/>
+            <w:tcBorders>
+              <w:top w:val="single" w:sz="8" w:space="0" w:color="4F81BD"/>
+              <w:left w:val="single" w:sz="8" w:space="0" w:color="4F81BD"/>
+              <w:bottom w:val="single" w:sz="18" w:space="0" w:color="4F81BD"/>
+              <w:right w:val="single" w:sz="8" w:space="0" w:color="4F81BD"/>
+              <w:insideH w:val="nil"/>
+              <w:insideV w:val="single" w:sz="8" w:space="0" w:color="4F81BD"/>
+            </w:tcBorders>
+            <w:shd w:val="clear" w:fill="1E1B4B"/>
+            <w:tcMar>
+              <w:top w:w="0" w:type="dxa"/>
+              <w:left w:w="108" w:type="dxa"/>
+              <w:bottom w:w="0" w:type="dxa"/>
+              <w:right w:w="108" w:type="dxa"/>
+            </w:tcMar>
           </w:tcPr>
           <w:p>
             <w:pPr>
-              <w:cnfStyle w:val="100000000000" w:firstRow="1" w:lastRow="0" w:firstColumn="0" w:lastColumn="0" w:oddVBand="0" w:evenVBand="0" w:oddHBand="0" w:evenHBand="0" w:firstRowFirstColumn="0" w:firstRowLastColumn="0" w:lastRowFirstColumn="0" w:lastRowLastColumn="0"/>
+              <w:spacing w:after="200" w:line="276" w:lineRule="auto"/>
             </w:pPr>
             <w:r>
               <w:rPr>
+                <w:rFonts w:ascii="Calibri" w:hAnsi="Calibri" w:eastAsia="ＭＳ ゴシック" w:cs="Calibri" w:asciiTheme="majorHAnsi" w:hAnsiTheme="majorHAnsi" w:eastAsiaTheme="majorEastAsia" w:csTheme="majorBidi"/>
+                <w:b/>
+                <w:bCs/>
                 <w:color w:val="FFFFFF"/>
+                <w:sz w:val="22"/>
+                <w:szCs w:val="22"/>
               </w:rPr>
               <w:t>Story reportée (contrepartie)</w:t>
             </w:r>
@@ -2867,15 +3589,34 @@
         <w:tc>
           <w:tcPr>
             <w:tcW w:w="2160" w:type="dxa"/>
-            <w:shd w:val="clear" w:color="auto" w:fill="1E1B4B"/>
+            <w:tcBorders>
+              <w:top w:val="single" w:sz="8" w:space="0" w:color="4F81BD"/>
+              <w:left w:val="single" w:sz="8" w:space="0" w:color="4F81BD"/>
+              <w:bottom w:val="single" w:sz="18" w:space="0" w:color="4F81BD"/>
+              <w:right w:val="single" w:sz="8" w:space="0" w:color="4F81BD"/>
+              <w:insideH w:val="nil"/>
+              <w:insideV w:val="single" w:sz="8" w:space="0" w:color="4F81BD"/>
+            </w:tcBorders>
+            <w:shd w:val="clear" w:fill="1E1B4B"/>
+            <w:tcMar>
+              <w:top w:w="0" w:type="dxa"/>
+              <w:left w:w="108" w:type="dxa"/>
+              <w:bottom w:w="0" w:type="dxa"/>
+              <w:right w:w="108" w:type="dxa"/>
+            </w:tcMar>
           </w:tcPr>
           <w:p>
             <w:pPr>
-              <w:cnfStyle w:val="100000000000" w:firstRow="1" w:lastRow="0" w:firstColumn="0" w:lastColumn="0" w:oddVBand="0" w:evenVBand="0" w:oddHBand="0" w:evenHBand="0" w:firstRowFirstColumn="0" w:firstRowLastColumn="0" w:lastRowFirstColumn="0" w:lastRowLastColumn="0"/>
+              <w:spacing w:after="200" w:line="276" w:lineRule="auto"/>
             </w:pPr>
             <w:r>
               <w:rPr>
+                <w:rFonts w:ascii="Calibri" w:hAnsi="Calibri" w:eastAsia="ＭＳ ゴシック" w:cs="Calibri" w:asciiTheme="majorHAnsi" w:hAnsiTheme="majorHAnsi" w:eastAsiaTheme="majorEastAsia" w:csTheme="majorBidi"/>
+                <w:b/>
+                <w:bCs/>
                 <w:color w:val="FFFFFF"/>
+                <w:sz w:val="22"/>
+                <w:szCs w:val="22"/>
               </w:rPr>
               <w:t>- SP</w:t>
             </w:r>
@@ -2884,15 +3625,39 @@
       </w:tr>
       <w:tr>
         <w:trPr>
-          <w:cnfStyle w:val="000000100000" w:firstRow="0" w:lastRow="0" w:firstColumn="0" w:lastColumn="0" w:oddVBand="0" w:evenVBand="0" w:oddHBand="1" w:evenHBand="0" w:firstRowFirstColumn="0" w:firstRowLastColumn="0" w:lastRowFirstColumn="0" w:lastRowLastColumn="0"/>
+          <w:cnfStyle w:val="000000100000"/>
         </w:trPr>
         <w:tc>
           <w:tcPr>
-            <w:cnfStyle w:val="001000000000" w:firstRow="0" w:lastRow="0" w:firstColumn="1" w:lastColumn="0" w:oddVBand="0" w:evenVBand="0" w:oddHBand="0" w:evenHBand="0" w:firstRowFirstColumn="0" w:firstRowLastColumn="0" w:lastRowFirstColumn="0" w:lastRowLastColumn="0"/>
+            <w:cnfStyle w:val="001000000000"/>
             <w:tcW w:w="2160" w:type="dxa"/>
+            <w:tcBorders>
+              <w:top w:val="single" w:sz="8" w:space="0" w:color="4F81BD"/>
+              <w:left w:val="single" w:sz="8" w:space="0" w:color="4F81BD"/>
+              <w:bottom w:val="single" w:sz="8" w:space="0" w:color="4F81BD"/>
+              <w:right w:val="single" w:sz="8" w:space="0" w:color="4F81BD"/>
+              <w:insideV w:val="single" w:sz="8" w:space="0" w:color="4F81BD"/>
+            </w:tcBorders>
+            <w:shd w:val="clear" w:fill="D4E0EF"/>
+            <w:tcMar>
+              <w:top w:w="0" w:type="dxa"/>
+              <w:left w:w="108" w:type="dxa"/>
+              <w:bottom w:w="0" w:type="dxa"/>
+              <w:right w:w="108" w:type="dxa"/>
+            </w:tcMar>
           </w:tcPr>
           <w:p>
+            <w:pPr>
+              <w:spacing w:after="200" w:line="276" w:lineRule="auto"/>
+            </w:pPr>
             <w:r>
+              <w:rPr>
+                <w:rFonts w:ascii="Calibri" w:hAnsi="Calibri" w:eastAsia="ＭＳ ゴシック" w:cs="Calibri" w:asciiTheme="majorHAnsi" w:hAnsiTheme="majorHAnsi" w:eastAsiaTheme="majorEastAsia" w:csTheme="majorBidi"/>
+                <w:b/>
+                <w:bCs/>
+                <w:sz w:val="22"/>
+                <w:szCs w:val="22"/>
+              </w:rPr>
               <w:t>US-NEW-01 : Compte enseignant + multi-classes</w:t>
             </w:r>
           </w:p>
@@ -2900,12 +3665,31 @@
         <w:tc>
           <w:tcPr>
             <w:tcW w:w="2160" w:type="dxa"/>
+            <w:tcBorders>
+              <w:top w:val="single" w:sz="8" w:space="0" w:color="4F81BD"/>
+              <w:left w:val="single" w:sz="8" w:space="0" w:color="4F81BD"/>
+              <w:bottom w:val="single" w:sz="8" w:space="0" w:color="4F81BD"/>
+              <w:right w:val="single" w:sz="8" w:space="0" w:color="4F81BD"/>
+              <w:insideV w:val="single" w:sz="8" w:space="0" w:color="4F81BD"/>
+            </w:tcBorders>
+            <w:shd w:val="clear" w:fill="D4E0EF"/>
+            <w:tcMar>
+              <w:top w:w="0" w:type="dxa"/>
+              <w:left w:w="108" w:type="dxa"/>
+              <w:bottom w:w="0" w:type="dxa"/>
+              <w:right w:w="108" w:type="dxa"/>
+            </w:tcMar>
           </w:tcPr>
           <w:p>
             <w:pPr>
-              <w:cnfStyle w:val="000000100000" w:firstRow="0" w:lastRow="0" w:firstColumn="0" w:lastColumn="0" w:oddVBand="0" w:evenVBand="0" w:oddHBand="1" w:evenHBand="0" w:firstRowFirstColumn="0" w:firstRowLastColumn="0" w:lastRowFirstColumn="0" w:lastRowLastColumn="0"/>
+              <w:spacing w:after="200" w:line="276" w:lineRule="auto"/>
             </w:pPr>
             <w:r>
+              <w:rPr>
+                <w:rFonts w:ascii="Cambria" w:hAnsi="Cambria" w:eastAsia="ＭＳ 明朝" w:cs="Cambria" w:asciiTheme="minorHAnsi" w:hAnsiTheme="minorHAnsi" w:eastAsiaTheme="minorEastAsia" w:csTheme="minorBidi"/>
+                <w:sz w:val="22"/>
+                <w:szCs w:val="22"/>
+              </w:rPr>
               <w:t>+5</w:t>
             </w:r>
           </w:p>
@@ -2913,12 +3697,31 @@
         <w:tc>
           <w:tcPr>
             <w:tcW w:w="2160" w:type="dxa"/>
+            <w:tcBorders>
+              <w:top w:val="single" w:sz="8" w:space="0" w:color="4F81BD"/>
+              <w:left w:val="single" w:sz="8" w:space="0" w:color="4F81BD"/>
+              <w:bottom w:val="single" w:sz="8" w:space="0" w:color="4F81BD"/>
+              <w:right w:val="single" w:sz="8" w:space="0" w:color="4F81BD"/>
+              <w:insideV w:val="single" w:sz="8" w:space="0" w:color="4F81BD"/>
+            </w:tcBorders>
+            <w:shd w:val="clear" w:fill="D4E0EF"/>
+            <w:tcMar>
+              <w:top w:w="0" w:type="dxa"/>
+              <w:left w:w="108" w:type="dxa"/>
+              <w:bottom w:w="0" w:type="dxa"/>
+              <w:right w:w="108" w:type="dxa"/>
+            </w:tcMar>
           </w:tcPr>
           <w:p>
             <w:pPr>
-              <w:cnfStyle w:val="000000100000" w:firstRow="0" w:lastRow="0" w:firstColumn="0" w:lastColumn="0" w:oddVBand="0" w:evenVBand="0" w:oddHBand="1" w:evenHBand="0" w:firstRowFirstColumn="0" w:firstRowLastColumn="0" w:lastRowFirstColumn="0" w:lastRowLastColumn="0"/>
+              <w:spacing w:after="200" w:line="276" w:lineRule="auto"/>
             </w:pPr>
             <w:r>
+              <w:rPr>
+                <w:rFonts w:ascii="Cambria" w:hAnsi="Cambria" w:eastAsia="ＭＳ 明朝" w:cs="Cambria" w:asciiTheme="minorHAnsi" w:hAnsiTheme="minorHAnsi" w:eastAsiaTheme="minorEastAsia" w:csTheme="minorBidi"/>
+                <w:sz w:val="22"/>
+                <w:szCs w:val="22"/>
+              </w:rPr>
               <w:t>US-09 : Choix niveau difficulté + nb questions</w:t>
             </w:r>
           </w:p>
@@ -2926,12 +3729,31 @@
         <w:tc>
           <w:tcPr>
             <w:tcW w:w="2160" w:type="dxa"/>
+            <w:tcBorders>
+              <w:top w:val="single" w:sz="8" w:space="0" w:color="4F81BD"/>
+              <w:left w:val="single" w:sz="8" w:space="0" w:color="4F81BD"/>
+              <w:bottom w:val="single" w:sz="8" w:space="0" w:color="4F81BD"/>
+              <w:right w:val="single" w:sz="8" w:space="0" w:color="4F81BD"/>
+              <w:insideV w:val="single" w:sz="8" w:space="0" w:color="4F81BD"/>
+            </w:tcBorders>
+            <w:shd w:val="clear" w:fill="D4E0EF"/>
+            <w:tcMar>
+              <w:top w:w="0" w:type="dxa"/>
+              <w:left w:w="108" w:type="dxa"/>
+              <w:bottom w:w="0" w:type="dxa"/>
+              <w:right w:w="108" w:type="dxa"/>
+            </w:tcMar>
           </w:tcPr>
           <w:p>
             <w:pPr>
-              <w:cnfStyle w:val="000000100000" w:firstRow="0" w:lastRow="0" w:firstColumn="0" w:lastColumn="0" w:oddVBand="0" w:evenVBand="0" w:oddHBand="1" w:evenHBand="0" w:firstRowFirstColumn="0" w:firstRowLastColumn="0" w:lastRowFirstColumn="0" w:lastRowLastColumn="0"/>
+              <w:spacing w:after="200" w:line="276" w:lineRule="auto"/>
             </w:pPr>
             <w:r>
+              <w:rPr>
+                <w:rFonts w:ascii="Cambria" w:hAnsi="Cambria" w:eastAsia="ＭＳ 明朝" w:cs="Cambria" w:asciiTheme="minorHAnsi" w:hAnsiTheme="minorHAnsi" w:eastAsiaTheme="minorEastAsia" w:csTheme="minorBidi"/>
+                <w:sz w:val="22"/>
+                <w:szCs w:val="22"/>
+              </w:rPr>
               <w:t>-5</w:t>
             </w:r>
           </w:p>
@@ -2939,22 +3761,34 @@
       </w:tr>
       <w:tr>
         <w:trPr>
-          <w:cnfStyle w:val="000000010000" w:firstRow="0" w:lastRow="0" w:firstColumn="0" w:lastColumn="0" w:oddVBand="0" w:evenVBand="0" w:oddHBand="0" w:evenHBand="1" w:firstRowFirstColumn="0" w:firstRowLastColumn="0" w:lastRowFirstColumn="0" w:lastRowLastColumn="0"/>
+          <w:cnfStyle w:val="000000010000"/>
         </w:trPr>
         <w:tc>
           <w:tcPr>
-            <w:cnfStyle w:val="001000000000" w:firstRow="0" w:lastRow="0" w:firstColumn="1" w:lastColumn="0" w:oddVBand="0" w:evenVBand="0" w:oddHBand="0" w:evenHBand="0" w:firstRowFirstColumn="0" w:firstRowLastColumn="0" w:lastRowFirstColumn="0" w:lastRowLastColumn="0"/>
+            <w:cnfStyle w:val="001000000000"/>
             <w:tcW w:w="2160" w:type="dxa"/>
+            <w:tcBorders>
+              <w:top w:val="single" w:sz="8" w:space="0" w:color="4F81BD"/>
+              <w:left w:val="single" w:sz="8" w:space="0" w:color="4F81BD"/>
+              <w:bottom w:val="single" w:sz="8" w:space="0" w:color="4F81BD"/>
+              <w:right w:val="single" w:sz="8" w:space="0" w:color="4F81BD"/>
+              <w:insideV w:val="single" w:sz="8" w:space="0" w:color="4F81BD"/>
+            </w:tcBorders>
+            <w:tcMar>
+              <w:top w:w="0" w:type="dxa"/>
+              <w:left w:w="108" w:type="dxa"/>
+              <w:bottom w:w="0" w:type="dxa"/>
+              <w:right w:w="108" w:type="dxa"/>
+            </w:tcMar>
           </w:tcPr>
           <w:p>
-            <w:pPr>
-              <w:rPr>
-                <w:lang w:val="en-US"/>
-              </w:rPr>
-            </w:pPr>
             <w:r>
               <w:rPr>
-                <w:lang w:val="en-US"/>
+                <w:rFonts w:ascii="Calibri" w:hAnsi="Calibri" w:eastAsia="ＭＳ ゴシック" w:cs="Calibri" w:asciiTheme="majorHAnsi" w:hAnsiTheme="majorHAnsi" w:eastAsiaTheme="majorEastAsia" w:csTheme="majorBidi"/>
+                <w:b/>
+                <w:bCs/>
+                <w:sz w:val="22"/>
+                <w:szCs w:val="22"/>
               </w:rPr>
               <w:t>US-NEW-02 : Export Word/PDF des quiz</w:t>
             </w:r>
@@ -2963,12 +3797,30 @@
         <w:tc>
           <w:tcPr>
             <w:tcW w:w="2160" w:type="dxa"/>
+            <w:tcBorders>
+              <w:top w:val="single" w:sz="8" w:space="0" w:color="4F81BD"/>
+              <w:left w:val="single" w:sz="8" w:space="0" w:color="4F81BD"/>
+              <w:bottom w:val="single" w:sz="8" w:space="0" w:color="4F81BD"/>
+              <w:right w:val="single" w:sz="8" w:space="0" w:color="4F81BD"/>
+              <w:insideV w:val="single" w:sz="8" w:space="0" w:color="4F81BD"/>
+            </w:tcBorders>
+            <w:tcMar>
+              <w:top w:w="0" w:type="dxa"/>
+              <w:left w:w="108" w:type="dxa"/>
+              <w:bottom w:w="0" w:type="dxa"/>
+              <w:right w:w="108" w:type="dxa"/>
+            </w:tcMar>
           </w:tcPr>
           <w:p>
             <w:pPr>
-              <w:cnfStyle w:val="000000010000" w:firstRow="0" w:lastRow="0" w:firstColumn="0" w:lastColumn="0" w:oddVBand="0" w:evenVBand="0" w:oddHBand="0" w:evenHBand="1" w:firstRowFirstColumn="0" w:firstRowLastColumn="0" w:lastRowFirstColumn="0" w:lastRowLastColumn="0"/>
+              <w:spacing w:after="200" w:line="276" w:lineRule="auto"/>
             </w:pPr>
             <w:r>
+              <w:rPr>
+                <w:rFonts w:ascii="Cambria" w:hAnsi="Cambria" w:eastAsia="ＭＳ 明朝" w:cs="Cambria" w:asciiTheme="minorHAnsi" w:hAnsiTheme="minorHAnsi" w:eastAsiaTheme="minorEastAsia" w:csTheme="minorBidi"/>
+                <w:sz w:val="22"/>
+                <w:szCs w:val="22"/>
+              </w:rPr>
               <w:t>+3</w:t>
             </w:r>
           </w:p>
@@ -2976,12 +3828,30 @@
         <w:tc>
           <w:tcPr>
             <w:tcW w:w="2160" w:type="dxa"/>
+            <w:tcBorders>
+              <w:top w:val="single" w:sz="8" w:space="0" w:color="4F81BD"/>
+              <w:left w:val="single" w:sz="8" w:space="0" w:color="4F81BD"/>
+              <w:bottom w:val="single" w:sz="8" w:space="0" w:color="4F81BD"/>
+              <w:right w:val="single" w:sz="8" w:space="0" w:color="4F81BD"/>
+              <w:insideV w:val="single" w:sz="8" w:space="0" w:color="4F81BD"/>
+            </w:tcBorders>
+            <w:tcMar>
+              <w:top w:w="0" w:type="dxa"/>
+              <w:left w:w="108" w:type="dxa"/>
+              <w:bottom w:w="0" w:type="dxa"/>
+              <w:right w:w="108" w:type="dxa"/>
+            </w:tcMar>
           </w:tcPr>
           <w:p>
             <w:pPr>
-              <w:cnfStyle w:val="000000010000" w:firstRow="0" w:lastRow="0" w:firstColumn="0" w:lastColumn="0" w:oddVBand="0" w:evenVBand="0" w:oddHBand="0" w:evenHBand="1" w:firstRowFirstColumn="0" w:firstRowLastColumn="0" w:lastRowFirstColumn="0" w:lastRowLastColumn="0"/>
+              <w:spacing w:after="200" w:line="276" w:lineRule="auto"/>
             </w:pPr>
             <w:r>
+              <w:rPr>
+                <w:rFonts w:ascii="Cambria" w:hAnsi="Cambria" w:eastAsia="ＭＳ 明朝" w:cs="Cambria" w:asciiTheme="minorHAnsi" w:hAnsiTheme="minorHAnsi" w:eastAsiaTheme="minorEastAsia" w:csTheme="minorBidi"/>
+                <w:sz w:val="22"/>
+                <w:szCs w:val="22"/>
+              </w:rPr>
               <w:t>US-08 : Bibliothèque multi-cours (report S7)</w:t>
             </w:r>
           </w:p>
@@ -2989,12 +3859,30 @@
         <w:tc>
           <w:tcPr>
             <w:tcW w:w="2160" w:type="dxa"/>
+            <w:tcBorders>
+              <w:top w:val="single" w:sz="8" w:space="0" w:color="4F81BD"/>
+              <w:left w:val="single" w:sz="8" w:space="0" w:color="4F81BD"/>
+              <w:bottom w:val="single" w:sz="8" w:space="0" w:color="4F81BD"/>
+              <w:right w:val="single" w:sz="8" w:space="0" w:color="4F81BD"/>
+              <w:insideV w:val="single" w:sz="8" w:space="0" w:color="4F81BD"/>
+            </w:tcBorders>
+            <w:tcMar>
+              <w:top w:w="0" w:type="dxa"/>
+              <w:left w:w="108" w:type="dxa"/>
+              <w:bottom w:w="0" w:type="dxa"/>
+              <w:right w:w="108" w:type="dxa"/>
+            </w:tcMar>
           </w:tcPr>
           <w:p>
             <w:pPr>
-              <w:cnfStyle w:val="000000010000" w:firstRow="0" w:lastRow="0" w:firstColumn="0" w:lastColumn="0" w:oddVBand="0" w:evenVBand="0" w:oddHBand="0" w:evenHBand="1" w:firstRowFirstColumn="0" w:firstRowLastColumn="0" w:lastRowFirstColumn="0" w:lastRowLastColumn="0"/>
+              <w:spacing w:after="200" w:line="276" w:lineRule="auto"/>
             </w:pPr>
             <w:r>
+              <w:rPr>
+                <w:rFonts w:ascii="Cambria" w:hAnsi="Cambria" w:eastAsia="ＭＳ 明朝" w:cs="Cambria" w:asciiTheme="minorHAnsi" w:hAnsiTheme="minorHAnsi" w:eastAsiaTheme="minorEastAsia" w:csTheme="minorBidi"/>
+                <w:sz w:val="22"/>
+                <w:szCs w:val="22"/>
+              </w:rPr>
               <w:t>-5</w:t>
             </w:r>
           </w:p>
@@ -3002,15 +3890,39 @@
       </w:tr>
       <w:tr>
         <w:trPr>
-          <w:cnfStyle w:val="000000100000" w:firstRow="0" w:lastRow="0" w:firstColumn="0" w:lastColumn="0" w:oddVBand="0" w:evenVBand="0" w:oddHBand="1" w:evenHBand="0" w:firstRowFirstColumn="0" w:firstRowLastColumn="0" w:lastRowFirstColumn="0" w:lastRowLastColumn="0"/>
+          <w:cnfStyle w:val="000000100000"/>
         </w:trPr>
         <w:tc>
           <w:tcPr>
-            <w:cnfStyle w:val="001000000000" w:firstRow="0" w:lastRow="0" w:firstColumn="1" w:lastColumn="0" w:oddVBand="0" w:evenVBand="0" w:oddHBand="0" w:evenHBand="0" w:firstRowFirstColumn="0" w:firstRowLastColumn="0" w:lastRowFirstColumn="0" w:lastRowLastColumn="0"/>
+            <w:cnfStyle w:val="001000000000"/>
             <w:tcW w:w="2160" w:type="dxa"/>
+            <w:tcBorders>
+              <w:top w:val="single" w:sz="8" w:space="0" w:color="4F81BD"/>
+              <w:left w:val="single" w:sz="8" w:space="0" w:color="4F81BD"/>
+              <w:bottom w:val="single" w:sz="8" w:space="0" w:color="4F81BD"/>
+              <w:right w:val="single" w:sz="8" w:space="0" w:color="4F81BD"/>
+              <w:insideV w:val="single" w:sz="8" w:space="0" w:color="4F81BD"/>
+            </w:tcBorders>
+            <w:shd w:val="clear" w:fill="D4E0EF"/>
+            <w:tcMar>
+              <w:top w:w="0" w:type="dxa"/>
+              <w:left w:w="108" w:type="dxa"/>
+              <w:bottom w:w="0" w:type="dxa"/>
+              <w:right w:w="108" w:type="dxa"/>
+            </w:tcMar>
           </w:tcPr>
           <w:p>
+            <w:pPr>
+              <w:spacing w:after="200" w:line="276" w:lineRule="auto"/>
+            </w:pPr>
             <w:r>
+              <w:rPr>
+                <w:rFonts w:ascii="Calibri" w:hAnsi="Calibri" w:eastAsia="ＭＳ ゴシック" w:cs="Calibri" w:asciiTheme="majorHAnsi" w:hAnsiTheme="majorHAnsi" w:eastAsiaTheme="majorEastAsia" w:csTheme="majorBidi"/>
+                <w:b/>
+                <w:bCs/>
+                <w:sz w:val="22"/>
+                <w:szCs w:val="22"/>
+              </w:rPr>
               <w:t>US-NEW-04 : Génération automatique de barème</w:t>
             </w:r>
           </w:p>
@@ -3018,12 +3930,31 @@
         <w:tc>
           <w:tcPr>
             <w:tcW w:w="2160" w:type="dxa"/>
+            <w:tcBorders>
+              <w:top w:val="single" w:sz="8" w:space="0" w:color="4F81BD"/>
+              <w:left w:val="single" w:sz="8" w:space="0" w:color="4F81BD"/>
+              <w:bottom w:val="single" w:sz="8" w:space="0" w:color="4F81BD"/>
+              <w:right w:val="single" w:sz="8" w:space="0" w:color="4F81BD"/>
+              <w:insideV w:val="single" w:sz="8" w:space="0" w:color="4F81BD"/>
+            </w:tcBorders>
+            <w:shd w:val="clear" w:fill="D4E0EF"/>
+            <w:tcMar>
+              <w:top w:w="0" w:type="dxa"/>
+              <w:left w:w="108" w:type="dxa"/>
+              <w:bottom w:w="0" w:type="dxa"/>
+              <w:right w:w="108" w:type="dxa"/>
+            </w:tcMar>
           </w:tcPr>
           <w:p>
             <w:pPr>
-              <w:cnfStyle w:val="000000100000" w:firstRow="0" w:lastRow="0" w:firstColumn="0" w:lastColumn="0" w:oddVBand="0" w:evenVBand="0" w:oddHBand="1" w:evenHBand="0" w:firstRowFirstColumn="0" w:firstRowLastColumn="0" w:lastRowFirstColumn="0" w:lastRowLastColumn="0"/>
+              <w:spacing w:after="200" w:line="276" w:lineRule="auto"/>
             </w:pPr>
             <w:r>
+              <w:rPr>
+                <w:rFonts w:ascii="Cambria" w:hAnsi="Cambria" w:eastAsia="ＭＳ 明朝" w:cs="Cambria" w:asciiTheme="minorHAnsi" w:hAnsiTheme="minorHAnsi" w:eastAsiaTheme="minorEastAsia" w:csTheme="minorBidi"/>
+                <w:sz w:val="22"/>
+                <w:szCs w:val="22"/>
+              </w:rPr>
               <w:t>+ 13</w:t>
             </w:r>
           </w:p>
@@ -3031,15 +3962,39 @@
         <w:tc>
           <w:tcPr>
             <w:tcW w:w="2160" w:type="dxa"/>
+            <w:tcBorders>
+              <w:top w:val="single" w:sz="8" w:space="0" w:color="4F81BD"/>
+              <w:left w:val="single" w:sz="8" w:space="0" w:color="4F81BD"/>
+              <w:bottom w:val="single" w:sz="8" w:space="0" w:color="4F81BD"/>
+              <w:right w:val="single" w:sz="8" w:space="0" w:color="4F81BD"/>
+              <w:insideV w:val="single" w:sz="8" w:space="0" w:color="4F81BD"/>
+            </w:tcBorders>
+            <w:shd w:val="clear" w:fill="D4E0EF"/>
+            <w:tcMar>
+              <w:top w:w="0" w:type="dxa"/>
+              <w:left w:w="108" w:type="dxa"/>
+              <w:bottom w:w="0" w:type="dxa"/>
+              <w:right w:w="108" w:type="dxa"/>
+            </w:tcMar>
           </w:tcPr>
           <w:p>
             <w:pPr>
-              <w:cnfStyle w:val="000000100000" w:firstRow="0" w:lastRow="0" w:firstColumn="0" w:lastColumn="0" w:oddVBand="0" w:evenVBand="0" w:oddHBand="1" w:evenHBand="0" w:firstRowFirstColumn="0" w:firstRowLastColumn="0" w:lastRowFirstColumn="0" w:lastRowLastColumn="0"/>
+              <w:spacing w:after="200" w:line="276" w:lineRule="auto"/>
             </w:pPr>
             <w:r>
+              <w:rPr>
+                <w:rFonts w:ascii="Cambria" w:hAnsi="Cambria" w:eastAsia="ＭＳ 明朝" w:cs="Cambria" w:asciiTheme="minorHAnsi" w:hAnsiTheme="minorHAnsi" w:eastAsiaTheme="minorEastAsia" w:csTheme="minorBidi"/>
+                <w:sz w:val="22"/>
+                <w:szCs w:val="22"/>
+              </w:rPr>
               <w:t>US-10 : Mode chronométré + US-14 : Import URL + US-15 : Questions ouverte</w:t>
             </w:r>
             <w:r>
+              <w:rPr>
+                <w:rFonts w:ascii="Cambria" w:hAnsi="Cambria" w:eastAsia="ＭＳ 明朝" w:cs="Cambria" w:asciiTheme="minorHAnsi" w:hAnsiTheme="minorHAnsi" w:eastAsiaTheme="minorEastAsia" w:csTheme="minorBidi"/>
+                <w:sz w:val="22"/>
+                <w:szCs w:val="22"/>
+              </w:rPr>
               <w:t>s</w:t>
             </w:r>
           </w:p>
@@ -3047,12 +4002,31 @@
         <w:tc>
           <w:tcPr>
             <w:tcW w:w="2160" w:type="dxa"/>
+            <w:tcBorders>
+              <w:top w:val="single" w:sz="8" w:space="0" w:color="4F81BD"/>
+              <w:left w:val="single" w:sz="8" w:space="0" w:color="4F81BD"/>
+              <w:bottom w:val="single" w:sz="8" w:space="0" w:color="4F81BD"/>
+              <w:right w:val="single" w:sz="8" w:space="0" w:color="4F81BD"/>
+              <w:insideV w:val="single" w:sz="8" w:space="0" w:color="4F81BD"/>
+            </w:tcBorders>
+            <w:shd w:val="clear" w:fill="D4E0EF"/>
+            <w:tcMar>
+              <w:top w:w="0" w:type="dxa"/>
+              <w:left w:w="108" w:type="dxa"/>
+              <w:bottom w:w="0" w:type="dxa"/>
+              <w:right w:w="108" w:type="dxa"/>
+            </w:tcMar>
           </w:tcPr>
           <w:p>
             <w:pPr>
-              <w:cnfStyle w:val="000000100000" w:firstRow="0" w:lastRow="0" w:firstColumn="0" w:lastColumn="0" w:oddVBand="0" w:evenVBand="0" w:oddHBand="1" w:evenHBand="0" w:firstRowFirstColumn="0" w:firstRowLastColumn="0" w:lastRowFirstColumn="0" w:lastRowLastColumn="0"/>
+              <w:spacing w:after="200" w:line="276" w:lineRule="auto"/>
             </w:pPr>
             <w:r>
+              <w:rPr>
+                <w:rFonts w:ascii="Cambria" w:hAnsi="Cambria" w:eastAsia="ＭＳ 明朝" w:cs="Cambria" w:asciiTheme="minorHAnsi" w:hAnsiTheme="minorHAnsi" w:eastAsiaTheme="minorEastAsia" w:csTheme="minorBidi"/>
+                <w:sz w:val="22"/>
+                <w:szCs w:val="22"/>
+              </w:rPr>
               <w:t>-13</w:t>
             </w:r>
           </w:p>
@@ -3060,16 +4034,27 @@
       </w:tr>
     </w:tbl>
     <w:p>
+      <w:pPr>
+        <w:spacing w:after="200" w:line="276" w:lineRule="auto"/>
+      </w:pPr>
       <w:r>
+        <w:lastRenderedPageBreak/>
         <w:rPr>
+          <w:rFonts w:ascii="Cambria" w:hAnsi="Cambria" w:eastAsia="ＭＳ 明朝" w:cs="Cambria" w:asciiTheme="minorHAnsi" w:hAnsiTheme="minorHAnsi" w:eastAsiaTheme="minorEastAsia" w:csTheme="minorBidi"/>
           <w:b/>
+          <w:bCs/>
+          <w:sz w:val="22"/>
+          <w:szCs w:val="22"/>
         </w:rPr>
-        <w:lastRenderedPageBreak/>
         <w:t xml:space="preserve">Bilan net : </w:t>
       </w:r>
       <w:r>
         <w:rPr>
+          <w:rFonts w:ascii="Cambria" w:hAnsi="Cambria" w:eastAsia="ＭＳ 明朝" w:cs="Cambria" w:asciiTheme="minorHAnsi" w:hAnsiTheme="minorHAnsi" w:eastAsiaTheme="minorEastAsia" w:csTheme="minorBidi"/>
           <w:i/>
+          <w:iCs/>
+          <w:sz w:val="22"/>
+          <w:szCs w:val="22"/>
         </w:rPr>
         <w:t>+21 SP ajoutés / -23 SP reportés = -2 SP de marge supplémentaire pour absorber les autres perturbations.</w:t>
       </w:r>
@@ -3081,7 +4066,12 @@
       <w:bookmarkStart w:id="7" w:name="_Toc233728108"/>
       <w:r>
         <w:rPr>
+          <w:rFonts w:ascii="Calibri" w:hAnsi="Calibri" w:eastAsia="ＭＳ ゴシック" w:cs="Calibri" w:asciiTheme="majorHAnsi" w:hAnsiTheme="majorHAnsi" w:eastAsiaTheme="majorEastAsia" w:csTheme="majorBidi"/>
+          <w:b/>
+          <w:bCs/>
           <w:color w:val="1E1B4B"/>
+          <w:sz w:val="28"/>
+          <w:szCs w:val="28"/>
         </w:rPr>
         <w:t>4. Impact sur les Releases</w:t>
       </w:r>
@@ -3094,34 +4084,45 @@
       </w:pPr>
       <w:r>
         <w:rPr>
-          <w:rFonts w:ascii="Segoe UI Emoji" w:hAnsi="Segoe UI Emoji" w:cs="Segoe UI Emoji"/>
+          <w:rFonts w:ascii="Segoe UI Emoji" w:hAnsi="Segoe UI Emoji" w:eastAsia="ＭＳ 明朝" w:cs="Segoe UI Emoji" w:eastAsiaTheme="minorEastAsia"/>
           <w:b/>
+          <w:bCs/>
           <w:color w:val="F59E0B"/>
           <w:sz w:val="18"/>
+          <w:szCs w:val="22"/>
         </w:rPr>
         <w:t>💡</w:t>
       </w:r>
       <w:r>
         <w:rPr>
+          <w:rFonts w:ascii="Cambria" w:hAnsi="Cambria" w:eastAsia="ＭＳ 明朝" w:cs="Cambria" w:asciiTheme="minorHAnsi" w:hAnsiTheme="minorHAnsi" w:eastAsiaTheme="minorEastAsia" w:csTheme="minorBidi"/>
           <w:b/>
+          <w:bCs/>
           <w:color w:val="F59E0B"/>
           <w:sz w:val="18"/>
+          <w:szCs w:val="22"/>
         </w:rPr>
         <w:t xml:space="preserve"> Objectif. </w:t>
       </w:r>
       <w:r>
         <w:rPr>
+          <w:rFonts w:ascii="Cambria" w:hAnsi="Cambria" w:eastAsia="ＭＳ 明朝" w:cs="Cambria" w:asciiTheme="minorHAnsi" w:hAnsiTheme="minorHAnsi" w:eastAsiaTheme="minorEastAsia" w:csTheme="minorBidi"/>
           <w:i/>
+          <w:iCs/>
           <w:color w:val="475569"/>
           <w:sz w:val="18"/>
+          <w:szCs w:val="22"/>
         </w:rPr>
         <w:t>Préciser ce qui change concrètement dans la Release 1 et la Release 2 suite à</w:t>
       </w:r>
       <w:r>
         <w:rPr>
+          <w:rFonts w:ascii="Cambria" w:hAnsi="Cambria" w:eastAsia="ＭＳ 明朝" w:cs="Cambria" w:asciiTheme="minorHAnsi" w:hAnsiTheme="minorHAnsi" w:eastAsiaTheme="minorEastAsia" w:csTheme="minorBidi"/>
           <w:i/>
+          <w:iCs/>
           <w:color w:val="475569"/>
           <w:sz w:val="18"/>
+          <w:szCs w:val="22"/>
         </w:rPr>
         <w:t xml:space="preserve"> cette décision MoSCoW.</w:t>
       </w:r>
@@ -3132,25 +4133,34 @@
       </w:pPr>
       <w:r>
         <w:rPr>
+          <w:rFonts w:ascii="Cambria" w:hAnsi="Cambria" w:eastAsia="ＭＳ 明朝" w:cs="Cambria" w:asciiTheme="minorHAnsi" w:hAnsiTheme="minorHAnsi" w:eastAsiaTheme="minorEastAsia" w:csTheme="minorBidi"/>
           <w:b/>
+          <w:bCs/>
           <w:color w:val="F59E0B"/>
           <w:sz w:val="18"/>
+          <w:szCs w:val="22"/>
         </w:rPr>
         <w:t>📐</w:t>
       </w:r>
       <w:r>
         <w:rPr>
+          <w:rFonts w:ascii="Cambria" w:hAnsi="Cambria" w:eastAsia="ＭＳ 明朝" w:cs="Cambria" w:asciiTheme="minorHAnsi" w:hAnsiTheme="minorHAnsi" w:eastAsiaTheme="minorEastAsia" w:csTheme="minorBidi"/>
           <w:b/>
+          <w:bCs/>
           <w:color w:val="F59E0B"/>
           <w:sz w:val="18"/>
+          <w:szCs w:val="22"/>
         </w:rPr>
         <w:t xml:space="preserve"> Format attendu. </w:t>
       </w:r>
       <w:r>
         <w:rPr>
+          <w:rFonts w:ascii="Cambria" w:hAnsi="Cambria" w:eastAsia="ＭＳ 明朝" w:cs="Cambria" w:asciiTheme="minorHAnsi" w:hAnsiTheme="minorHAnsi" w:eastAsiaTheme="minorEastAsia" w:csTheme="minorBidi"/>
           <w:i/>
+          <w:iCs/>
           <w:color w:val="475569"/>
           <w:sz w:val="18"/>
+          <w:szCs w:val="22"/>
         </w:rPr>
         <w:t>3 sous-sections : R1 (MVP F1-F6, doit rester intacte) · R2 (impactée) · Stories décalées au backlog post-soutenance.</w:t>
       </w:r>
@@ -3161,25 +4171,34 @@
       </w:pPr>
       <w:r>
         <w:rPr>
+          <w:rFonts w:ascii="Cambria" w:hAnsi="Cambria" w:eastAsia="ＭＳ 明朝" w:cs="Cambria" w:asciiTheme="minorHAnsi" w:hAnsiTheme="minorHAnsi" w:eastAsiaTheme="minorEastAsia" w:csTheme="minorBidi"/>
           <w:b/>
+          <w:bCs/>
           <w:color w:val="16A34A"/>
           <w:sz w:val="18"/>
+          <w:szCs w:val="22"/>
         </w:rPr>
         <w:t>✅</w:t>
       </w:r>
       <w:r>
         <w:rPr>
+          <w:rFonts w:ascii="Cambria" w:hAnsi="Cambria" w:eastAsia="ＭＳ 明朝" w:cs="Cambria" w:asciiTheme="minorHAnsi" w:hAnsiTheme="minorHAnsi" w:eastAsiaTheme="minorEastAsia" w:csTheme="minorBidi"/>
           <w:b/>
+          <w:bCs/>
           <w:color w:val="16A34A"/>
           <w:sz w:val="18"/>
+          <w:szCs w:val="22"/>
         </w:rPr>
         <w:t xml:space="preserve"> Bon exemple. </w:t>
       </w:r>
       <w:r>
         <w:rPr>
+          <w:rFonts w:ascii="Cambria" w:hAnsi="Cambria" w:eastAsia="ＭＳ 明朝" w:cs="Cambria" w:asciiTheme="minorHAnsi" w:hAnsiTheme="minorHAnsi" w:eastAsiaTheme="minorEastAsia" w:csTheme="minorBidi"/>
           <w:i/>
+          <w:iCs/>
           <w:color w:val="475569"/>
           <w:sz w:val="18"/>
+          <w:szCs w:val="22"/>
         </w:rPr>
         <w:t>« R1 MVP : INCHANGÉE, les 6 features F1-F6 restent garanties. »</w:t>
       </w:r>
@@ -3190,25 +4209,34 @@
       </w:pPr>
       <w:r>
         <w:rPr>
+          <w:rFonts w:ascii="Cambria" w:hAnsi="Cambria" w:eastAsia="ＭＳ 明朝" w:cs="Cambria" w:asciiTheme="minorHAnsi" w:hAnsiTheme="minorHAnsi" w:eastAsiaTheme="minorEastAsia" w:csTheme="minorBidi"/>
           <w:b/>
+          <w:bCs/>
           <w:color w:val="DC2626"/>
           <w:sz w:val="18"/>
+          <w:szCs w:val="22"/>
         </w:rPr>
         <w:t>❌</w:t>
       </w:r>
       <w:r>
         <w:rPr>
+          <w:rFonts w:ascii="Cambria" w:hAnsi="Cambria" w:eastAsia="ＭＳ 明朝" w:cs="Cambria" w:asciiTheme="minorHAnsi" w:hAnsiTheme="minorHAnsi" w:eastAsiaTheme="minorEastAsia" w:csTheme="minorBidi"/>
           <w:b/>
+          <w:bCs/>
           <w:color w:val="DC2626"/>
           <w:sz w:val="18"/>
+          <w:szCs w:val="22"/>
         </w:rPr>
         <w:t xml:space="preserve"> À éviter. </w:t>
       </w:r>
       <w:r>
         <w:rPr>
+          <w:rFonts w:ascii="Cambria" w:hAnsi="Cambria" w:eastAsia="ＭＳ 明朝" w:cs="Cambria" w:asciiTheme="minorHAnsi" w:hAnsiTheme="minorHAnsi" w:eastAsiaTheme="minorEastAsia" w:csTheme="minorBidi"/>
           <w:i/>
+          <w:iCs/>
           <w:color w:val="475569"/>
           <w:sz w:val="18"/>
+          <w:szCs w:val="22"/>
         </w:rPr>
         <w:t>« R1 inclura peut-être ces ajouts. » (l'ambiguïté sur le MVP est rédhibitoire)</w:t>
       </w:r>
@@ -3220,23 +4248,45 @@
       <w:bookmarkStart w:id="8" w:name="_Toc233728109"/>
       <w:r>
         <w:rPr>
+          <w:rFonts w:ascii="Calibri" w:hAnsi="Calibri" w:eastAsia="ＭＳ ゴシック" w:cs="Calibri" w:asciiTheme="majorHAnsi" w:hAnsiTheme="majorHAnsi" w:eastAsiaTheme="majorEastAsia" w:csTheme="majorBidi"/>
+          <w:b/>
+          <w:bCs/>
           <w:color w:val="1E1B4B"/>
+          <w:sz w:val="26"/>
+          <w:szCs w:val="26"/>
         </w:rPr>
         <w:t>4.1. Release 1 (MVP mercredi 17h45)</w:t>
       </w:r>
       <w:bookmarkEnd w:id="8"/>
     </w:p>
     <w:p>
+      <w:pPr>
+        <w:spacing w:after="200" w:line="276" w:lineRule="auto"/>
+      </w:pPr>
       <w:r>
         <w:rPr>
+          <w:rFonts w:ascii="Cambria" w:hAnsi="Cambria" w:eastAsia="ＭＳ 明朝" w:cs="Cambria" w:asciiTheme="minorHAnsi" w:hAnsiTheme="minorHAnsi" w:eastAsiaTheme="minorEastAsia" w:csTheme="minorBidi"/>
           <w:b/>
+          <w:bCs/>
+          <w:sz w:val="22"/>
+          <w:szCs w:val="22"/>
         </w:rPr>
         <w:t xml:space="preserve">Statut : </w:t>
       </w:r>
       <w:r>
+        <w:rPr>
+          <w:rFonts w:ascii="Cambria" w:hAnsi="Cambria" w:eastAsia="ＭＳ 明朝" w:cs="Cambria" w:asciiTheme="minorHAnsi" w:hAnsiTheme="minorHAnsi" w:eastAsiaTheme="minorEastAsia" w:csTheme="minorBidi"/>
+          <w:sz w:val="22"/>
+          <w:szCs w:val="22"/>
+        </w:rPr>
         <w:t xml:space="preserve">INCHANGÉE. </w:t>
       </w:r>
       <w:r>
+        <w:rPr>
+          <w:rFonts w:ascii="Cambria" w:hAnsi="Cambria" w:eastAsia="ＭＳ 明朝" w:cs="Cambria" w:asciiTheme="minorHAnsi" w:hAnsiTheme="minorHAnsi" w:eastAsiaTheme="minorEastAsia" w:csTheme="minorBidi"/>
+          <w:sz w:val="22"/>
+          <w:szCs w:val="22"/>
+        </w:rPr>
         <w:t>Les 6 features F1-F6 imposées restent garanties. Le scope MVP est sacré.</w:t>
       </w:r>
     </w:p>
@@ -3247,48 +4297,65 @@
       <w:bookmarkStart w:id="9" w:name="_Toc233728110"/>
       <w:r>
         <w:rPr>
+          <w:rFonts w:ascii="Calibri" w:hAnsi="Calibri" w:eastAsia="ＭＳ ゴシック" w:cs="Calibri" w:asciiTheme="majorHAnsi" w:hAnsiTheme="majorHAnsi" w:eastAsiaTheme="majorEastAsia" w:csTheme="majorBidi"/>
+          <w:b/>
+          <w:bCs/>
           <w:color w:val="1E1B4B"/>
+          <w:sz w:val="26"/>
+          <w:szCs w:val="26"/>
         </w:rPr>
         <w:t>4.2. Release 2 (jeudi 17h45)</w:t>
       </w:r>
       <w:bookmarkEnd w:id="9"/>
     </w:p>
     <w:p>
-      <w:pPr>
-        <w:rPr>
-          <w:lang w:val="en-US"/>
-        </w:rPr>
-      </w:pPr>
       <w:r>
         <w:rPr>
+          <w:rFonts w:ascii="Cambria" w:hAnsi="Cambria" w:eastAsia="ＭＳ 明朝" w:cs="Cambria" w:asciiTheme="minorHAnsi" w:hAnsiTheme="minorHAnsi" w:eastAsiaTheme="minorEastAsia" w:csTheme="minorBidi"/>
           <w:b/>
+          <w:bCs/>
+          <w:sz w:val="22"/>
+          <w:szCs w:val="22"/>
         </w:rPr>
         <w:t xml:space="preserve">Statut : </w:t>
       </w:r>
       <w:r>
+        <w:rPr>
+          <w:rFonts w:ascii="Cambria" w:hAnsi="Cambria" w:eastAsia="ＭＳ 明朝" w:cs="Cambria" w:asciiTheme="minorHAnsi" w:hAnsiTheme="minorHAnsi" w:eastAsiaTheme="minorEastAsia" w:csTheme="minorBidi"/>
+          <w:sz w:val="22"/>
+          <w:szCs w:val="22"/>
+        </w:rPr>
         <w:t xml:space="preserve">MODIFIÉE. </w:t>
       </w:r>
       <w:r>
         <w:rPr>
-          <w:lang w:val="en-US"/>
+          <w:rFonts w:ascii="Cambria" w:hAnsi="Cambria" w:eastAsia="ＭＳ 明朝" w:cs="Cambria" w:asciiTheme="minorHAnsi" w:hAnsiTheme="minorHAnsi" w:eastAsiaTheme="minorEastAsia" w:csTheme="minorBidi"/>
+          <w:sz w:val="22"/>
+          <w:szCs w:val="22"/>
         </w:rPr>
         <w:t>Stories ajoutées : US-NEW-01 + US-NEW-02 + US-NEW-04 (21 SP)</w:t>
       </w:r>
       <w:r>
         <w:rPr>
-          <w:lang w:val="en-US"/>
+          <w:rFonts w:ascii="Cambria" w:hAnsi="Cambria" w:eastAsia="ＭＳ 明朝" w:cs="Cambria" w:asciiTheme="minorHAnsi" w:hAnsiTheme="minorHAnsi" w:eastAsiaTheme="minorEastAsia" w:csTheme="minorBidi"/>
+          <w:sz w:val="22"/>
+          <w:szCs w:val="22"/>
         </w:rPr>
         <w:t>.</w:t>
       </w:r>
       <w:r>
         <w:rPr>
-          <w:lang w:val="en-US"/>
+          <w:rFonts w:ascii="Cambria" w:hAnsi="Cambria" w:eastAsia="ＭＳ 明朝" w:cs="Cambria" w:asciiTheme="minorHAnsi" w:hAnsiTheme="minorHAnsi" w:eastAsiaTheme="minorEastAsia" w:csTheme="minorBidi"/>
+          <w:sz w:val="22"/>
+          <w:szCs w:val="22"/>
         </w:rPr>
         <w:t xml:space="preserve"> </w:t>
       </w:r>
       <w:r>
         <w:rPr>
-          <w:lang w:val="en-US"/>
+          <w:rFonts w:ascii="Cambria" w:hAnsi="Cambria" w:eastAsia="ＭＳ 明朝" w:cs="Cambria" w:asciiTheme="minorHAnsi" w:hAnsiTheme="minorHAnsi" w:eastAsiaTheme="minorEastAsia" w:csTheme="minorBidi"/>
+          <w:sz w:val="22"/>
+          <w:szCs w:val="22"/>
         </w:rPr>
         <w:t>Stories reportées : US-09 + US-08 (10 SP).</w:t>
       </w:r>
@@ -3296,29 +4363,41 @@
     <w:p>
       <w:pPr>
         <w:pStyle w:val="Listepuces"/>
+        <w:ind w:left="360" w:hanging="360"/>
       </w:pPr>
       <w:r>
+        <w:rPr>
+          <w:rFonts w:ascii="Cambria" w:hAnsi="Cambria" w:eastAsia="ＭＳ 明朝" w:cs="Cambria" w:asciiTheme="minorHAnsi" w:hAnsiTheme="minorHAnsi" w:eastAsiaTheme="minorEastAsia" w:csTheme="minorBidi"/>
+          <w:sz w:val="22"/>
+          <w:szCs w:val="22"/>
+        </w:rPr>
         <w:t>Détail du nouveau scope R2 :</w:t>
       </w:r>
     </w:p>
     <w:p>
       <w:pPr>
         <w:pStyle w:val="Listepuces"/>
+        <w:ind w:left="360" w:hanging="360"/>
       </w:pPr>
       <w:r>
+        <w:rPr>
+          <w:rFonts w:ascii="Cambria" w:hAnsi="Cambria" w:eastAsia="ＭＳ 明朝" w:cs="Cambria" w:asciiTheme="minorHAnsi" w:hAnsiTheme="minorHAnsi" w:eastAsiaTheme="minorEastAsia" w:csTheme="minorBidi"/>
+          <w:sz w:val="22"/>
+          <w:szCs w:val="22"/>
+        </w:rPr>
         <w:t>• US-07 Reset password (déjà prévu)</w:t>
       </w:r>
     </w:p>
     <w:p>
       <w:pPr>
         <w:pStyle w:val="Listepuces"/>
-        <w:rPr>
-          <w:lang w:val="en-US"/>
-        </w:rPr>
+        <w:ind w:left="360" w:hanging="360"/>
       </w:pPr>
       <w:r>
         <w:rPr>
-          <w:lang w:val="en-US"/>
+          <w:rFonts w:ascii="Cambria" w:hAnsi="Cambria" w:eastAsia="ＭＳ 明朝" w:cs="Cambria" w:asciiTheme="minorHAnsi" w:hAnsiTheme="minorHAnsi" w:eastAsiaTheme="minorEastAsia" w:csTheme="minorBidi"/>
+          <w:sz w:val="22"/>
+          <w:szCs w:val="22"/>
         </w:rPr>
         <w:t>• US-NEW-02 Export Word/PDF (nouveau, MUST adoption B2B)</w:t>
       </w:r>
@@ -3326,32 +4405,56 @@
     <w:p>
       <w:pPr>
         <w:pStyle w:val="Listepuces"/>
+        <w:ind w:left="360" w:hanging="360"/>
       </w:pPr>
       <w:r>
+        <w:rPr>
+          <w:rFonts w:ascii="Cambria" w:hAnsi="Cambria" w:eastAsia="ＭＳ 明朝" w:cs="Cambria" w:asciiTheme="minorHAnsi" w:hAnsiTheme="minorHAnsi" w:eastAsiaTheme="minorEastAsia" w:csTheme="minorBidi"/>
+          <w:sz w:val="22"/>
+          <w:szCs w:val="22"/>
+        </w:rPr>
         <w:t>• US-11 Dashboard progression chapitre (déjà prévu)</w:t>
       </w:r>
     </w:p>
     <w:p>
       <w:pPr>
         <w:pStyle w:val="Listepuces"/>
+        <w:ind w:left="360" w:hanging="360"/>
       </w:pPr>
       <w:r>
+        <w:rPr>
+          <w:rFonts w:ascii="Cambria" w:hAnsi="Cambria" w:eastAsia="ＭＳ 明朝" w:cs="Cambria" w:asciiTheme="minorHAnsi" w:hAnsiTheme="minorHAnsi" w:eastAsiaTheme="minorEastAsia" w:csTheme="minorBidi"/>
+          <w:sz w:val="22"/>
+          <w:szCs w:val="22"/>
+        </w:rPr>
         <w:t>• US-NEW-01 Compte enseignant + multi-classes (nouveau)</w:t>
       </w:r>
     </w:p>
     <w:p>
       <w:pPr>
         <w:pStyle w:val="Listepuces"/>
+        <w:ind w:left="360" w:hanging="360"/>
       </w:pPr>
       <w:r>
+        <w:rPr>
+          <w:rFonts w:ascii="Cambria" w:hAnsi="Cambria" w:eastAsia="ＭＳ 明朝" w:cs="Cambria" w:asciiTheme="minorHAnsi" w:hAnsiTheme="minorHAnsi" w:eastAsiaTheme="minorEastAsia" w:csTheme="minorBidi"/>
+          <w:sz w:val="22"/>
+          <w:szCs w:val="22"/>
+        </w:rPr>
         <w:t>• US-12 Export RGPD (déjà prévu, lié J3-bis)</w:t>
       </w:r>
     </w:p>
     <w:p>
       <w:pPr>
         <w:pStyle w:val="Listepuces"/>
+        <w:ind w:left="360" w:hanging="360"/>
       </w:pPr>
       <w:r>
+        <w:rPr>
+          <w:rFonts w:ascii="Cambria" w:hAnsi="Cambria" w:eastAsia="ＭＳ 明朝" w:cs="Cambria" w:asciiTheme="minorHAnsi" w:hAnsiTheme="minorHAnsi" w:eastAsiaTheme="minorEastAsia" w:csTheme="minorBidi"/>
+          <w:sz w:val="22"/>
+          <w:szCs w:val="22"/>
+        </w:rPr>
         <w:t>• US-NEW-04 : Génération automatique barème (Should)</w:t>
       </w:r>
     </w:p>
@@ -3362,7 +4465,12 @@
       <w:bookmarkStart w:id="10" w:name="_Toc233728111"/>
       <w:r>
         <w:rPr>
+          <w:rFonts w:ascii="Calibri" w:hAnsi="Calibri" w:eastAsia="ＭＳ ゴシック" w:cs="Calibri" w:asciiTheme="majorHAnsi" w:hAnsiTheme="majorHAnsi" w:eastAsiaTheme="majorEastAsia" w:csTheme="majorBidi"/>
+          <w:b/>
+          <w:bCs/>
           <w:color w:val="1E1B4B"/>
+          <w:sz w:val="26"/>
+          <w:szCs w:val="26"/>
         </w:rPr>
         <w:t>4.3. Stories décalées au backlog post-soutenance</w:t>
       </w:r>
@@ -3371,29 +4479,41 @@
     <w:p>
       <w:pPr>
         <w:pStyle w:val="Listepuces"/>
+        <w:ind w:left="360" w:hanging="360"/>
       </w:pPr>
       <w:r>
+        <w:rPr>
+          <w:rFonts w:ascii="Cambria" w:hAnsi="Cambria" w:eastAsia="ＭＳ 明朝" w:cs="Cambria" w:asciiTheme="minorHAnsi" w:hAnsiTheme="minorHAnsi" w:eastAsiaTheme="minorEastAsia" w:csTheme="minorBidi"/>
+          <w:sz w:val="22"/>
+          <w:szCs w:val="22"/>
+        </w:rPr>
         <w:t>• US-08 : Bibliothèque multi-cours (reportée car remplacée par US-NEW-01 plus prioritaire)</w:t>
       </w:r>
     </w:p>
     <w:p>
       <w:pPr>
         <w:pStyle w:val="Listepuces"/>
+        <w:ind w:left="360" w:hanging="360"/>
       </w:pPr>
       <w:r>
+        <w:rPr>
+          <w:rFonts w:ascii="Cambria" w:hAnsi="Cambria" w:eastAsia="ＭＳ 明朝" w:cs="Cambria" w:asciiTheme="minorHAnsi" w:hAnsiTheme="minorHAnsi" w:eastAsiaTheme="minorEastAsia" w:csTheme="minorBidi"/>
+          <w:sz w:val="22"/>
+          <w:szCs w:val="22"/>
+        </w:rPr>
         <w:t>• US-09 : Choix niveau difficulté + nb questions (reportée car remplacée par US-NEW-02)</w:t>
       </w:r>
     </w:p>
     <w:p>
       <w:pPr>
         <w:pStyle w:val="Listepuces"/>
-        <w:rPr>
-          <w:lang w:val="en-US"/>
-        </w:rPr>
+        <w:ind w:left="360" w:hanging="360"/>
       </w:pPr>
       <w:r>
         <w:rPr>
-          <w:lang w:val="en-US"/>
+          <w:rFonts w:ascii="Cambria" w:hAnsi="Cambria" w:eastAsia="ＭＳ 明朝" w:cs="Cambria" w:asciiTheme="minorHAnsi" w:hAnsiTheme="minorHAnsi" w:eastAsiaTheme="minorEastAsia" w:csTheme="minorBidi"/>
+          <w:sz w:val="22"/>
+          <w:szCs w:val="22"/>
         </w:rPr>
         <w:t>• US-NEW-03 : Dashboard de classe (Could, reportable Release 3)</w:t>
       </w:r>
@@ -3405,7 +4525,12 @@
       <w:bookmarkStart w:id="11" w:name="_Toc233728112"/>
       <w:r>
         <w:rPr>
+          <w:rFonts w:ascii="Calibri" w:hAnsi="Calibri" w:eastAsia="ＭＳ ゴシック" w:cs="Calibri" w:asciiTheme="majorHAnsi" w:hAnsiTheme="majorHAnsi" w:eastAsiaTheme="majorEastAsia" w:csTheme="majorBidi"/>
+          <w:b/>
+          <w:bCs/>
           <w:color w:val="1E1B4B"/>
+          <w:sz w:val="28"/>
+          <w:szCs w:val="28"/>
         </w:rPr>
         <w:t>5. Validation Product Owner</w:t>
       </w:r>
@@ -3418,25 +4543,34 @@
       </w:pPr>
       <w:r>
         <w:rPr>
+          <w:rFonts w:ascii="Cambria" w:hAnsi="Cambria" w:eastAsia="ＭＳ 明朝" w:cs="Cambria" w:asciiTheme="minorHAnsi" w:hAnsiTheme="minorHAnsi" w:eastAsiaTheme="minorEastAsia" w:csTheme="minorBidi"/>
           <w:b/>
+          <w:bCs/>
           <w:color w:val="F59E0B"/>
           <w:sz w:val="18"/>
+          <w:szCs w:val="22"/>
         </w:rPr>
         <w:t>💡</w:t>
       </w:r>
       <w:r>
         <w:rPr>
+          <w:rFonts w:ascii="Cambria" w:hAnsi="Cambria" w:eastAsia="ＭＳ 明朝" w:cs="Cambria" w:asciiTheme="minorHAnsi" w:hAnsiTheme="minorHAnsi" w:eastAsiaTheme="minorEastAsia" w:csTheme="minorBidi"/>
           <w:b/>
+          <w:bCs/>
           <w:color w:val="F59E0B"/>
           <w:sz w:val="18"/>
+          <w:szCs w:val="22"/>
         </w:rPr>
         <w:t xml:space="preserve"> Objectif. </w:t>
       </w:r>
       <w:r>
         <w:rPr>
+          <w:rFonts w:ascii="Cambria" w:hAnsi="Cambria" w:eastAsia="ＭＳ 明朝" w:cs="Cambria" w:asciiTheme="minorHAnsi" w:hAnsiTheme="minorHAnsi" w:eastAsiaTheme="minorEastAsia" w:csTheme="minorBidi"/>
           <w:i/>
+          <w:iCs/>
           <w:color w:val="475569"/>
           <w:sz w:val="18"/>
+          <w:szCs w:val="22"/>
         </w:rPr>
         <w:t>Tracer la validation explicite du PO. Sans cette trace, la décision n'a pas de poids opposable.</w:t>
       </w:r>
@@ -3447,33 +4581,45 @@
       </w:pPr>
       <w:r>
         <w:rPr>
+          <w:rFonts w:ascii="Cambria" w:hAnsi="Cambria" w:eastAsia="ＭＳ 明朝" w:cs="Cambria" w:asciiTheme="minorHAnsi" w:hAnsiTheme="minorHAnsi" w:eastAsiaTheme="minorEastAsia" w:csTheme="minorBidi"/>
           <w:b/>
+          <w:bCs/>
           <w:color w:val="F59E0B"/>
           <w:sz w:val="18"/>
+          <w:szCs w:val="22"/>
         </w:rPr>
         <w:t>📐</w:t>
       </w:r>
       <w:r>
         <w:rPr>
+          <w:rFonts w:ascii="Cambria" w:hAnsi="Cambria" w:eastAsia="ＭＳ 明朝" w:cs="Cambria" w:asciiTheme="minorHAnsi" w:hAnsiTheme="minorHAnsi" w:eastAsiaTheme="minorEastAsia" w:csTheme="minorBidi"/>
           <w:b/>
+          <w:bCs/>
           <w:color w:val="F59E0B"/>
           <w:sz w:val="18"/>
+          <w:szCs w:val="22"/>
         </w:rPr>
         <w:t xml:space="preserve"> Format attendu. </w:t>
       </w:r>
       <w:r>
         <w:rPr>
+          <w:rFonts w:ascii="Cambria" w:hAnsi="Cambria" w:eastAsia="ＭＳ 明朝" w:cs="Cambria" w:asciiTheme="minorHAnsi" w:hAnsiTheme="minorHAnsi" w:eastAsiaTheme="minorEastAsia" w:csTheme="minorBidi"/>
           <w:i/>
+          <w:iCs/>
           <w:color w:val="475569"/>
           <w:sz w:val="18"/>
+          <w:szCs w:val="22"/>
         </w:rPr>
         <w:t>Bloc d'identification PO + date + canal de validation (oral réunion, message Teams, email</w:t>
       </w:r>
       <w:r>
         <w:rPr>
+          <w:rFonts w:ascii="Cambria" w:hAnsi="Cambria" w:eastAsia="ＭＳ 明朝" w:cs="Cambria" w:asciiTheme="minorHAnsi" w:hAnsiTheme="minorHAnsi" w:eastAsiaTheme="minorEastAsia" w:csTheme="minorBidi"/>
           <w:i/>
+          <w:iCs/>
           <w:color w:val="475569"/>
           <w:sz w:val="18"/>
+          <w:szCs w:val="22"/>
         </w:rPr>
         <w:t>). Photo / capture si possible.</w:t>
       </w:r>
@@ -3483,27 +4629,36 @@
         <w:ind w:left="227" w:right="227"/>
       </w:pPr>
       <w:r>
+        <w:lastRenderedPageBreak/>
         <w:rPr>
+          <w:rFonts w:ascii="Cambria" w:hAnsi="Cambria" w:eastAsia="ＭＳ 明朝" w:cs="Cambria" w:asciiTheme="minorHAnsi" w:hAnsiTheme="minorHAnsi" w:eastAsiaTheme="minorEastAsia" w:csTheme="minorBidi"/>
           <w:b/>
+          <w:bCs/>
           <w:color w:val="16A34A"/>
           <w:sz w:val="18"/>
+          <w:szCs w:val="22"/>
         </w:rPr>
-        <w:lastRenderedPageBreak/>
         <w:t>✅</w:t>
       </w:r>
       <w:r>
         <w:rPr>
+          <w:rFonts w:ascii="Cambria" w:hAnsi="Cambria" w:eastAsia="ＭＳ 明朝" w:cs="Cambria" w:asciiTheme="minorHAnsi" w:hAnsiTheme="minorHAnsi" w:eastAsiaTheme="minorEastAsia" w:csTheme="minorBidi"/>
           <w:b/>
+          <w:bCs/>
           <w:color w:val="16A34A"/>
           <w:sz w:val="18"/>
+          <w:szCs w:val="22"/>
         </w:rPr>
         <w:t xml:space="preserve"> Bon exemple. </w:t>
       </w:r>
       <w:r>
         <w:rPr>
+          <w:rFonts w:ascii="Cambria" w:hAnsi="Cambria" w:eastAsia="ＭＳ 明朝" w:cs="Cambria" w:asciiTheme="minorHAnsi" w:hAnsiTheme="minorHAnsi" w:eastAsiaTheme="minorEastAsia" w:csTheme="minorBidi"/>
           <w:i/>
+          <w:iCs/>
           <w:color w:val="475569"/>
           <w:sz w:val="18"/>
+          <w:szCs w:val="22"/>
         </w:rPr>
         <w:t>« Validation orale à 14h47 lundi par Mme [PO], confirmée par message Teams (capture annexée). »</w:t>
       </w:r>
@@ -3514,25 +4669,34 @@
       </w:pPr>
       <w:r>
         <w:rPr>
+          <w:rFonts w:ascii="Cambria" w:hAnsi="Cambria" w:eastAsia="ＭＳ 明朝" w:cs="Cambria" w:asciiTheme="minorHAnsi" w:hAnsiTheme="minorHAnsi" w:eastAsiaTheme="minorEastAsia" w:csTheme="minorBidi"/>
           <w:b/>
+          <w:bCs/>
           <w:color w:val="DC2626"/>
           <w:sz w:val="18"/>
+          <w:szCs w:val="22"/>
         </w:rPr>
         <w:t>❌</w:t>
       </w:r>
       <w:r>
         <w:rPr>
+          <w:rFonts w:ascii="Cambria" w:hAnsi="Cambria" w:eastAsia="ＭＳ 明朝" w:cs="Cambria" w:asciiTheme="minorHAnsi" w:hAnsiTheme="minorHAnsi" w:eastAsiaTheme="minorEastAsia" w:csTheme="minorBidi"/>
           <w:b/>
+          <w:bCs/>
           <w:color w:val="DC2626"/>
           <w:sz w:val="18"/>
+          <w:szCs w:val="22"/>
         </w:rPr>
         <w:t xml:space="preserve"> À éviter. </w:t>
       </w:r>
       <w:r>
         <w:rPr>
+          <w:rFonts w:ascii="Cambria" w:hAnsi="Cambria" w:eastAsia="ＭＳ 明朝" w:cs="Cambria" w:asciiTheme="minorHAnsi" w:hAnsiTheme="minorHAnsi" w:eastAsiaTheme="minorEastAsia" w:csTheme="minorBidi"/>
           <w:i/>
+          <w:iCs/>
           <w:color w:val="475569"/>
           <w:sz w:val="18"/>
+          <w:szCs w:val="22"/>
         </w:rPr>
         <w:t>« On a validé en gros. » (intestable, contestable en J+1)</w:t>
       </w:r>
@@ -3541,7 +4705,21 @@
       <w:tblPr>
         <w:tblStyle w:val="Grilleclaire-Accent1"/>
         <w:tblW w:w="0" w:type="auto"/>
-        <w:tblLook w:val="04A0" w:firstRow="1" w:lastRow="0" w:firstColumn="1" w:lastColumn="0" w:noHBand="0" w:noVBand="1"/>
+        <w:tblBorders>
+          <w:top w:val="single" w:sz="8" w:space="0" w:color="4F81BD"/>
+          <w:left w:val="single" w:sz="8" w:space="0" w:color="4F81BD"/>
+          <w:bottom w:val="single" w:sz="18" w:space="0" w:color="4F81BD"/>
+          <w:right w:val="single" w:sz="8" w:space="0" w:color="4F81BD"/>
+          <w:insideH w:val="nil"/>
+          <w:insideV w:val="single" w:sz="8" w:space="0" w:color="4F81BD"/>
+        </w:tblBorders>
+        <w:tblCellMar>
+          <w:top w:w="0" w:type="dxa"/>
+          <w:left w:w="108" w:type="dxa"/>
+          <w:bottom w:w="0" w:type="dxa"/>
+          <w:right w:w="108" w:type="dxa"/>
+        </w:tblCellMar>
+        <w:tblLook w:firstRow="1" w:firstColumn="1" w:noVBand="1"/>
       </w:tblPr>
       <w:tblGrid>
         <w:gridCol w:w="4320"/>
@@ -3549,16 +4727,40 @@
       </w:tblGrid>
       <w:tr>
         <w:trPr>
-          <w:cnfStyle w:val="100000000000" w:firstRow="1" w:lastRow="0" w:firstColumn="0" w:lastColumn="0" w:oddVBand="0" w:evenVBand="0" w:oddHBand="0" w:evenHBand="0" w:firstRowFirstColumn="0" w:firstRowLastColumn="0" w:lastRowFirstColumn="0" w:lastRowLastColumn="0"/>
+          <w:cnfStyle w:val="100000000000"/>
         </w:trPr>
         <w:tc>
           <w:tcPr>
-            <w:cnfStyle w:val="001000000000" w:firstRow="0" w:lastRow="0" w:firstColumn="1" w:lastColumn="0" w:oddVBand="0" w:evenVBand="0" w:oddHBand="0" w:evenHBand="0" w:firstRowFirstColumn="0" w:firstRowLastColumn="0" w:lastRowFirstColumn="0" w:lastRowLastColumn="0"/>
+            <w:cnfStyle w:val="001000000000"/>
             <w:tcW w:w="4320" w:type="dxa"/>
-            <w:shd w:val="clear" w:color="auto" w:fill="F8FAFC"/>
+            <w:tcBorders>
+              <w:top w:val="single" w:sz="8" w:space="0" w:color="4F81BD"/>
+              <w:left w:val="single" w:sz="8" w:space="0" w:color="4F81BD"/>
+              <w:bottom w:val="single" w:sz="18" w:space="0" w:color="4F81BD"/>
+              <w:right w:val="single" w:sz="8" w:space="0" w:color="4F81BD"/>
+              <w:insideH w:val="nil"/>
+              <w:insideV w:val="single" w:sz="8" w:space="0" w:color="4F81BD"/>
+            </w:tcBorders>
+            <w:shd w:val="clear" w:fill="F8FAFC"/>
+            <w:tcMar>
+              <w:top w:w="0" w:type="dxa"/>
+              <w:left w:w="108" w:type="dxa"/>
+              <w:bottom w:w="0" w:type="dxa"/>
+              <w:right w:w="108" w:type="dxa"/>
+            </w:tcMar>
           </w:tcPr>
           <w:p>
+            <w:pPr>
+              <w:spacing w:after="200" w:line="276" w:lineRule="auto"/>
+            </w:pPr>
             <w:r>
+              <w:rPr>
+                <w:rFonts w:ascii="Calibri" w:hAnsi="Calibri" w:eastAsia="ＭＳ ゴシック" w:cs="Calibri" w:asciiTheme="majorHAnsi" w:hAnsiTheme="majorHAnsi" w:eastAsiaTheme="majorEastAsia" w:csTheme="majorBidi"/>
+                <w:b/>
+                <w:bCs/>
+                <w:sz w:val="22"/>
+                <w:szCs w:val="22"/>
+              </w:rPr>
               <w:t>Product Owner</w:t>
             </w:r>
           </w:p>
@@ -3566,12 +4768,33 @@
         <w:tc>
           <w:tcPr>
             <w:tcW w:w="4320" w:type="dxa"/>
+            <w:tcBorders>
+              <w:top w:val="single" w:sz="8" w:space="0" w:color="4F81BD"/>
+              <w:left w:val="single" w:sz="8" w:space="0" w:color="4F81BD"/>
+              <w:bottom w:val="single" w:sz="18" w:space="0" w:color="4F81BD"/>
+              <w:right w:val="single" w:sz="8" w:space="0" w:color="4F81BD"/>
+              <w:insideH w:val="nil"/>
+              <w:insideV w:val="single" w:sz="8" w:space="0" w:color="4F81BD"/>
+            </w:tcBorders>
+            <w:tcMar>
+              <w:top w:w="0" w:type="dxa"/>
+              <w:left w:w="108" w:type="dxa"/>
+              <w:bottom w:w="0" w:type="dxa"/>
+              <w:right w:w="108" w:type="dxa"/>
+            </w:tcMar>
           </w:tcPr>
           <w:p>
             <w:pPr>
-              <w:cnfStyle w:val="100000000000" w:firstRow="1" w:lastRow="0" w:firstColumn="0" w:lastColumn="0" w:oddVBand="0" w:evenVBand="0" w:oddHBand="0" w:evenHBand="0" w:firstRowFirstColumn="0" w:firstRowLastColumn="0" w:lastRowFirstColumn="0" w:lastRowLastColumn="0"/>
+              <w:spacing w:after="200" w:line="276" w:lineRule="auto"/>
             </w:pPr>
             <w:r>
+              <w:rPr>
+                <w:rFonts w:ascii="Calibri" w:hAnsi="Calibri" w:eastAsia="ＭＳ ゴシック" w:cs="Calibri" w:asciiTheme="majorHAnsi" w:hAnsiTheme="majorHAnsi" w:eastAsiaTheme="majorEastAsia" w:csTheme="majorBidi"/>
+                <w:b/>
+                <w:bCs/>
+                <w:sz w:val="22"/>
+                <w:szCs w:val="22"/>
+              </w:rPr>
               <w:t>[ Prénom NOM, rôle ]</w:t>
             </w:r>
           </w:p>
@@ -3579,16 +4802,39 @@
       </w:tr>
       <w:tr>
         <w:trPr>
-          <w:cnfStyle w:val="000000100000" w:firstRow="0" w:lastRow="0" w:firstColumn="0" w:lastColumn="0" w:oddVBand="0" w:evenVBand="0" w:oddHBand="1" w:evenHBand="0" w:firstRowFirstColumn="0" w:firstRowLastColumn="0" w:lastRowFirstColumn="0" w:lastRowLastColumn="0"/>
+          <w:cnfStyle w:val="000000100000"/>
         </w:trPr>
         <w:tc>
           <w:tcPr>
-            <w:cnfStyle w:val="001000000000" w:firstRow="0" w:lastRow="0" w:firstColumn="1" w:lastColumn="0" w:oddVBand="0" w:evenVBand="0" w:oddHBand="0" w:evenHBand="0" w:firstRowFirstColumn="0" w:firstRowLastColumn="0" w:lastRowFirstColumn="0" w:lastRowLastColumn="0"/>
+            <w:cnfStyle w:val="001000000000"/>
             <w:tcW w:w="4320" w:type="dxa"/>
-            <w:shd w:val="clear" w:color="auto" w:fill="F8FAFC"/>
+            <w:tcBorders>
+              <w:top w:val="single" w:sz="8" w:space="0" w:color="4F81BD"/>
+              <w:left w:val="single" w:sz="8" w:space="0" w:color="4F81BD"/>
+              <w:bottom w:val="single" w:sz="8" w:space="0" w:color="4F81BD"/>
+              <w:right w:val="single" w:sz="8" w:space="0" w:color="4F81BD"/>
+              <w:insideV w:val="single" w:sz="8" w:space="0" w:color="4F81BD"/>
+            </w:tcBorders>
+            <w:shd w:val="clear" w:fill="F8FAFC"/>
+            <w:tcMar>
+              <w:top w:w="0" w:type="dxa"/>
+              <w:left w:w="108" w:type="dxa"/>
+              <w:bottom w:w="0" w:type="dxa"/>
+              <w:right w:w="108" w:type="dxa"/>
+            </w:tcMar>
           </w:tcPr>
           <w:p>
+            <w:pPr>
+              <w:spacing w:after="200" w:line="276" w:lineRule="auto"/>
+            </w:pPr>
             <w:r>
+              <w:rPr>
+                <w:rFonts w:ascii="Calibri" w:hAnsi="Calibri" w:eastAsia="ＭＳ ゴシック" w:cs="Calibri" w:asciiTheme="majorHAnsi" w:hAnsiTheme="majorHAnsi" w:eastAsiaTheme="majorEastAsia" w:csTheme="majorBidi"/>
+                <w:b/>
+                <w:bCs/>
+                <w:sz w:val="22"/>
+                <w:szCs w:val="22"/>
+              </w:rPr>
               <w:t>Date / heure validation</w:t>
             </w:r>
           </w:p>
@@ -3596,29 +4842,71 @@
         <w:tc>
           <w:tcPr>
             <w:tcW w:w="4320" w:type="dxa"/>
+            <w:tcBorders>
+              <w:top w:val="single" w:sz="8" w:space="0" w:color="4F81BD"/>
+              <w:left w:val="single" w:sz="8" w:space="0" w:color="4F81BD"/>
+              <w:bottom w:val="single" w:sz="8" w:space="0" w:color="4F81BD"/>
+              <w:right w:val="single" w:sz="8" w:space="0" w:color="4F81BD"/>
+              <w:insideV w:val="single" w:sz="8" w:space="0" w:color="4F81BD"/>
+            </w:tcBorders>
+            <w:shd w:val="clear" w:fill="D4E0EF"/>
+            <w:tcMar>
+              <w:top w:w="0" w:type="dxa"/>
+              <w:left w:w="108" w:type="dxa"/>
+              <w:bottom w:w="0" w:type="dxa"/>
+              <w:right w:w="108" w:type="dxa"/>
+            </w:tcMar>
           </w:tcPr>
           <w:p>
             <w:pPr>
-              <w:cnfStyle w:val="000000100000" w:firstRow="0" w:lastRow="0" w:firstColumn="0" w:lastColumn="0" w:oddVBand="0" w:evenVBand="0" w:oddHBand="1" w:evenHBand="0" w:firstRowFirstColumn="0" w:firstRowLastColumn="0" w:lastRowFirstColumn="0" w:lastRowLastColumn="0"/>
+              <w:spacing w:after="200" w:line="276" w:lineRule="auto"/>
             </w:pPr>
             <w:r>
-              <w:t>30/06/2026 16h00</w:t>
+              <w:rPr>
+                <w:rFonts w:ascii="Cambria" w:hAnsi="Cambria" w:eastAsia="ＭＳ 明朝" w:cs="Cambria" w:asciiTheme="minorHAnsi" w:hAnsiTheme="minorHAnsi" w:eastAsiaTheme="minorEastAsia" w:csTheme="minorBidi"/>
+                <w:sz w:val="22"/>
+                <w:szCs w:val="22"/>
+              </w:rPr>
+              <w:t>29/06/2026 17h00</w:t>
             </w:r>
           </w:p>
         </w:tc>
       </w:tr>
       <w:tr>
         <w:trPr>
-          <w:cnfStyle w:val="000000010000" w:firstRow="0" w:lastRow="0" w:firstColumn="0" w:lastColumn="0" w:oddVBand="0" w:evenVBand="0" w:oddHBand="0" w:evenHBand="1" w:firstRowFirstColumn="0" w:firstRowLastColumn="0" w:lastRowFirstColumn="0" w:lastRowLastColumn="0"/>
+          <w:cnfStyle w:val="000000010000"/>
         </w:trPr>
         <w:tc>
           <w:tcPr>
-            <w:cnfStyle w:val="001000000000" w:firstRow="0" w:lastRow="0" w:firstColumn="1" w:lastColumn="0" w:oddVBand="0" w:evenVBand="0" w:oddHBand="0" w:evenHBand="0" w:firstRowFirstColumn="0" w:firstRowLastColumn="0" w:lastRowFirstColumn="0" w:lastRowLastColumn="0"/>
+            <w:cnfStyle w:val="001000000000"/>
             <w:tcW w:w="4320" w:type="dxa"/>
-            <w:shd w:val="clear" w:color="auto" w:fill="F8FAFC"/>
+            <w:tcBorders>
+              <w:top w:val="single" w:sz="8" w:space="0" w:color="4F81BD"/>
+              <w:left w:val="single" w:sz="8" w:space="0" w:color="4F81BD"/>
+              <w:bottom w:val="single" w:sz="8" w:space="0" w:color="4F81BD"/>
+              <w:right w:val="single" w:sz="8" w:space="0" w:color="4F81BD"/>
+              <w:insideV w:val="single" w:sz="8" w:space="0" w:color="4F81BD"/>
+            </w:tcBorders>
+            <w:shd w:val="clear" w:fill="F8FAFC"/>
+            <w:tcMar>
+              <w:top w:w="0" w:type="dxa"/>
+              <w:left w:w="108" w:type="dxa"/>
+              <w:bottom w:w="0" w:type="dxa"/>
+              <w:right w:w="108" w:type="dxa"/>
+            </w:tcMar>
           </w:tcPr>
           <w:p>
+            <w:pPr>
+              <w:spacing w:after="200" w:line="276" w:lineRule="auto"/>
+            </w:pPr>
             <w:r>
+              <w:rPr>
+                <w:rFonts w:ascii="Calibri" w:hAnsi="Calibri" w:eastAsia="ＭＳ ゴシック" w:cs="Calibri" w:asciiTheme="majorHAnsi" w:hAnsiTheme="majorHAnsi" w:eastAsiaTheme="majorEastAsia" w:csTheme="majorBidi"/>
+                <w:b/>
+                <w:bCs/>
+                <w:sz w:val="22"/>
+                <w:szCs w:val="22"/>
+              </w:rPr>
               <w:t>Canal de validation</w:t>
             </w:r>
           </w:p>
@@ -3626,18 +4914,46 @@
         <w:tc>
           <w:tcPr>
             <w:tcW w:w="4320" w:type="dxa"/>
+            <w:tcBorders>
+              <w:top w:val="single" w:sz="8" w:space="0" w:color="4F81BD"/>
+              <w:left w:val="single" w:sz="8" w:space="0" w:color="4F81BD"/>
+              <w:bottom w:val="single" w:sz="8" w:space="0" w:color="4F81BD"/>
+              <w:right w:val="single" w:sz="8" w:space="0" w:color="4F81BD"/>
+              <w:insideV w:val="single" w:sz="8" w:space="0" w:color="4F81BD"/>
+            </w:tcBorders>
+            <w:tcMar>
+              <w:top w:w="0" w:type="dxa"/>
+              <w:left w:w="108" w:type="dxa"/>
+              <w:bottom w:w="0" w:type="dxa"/>
+              <w:right w:w="108" w:type="dxa"/>
+            </w:tcMar>
           </w:tcPr>
           <w:p>
             <w:pPr>
-              <w:cnfStyle w:val="000000010000" w:firstRow="0" w:lastRow="0" w:firstColumn="0" w:lastColumn="0" w:oddVBand="0" w:evenVBand="0" w:oddHBand="0" w:evenHBand="1" w:firstRowFirstColumn="0" w:firstRowLastColumn="0" w:lastRowFirstColumn="0" w:lastRowLastColumn="0"/>
+              <w:spacing w:after="200" w:line="276" w:lineRule="auto"/>
             </w:pPr>
             <w:r>
+              <w:rPr>
+                <w:rFonts w:ascii="Cambria" w:hAnsi="Cambria" w:eastAsia="ＭＳ 明朝" w:cs="Cambria" w:asciiTheme="minorHAnsi" w:hAnsiTheme="minorHAnsi" w:eastAsiaTheme="minorEastAsia" w:csTheme="minorBidi"/>
+                <w:sz w:val="22"/>
+                <w:szCs w:val="22"/>
+              </w:rPr>
               <w:t>[ Réunion orale · Message Team</w:t>
             </w:r>
             <w:r>
+              <w:rPr>
+                <w:rFonts w:ascii="Cambria" w:hAnsi="Cambria" w:eastAsia="ＭＳ 明朝" w:cs="Cambria" w:asciiTheme="minorHAnsi" w:hAnsiTheme="minorHAnsi" w:eastAsiaTheme="minorEastAsia" w:csTheme="minorBidi"/>
+                <w:sz w:val="22"/>
+                <w:szCs w:val="22"/>
+              </w:rPr>
               <w:t>s</w:t>
             </w:r>
             <w:r>
+              <w:rPr>
+                <w:rFonts w:ascii="Cambria" w:hAnsi="Cambria" w:eastAsia="ＭＳ 明朝" w:cs="Cambria" w:asciiTheme="minorHAnsi" w:hAnsiTheme="minorHAnsi" w:eastAsiaTheme="minorEastAsia" w:csTheme="minorBidi"/>
+                <w:sz w:val="22"/>
+                <w:szCs w:val="22"/>
+              </w:rPr>
               <w:t>]</w:t>
             </w:r>
           </w:p>
@@ -3645,16 +4961,39 @@
       </w:tr>
       <w:tr>
         <w:trPr>
-          <w:cnfStyle w:val="000000100000" w:firstRow="0" w:lastRow="0" w:firstColumn="0" w:lastColumn="0" w:oddVBand="0" w:evenVBand="0" w:oddHBand="1" w:evenHBand="0" w:firstRowFirstColumn="0" w:firstRowLastColumn="0" w:lastRowFirstColumn="0" w:lastRowLastColumn="0"/>
+          <w:cnfStyle w:val="000000100000"/>
         </w:trPr>
         <w:tc>
           <w:tcPr>
-            <w:cnfStyle w:val="001000000000" w:firstRow="0" w:lastRow="0" w:firstColumn="1" w:lastColumn="0" w:oddVBand="0" w:evenVBand="0" w:oddHBand="0" w:evenHBand="0" w:firstRowFirstColumn="0" w:firstRowLastColumn="0" w:lastRowFirstColumn="0" w:lastRowLastColumn="0"/>
+            <w:cnfStyle w:val="001000000000"/>
             <w:tcW w:w="4320" w:type="dxa"/>
-            <w:shd w:val="clear" w:color="auto" w:fill="F8FAFC"/>
+            <w:tcBorders>
+              <w:top w:val="single" w:sz="8" w:space="0" w:color="4F81BD"/>
+              <w:left w:val="single" w:sz="8" w:space="0" w:color="4F81BD"/>
+              <w:bottom w:val="single" w:sz="8" w:space="0" w:color="4F81BD"/>
+              <w:right w:val="single" w:sz="8" w:space="0" w:color="4F81BD"/>
+              <w:insideV w:val="single" w:sz="8" w:space="0" w:color="4F81BD"/>
+            </w:tcBorders>
+            <w:shd w:val="clear" w:fill="F8FAFC"/>
+            <w:tcMar>
+              <w:top w:w="0" w:type="dxa"/>
+              <w:left w:w="108" w:type="dxa"/>
+              <w:bottom w:w="0" w:type="dxa"/>
+              <w:right w:w="108" w:type="dxa"/>
+            </w:tcMar>
           </w:tcPr>
           <w:p>
+            <w:pPr>
+              <w:spacing w:after="200" w:line="276" w:lineRule="auto"/>
+            </w:pPr>
             <w:r>
+              <w:rPr>
+                <w:rFonts w:ascii="Calibri" w:hAnsi="Calibri" w:eastAsia="ＭＳ ゴシック" w:cs="Calibri" w:asciiTheme="majorHAnsi" w:hAnsiTheme="majorHAnsi" w:eastAsiaTheme="majorEastAsia" w:csTheme="majorBidi"/>
+                <w:b/>
+                <w:bCs/>
+                <w:sz w:val="22"/>
+                <w:szCs w:val="22"/>
+              </w:rPr>
               <w:t>Trace / preuve</w:t>
             </w:r>
           </w:p>
@@ -3662,12 +5001,31 @@
         <w:tc>
           <w:tcPr>
             <w:tcW w:w="4320" w:type="dxa"/>
+            <w:tcBorders>
+              <w:top w:val="single" w:sz="8" w:space="0" w:color="4F81BD"/>
+              <w:left w:val="single" w:sz="8" w:space="0" w:color="4F81BD"/>
+              <w:bottom w:val="single" w:sz="8" w:space="0" w:color="4F81BD"/>
+              <w:right w:val="single" w:sz="8" w:space="0" w:color="4F81BD"/>
+              <w:insideV w:val="single" w:sz="8" w:space="0" w:color="4F81BD"/>
+            </w:tcBorders>
+            <w:shd w:val="clear" w:fill="D4E0EF"/>
+            <w:tcMar>
+              <w:top w:w="0" w:type="dxa"/>
+              <w:left w:w="108" w:type="dxa"/>
+              <w:bottom w:w="0" w:type="dxa"/>
+              <w:right w:w="108" w:type="dxa"/>
+            </w:tcMar>
           </w:tcPr>
           <w:p>
             <w:pPr>
-              <w:cnfStyle w:val="000000100000" w:firstRow="0" w:lastRow="0" w:firstColumn="0" w:lastColumn="0" w:oddVBand="0" w:evenVBand="0" w:oddHBand="1" w:evenHBand="0" w:firstRowFirstColumn="0" w:firstRowLastColumn="0" w:lastRowFirstColumn="0" w:lastRowLastColumn="0"/>
+              <w:spacing w:after="200" w:line="276" w:lineRule="auto"/>
             </w:pPr>
             <w:r>
+              <w:rPr>
+                <w:rFonts w:ascii="Cambria" w:hAnsi="Cambria" w:eastAsia="ＭＳ 明朝" w:cs="Cambria" w:asciiTheme="minorHAnsi" w:hAnsiTheme="minorHAnsi" w:eastAsiaTheme="minorEastAsia" w:csTheme="minorBidi"/>
+                <w:sz w:val="22"/>
+                <w:szCs w:val="22"/>
+              </w:rPr>
               <w:t>[ Capture Teams jointe · Email cité · Procès-verbal de réunion ]</w:t>
             </w:r>
           </w:p>
@@ -3675,16 +5033,39 @@
       </w:tr>
       <w:tr>
         <w:trPr>
-          <w:cnfStyle w:val="000000010000" w:firstRow="0" w:lastRow="0" w:firstColumn="0" w:lastColumn="0" w:oddVBand="0" w:evenVBand="0" w:oddHBand="0" w:evenHBand="1" w:firstRowFirstColumn="0" w:firstRowLastColumn="0" w:lastRowFirstColumn="0" w:lastRowLastColumn="0"/>
+          <w:cnfStyle w:val="000000010000"/>
         </w:trPr>
         <w:tc>
           <w:tcPr>
-            <w:cnfStyle w:val="001000000000" w:firstRow="0" w:lastRow="0" w:firstColumn="1" w:lastColumn="0" w:oddVBand="0" w:evenVBand="0" w:oddHBand="0" w:evenHBand="0" w:firstRowFirstColumn="0" w:firstRowLastColumn="0" w:lastRowFirstColumn="0" w:lastRowLastColumn="0"/>
+            <w:cnfStyle w:val="001000000000"/>
             <w:tcW w:w="4320" w:type="dxa"/>
-            <w:shd w:val="clear" w:color="auto" w:fill="F8FAFC"/>
+            <w:tcBorders>
+              <w:top w:val="single" w:sz="8" w:space="0" w:color="4F81BD"/>
+              <w:left w:val="single" w:sz="8" w:space="0" w:color="4F81BD"/>
+              <w:bottom w:val="single" w:sz="8" w:space="0" w:color="4F81BD"/>
+              <w:right w:val="single" w:sz="8" w:space="0" w:color="4F81BD"/>
+              <w:insideV w:val="single" w:sz="8" w:space="0" w:color="4F81BD"/>
+            </w:tcBorders>
+            <w:shd w:val="clear" w:fill="F8FAFC"/>
+            <w:tcMar>
+              <w:top w:w="0" w:type="dxa"/>
+              <w:left w:w="108" w:type="dxa"/>
+              <w:bottom w:w="0" w:type="dxa"/>
+              <w:right w:w="108" w:type="dxa"/>
+            </w:tcMar>
           </w:tcPr>
           <w:p>
+            <w:pPr>
+              <w:spacing w:after="200" w:line="276" w:lineRule="auto"/>
+            </w:pPr>
             <w:r>
+              <w:rPr>
+                <w:rFonts w:ascii="Calibri" w:hAnsi="Calibri" w:eastAsia="ＭＳ ゴシック" w:cs="Calibri" w:asciiTheme="majorHAnsi" w:hAnsiTheme="majorHAnsi" w:eastAsiaTheme="majorEastAsia" w:csTheme="majorBidi"/>
+                <w:b/>
+                <w:bCs/>
+                <w:sz w:val="22"/>
+                <w:szCs w:val="22"/>
+              </w:rPr>
               <w:t>Statut</w:t>
             </w:r>
           </w:p>
@@ -3692,12 +5073,30 @@
         <w:tc>
           <w:tcPr>
             <w:tcW w:w="4320" w:type="dxa"/>
+            <w:tcBorders>
+              <w:top w:val="single" w:sz="8" w:space="0" w:color="4F81BD"/>
+              <w:left w:val="single" w:sz="8" w:space="0" w:color="4F81BD"/>
+              <w:bottom w:val="single" w:sz="8" w:space="0" w:color="4F81BD"/>
+              <w:right w:val="single" w:sz="8" w:space="0" w:color="4F81BD"/>
+              <w:insideV w:val="single" w:sz="8" w:space="0" w:color="4F81BD"/>
+            </w:tcBorders>
+            <w:tcMar>
+              <w:top w:w="0" w:type="dxa"/>
+              <w:left w:w="108" w:type="dxa"/>
+              <w:bottom w:w="0" w:type="dxa"/>
+              <w:right w:w="108" w:type="dxa"/>
+            </w:tcMar>
           </w:tcPr>
           <w:p>
             <w:pPr>
-              <w:cnfStyle w:val="000000010000" w:firstRow="0" w:lastRow="0" w:firstColumn="0" w:lastColumn="0" w:oddVBand="0" w:evenVBand="0" w:oddHBand="0" w:evenHBand="1" w:firstRowFirstColumn="0" w:firstRowLastColumn="0" w:lastRowFirstColumn="0" w:lastRowLastColumn="0"/>
+              <w:spacing w:after="200" w:line="276" w:lineRule="auto"/>
             </w:pPr>
             <w:r>
+              <w:rPr>
+                <w:rFonts w:ascii="Cambria" w:hAnsi="Cambria" w:eastAsia="ＭＳ 明朝" w:cs="Cambria" w:asciiTheme="minorHAnsi" w:hAnsiTheme="minorHAnsi" w:eastAsiaTheme="minorEastAsia" w:csTheme="minorBidi"/>
+                <w:sz w:val="22"/>
+                <w:szCs w:val="22"/>
+              </w:rPr>
               <w:t>Validé</w:t>
             </w:r>
           </w:p>
@@ -3705,8 +5104,12 @@
       </w:tr>
     </w:tbl>
     <w:p>
+      <w:pPr>
+        <w:pageBreakBefore/>
+        <w:spacing w:after="200" w:line="276" w:lineRule="auto"/>
+      </w:pPr>
       <w:r>
-        <w:br w:type="page"/>
+        <w:lastRenderedPageBreak/>
       </w:r>
     </w:p>
     <w:p>
@@ -3715,26 +5118,42 @@
       </w:pPr>
       <w:bookmarkStart w:id="12" w:name="_Toc233728113"/>
       <w:r>
+        <w:lastRenderedPageBreak/>
         <w:rPr>
+          <w:rFonts w:ascii="Calibri" w:hAnsi="Calibri" w:eastAsia="ＭＳ ゴシック" w:cs="Calibri" w:asciiTheme="majorHAnsi" w:hAnsiTheme="majorHAnsi" w:eastAsiaTheme="majorEastAsia" w:csTheme="majorBidi"/>
+          <w:b/>
+          <w:bCs/>
           <w:color w:val="1E1B4B"/>
+          <w:sz w:val="28"/>
+          <w:szCs w:val="28"/>
         </w:rPr>
-        <w:lastRenderedPageBreak/>
         <w:t>✅</w:t>
       </w:r>
       <w:r>
         <w:rPr>
+          <w:rFonts w:ascii="Calibri" w:hAnsi="Calibri" w:eastAsia="ＭＳ ゴシック" w:cs="Calibri" w:asciiTheme="majorHAnsi" w:hAnsiTheme="majorHAnsi" w:eastAsiaTheme="majorEastAsia" w:csTheme="majorBidi"/>
+          <w:b/>
+          <w:bCs/>
           <w:color w:val="1E1B4B"/>
+          <w:sz w:val="28"/>
+          <w:szCs w:val="28"/>
         </w:rPr>
         <w:t xml:space="preserve"> Grille d'auto-évaluation</w:t>
       </w:r>
       <w:bookmarkEnd w:id="12"/>
     </w:p>
     <w:p>
+      <w:pPr>
+        <w:spacing w:after="200" w:line="276" w:lineRule="auto"/>
+      </w:pPr>
       <w:r>
         <w:rPr>
+          <w:rFonts w:ascii="Cambria" w:hAnsi="Cambria" w:eastAsia="ＭＳ 明朝" w:cs="Cambria" w:asciiTheme="minorHAnsi" w:hAnsiTheme="minorHAnsi" w:eastAsiaTheme="minorEastAsia" w:csTheme="minorBidi"/>
           <w:i/>
+          <w:iCs/>
           <w:color w:val="475569"/>
           <w:sz w:val="20"/>
+          <w:szCs w:val="22"/>
         </w:rPr>
         <w:t>À remplir par l'équipe avant de soumettre le livrable au Product Owner. Un livrable rempli avec « Partiel » sur plusieurs lignes signale un besoin de revue collective avant validation.</w:t>
       </w:r>
@@ -3743,7 +5162,21 @@
       <w:tblPr>
         <w:tblStyle w:val="Grilleclaire-Accent1"/>
         <w:tblW w:w="0" w:type="auto"/>
-        <w:tblLook w:val="04A0" w:firstRow="1" w:lastRow="0" w:firstColumn="1" w:lastColumn="0" w:noHBand="0" w:noVBand="1"/>
+        <w:tblBorders>
+          <w:top w:val="single" w:sz="8" w:space="0" w:color="4F81BD"/>
+          <w:left w:val="single" w:sz="8" w:space="0" w:color="4F81BD"/>
+          <w:bottom w:val="single" w:sz="18" w:space="0" w:color="4F81BD"/>
+          <w:right w:val="single" w:sz="8" w:space="0" w:color="4F81BD"/>
+          <w:insideH w:val="nil"/>
+          <w:insideV w:val="single" w:sz="8" w:space="0" w:color="4F81BD"/>
+        </w:tblBorders>
+        <w:tblCellMar>
+          <w:top w:w="0" w:type="dxa"/>
+          <w:left w:w="108" w:type="dxa"/>
+          <w:bottom w:w="0" w:type="dxa"/>
+          <w:right w:w="108" w:type="dxa"/>
+        </w:tblCellMar>
+        <w:tblLook w:firstRow="1" w:firstColumn="1" w:noVBand="1"/>
       </w:tblPr>
       <w:tblGrid>
         <w:gridCol w:w="2880"/>
@@ -3752,18 +5185,40 @@
       </w:tblGrid>
       <w:tr>
         <w:trPr>
-          <w:cnfStyle w:val="100000000000" w:firstRow="1" w:lastRow="0" w:firstColumn="0" w:lastColumn="0" w:oddVBand="0" w:evenVBand="0" w:oddHBand="0" w:evenHBand="0" w:firstRowFirstColumn="0" w:firstRowLastColumn="0" w:lastRowFirstColumn="0" w:lastRowLastColumn="0"/>
+          <w:cnfStyle w:val="100000000000"/>
         </w:trPr>
         <w:tc>
           <w:tcPr>
-            <w:cnfStyle w:val="001000000000" w:firstRow="0" w:lastRow="0" w:firstColumn="1" w:lastColumn="0" w:oddVBand="0" w:evenVBand="0" w:oddHBand="0" w:evenHBand="0" w:firstRowFirstColumn="0" w:firstRowLastColumn="0" w:lastRowFirstColumn="0" w:lastRowLastColumn="0"/>
+            <w:cnfStyle w:val="001000000000"/>
             <w:tcW w:w="2880" w:type="dxa"/>
-            <w:shd w:val="clear" w:color="auto" w:fill="1E1B4B"/>
+            <w:tcBorders>
+              <w:top w:val="single" w:sz="8" w:space="0" w:color="4F81BD"/>
+              <w:left w:val="single" w:sz="8" w:space="0" w:color="4F81BD"/>
+              <w:bottom w:val="single" w:sz="18" w:space="0" w:color="4F81BD"/>
+              <w:right w:val="single" w:sz="8" w:space="0" w:color="4F81BD"/>
+              <w:insideH w:val="nil"/>
+              <w:insideV w:val="single" w:sz="8" w:space="0" w:color="4F81BD"/>
+            </w:tcBorders>
+            <w:shd w:val="clear" w:fill="1E1B4B"/>
+            <w:tcMar>
+              <w:top w:w="0" w:type="dxa"/>
+              <w:left w:w="108" w:type="dxa"/>
+              <w:bottom w:w="0" w:type="dxa"/>
+              <w:right w:w="108" w:type="dxa"/>
+            </w:tcMar>
           </w:tcPr>
           <w:p>
+            <w:pPr>
+              <w:spacing w:after="200" w:line="276" w:lineRule="auto"/>
+            </w:pPr>
             <w:r>
               <w:rPr>
+                <w:rFonts w:ascii="Calibri" w:hAnsi="Calibri" w:eastAsia="ＭＳ ゴシック" w:cs="Calibri" w:asciiTheme="majorHAnsi" w:hAnsiTheme="majorHAnsi" w:eastAsiaTheme="majorEastAsia" w:csTheme="majorBidi"/>
+                <w:b/>
+                <w:bCs/>
                 <w:color w:val="FFFFFF"/>
+                <w:sz w:val="22"/>
+                <w:szCs w:val="22"/>
               </w:rPr>
               <w:t>Critère qualité</w:t>
             </w:r>
@@ -3772,15 +5227,34 @@
         <w:tc>
           <w:tcPr>
             <w:tcW w:w="2880" w:type="dxa"/>
-            <w:shd w:val="clear" w:color="auto" w:fill="1E1B4B"/>
+            <w:tcBorders>
+              <w:top w:val="single" w:sz="8" w:space="0" w:color="4F81BD"/>
+              <w:left w:val="single" w:sz="8" w:space="0" w:color="4F81BD"/>
+              <w:bottom w:val="single" w:sz="18" w:space="0" w:color="4F81BD"/>
+              <w:right w:val="single" w:sz="8" w:space="0" w:color="4F81BD"/>
+              <w:insideH w:val="nil"/>
+              <w:insideV w:val="single" w:sz="8" w:space="0" w:color="4F81BD"/>
+            </w:tcBorders>
+            <w:shd w:val="clear" w:fill="1E1B4B"/>
+            <w:tcMar>
+              <w:top w:w="0" w:type="dxa"/>
+              <w:left w:w="108" w:type="dxa"/>
+              <w:bottom w:w="0" w:type="dxa"/>
+              <w:right w:w="108" w:type="dxa"/>
+            </w:tcMar>
           </w:tcPr>
           <w:p>
             <w:pPr>
-              <w:cnfStyle w:val="100000000000" w:firstRow="1" w:lastRow="0" w:firstColumn="0" w:lastColumn="0" w:oddVBand="0" w:evenVBand="0" w:oddHBand="0" w:evenHBand="0" w:firstRowFirstColumn="0" w:firstRowLastColumn="0" w:lastRowFirstColumn="0" w:lastRowLastColumn="0"/>
+              <w:spacing w:after="200" w:line="276" w:lineRule="auto"/>
             </w:pPr>
             <w:r>
               <w:rPr>
+                <w:rFonts w:ascii="Calibri" w:hAnsi="Calibri" w:eastAsia="ＭＳ ゴシック" w:cs="Calibri" w:asciiTheme="majorHAnsi" w:hAnsiTheme="majorHAnsi" w:eastAsiaTheme="majorEastAsia" w:csTheme="majorBidi"/>
+                <w:b/>
+                <w:bCs/>
                 <w:color w:val="FFFFFF"/>
+                <w:sz w:val="22"/>
+                <w:szCs w:val="22"/>
               </w:rPr>
               <w:t>Auto-évaluation</w:t>
             </w:r>
@@ -3789,15 +5263,34 @@
         <w:tc>
           <w:tcPr>
             <w:tcW w:w="2880" w:type="dxa"/>
-            <w:shd w:val="clear" w:color="auto" w:fill="1E1B4B"/>
+            <w:tcBorders>
+              <w:top w:val="single" w:sz="8" w:space="0" w:color="4F81BD"/>
+              <w:left w:val="single" w:sz="8" w:space="0" w:color="4F81BD"/>
+              <w:bottom w:val="single" w:sz="18" w:space="0" w:color="4F81BD"/>
+              <w:right w:val="single" w:sz="8" w:space="0" w:color="4F81BD"/>
+              <w:insideH w:val="nil"/>
+              <w:insideV w:val="single" w:sz="8" w:space="0" w:color="4F81BD"/>
+            </w:tcBorders>
+            <w:shd w:val="clear" w:fill="1E1B4B"/>
+            <w:tcMar>
+              <w:top w:w="0" w:type="dxa"/>
+              <w:left w:w="108" w:type="dxa"/>
+              <w:bottom w:w="0" w:type="dxa"/>
+              <w:right w:w="108" w:type="dxa"/>
+            </w:tcMar>
           </w:tcPr>
           <w:p>
             <w:pPr>
-              <w:cnfStyle w:val="100000000000" w:firstRow="1" w:lastRow="0" w:firstColumn="0" w:lastColumn="0" w:oddVBand="0" w:evenVBand="0" w:oddHBand="0" w:evenHBand="0" w:firstRowFirstColumn="0" w:firstRowLastColumn="0" w:lastRowFirstColumn="0" w:lastRowLastColumn="0"/>
+              <w:spacing w:after="200" w:line="276" w:lineRule="auto"/>
             </w:pPr>
             <w:r>
               <w:rPr>
+                <w:rFonts w:ascii="Calibri" w:hAnsi="Calibri" w:eastAsia="ＭＳ ゴシック" w:cs="Calibri" w:asciiTheme="majorHAnsi" w:hAnsiTheme="majorHAnsi" w:eastAsiaTheme="majorEastAsia" w:csTheme="majorBidi"/>
+                <w:b/>
+                <w:bCs/>
                 <w:color w:val="FFFFFF"/>
+                <w:sz w:val="22"/>
+                <w:szCs w:val="22"/>
               </w:rPr>
               <w:t>Commentaire / preuve</w:t>
             </w:r>
@@ -3806,17 +5299,38 @@
       </w:tr>
       <w:tr>
         <w:trPr>
-          <w:cnfStyle w:val="000000100000" w:firstRow="0" w:lastRow="0" w:firstColumn="0" w:lastColumn="0" w:oddVBand="0" w:evenVBand="0" w:oddHBand="1" w:evenHBand="0" w:firstRowFirstColumn="0" w:firstRowLastColumn="0" w:lastRowFirstColumn="0" w:lastRowLastColumn="0"/>
+          <w:cnfStyle w:val="000000100000"/>
         </w:trPr>
         <w:tc>
           <w:tcPr>
-            <w:cnfStyle w:val="001000000000" w:firstRow="0" w:lastRow="0" w:firstColumn="1" w:lastColumn="0" w:oddVBand="0" w:evenVBand="0" w:oddHBand="0" w:evenHBand="0" w:firstRowFirstColumn="0" w:firstRowLastColumn="0" w:lastRowFirstColumn="0" w:lastRowLastColumn="0"/>
+            <w:cnfStyle w:val="001000000000"/>
             <w:tcW w:w="2880" w:type="dxa"/>
+            <w:tcBorders>
+              <w:top w:val="single" w:sz="8" w:space="0" w:color="4F81BD"/>
+              <w:left w:val="single" w:sz="8" w:space="0" w:color="4F81BD"/>
+              <w:bottom w:val="single" w:sz="8" w:space="0" w:color="4F81BD"/>
+              <w:right w:val="single" w:sz="8" w:space="0" w:color="4F81BD"/>
+              <w:insideV w:val="single" w:sz="8" w:space="0" w:color="4F81BD"/>
+            </w:tcBorders>
+            <w:shd w:val="clear" w:fill="D4E0EF"/>
+            <w:tcMar>
+              <w:top w:w="0" w:type="dxa"/>
+              <w:left w:w="108" w:type="dxa"/>
+              <w:bottom w:w="0" w:type="dxa"/>
+              <w:right w:w="108" w:type="dxa"/>
+            </w:tcMar>
           </w:tcPr>
           <w:p>
+            <w:pPr>
+              <w:spacing w:after="200" w:line="276" w:lineRule="auto"/>
+            </w:pPr>
             <w:r>
               <w:rPr>
+                <w:rFonts w:ascii="Calibri" w:hAnsi="Calibri" w:eastAsia="ＭＳ ゴシック" w:cs="Calibri" w:asciiTheme="majorHAnsi" w:hAnsiTheme="majorHAnsi" w:eastAsiaTheme="majorEastAsia" w:csTheme="majorBidi"/>
+                <w:b/>
+                <w:bCs/>
                 <w:sz w:val="20"/>
+                <w:szCs w:val="22"/>
               </w:rPr>
               <w:t>La perturbation déclenchante est explicitement nommée (J1, J3, J3-bis, J4)</w:t>
             </w:r>
@@ -3825,14 +5339,30 @@
         <w:tc>
           <w:tcPr>
             <w:tcW w:w="2880" w:type="dxa"/>
+            <w:tcBorders>
+              <w:top w:val="single" w:sz="8" w:space="0" w:color="4F81BD"/>
+              <w:left w:val="single" w:sz="8" w:space="0" w:color="4F81BD"/>
+              <w:bottom w:val="single" w:sz="8" w:space="0" w:color="4F81BD"/>
+              <w:right w:val="single" w:sz="8" w:space="0" w:color="4F81BD"/>
+              <w:insideV w:val="single" w:sz="8" w:space="0" w:color="4F81BD"/>
+            </w:tcBorders>
+            <w:shd w:val="clear" w:fill="D4E0EF"/>
+            <w:tcMar>
+              <w:top w:w="0" w:type="dxa"/>
+              <w:left w:w="108" w:type="dxa"/>
+              <w:bottom w:w="0" w:type="dxa"/>
+              <w:right w:w="108" w:type="dxa"/>
+            </w:tcMar>
           </w:tcPr>
           <w:p>
             <w:pPr>
-              <w:cnfStyle w:val="000000100000" w:firstRow="0" w:lastRow="0" w:firstColumn="0" w:lastColumn="0" w:oddVBand="0" w:evenVBand="0" w:oddHBand="1" w:evenHBand="0" w:firstRowFirstColumn="0" w:firstRowLastColumn="0" w:lastRowFirstColumn="0" w:lastRowLastColumn="0"/>
+              <w:spacing w:after="200" w:line="276" w:lineRule="auto"/>
             </w:pPr>
             <w:r>
               <w:rPr>
+                <w:rFonts w:ascii="Cambria" w:hAnsi="Cambria" w:eastAsia="ＭＳ 明朝" w:cs="Cambria" w:asciiTheme="minorHAnsi" w:hAnsiTheme="minorHAnsi" w:eastAsiaTheme="minorEastAsia" w:csTheme="minorBidi"/>
                 <w:sz w:val="20"/>
+                <w:szCs w:val="22"/>
               </w:rPr>
               <w:t>Oui</w:t>
             </w:r>
@@ -3841,27 +5371,61 @@
         <w:tc>
           <w:tcPr>
             <w:tcW w:w="2880" w:type="dxa"/>
+            <w:tcBorders>
+              <w:top w:val="single" w:sz="8" w:space="0" w:color="4F81BD"/>
+              <w:left w:val="single" w:sz="8" w:space="0" w:color="4F81BD"/>
+              <w:bottom w:val="single" w:sz="8" w:space="0" w:color="4F81BD"/>
+              <w:right w:val="single" w:sz="8" w:space="0" w:color="4F81BD"/>
+              <w:insideV w:val="single" w:sz="8" w:space="0" w:color="4F81BD"/>
+            </w:tcBorders>
+            <w:shd w:val="clear" w:fill="D4E0EF"/>
+            <w:tcMar>
+              <w:top w:w="0" w:type="dxa"/>
+              <w:left w:w="108" w:type="dxa"/>
+              <w:bottom w:w="0" w:type="dxa"/>
+              <w:right w:w="108" w:type="dxa"/>
+            </w:tcMar>
           </w:tcPr>
           <w:p>
             <w:pPr>
-              <w:cnfStyle w:val="000000100000" w:firstRow="0" w:lastRow="0" w:firstColumn="0" w:lastColumn="0" w:oddVBand="0" w:evenVBand="0" w:oddHBand="1" w:evenHBand="0" w:firstRowFirstColumn="0" w:firstRowLastColumn="0" w:lastRowFirstColumn="0" w:lastRowLastColumn="0"/>
+              <w:spacing w:after="200" w:line="276" w:lineRule="auto"/>
             </w:pPr>
           </w:p>
         </w:tc>
       </w:tr>
       <w:tr>
         <w:trPr>
-          <w:cnfStyle w:val="000000010000" w:firstRow="0" w:lastRow="0" w:firstColumn="0" w:lastColumn="0" w:oddVBand="0" w:evenVBand="0" w:oddHBand="0" w:evenHBand="1" w:firstRowFirstColumn="0" w:firstRowLastColumn="0" w:lastRowFirstColumn="0" w:lastRowLastColumn="0"/>
+          <w:cnfStyle w:val="000000010000"/>
         </w:trPr>
         <w:tc>
           <w:tcPr>
-            <w:cnfStyle w:val="001000000000" w:firstRow="0" w:lastRow="0" w:firstColumn="1" w:lastColumn="0" w:oddVBand="0" w:evenVBand="0" w:oddHBand="0" w:evenHBand="0" w:firstRowFirstColumn="0" w:firstRowLastColumn="0" w:lastRowFirstColumn="0" w:lastRowLastColumn="0"/>
+            <w:cnfStyle w:val="001000000000"/>
             <w:tcW w:w="2880" w:type="dxa"/>
+            <w:tcBorders>
+              <w:top w:val="single" w:sz="8" w:space="0" w:color="4F81BD"/>
+              <w:left w:val="single" w:sz="8" w:space="0" w:color="4F81BD"/>
+              <w:bottom w:val="single" w:sz="8" w:space="0" w:color="4F81BD"/>
+              <w:right w:val="single" w:sz="8" w:space="0" w:color="4F81BD"/>
+              <w:insideV w:val="single" w:sz="8" w:space="0" w:color="4F81BD"/>
+            </w:tcBorders>
+            <w:tcMar>
+              <w:top w:w="0" w:type="dxa"/>
+              <w:left w:w="108" w:type="dxa"/>
+              <w:bottom w:w="0" w:type="dxa"/>
+              <w:right w:w="108" w:type="dxa"/>
+            </w:tcMar>
           </w:tcPr>
           <w:p>
+            <w:pPr>
+              <w:spacing w:after="200" w:line="276" w:lineRule="auto"/>
+            </w:pPr>
             <w:r>
               <w:rPr>
+                <w:rFonts w:ascii="Calibri" w:hAnsi="Calibri" w:eastAsia="ＭＳ ゴシック" w:cs="Calibri" w:asciiTheme="majorHAnsi" w:hAnsiTheme="majorHAnsi" w:eastAsiaTheme="majorEastAsia" w:csTheme="majorBidi"/>
+                <w:b/>
+                <w:bCs/>
                 <w:sz w:val="20"/>
+                <w:szCs w:val="22"/>
               </w:rPr>
               <w:t>La situation factuelle est décrite sans interprétation ni émotion</w:t>
             </w:r>
@@ -3870,14 +5434,29 @@
         <w:tc>
           <w:tcPr>
             <w:tcW w:w="2880" w:type="dxa"/>
+            <w:tcBorders>
+              <w:top w:val="single" w:sz="8" w:space="0" w:color="4F81BD"/>
+              <w:left w:val="single" w:sz="8" w:space="0" w:color="4F81BD"/>
+              <w:bottom w:val="single" w:sz="8" w:space="0" w:color="4F81BD"/>
+              <w:right w:val="single" w:sz="8" w:space="0" w:color="4F81BD"/>
+              <w:insideV w:val="single" w:sz="8" w:space="0" w:color="4F81BD"/>
+            </w:tcBorders>
+            <w:tcMar>
+              <w:top w:w="0" w:type="dxa"/>
+              <w:left w:w="108" w:type="dxa"/>
+              <w:bottom w:w="0" w:type="dxa"/>
+              <w:right w:w="108" w:type="dxa"/>
+            </w:tcMar>
           </w:tcPr>
           <w:p>
             <w:pPr>
-              <w:cnfStyle w:val="000000010000" w:firstRow="0" w:lastRow="0" w:firstColumn="0" w:lastColumn="0" w:oddVBand="0" w:evenVBand="0" w:oddHBand="0" w:evenHBand="1" w:firstRowFirstColumn="0" w:firstRowLastColumn="0" w:lastRowFirstColumn="0" w:lastRowLastColumn="0"/>
+              <w:spacing w:after="200" w:line="276" w:lineRule="auto"/>
             </w:pPr>
             <w:r>
               <w:rPr>
+                <w:rFonts w:ascii="Cambria" w:hAnsi="Cambria" w:eastAsia="ＭＳ 明朝" w:cs="Cambria" w:asciiTheme="minorHAnsi" w:hAnsiTheme="minorHAnsi" w:eastAsiaTheme="minorEastAsia" w:csTheme="minorBidi"/>
                 <w:sz w:val="20"/>
+                <w:szCs w:val="22"/>
               </w:rPr>
               <w:t>Oui</w:t>
             </w:r>
@@ -3886,27 +5465,61 @@
         <w:tc>
           <w:tcPr>
             <w:tcW w:w="2880" w:type="dxa"/>
+            <w:tcBorders>
+              <w:top w:val="single" w:sz="8" w:space="0" w:color="4F81BD"/>
+              <w:left w:val="single" w:sz="8" w:space="0" w:color="4F81BD"/>
+              <w:bottom w:val="single" w:sz="8" w:space="0" w:color="4F81BD"/>
+              <w:right w:val="single" w:sz="8" w:space="0" w:color="4F81BD"/>
+              <w:insideV w:val="single" w:sz="8" w:space="0" w:color="4F81BD"/>
+            </w:tcBorders>
+            <w:tcMar>
+              <w:top w:w="0" w:type="dxa"/>
+              <w:left w:w="108" w:type="dxa"/>
+              <w:bottom w:w="0" w:type="dxa"/>
+              <w:right w:w="108" w:type="dxa"/>
+            </w:tcMar>
           </w:tcPr>
           <w:p>
             <w:pPr>
-              <w:cnfStyle w:val="000000010000" w:firstRow="0" w:lastRow="0" w:firstColumn="0" w:lastColumn="0" w:oddVBand="0" w:evenVBand="0" w:oddHBand="0" w:evenHBand="1" w:firstRowFirstColumn="0" w:firstRowLastColumn="0" w:lastRowFirstColumn="0" w:lastRowLastColumn="0"/>
+              <w:spacing w:after="200" w:line="276" w:lineRule="auto"/>
             </w:pPr>
           </w:p>
         </w:tc>
       </w:tr>
       <w:tr>
         <w:trPr>
-          <w:cnfStyle w:val="000000100000" w:firstRow="0" w:lastRow="0" w:firstColumn="0" w:lastColumn="0" w:oddVBand="0" w:evenVBand="0" w:oddHBand="1" w:evenHBand="0" w:firstRowFirstColumn="0" w:firstRowLastColumn="0" w:lastRowFirstColumn="0" w:lastRowLastColumn="0"/>
+          <w:cnfStyle w:val="000000100000"/>
         </w:trPr>
         <w:tc>
           <w:tcPr>
-            <w:cnfStyle w:val="001000000000" w:firstRow="0" w:lastRow="0" w:firstColumn="1" w:lastColumn="0" w:oddVBand="0" w:evenVBand="0" w:oddHBand="0" w:evenHBand="0" w:firstRowFirstColumn="0" w:firstRowLastColumn="0" w:lastRowFirstColumn="0" w:lastRowLastColumn="0"/>
+            <w:cnfStyle w:val="001000000000"/>
             <w:tcW w:w="2880" w:type="dxa"/>
+            <w:tcBorders>
+              <w:top w:val="single" w:sz="8" w:space="0" w:color="4F81BD"/>
+              <w:left w:val="single" w:sz="8" w:space="0" w:color="4F81BD"/>
+              <w:bottom w:val="single" w:sz="8" w:space="0" w:color="4F81BD"/>
+              <w:right w:val="single" w:sz="8" w:space="0" w:color="4F81BD"/>
+              <w:insideV w:val="single" w:sz="8" w:space="0" w:color="4F81BD"/>
+            </w:tcBorders>
+            <w:shd w:val="clear" w:fill="D4E0EF"/>
+            <w:tcMar>
+              <w:top w:w="0" w:type="dxa"/>
+              <w:left w:w="108" w:type="dxa"/>
+              <w:bottom w:w="0" w:type="dxa"/>
+              <w:right w:w="108" w:type="dxa"/>
+            </w:tcMar>
           </w:tcPr>
           <w:p>
+            <w:pPr>
+              <w:spacing w:after="200" w:line="276" w:lineRule="auto"/>
+            </w:pPr>
             <w:r>
               <w:rPr>
+                <w:rFonts w:ascii="Calibri" w:hAnsi="Calibri" w:eastAsia="ＭＳ ゴシック" w:cs="Calibri" w:asciiTheme="majorHAnsi" w:hAnsiTheme="majorHAnsi" w:eastAsiaTheme="majorEastAsia" w:csTheme="majorBidi"/>
+                <w:b/>
+                <w:bCs/>
                 <w:sz w:val="20"/>
+                <w:szCs w:val="22"/>
               </w:rPr>
               <w:t>Au moins 3 stories candidates sont listées avec un niveau MoSCoW assigné</w:t>
             </w:r>
@@ -3915,14 +5528,30 @@
         <w:tc>
           <w:tcPr>
             <w:tcW w:w="2880" w:type="dxa"/>
+            <w:tcBorders>
+              <w:top w:val="single" w:sz="8" w:space="0" w:color="4F81BD"/>
+              <w:left w:val="single" w:sz="8" w:space="0" w:color="4F81BD"/>
+              <w:bottom w:val="single" w:sz="8" w:space="0" w:color="4F81BD"/>
+              <w:right w:val="single" w:sz="8" w:space="0" w:color="4F81BD"/>
+              <w:insideV w:val="single" w:sz="8" w:space="0" w:color="4F81BD"/>
+            </w:tcBorders>
+            <w:shd w:val="clear" w:fill="D4E0EF"/>
+            <w:tcMar>
+              <w:top w:w="0" w:type="dxa"/>
+              <w:left w:w="108" w:type="dxa"/>
+              <w:bottom w:w="0" w:type="dxa"/>
+              <w:right w:w="108" w:type="dxa"/>
+            </w:tcMar>
           </w:tcPr>
           <w:p>
             <w:pPr>
-              <w:cnfStyle w:val="000000100000" w:firstRow="0" w:lastRow="0" w:firstColumn="0" w:lastColumn="0" w:oddVBand="0" w:evenVBand="0" w:oddHBand="1" w:evenHBand="0" w:firstRowFirstColumn="0" w:firstRowLastColumn="0" w:lastRowFirstColumn="0" w:lastRowLastColumn="0"/>
+              <w:spacing w:after="200" w:line="276" w:lineRule="auto"/>
             </w:pPr>
             <w:r>
               <w:rPr>
+                <w:rFonts w:ascii="Cambria" w:hAnsi="Cambria" w:eastAsia="ＭＳ 明朝" w:cs="Cambria" w:asciiTheme="minorHAnsi" w:hAnsiTheme="minorHAnsi" w:eastAsiaTheme="minorEastAsia" w:csTheme="minorBidi"/>
                 <w:sz w:val="20"/>
+                <w:szCs w:val="22"/>
               </w:rPr>
               <w:t>Oui</w:t>
             </w:r>
@@ -3931,27 +5560,61 @@
         <w:tc>
           <w:tcPr>
             <w:tcW w:w="2880" w:type="dxa"/>
+            <w:tcBorders>
+              <w:top w:val="single" w:sz="8" w:space="0" w:color="4F81BD"/>
+              <w:left w:val="single" w:sz="8" w:space="0" w:color="4F81BD"/>
+              <w:bottom w:val="single" w:sz="8" w:space="0" w:color="4F81BD"/>
+              <w:right w:val="single" w:sz="8" w:space="0" w:color="4F81BD"/>
+              <w:insideV w:val="single" w:sz="8" w:space="0" w:color="4F81BD"/>
+            </w:tcBorders>
+            <w:shd w:val="clear" w:fill="D4E0EF"/>
+            <w:tcMar>
+              <w:top w:w="0" w:type="dxa"/>
+              <w:left w:w="108" w:type="dxa"/>
+              <w:bottom w:w="0" w:type="dxa"/>
+              <w:right w:w="108" w:type="dxa"/>
+            </w:tcMar>
           </w:tcPr>
           <w:p>
             <w:pPr>
-              <w:cnfStyle w:val="000000100000" w:firstRow="0" w:lastRow="0" w:firstColumn="0" w:lastColumn="0" w:oddVBand="0" w:evenVBand="0" w:oddHBand="1" w:evenHBand="0" w:firstRowFirstColumn="0" w:firstRowLastColumn="0" w:lastRowFirstColumn="0" w:lastRowLastColumn="0"/>
+              <w:spacing w:after="200" w:line="276" w:lineRule="auto"/>
             </w:pPr>
           </w:p>
         </w:tc>
       </w:tr>
       <w:tr>
         <w:trPr>
-          <w:cnfStyle w:val="000000010000" w:firstRow="0" w:lastRow="0" w:firstColumn="0" w:lastColumn="0" w:oddVBand="0" w:evenVBand="0" w:oddHBand="0" w:evenHBand="1" w:firstRowFirstColumn="0" w:firstRowLastColumn="0" w:lastRowFirstColumn="0" w:lastRowLastColumn="0"/>
+          <w:cnfStyle w:val="000000010000"/>
         </w:trPr>
         <w:tc>
           <w:tcPr>
-            <w:cnfStyle w:val="001000000000" w:firstRow="0" w:lastRow="0" w:firstColumn="1" w:lastColumn="0" w:oddVBand="0" w:evenVBand="0" w:oddHBand="0" w:evenHBand="0" w:firstRowFirstColumn="0" w:firstRowLastColumn="0" w:lastRowFirstColumn="0" w:lastRowLastColumn="0"/>
+            <w:cnfStyle w:val="001000000000"/>
             <w:tcW w:w="2880" w:type="dxa"/>
+            <w:tcBorders>
+              <w:top w:val="single" w:sz="8" w:space="0" w:color="4F81BD"/>
+              <w:left w:val="single" w:sz="8" w:space="0" w:color="4F81BD"/>
+              <w:bottom w:val="single" w:sz="8" w:space="0" w:color="4F81BD"/>
+              <w:right w:val="single" w:sz="8" w:space="0" w:color="4F81BD"/>
+              <w:insideV w:val="single" w:sz="8" w:space="0" w:color="4F81BD"/>
+            </w:tcBorders>
+            <w:tcMar>
+              <w:top w:w="0" w:type="dxa"/>
+              <w:left w:w="108" w:type="dxa"/>
+              <w:bottom w:w="0" w:type="dxa"/>
+              <w:right w:w="108" w:type="dxa"/>
+            </w:tcMar>
           </w:tcPr>
           <w:p>
+            <w:pPr>
+              <w:spacing w:after="200" w:line="276" w:lineRule="auto"/>
+            </w:pPr>
             <w:r>
               <w:rPr>
+                <w:rFonts w:ascii="Calibri" w:hAnsi="Calibri" w:eastAsia="ＭＳ ゴシック" w:cs="Calibri" w:asciiTheme="majorHAnsi" w:hAnsiTheme="majorHAnsi" w:eastAsiaTheme="majorEastAsia" w:csTheme="majorBidi"/>
+                <w:b/>
+                <w:bCs/>
                 <w:sz w:val="20"/>
+                <w:szCs w:val="22"/>
               </w:rPr>
               <w:t>Chaque story candidate a un score Impact/Effort chiffré (formule explicite)</w:t>
             </w:r>
@@ -3960,12 +5623,30 @@
         <w:tc>
           <w:tcPr>
             <w:tcW w:w="2880" w:type="dxa"/>
+            <w:tcBorders>
+              <w:top w:val="single" w:sz="8" w:space="0" w:color="4F81BD"/>
+              <w:left w:val="single" w:sz="8" w:space="0" w:color="4F81BD"/>
+              <w:bottom w:val="single" w:sz="8" w:space="0" w:color="4F81BD"/>
+              <w:right w:val="single" w:sz="8" w:space="0" w:color="4F81BD"/>
+              <w:insideV w:val="single" w:sz="8" w:space="0" w:color="4F81BD"/>
+            </w:tcBorders>
+            <w:tcMar>
+              <w:top w:w="0" w:type="dxa"/>
+              <w:left w:w="108" w:type="dxa"/>
+              <w:bottom w:w="0" w:type="dxa"/>
+              <w:right w:w="108" w:type="dxa"/>
+            </w:tcMar>
           </w:tcPr>
           <w:p>
             <w:pPr>
-              <w:cnfStyle w:val="000000010000" w:firstRow="0" w:lastRow="0" w:firstColumn="0" w:lastColumn="0" w:oddVBand="0" w:evenVBand="0" w:oddHBand="0" w:evenHBand="1" w:firstRowFirstColumn="0" w:firstRowLastColumn="0" w:lastRowFirstColumn="0" w:lastRowLastColumn="0"/>
+              <w:spacing w:after="200" w:line="276" w:lineRule="auto"/>
             </w:pPr>
             <w:r>
+              <w:rPr>
+                <w:rFonts w:ascii="Cambria" w:hAnsi="Cambria" w:eastAsia="ＭＳ 明朝" w:cs="Cambria" w:asciiTheme="minorHAnsi" w:hAnsiTheme="minorHAnsi" w:eastAsiaTheme="minorEastAsia" w:csTheme="minorBidi"/>
+                <w:sz w:val="22"/>
+                <w:szCs w:val="22"/>
+              </w:rPr>
               <w:t>Oui</w:t>
             </w:r>
           </w:p>
@@ -3973,27 +5654,61 @@
         <w:tc>
           <w:tcPr>
             <w:tcW w:w="2880" w:type="dxa"/>
+            <w:tcBorders>
+              <w:top w:val="single" w:sz="8" w:space="0" w:color="4F81BD"/>
+              <w:left w:val="single" w:sz="8" w:space="0" w:color="4F81BD"/>
+              <w:bottom w:val="single" w:sz="8" w:space="0" w:color="4F81BD"/>
+              <w:right w:val="single" w:sz="8" w:space="0" w:color="4F81BD"/>
+              <w:insideV w:val="single" w:sz="8" w:space="0" w:color="4F81BD"/>
+            </w:tcBorders>
+            <w:tcMar>
+              <w:top w:w="0" w:type="dxa"/>
+              <w:left w:w="108" w:type="dxa"/>
+              <w:bottom w:w="0" w:type="dxa"/>
+              <w:right w:w="108" w:type="dxa"/>
+            </w:tcMar>
           </w:tcPr>
           <w:p>
             <w:pPr>
-              <w:cnfStyle w:val="000000010000" w:firstRow="0" w:lastRow="0" w:firstColumn="0" w:lastColumn="0" w:oddVBand="0" w:evenVBand="0" w:oddHBand="0" w:evenHBand="1" w:firstRowFirstColumn="0" w:firstRowLastColumn="0" w:lastRowFirstColumn="0" w:lastRowLastColumn="0"/>
+              <w:spacing w:after="200" w:line="276" w:lineRule="auto"/>
             </w:pPr>
           </w:p>
         </w:tc>
       </w:tr>
       <w:tr>
         <w:trPr>
-          <w:cnfStyle w:val="000000100000" w:firstRow="0" w:lastRow="0" w:firstColumn="0" w:lastColumn="0" w:oddVBand="0" w:evenVBand="0" w:oddHBand="1" w:evenHBand="0" w:firstRowFirstColumn="0" w:firstRowLastColumn="0" w:lastRowFirstColumn="0" w:lastRowLastColumn="0"/>
+          <w:cnfStyle w:val="000000100000"/>
         </w:trPr>
         <w:tc>
           <w:tcPr>
-            <w:cnfStyle w:val="001000000000" w:firstRow="0" w:lastRow="0" w:firstColumn="1" w:lastColumn="0" w:oddVBand="0" w:evenVBand="0" w:oddHBand="0" w:evenHBand="0" w:firstRowFirstColumn="0" w:firstRowLastColumn="0" w:lastRowFirstColumn="0" w:lastRowLastColumn="0"/>
+            <w:cnfStyle w:val="001000000000"/>
             <w:tcW w:w="2880" w:type="dxa"/>
+            <w:tcBorders>
+              <w:top w:val="single" w:sz="8" w:space="0" w:color="4F81BD"/>
+              <w:left w:val="single" w:sz="8" w:space="0" w:color="4F81BD"/>
+              <w:bottom w:val="single" w:sz="8" w:space="0" w:color="4F81BD"/>
+              <w:right w:val="single" w:sz="8" w:space="0" w:color="4F81BD"/>
+              <w:insideV w:val="single" w:sz="8" w:space="0" w:color="4F81BD"/>
+            </w:tcBorders>
+            <w:shd w:val="clear" w:fill="D4E0EF"/>
+            <w:tcMar>
+              <w:top w:w="0" w:type="dxa"/>
+              <w:left w:w="108" w:type="dxa"/>
+              <w:bottom w:w="0" w:type="dxa"/>
+              <w:right w:w="108" w:type="dxa"/>
+            </w:tcMar>
           </w:tcPr>
           <w:p>
+            <w:pPr>
+              <w:spacing w:after="200" w:line="276" w:lineRule="auto"/>
+            </w:pPr>
             <w:r>
               <w:rPr>
+                <w:rFonts w:ascii="Calibri" w:hAnsi="Calibri" w:eastAsia="ＭＳ ゴシック" w:cs="Calibri" w:asciiTheme="majorHAnsi" w:hAnsiTheme="majorHAnsi" w:eastAsiaTheme="majorEastAsia" w:csTheme="majorBidi"/>
+                <w:b/>
+                <w:bCs/>
                 <w:sz w:val="20"/>
+                <w:szCs w:val="22"/>
               </w:rPr>
               <w:t>La contrepartie obligatoire est documentée pour CHAQUE story ajoutée</w:t>
             </w:r>
@@ -4002,14 +5717,30 @@
         <w:tc>
           <w:tcPr>
             <w:tcW w:w="2880" w:type="dxa"/>
+            <w:tcBorders>
+              <w:top w:val="single" w:sz="8" w:space="0" w:color="4F81BD"/>
+              <w:left w:val="single" w:sz="8" w:space="0" w:color="4F81BD"/>
+              <w:bottom w:val="single" w:sz="8" w:space="0" w:color="4F81BD"/>
+              <w:right w:val="single" w:sz="8" w:space="0" w:color="4F81BD"/>
+              <w:insideV w:val="single" w:sz="8" w:space="0" w:color="4F81BD"/>
+            </w:tcBorders>
+            <w:shd w:val="clear" w:fill="D4E0EF"/>
+            <w:tcMar>
+              <w:top w:w="0" w:type="dxa"/>
+              <w:left w:w="108" w:type="dxa"/>
+              <w:bottom w:w="0" w:type="dxa"/>
+              <w:right w:w="108" w:type="dxa"/>
+            </w:tcMar>
           </w:tcPr>
           <w:p>
             <w:pPr>
-              <w:cnfStyle w:val="000000100000" w:firstRow="0" w:lastRow="0" w:firstColumn="0" w:lastColumn="0" w:oddVBand="0" w:evenVBand="0" w:oddHBand="1" w:evenHBand="0" w:firstRowFirstColumn="0" w:firstRowLastColumn="0" w:lastRowFirstColumn="0" w:lastRowLastColumn="0"/>
+              <w:spacing w:after="200" w:line="276" w:lineRule="auto"/>
             </w:pPr>
             <w:r>
               <w:rPr>
+                <w:rFonts w:ascii="Cambria" w:hAnsi="Cambria" w:eastAsia="ＭＳ 明朝" w:cs="Cambria" w:asciiTheme="minorHAnsi" w:hAnsiTheme="minorHAnsi" w:eastAsiaTheme="minorEastAsia" w:csTheme="minorBidi"/>
                 <w:sz w:val="20"/>
+                <w:szCs w:val="22"/>
               </w:rPr>
               <w:t>Oui</w:t>
             </w:r>
@@ -4018,27 +5749,61 @@
         <w:tc>
           <w:tcPr>
             <w:tcW w:w="2880" w:type="dxa"/>
+            <w:tcBorders>
+              <w:top w:val="single" w:sz="8" w:space="0" w:color="4F81BD"/>
+              <w:left w:val="single" w:sz="8" w:space="0" w:color="4F81BD"/>
+              <w:bottom w:val="single" w:sz="8" w:space="0" w:color="4F81BD"/>
+              <w:right w:val="single" w:sz="8" w:space="0" w:color="4F81BD"/>
+              <w:insideV w:val="single" w:sz="8" w:space="0" w:color="4F81BD"/>
+            </w:tcBorders>
+            <w:shd w:val="clear" w:fill="D4E0EF"/>
+            <w:tcMar>
+              <w:top w:w="0" w:type="dxa"/>
+              <w:left w:w="108" w:type="dxa"/>
+              <w:bottom w:w="0" w:type="dxa"/>
+              <w:right w:w="108" w:type="dxa"/>
+            </w:tcMar>
           </w:tcPr>
           <w:p>
             <w:pPr>
-              <w:cnfStyle w:val="000000100000" w:firstRow="0" w:lastRow="0" w:firstColumn="0" w:lastColumn="0" w:oddVBand="0" w:evenVBand="0" w:oddHBand="1" w:evenHBand="0" w:firstRowFirstColumn="0" w:firstRowLastColumn="0" w:lastRowFirstColumn="0" w:lastRowLastColumn="0"/>
+              <w:spacing w:after="200" w:line="276" w:lineRule="auto"/>
             </w:pPr>
           </w:p>
         </w:tc>
       </w:tr>
       <w:tr>
         <w:trPr>
-          <w:cnfStyle w:val="000000010000" w:firstRow="0" w:lastRow="0" w:firstColumn="0" w:lastColumn="0" w:oddVBand="0" w:evenVBand="0" w:oddHBand="0" w:evenHBand="1" w:firstRowFirstColumn="0" w:firstRowLastColumn="0" w:lastRowFirstColumn="0" w:lastRowLastColumn="0"/>
+          <w:cnfStyle w:val="000000010000"/>
         </w:trPr>
         <w:tc>
           <w:tcPr>
-            <w:cnfStyle w:val="001000000000" w:firstRow="0" w:lastRow="0" w:firstColumn="1" w:lastColumn="0" w:oddVBand="0" w:evenVBand="0" w:oddHBand="0" w:evenHBand="0" w:firstRowFirstColumn="0" w:firstRowLastColumn="0" w:lastRowFirstColumn="0" w:lastRowLastColumn="0"/>
+            <w:cnfStyle w:val="001000000000"/>
             <w:tcW w:w="2880" w:type="dxa"/>
+            <w:tcBorders>
+              <w:top w:val="single" w:sz="8" w:space="0" w:color="4F81BD"/>
+              <w:left w:val="single" w:sz="8" w:space="0" w:color="4F81BD"/>
+              <w:bottom w:val="single" w:sz="8" w:space="0" w:color="4F81BD"/>
+              <w:right w:val="single" w:sz="8" w:space="0" w:color="4F81BD"/>
+              <w:insideV w:val="single" w:sz="8" w:space="0" w:color="4F81BD"/>
+            </w:tcBorders>
+            <w:tcMar>
+              <w:top w:w="0" w:type="dxa"/>
+              <w:left w:w="108" w:type="dxa"/>
+              <w:bottom w:w="0" w:type="dxa"/>
+              <w:right w:w="108" w:type="dxa"/>
+            </w:tcMar>
           </w:tcPr>
           <w:p>
+            <w:pPr>
+              <w:spacing w:after="200" w:line="276" w:lineRule="auto"/>
+            </w:pPr>
             <w:r>
               <w:rPr>
+                <w:rFonts w:ascii="Calibri" w:hAnsi="Calibri" w:eastAsia="ＭＳ ゴシック" w:cs="Calibri" w:asciiTheme="majorHAnsi" w:hAnsiTheme="majorHAnsi" w:eastAsiaTheme="majorEastAsia" w:csTheme="majorBidi"/>
+                <w:b/>
+                <w:bCs/>
                 <w:sz w:val="20"/>
+                <w:szCs w:val="22"/>
               </w:rPr>
               <w:t>Le bilan net SP (ajout - retrait) est calculé et raisonnable</w:t>
             </w:r>
@@ -4047,14 +5812,29 @@
         <w:tc>
           <w:tcPr>
             <w:tcW w:w="2880" w:type="dxa"/>
+            <w:tcBorders>
+              <w:top w:val="single" w:sz="8" w:space="0" w:color="4F81BD"/>
+              <w:left w:val="single" w:sz="8" w:space="0" w:color="4F81BD"/>
+              <w:bottom w:val="single" w:sz="8" w:space="0" w:color="4F81BD"/>
+              <w:right w:val="single" w:sz="8" w:space="0" w:color="4F81BD"/>
+              <w:insideV w:val="single" w:sz="8" w:space="0" w:color="4F81BD"/>
+            </w:tcBorders>
+            <w:tcMar>
+              <w:top w:w="0" w:type="dxa"/>
+              <w:left w:w="108" w:type="dxa"/>
+              <w:bottom w:w="0" w:type="dxa"/>
+              <w:right w:w="108" w:type="dxa"/>
+            </w:tcMar>
           </w:tcPr>
           <w:p>
             <w:pPr>
-              <w:cnfStyle w:val="000000010000" w:firstRow="0" w:lastRow="0" w:firstColumn="0" w:lastColumn="0" w:oddVBand="0" w:evenVBand="0" w:oddHBand="0" w:evenHBand="1" w:firstRowFirstColumn="0" w:firstRowLastColumn="0" w:lastRowFirstColumn="0" w:lastRowLastColumn="0"/>
+              <w:spacing w:after="200" w:line="276" w:lineRule="auto"/>
             </w:pPr>
             <w:r>
               <w:rPr>
+                <w:rFonts w:ascii="Cambria" w:hAnsi="Cambria" w:eastAsia="ＭＳ 明朝" w:cs="Cambria" w:asciiTheme="minorHAnsi" w:hAnsiTheme="minorHAnsi" w:eastAsiaTheme="minorEastAsia" w:csTheme="minorBidi"/>
                 <w:sz w:val="20"/>
+                <w:szCs w:val="22"/>
               </w:rPr>
               <w:t>Oui</w:t>
             </w:r>
@@ -4063,27 +5843,61 @@
         <w:tc>
           <w:tcPr>
             <w:tcW w:w="2880" w:type="dxa"/>
+            <w:tcBorders>
+              <w:top w:val="single" w:sz="8" w:space="0" w:color="4F81BD"/>
+              <w:left w:val="single" w:sz="8" w:space="0" w:color="4F81BD"/>
+              <w:bottom w:val="single" w:sz="8" w:space="0" w:color="4F81BD"/>
+              <w:right w:val="single" w:sz="8" w:space="0" w:color="4F81BD"/>
+              <w:insideV w:val="single" w:sz="8" w:space="0" w:color="4F81BD"/>
+            </w:tcBorders>
+            <w:tcMar>
+              <w:top w:w="0" w:type="dxa"/>
+              <w:left w:w="108" w:type="dxa"/>
+              <w:bottom w:w="0" w:type="dxa"/>
+              <w:right w:w="108" w:type="dxa"/>
+            </w:tcMar>
           </w:tcPr>
           <w:p>
             <w:pPr>
-              <w:cnfStyle w:val="000000010000" w:firstRow="0" w:lastRow="0" w:firstColumn="0" w:lastColumn="0" w:oddVBand="0" w:evenVBand="0" w:oddHBand="0" w:evenHBand="1" w:firstRowFirstColumn="0" w:firstRowLastColumn="0" w:lastRowFirstColumn="0" w:lastRowLastColumn="0"/>
+              <w:spacing w:after="200" w:line="276" w:lineRule="auto"/>
             </w:pPr>
           </w:p>
         </w:tc>
       </w:tr>
       <w:tr>
         <w:trPr>
-          <w:cnfStyle w:val="000000100000" w:firstRow="0" w:lastRow="0" w:firstColumn="0" w:lastColumn="0" w:oddVBand="0" w:evenVBand="0" w:oddHBand="1" w:evenHBand="0" w:firstRowFirstColumn="0" w:firstRowLastColumn="0" w:lastRowFirstColumn="0" w:lastRowLastColumn="0"/>
+          <w:cnfStyle w:val="000000100000"/>
         </w:trPr>
         <w:tc>
           <w:tcPr>
-            <w:cnfStyle w:val="001000000000" w:firstRow="0" w:lastRow="0" w:firstColumn="1" w:lastColumn="0" w:oddVBand="0" w:evenVBand="0" w:oddHBand="0" w:evenHBand="0" w:firstRowFirstColumn="0" w:firstRowLastColumn="0" w:lastRowFirstColumn="0" w:lastRowLastColumn="0"/>
+            <w:cnfStyle w:val="001000000000"/>
             <w:tcW w:w="2880" w:type="dxa"/>
+            <w:tcBorders>
+              <w:top w:val="single" w:sz="8" w:space="0" w:color="4F81BD"/>
+              <w:left w:val="single" w:sz="8" w:space="0" w:color="4F81BD"/>
+              <w:bottom w:val="single" w:sz="8" w:space="0" w:color="4F81BD"/>
+              <w:right w:val="single" w:sz="8" w:space="0" w:color="4F81BD"/>
+              <w:insideV w:val="single" w:sz="8" w:space="0" w:color="4F81BD"/>
+            </w:tcBorders>
+            <w:shd w:val="clear" w:fill="D4E0EF"/>
+            <w:tcMar>
+              <w:top w:w="0" w:type="dxa"/>
+              <w:left w:w="108" w:type="dxa"/>
+              <w:bottom w:w="0" w:type="dxa"/>
+              <w:right w:w="108" w:type="dxa"/>
+            </w:tcMar>
           </w:tcPr>
           <w:p>
+            <w:pPr>
+              <w:spacing w:after="200" w:line="276" w:lineRule="auto"/>
+            </w:pPr>
             <w:r>
               <w:rPr>
+                <w:rFonts w:ascii="Calibri" w:hAnsi="Calibri" w:eastAsia="ＭＳ ゴシック" w:cs="Calibri" w:asciiTheme="majorHAnsi" w:hAnsiTheme="majorHAnsi" w:eastAsiaTheme="majorEastAsia" w:csTheme="majorBidi"/>
+                <w:b/>
+                <w:bCs/>
                 <w:sz w:val="20"/>
+                <w:szCs w:val="22"/>
               </w:rPr>
               <w:t>L'impact sur Release 1 et Release 2 est explicité section par section</w:t>
             </w:r>
@@ -4092,14 +5906,30 @@
         <w:tc>
           <w:tcPr>
             <w:tcW w:w="2880" w:type="dxa"/>
+            <w:tcBorders>
+              <w:top w:val="single" w:sz="8" w:space="0" w:color="4F81BD"/>
+              <w:left w:val="single" w:sz="8" w:space="0" w:color="4F81BD"/>
+              <w:bottom w:val="single" w:sz="8" w:space="0" w:color="4F81BD"/>
+              <w:right w:val="single" w:sz="8" w:space="0" w:color="4F81BD"/>
+              <w:insideV w:val="single" w:sz="8" w:space="0" w:color="4F81BD"/>
+            </w:tcBorders>
+            <w:shd w:val="clear" w:fill="D4E0EF"/>
+            <w:tcMar>
+              <w:top w:w="0" w:type="dxa"/>
+              <w:left w:w="108" w:type="dxa"/>
+              <w:bottom w:w="0" w:type="dxa"/>
+              <w:right w:w="108" w:type="dxa"/>
+            </w:tcMar>
           </w:tcPr>
           <w:p>
             <w:pPr>
-              <w:cnfStyle w:val="000000100000" w:firstRow="0" w:lastRow="0" w:firstColumn="0" w:lastColumn="0" w:oddVBand="0" w:evenVBand="0" w:oddHBand="1" w:evenHBand="0" w:firstRowFirstColumn="0" w:firstRowLastColumn="0" w:lastRowFirstColumn="0" w:lastRowLastColumn="0"/>
+              <w:spacing w:after="200" w:line="276" w:lineRule="auto"/>
             </w:pPr>
             <w:r>
               <w:rPr>
+                <w:rFonts w:ascii="Cambria" w:hAnsi="Cambria" w:eastAsia="ＭＳ 明朝" w:cs="Cambria" w:asciiTheme="minorHAnsi" w:hAnsiTheme="minorHAnsi" w:eastAsiaTheme="minorEastAsia" w:csTheme="minorBidi"/>
                 <w:sz w:val="20"/>
+                <w:szCs w:val="22"/>
               </w:rPr>
               <w:t>Oui</w:t>
             </w:r>
@@ -4108,27 +5938,61 @@
         <w:tc>
           <w:tcPr>
             <w:tcW w:w="2880" w:type="dxa"/>
+            <w:tcBorders>
+              <w:top w:val="single" w:sz="8" w:space="0" w:color="4F81BD"/>
+              <w:left w:val="single" w:sz="8" w:space="0" w:color="4F81BD"/>
+              <w:bottom w:val="single" w:sz="8" w:space="0" w:color="4F81BD"/>
+              <w:right w:val="single" w:sz="8" w:space="0" w:color="4F81BD"/>
+              <w:insideV w:val="single" w:sz="8" w:space="0" w:color="4F81BD"/>
+            </w:tcBorders>
+            <w:shd w:val="clear" w:fill="D4E0EF"/>
+            <w:tcMar>
+              <w:top w:w="0" w:type="dxa"/>
+              <w:left w:w="108" w:type="dxa"/>
+              <w:bottom w:w="0" w:type="dxa"/>
+              <w:right w:w="108" w:type="dxa"/>
+            </w:tcMar>
           </w:tcPr>
           <w:p>
             <w:pPr>
-              <w:cnfStyle w:val="000000100000" w:firstRow="0" w:lastRow="0" w:firstColumn="0" w:lastColumn="0" w:oddVBand="0" w:evenVBand="0" w:oddHBand="1" w:evenHBand="0" w:firstRowFirstColumn="0" w:firstRowLastColumn="0" w:lastRowFirstColumn="0" w:lastRowLastColumn="0"/>
+              <w:spacing w:after="200" w:line="276" w:lineRule="auto"/>
             </w:pPr>
           </w:p>
         </w:tc>
       </w:tr>
       <w:tr>
         <w:trPr>
-          <w:cnfStyle w:val="000000010000" w:firstRow="0" w:lastRow="0" w:firstColumn="0" w:lastColumn="0" w:oddVBand="0" w:evenVBand="0" w:oddHBand="0" w:evenHBand="1" w:firstRowFirstColumn="0" w:firstRowLastColumn="0" w:lastRowFirstColumn="0" w:lastRowLastColumn="0"/>
+          <w:cnfStyle w:val="000000010000"/>
         </w:trPr>
         <w:tc>
           <w:tcPr>
-            <w:cnfStyle w:val="001000000000" w:firstRow="0" w:lastRow="0" w:firstColumn="1" w:lastColumn="0" w:oddVBand="0" w:evenVBand="0" w:oddHBand="0" w:evenHBand="0" w:firstRowFirstColumn="0" w:firstRowLastColumn="0" w:lastRowFirstColumn="0" w:lastRowLastColumn="0"/>
+            <w:cnfStyle w:val="001000000000"/>
             <w:tcW w:w="2880" w:type="dxa"/>
+            <w:tcBorders>
+              <w:top w:val="single" w:sz="8" w:space="0" w:color="4F81BD"/>
+              <w:left w:val="single" w:sz="8" w:space="0" w:color="4F81BD"/>
+              <w:bottom w:val="single" w:sz="8" w:space="0" w:color="4F81BD"/>
+              <w:right w:val="single" w:sz="8" w:space="0" w:color="4F81BD"/>
+              <w:insideV w:val="single" w:sz="8" w:space="0" w:color="4F81BD"/>
+            </w:tcBorders>
+            <w:tcMar>
+              <w:top w:w="0" w:type="dxa"/>
+              <w:left w:w="108" w:type="dxa"/>
+              <w:bottom w:w="0" w:type="dxa"/>
+              <w:right w:w="108" w:type="dxa"/>
+            </w:tcMar>
           </w:tcPr>
           <w:p>
+            <w:pPr>
+              <w:spacing w:after="200" w:line="276" w:lineRule="auto"/>
+            </w:pPr>
             <w:r>
               <w:rPr>
+                <w:rFonts w:ascii="Calibri" w:hAnsi="Calibri" w:eastAsia="ＭＳ ゴシック" w:cs="Calibri" w:asciiTheme="majorHAnsi" w:hAnsiTheme="majorHAnsi" w:eastAsiaTheme="majorEastAsia" w:csTheme="majorBidi"/>
+                <w:b/>
+                <w:bCs/>
                 <w:sz w:val="20"/>
+                <w:szCs w:val="22"/>
               </w:rPr>
               <w:t>Les stories décalées sont listées pour traçabilité backlog futur</w:t>
             </w:r>
@@ -4137,14 +6001,29 @@
         <w:tc>
           <w:tcPr>
             <w:tcW w:w="2880" w:type="dxa"/>
+            <w:tcBorders>
+              <w:top w:val="single" w:sz="8" w:space="0" w:color="4F81BD"/>
+              <w:left w:val="single" w:sz="8" w:space="0" w:color="4F81BD"/>
+              <w:bottom w:val="single" w:sz="8" w:space="0" w:color="4F81BD"/>
+              <w:right w:val="single" w:sz="8" w:space="0" w:color="4F81BD"/>
+              <w:insideV w:val="single" w:sz="8" w:space="0" w:color="4F81BD"/>
+            </w:tcBorders>
+            <w:tcMar>
+              <w:top w:w="0" w:type="dxa"/>
+              <w:left w:w="108" w:type="dxa"/>
+              <w:bottom w:w="0" w:type="dxa"/>
+              <w:right w:w="108" w:type="dxa"/>
+            </w:tcMar>
           </w:tcPr>
           <w:p>
             <w:pPr>
-              <w:cnfStyle w:val="000000010000" w:firstRow="0" w:lastRow="0" w:firstColumn="0" w:lastColumn="0" w:oddVBand="0" w:evenVBand="0" w:oddHBand="0" w:evenHBand="1" w:firstRowFirstColumn="0" w:firstRowLastColumn="0" w:lastRowFirstColumn="0" w:lastRowLastColumn="0"/>
+              <w:spacing w:after="200" w:line="276" w:lineRule="auto"/>
             </w:pPr>
             <w:r>
               <w:rPr>
+                <w:rFonts w:ascii="Cambria" w:hAnsi="Cambria" w:eastAsia="ＭＳ 明朝" w:cs="Cambria" w:asciiTheme="minorHAnsi" w:hAnsiTheme="minorHAnsi" w:eastAsiaTheme="minorEastAsia" w:csTheme="minorBidi"/>
                 <w:sz w:val="20"/>
+                <w:szCs w:val="22"/>
               </w:rPr>
               <w:t>Oui</w:t>
             </w:r>
@@ -4153,27 +6032,61 @@
         <w:tc>
           <w:tcPr>
             <w:tcW w:w="2880" w:type="dxa"/>
+            <w:tcBorders>
+              <w:top w:val="single" w:sz="8" w:space="0" w:color="4F81BD"/>
+              <w:left w:val="single" w:sz="8" w:space="0" w:color="4F81BD"/>
+              <w:bottom w:val="single" w:sz="8" w:space="0" w:color="4F81BD"/>
+              <w:right w:val="single" w:sz="8" w:space="0" w:color="4F81BD"/>
+              <w:insideV w:val="single" w:sz="8" w:space="0" w:color="4F81BD"/>
+            </w:tcBorders>
+            <w:tcMar>
+              <w:top w:w="0" w:type="dxa"/>
+              <w:left w:w="108" w:type="dxa"/>
+              <w:bottom w:w="0" w:type="dxa"/>
+              <w:right w:w="108" w:type="dxa"/>
+            </w:tcMar>
           </w:tcPr>
           <w:p>
             <w:pPr>
-              <w:cnfStyle w:val="000000010000" w:firstRow="0" w:lastRow="0" w:firstColumn="0" w:lastColumn="0" w:oddVBand="0" w:evenVBand="0" w:oddHBand="0" w:evenHBand="1" w:firstRowFirstColumn="0" w:firstRowLastColumn="0" w:lastRowFirstColumn="0" w:lastRowLastColumn="0"/>
+              <w:spacing w:after="200" w:line="276" w:lineRule="auto"/>
             </w:pPr>
           </w:p>
         </w:tc>
       </w:tr>
       <w:tr>
         <w:trPr>
-          <w:cnfStyle w:val="000000100000" w:firstRow="0" w:lastRow="0" w:firstColumn="0" w:lastColumn="0" w:oddVBand="0" w:evenVBand="0" w:oddHBand="1" w:evenHBand="0" w:firstRowFirstColumn="0" w:firstRowLastColumn="0" w:lastRowFirstColumn="0" w:lastRowLastColumn="0"/>
+          <w:cnfStyle w:val="000000100000"/>
         </w:trPr>
         <w:tc>
           <w:tcPr>
-            <w:cnfStyle w:val="001000000000" w:firstRow="0" w:lastRow="0" w:firstColumn="1" w:lastColumn="0" w:oddVBand="0" w:evenVBand="0" w:oddHBand="0" w:evenHBand="0" w:firstRowFirstColumn="0" w:firstRowLastColumn="0" w:lastRowFirstColumn="0" w:lastRowLastColumn="0"/>
+            <w:cnfStyle w:val="001000000000"/>
             <w:tcW w:w="2880" w:type="dxa"/>
+            <w:tcBorders>
+              <w:top w:val="single" w:sz="8" w:space="0" w:color="4F81BD"/>
+              <w:left w:val="single" w:sz="8" w:space="0" w:color="4F81BD"/>
+              <w:bottom w:val="single" w:sz="8" w:space="0" w:color="4F81BD"/>
+              <w:right w:val="single" w:sz="8" w:space="0" w:color="4F81BD"/>
+              <w:insideV w:val="single" w:sz="8" w:space="0" w:color="4F81BD"/>
+            </w:tcBorders>
+            <w:shd w:val="clear" w:fill="D4E0EF"/>
+            <w:tcMar>
+              <w:top w:w="0" w:type="dxa"/>
+              <w:left w:w="108" w:type="dxa"/>
+              <w:bottom w:w="0" w:type="dxa"/>
+              <w:right w:w="108" w:type="dxa"/>
+            </w:tcMar>
           </w:tcPr>
           <w:p>
+            <w:pPr>
+              <w:spacing w:after="200" w:line="276" w:lineRule="auto"/>
+            </w:pPr>
             <w:r>
               <w:rPr>
+                <w:rFonts w:ascii="Calibri" w:hAnsi="Calibri" w:eastAsia="ＭＳ ゴシック" w:cs="Calibri" w:asciiTheme="majorHAnsi" w:hAnsiTheme="majorHAnsi" w:eastAsiaTheme="majorEastAsia" w:csTheme="majorBidi"/>
+                <w:b/>
+                <w:bCs/>
                 <w:sz w:val="20"/>
+                <w:szCs w:val="22"/>
               </w:rPr>
               <w:t>La validation PO est tracée (date, canal, preuve)</w:t>
             </w:r>
@@ -4182,20 +6095,38 @@
         <w:tc>
           <w:tcPr>
             <w:tcW w:w="2880" w:type="dxa"/>
+            <w:tcBorders>
+              <w:top w:val="single" w:sz="8" w:space="0" w:color="4F81BD"/>
+              <w:left w:val="single" w:sz="8" w:space="0" w:color="4F81BD"/>
+              <w:bottom w:val="single" w:sz="8" w:space="0" w:color="4F81BD"/>
+              <w:right w:val="single" w:sz="8" w:space="0" w:color="4F81BD"/>
+              <w:insideV w:val="single" w:sz="8" w:space="0" w:color="4F81BD"/>
+            </w:tcBorders>
+            <w:shd w:val="clear" w:fill="D4E0EF"/>
+            <w:tcMar>
+              <w:top w:w="0" w:type="dxa"/>
+              <w:left w:w="108" w:type="dxa"/>
+              <w:bottom w:w="0" w:type="dxa"/>
+              <w:right w:w="108" w:type="dxa"/>
+            </w:tcMar>
           </w:tcPr>
           <w:p>
             <w:pPr>
-              <w:cnfStyle w:val="000000100000" w:firstRow="0" w:lastRow="0" w:firstColumn="0" w:lastColumn="0" w:oddVBand="0" w:evenVBand="0" w:oddHBand="1" w:evenHBand="0" w:firstRowFirstColumn="0" w:firstRowLastColumn="0" w:lastRowFirstColumn="0" w:lastRowLastColumn="0"/>
+              <w:spacing w:after="200" w:line="276" w:lineRule="auto"/>
             </w:pPr>
             <w:r>
               <w:rPr>
+                <w:rFonts w:ascii="Cambria" w:hAnsi="Cambria" w:eastAsia="ＭＳ 明朝" w:cs="Cambria" w:asciiTheme="minorHAnsi" w:hAnsiTheme="minorHAnsi" w:eastAsiaTheme="minorEastAsia" w:csTheme="minorBidi"/>
                 <w:sz w:val="20"/>
+                <w:szCs w:val="22"/>
               </w:rPr>
               <w:t>☐</w:t>
             </w:r>
             <w:r>
               <w:rPr>
+                <w:rFonts w:ascii="Cambria" w:hAnsi="Cambria" w:eastAsia="ＭＳ 明朝" w:cs="Cambria" w:asciiTheme="minorHAnsi" w:hAnsiTheme="minorHAnsi" w:eastAsiaTheme="minorEastAsia" w:csTheme="minorBidi"/>
                 <w:sz w:val="20"/>
+                <w:szCs w:val="22"/>
               </w:rPr>
               <w:t xml:space="preserve"> Oui   ☐ Partiel   ☐ Non</w:t>
             </w:r>
@@ -4204,27 +6135,61 @@
         <w:tc>
           <w:tcPr>
             <w:tcW w:w="2880" w:type="dxa"/>
+            <w:tcBorders>
+              <w:top w:val="single" w:sz="8" w:space="0" w:color="4F81BD"/>
+              <w:left w:val="single" w:sz="8" w:space="0" w:color="4F81BD"/>
+              <w:bottom w:val="single" w:sz="8" w:space="0" w:color="4F81BD"/>
+              <w:right w:val="single" w:sz="8" w:space="0" w:color="4F81BD"/>
+              <w:insideV w:val="single" w:sz="8" w:space="0" w:color="4F81BD"/>
+            </w:tcBorders>
+            <w:shd w:val="clear" w:fill="D4E0EF"/>
+            <w:tcMar>
+              <w:top w:w="0" w:type="dxa"/>
+              <w:left w:w="108" w:type="dxa"/>
+              <w:bottom w:w="0" w:type="dxa"/>
+              <w:right w:w="108" w:type="dxa"/>
+            </w:tcMar>
           </w:tcPr>
           <w:p>
             <w:pPr>
-              <w:cnfStyle w:val="000000100000" w:firstRow="0" w:lastRow="0" w:firstColumn="0" w:lastColumn="0" w:oddVBand="0" w:evenVBand="0" w:oddHBand="1" w:evenHBand="0" w:firstRowFirstColumn="0" w:firstRowLastColumn="0" w:lastRowFirstColumn="0" w:lastRowLastColumn="0"/>
+              <w:spacing w:after="200" w:line="276" w:lineRule="auto"/>
             </w:pPr>
           </w:p>
         </w:tc>
       </w:tr>
       <w:tr>
         <w:trPr>
-          <w:cnfStyle w:val="000000010000" w:firstRow="0" w:lastRow="0" w:firstColumn="0" w:lastColumn="0" w:oddVBand="0" w:evenVBand="0" w:oddHBand="0" w:evenHBand="1" w:firstRowFirstColumn="0" w:firstRowLastColumn="0" w:lastRowFirstColumn="0" w:lastRowLastColumn="0"/>
+          <w:cnfStyle w:val="000000010000"/>
         </w:trPr>
         <w:tc>
           <w:tcPr>
-            <w:cnfStyle w:val="001000000000" w:firstRow="0" w:lastRow="0" w:firstColumn="1" w:lastColumn="0" w:oddVBand="0" w:evenVBand="0" w:oddHBand="0" w:evenHBand="0" w:firstRowFirstColumn="0" w:firstRowLastColumn="0" w:lastRowFirstColumn="0" w:lastRowLastColumn="0"/>
+            <w:cnfStyle w:val="001000000000"/>
             <w:tcW w:w="2880" w:type="dxa"/>
+            <w:tcBorders>
+              <w:top w:val="single" w:sz="8" w:space="0" w:color="4F81BD"/>
+              <w:left w:val="single" w:sz="8" w:space="0" w:color="4F81BD"/>
+              <w:bottom w:val="single" w:sz="8" w:space="0" w:color="4F81BD"/>
+              <w:right w:val="single" w:sz="8" w:space="0" w:color="4F81BD"/>
+              <w:insideV w:val="single" w:sz="8" w:space="0" w:color="4F81BD"/>
+            </w:tcBorders>
+            <w:tcMar>
+              <w:top w:w="0" w:type="dxa"/>
+              <w:left w:w="108" w:type="dxa"/>
+              <w:bottom w:w="0" w:type="dxa"/>
+              <w:right w:w="108" w:type="dxa"/>
+            </w:tcMar>
           </w:tcPr>
           <w:p>
+            <w:pPr>
+              <w:spacing w:after="200" w:line="276" w:lineRule="auto"/>
+            </w:pPr>
             <w:r>
               <w:rPr>
+                <w:rFonts w:ascii="Calibri" w:hAnsi="Calibri" w:eastAsia="ＭＳ ゴシック" w:cs="Calibri" w:asciiTheme="majorHAnsi" w:hAnsiTheme="majorHAnsi" w:eastAsiaTheme="majorEastAsia" w:csTheme="majorBidi"/>
+                <w:b/>
+                <w:bCs/>
                 <w:sz w:val="20"/>
+                <w:szCs w:val="22"/>
               </w:rPr>
               <w:t>La note tient en 1 à 2 pages (relisible en moins de 5 minutes)</w:t>
             </w:r>
@@ -4233,20 +6198,37 @@
         <w:tc>
           <w:tcPr>
             <w:tcW w:w="2880" w:type="dxa"/>
+            <w:tcBorders>
+              <w:top w:val="single" w:sz="8" w:space="0" w:color="4F81BD"/>
+              <w:left w:val="single" w:sz="8" w:space="0" w:color="4F81BD"/>
+              <w:bottom w:val="single" w:sz="8" w:space="0" w:color="4F81BD"/>
+              <w:right w:val="single" w:sz="8" w:space="0" w:color="4F81BD"/>
+              <w:insideV w:val="single" w:sz="8" w:space="0" w:color="4F81BD"/>
+            </w:tcBorders>
+            <w:tcMar>
+              <w:top w:w="0" w:type="dxa"/>
+              <w:left w:w="108" w:type="dxa"/>
+              <w:bottom w:w="0" w:type="dxa"/>
+              <w:right w:w="108" w:type="dxa"/>
+            </w:tcMar>
           </w:tcPr>
           <w:p>
             <w:pPr>
-              <w:cnfStyle w:val="000000010000" w:firstRow="0" w:lastRow="0" w:firstColumn="0" w:lastColumn="0" w:oddVBand="0" w:evenVBand="0" w:oddHBand="0" w:evenHBand="1" w:firstRowFirstColumn="0" w:firstRowLastColumn="0" w:lastRowFirstColumn="0" w:lastRowLastColumn="0"/>
+              <w:spacing w:after="200" w:line="276" w:lineRule="auto"/>
             </w:pPr>
             <w:r>
               <w:rPr>
+                <w:rFonts w:ascii="Cambria" w:hAnsi="Cambria" w:eastAsia="ＭＳ 明朝" w:cs="Cambria" w:asciiTheme="minorHAnsi" w:hAnsiTheme="minorHAnsi" w:eastAsiaTheme="minorEastAsia" w:csTheme="minorBidi"/>
                 <w:sz w:val="20"/>
+                <w:szCs w:val="22"/>
               </w:rPr>
               <w:t>☐</w:t>
             </w:r>
             <w:r>
               <w:rPr>
+                <w:rFonts w:ascii="Cambria" w:hAnsi="Cambria" w:eastAsia="ＭＳ 明朝" w:cs="Cambria" w:asciiTheme="minorHAnsi" w:hAnsiTheme="minorHAnsi" w:eastAsiaTheme="minorEastAsia" w:csTheme="minorBidi"/>
                 <w:sz w:val="20"/>
+                <w:szCs w:val="22"/>
               </w:rPr>
               <w:t xml:space="preserve"> Oui   ☐ Partiel   ☐ Non</w:t>
             </w:r>
@@ -4255,18 +6237,35 @@
         <w:tc>
           <w:tcPr>
             <w:tcW w:w="2880" w:type="dxa"/>
+            <w:tcBorders>
+              <w:top w:val="single" w:sz="8" w:space="0" w:color="4F81BD"/>
+              <w:left w:val="single" w:sz="8" w:space="0" w:color="4F81BD"/>
+              <w:bottom w:val="single" w:sz="8" w:space="0" w:color="4F81BD"/>
+              <w:right w:val="single" w:sz="8" w:space="0" w:color="4F81BD"/>
+              <w:insideV w:val="single" w:sz="8" w:space="0" w:color="4F81BD"/>
+            </w:tcBorders>
+            <w:tcMar>
+              <w:top w:w="0" w:type="dxa"/>
+              <w:left w:w="108" w:type="dxa"/>
+              <w:bottom w:w="0" w:type="dxa"/>
+              <w:right w:w="108" w:type="dxa"/>
+            </w:tcMar>
           </w:tcPr>
           <w:p>
             <w:pPr>
-              <w:cnfStyle w:val="000000010000" w:firstRow="0" w:lastRow="0" w:firstColumn="0" w:lastColumn="0" w:oddVBand="0" w:evenVBand="0" w:oddHBand="0" w:evenHBand="1" w:firstRowFirstColumn="0" w:firstRowLastColumn="0" w:lastRowFirstColumn="0" w:lastRowLastColumn="0"/>
+              <w:spacing w:after="200" w:line="276" w:lineRule="auto"/>
             </w:pPr>
           </w:p>
         </w:tc>
       </w:tr>
     </w:tbl>
     <w:p>
+      <w:pPr>
+        <w:pageBreakBefore/>
+        <w:spacing w:after="200" w:line="276" w:lineRule="auto"/>
+      </w:pPr>
       <w:r>
-        <w:br w:type="page"/>
+        <w:lastRenderedPageBreak/>
       </w:r>
     </w:p>
     <w:p>
@@ -4275,15 +6274,25 @@
       </w:pPr>
       <w:bookmarkStart w:id="13" w:name="_Toc233728114"/>
       <w:r>
+        <w:lastRenderedPageBreak/>
         <w:rPr>
+          <w:rFonts w:ascii="Calibri" w:hAnsi="Calibri" w:eastAsia="ＭＳ ゴシック" w:cs="Calibri" w:asciiTheme="majorHAnsi" w:hAnsiTheme="majorHAnsi" w:eastAsiaTheme="majorEastAsia" w:csTheme="majorBidi"/>
+          <w:b/>
+          <w:bCs/>
           <w:color w:val="1E1B4B"/>
+          <w:sz w:val="28"/>
+          <w:szCs w:val="28"/>
         </w:rPr>
-        <w:lastRenderedPageBreak/>
         <w:t>📚</w:t>
       </w:r>
       <w:r>
         <w:rPr>
+          <w:rFonts w:ascii="Calibri" w:hAnsi="Calibri" w:eastAsia="ＭＳ ゴシック" w:cs="Calibri" w:asciiTheme="majorHAnsi" w:hAnsiTheme="majorHAnsi" w:eastAsiaTheme="majorEastAsia" w:csTheme="majorBidi"/>
+          <w:b/>
+          <w:bCs/>
           <w:color w:val="1E1B4B"/>
+          <w:sz w:val="28"/>
+          <w:szCs w:val="28"/>
         </w:rPr>
         <w:t xml:space="preserve"> Références et conventions</w:t>
       </w:r>
@@ -4296,51 +6305,80 @@
       <w:bookmarkStart w:id="14" w:name="_Toc233728115"/>
       <w:r>
         <w:rPr>
+          <w:rFonts w:ascii="Calibri" w:hAnsi="Calibri" w:eastAsia="ＭＳ ゴシック" w:cs="Calibri" w:asciiTheme="majorHAnsi" w:hAnsiTheme="majorHAnsi" w:eastAsiaTheme="majorEastAsia" w:csTheme="majorBidi"/>
+          <w:b/>
+          <w:bCs/>
           <w:color w:val="1E1B4B"/>
+          <w:sz w:val="26"/>
+          <w:szCs w:val="26"/>
         </w:rPr>
         <w:t>Références incontournables</w:t>
       </w:r>
       <w:bookmarkEnd w:id="14"/>
     </w:p>
     <w:p>
-      <w:pPr>
-        <w:rPr>
-          <w:lang w:val="en-US"/>
-        </w:rPr>
-      </w:pPr>
       <w:r>
         <w:rPr>
+          <w:rFonts w:ascii="Cambria" w:hAnsi="Cambria" w:eastAsia="ＭＳ 明朝" w:cs="Cambria" w:asciiTheme="minorHAnsi" w:hAnsiTheme="minorHAnsi" w:eastAsiaTheme="minorEastAsia" w:csTheme="minorBidi"/>
           <w:b/>
-          <w:lang w:val="en-US"/>
+          <w:bCs/>
+          <w:sz w:val="22"/>
+          <w:szCs w:val="22"/>
         </w:rPr>
         <w:t xml:space="preserve">• Cours Agile/Scrum (Mohamed EL AFRIT) : </w:t>
       </w:r>
       <w:r>
         <w:rPr>
-          <w:lang w:val="en-US"/>
+          <w:rFonts w:ascii="Cambria" w:hAnsi="Cambria" w:eastAsia="ＭＳ 明朝" w:cs="Cambria" w:asciiTheme="minorHAnsi" w:hAnsiTheme="minorHAnsi" w:eastAsiaTheme="minorEastAsia" w:csTheme="minorBidi"/>
+          <w:sz w:val="22"/>
+          <w:szCs w:val="22"/>
         </w:rPr>
         <w:t>mohamedelafrit.com/teaching/Master_Classe_Agile/cours.html</w:t>
       </w:r>
     </w:p>
     <w:p>
+      <w:pPr>
+        <w:spacing w:after="200" w:line="276" w:lineRule="auto"/>
+      </w:pPr>
       <w:r>
         <w:rPr>
+          <w:rFonts w:ascii="Cambria" w:hAnsi="Cambria" w:eastAsia="ＭＳ 明朝" w:cs="Cambria" w:asciiTheme="minorHAnsi" w:hAnsiTheme="minorHAnsi" w:eastAsiaTheme="minorEastAsia" w:csTheme="minorBidi"/>
           <w:b/>
+          <w:bCs/>
+          <w:sz w:val="22"/>
+          <w:szCs w:val="22"/>
         </w:rPr>
         <w:t xml:space="preserve">• Scrum Guide officiel FR : </w:t>
       </w:r>
       <w:r>
+        <w:rPr>
+          <w:rFonts w:ascii="Cambria" w:hAnsi="Cambria" w:eastAsia="ＭＳ 明朝" w:cs="Cambria" w:asciiTheme="minorHAnsi" w:hAnsiTheme="minorHAnsi" w:eastAsiaTheme="minorEastAsia" w:csTheme="minorBidi"/>
+          <w:sz w:val="22"/>
+          <w:szCs w:val="22"/>
+        </w:rPr>
         <w:t>scrumguides.org/docs/scrumguide/v2020/2020-Scrum-Guide-French.pdf</w:t>
       </w:r>
     </w:p>
     <w:p>
+      <w:pPr>
+        <w:spacing w:after="200" w:line="276" w:lineRule="auto"/>
+      </w:pPr>
       <w:r>
         <w:rPr>
+          <w:rFonts w:ascii="Cambria" w:hAnsi="Cambria" w:eastAsia="ＭＳ 明朝" w:cs="Cambria" w:asciiTheme="minorHAnsi" w:hAnsiTheme="minorHAnsi" w:eastAsiaTheme="minorEastAsia" w:csTheme="minorBidi"/>
           <w:b/>
+          <w:bCs/>
+          <w:sz w:val="22"/>
+          <w:szCs w:val="22"/>
         </w:rPr>
         <w:t xml:space="preserve">• Site APOCAL'IPSSI : </w:t>
       </w:r>
       <w:r>
+        <w:rPr>
+          <w:rFonts w:ascii="Cambria" w:hAnsi="Cambria" w:eastAsia="ＭＳ 明朝" w:cs="Cambria" w:asciiTheme="minorHAnsi" w:hAnsiTheme="minorHAnsi" w:eastAsiaTheme="minorEastAsia" w:csTheme="minorBidi"/>
+          <w:sz w:val="22"/>
+          <w:szCs w:val="22"/>
+        </w:rPr>
         <w:t>mohamedelafrit.com/teaching/APOCALIPSSI</w:t>
       </w:r>
     </w:p>
@@ -4351,62 +6389,103 @@
       <w:bookmarkStart w:id="15" w:name="_Toc233728116"/>
       <w:r>
         <w:rPr>
+          <w:rFonts w:ascii="Calibri" w:hAnsi="Calibri" w:eastAsia="ＭＳ ゴシック" w:cs="Calibri" w:asciiTheme="majorHAnsi" w:hAnsiTheme="majorHAnsi" w:eastAsiaTheme="majorEastAsia" w:csTheme="majorBidi"/>
+          <w:b/>
+          <w:bCs/>
           <w:color w:val="1E1B4B"/>
+          <w:sz w:val="26"/>
+          <w:szCs w:val="26"/>
         </w:rPr>
         <w:t>Références spécifiques à ce document</w:t>
       </w:r>
       <w:bookmarkEnd w:id="15"/>
     </w:p>
     <w:p>
+      <w:pPr>
+        <w:spacing w:after="200" w:line="276" w:lineRule="auto"/>
+      </w:pPr>
       <w:r>
         <w:rPr>
+          <w:rFonts w:ascii="Cambria" w:hAnsi="Cambria" w:eastAsia="ＭＳ 明朝" w:cs="Cambria" w:asciiTheme="minorHAnsi" w:hAnsiTheme="minorHAnsi" w:eastAsiaTheme="minorEastAsia" w:csTheme="minorBidi"/>
           <w:b/>
+          <w:bCs/>
+          <w:sz w:val="22"/>
+          <w:szCs w:val="22"/>
         </w:rPr>
         <w:t xml:space="preserve">• Méthode MoSCoW, DSDM Consortium (origine 1994) : </w:t>
       </w:r>
       <w:r>
+        <w:rPr>
+          <w:rFonts w:ascii="Cambria" w:hAnsi="Cambria" w:eastAsia="ＭＳ 明朝" w:cs="Cambria" w:asciiTheme="minorHAnsi" w:hAnsiTheme="minorHAnsi" w:eastAsiaTheme="minorEastAsia" w:csTheme="minorBidi"/>
+          <w:sz w:val="22"/>
+          <w:szCs w:val="22"/>
+        </w:rPr>
         <w:t>https://www.agilebusiness.org/dsdm-project-framework/moscow-prioritisation.html</w:t>
       </w:r>
     </w:p>
     <w:p>
-      <w:pPr>
-        <w:rPr>
-          <w:lang w:val="en-US"/>
-        </w:rPr>
-      </w:pPr>
       <w:r>
         <w:rPr>
+          <w:rFonts w:ascii="Cambria" w:hAnsi="Cambria" w:eastAsia="ＭＳ 明朝" w:cs="Cambria" w:asciiTheme="minorHAnsi" w:hAnsiTheme="minorHAnsi" w:eastAsiaTheme="minorEastAsia" w:csTheme="minorBidi"/>
           <w:b/>
-          <w:lang w:val="en-US"/>
+          <w:bCs/>
+          <w:sz w:val="22"/>
+          <w:szCs w:val="22"/>
         </w:rPr>
         <w:t xml:space="preserve">• Wikipédia, MoSCoW method : </w:t>
       </w:r>
       <w:r>
         <w:rPr>
-          <w:lang w:val="en-US"/>
+          <w:rFonts w:ascii="Cambria" w:hAnsi="Cambria" w:eastAsia="ＭＳ 明朝" w:cs="Cambria" w:asciiTheme="minorHAnsi" w:hAnsiTheme="minorHAnsi" w:eastAsiaTheme="minorEastAsia" w:csTheme="minorBidi"/>
+          <w:sz w:val="22"/>
+          <w:szCs w:val="22"/>
         </w:rPr>
         <w:t>https://fr.wikipedia.org/wiki/M%C3%A9thode_MoSCoW</w:t>
       </w:r>
     </w:p>
     <w:p>
+      <w:pPr>
+        <w:spacing w:after="200" w:line="276" w:lineRule="auto"/>
+      </w:pPr>
       <w:r>
         <w:rPr>
+          <w:rFonts w:ascii="Cambria" w:hAnsi="Cambria" w:eastAsia="ＭＳ 明朝" w:cs="Cambria" w:asciiTheme="minorHAnsi" w:hAnsiTheme="minorHAnsi" w:eastAsiaTheme="minorEastAsia" w:csTheme="minorBidi"/>
           <w:b/>
+          <w:bCs/>
+          <w:sz w:val="22"/>
+          <w:szCs w:val="22"/>
         </w:rPr>
         <w:t xml:space="preserve">• Roman Pichler, Effort vs Value Prioritization : </w:t>
       </w:r>
       <w:r>
+        <w:rPr>
+          <w:rFonts w:ascii="Cambria" w:hAnsi="Cambria" w:eastAsia="ＭＳ 明朝" w:cs="Cambria" w:asciiTheme="minorHAnsi" w:hAnsiTheme="minorHAnsi" w:eastAsiaTheme="minorEastAsia" w:csTheme="minorBidi"/>
+          <w:sz w:val="22"/>
+          <w:szCs w:val="22"/>
+        </w:rPr>
         <w:t>https://www.romanpichler.com/blog/agile-product-roadmaps/</w:t>
       </w:r>
     </w:p>
     <w:p>
+      <w:pPr>
+        <w:spacing w:after="200" w:line="276" w:lineRule="auto"/>
+      </w:pPr>
       <w:r>
         <w:rPr>
+          <w:rFonts w:ascii="Cambria" w:hAnsi="Cambria" w:eastAsia="ＭＳ 明朝" w:cs="Cambria" w:asciiTheme="minorHAnsi" w:hAnsiTheme="minorHAnsi" w:eastAsiaTheme="minorEastAsia" w:csTheme="minorBidi"/>
           <w:b/>
+          <w:bCs/>
+          <w:sz w:val="22"/>
+          <w:szCs w:val="22"/>
         </w:rPr>
         <w:t xml:space="preserve">• APOCAL'IPSSI, Perturbation J1 (Mme Lefèvre) : </w:t>
       </w:r>
       <w:r>
+        <w:rPr>
+          <w:rFonts w:ascii="Cambria" w:hAnsi="Cambria" w:eastAsia="ＭＳ 明朝" w:cs="Cambria" w:asciiTheme="minorHAnsi" w:hAnsiTheme="minorHAnsi" w:eastAsiaTheme="minorEastAsia" w:csTheme="minorBidi"/>
+          <w:sz w:val="22"/>
+          <w:szCs w:val="22"/>
+        </w:rPr>
         <w:t>https://mohamedelafrit.com/teaching/APOCALIPSSI/pages/perturbations/j1-produit.php</w:t>
       </w:r>
     </w:p>
@@ -4417,7 +6496,12 @@
       <w:bookmarkStart w:id="16" w:name="_Toc233728117"/>
       <w:r>
         <w:rPr>
+          <w:rFonts w:ascii="Calibri" w:hAnsi="Calibri" w:eastAsia="ＭＳ ゴシック" w:cs="Calibri" w:asciiTheme="majorHAnsi" w:hAnsiTheme="majorHAnsi" w:eastAsiaTheme="majorEastAsia" w:csTheme="majorBidi"/>
+          <w:b/>
+          <w:bCs/>
           <w:color w:val="1E1B4B"/>
+          <w:sz w:val="26"/>
+          <w:szCs w:val="26"/>
         </w:rPr>
         <w:t>Convention de versionnement</w:t>
       </w:r>
@@ -4426,40 +6510,70 @@
     <w:p>
       <w:pPr>
         <w:pStyle w:val="Listepuces"/>
+        <w:ind w:left="360" w:hanging="360"/>
       </w:pPr>
       <w:r>
+        <w:rPr>
+          <w:rFonts w:ascii="Cambria" w:hAnsi="Cambria" w:eastAsia="ＭＳ 明朝" w:cs="Cambria" w:asciiTheme="minorHAnsi" w:hAnsiTheme="minorHAnsi" w:eastAsiaTheme="minorEastAsia" w:csTheme="minorBidi"/>
+          <w:sz w:val="22"/>
+          <w:szCs w:val="22"/>
+        </w:rPr>
         <w:t>• v1.0, version initiale produite lors du cadrage matinal</w:t>
       </w:r>
     </w:p>
     <w:p>
       <w:pPr>
         <w:pStyle w:val="Listepuces"/>
+        <w:ind w:left="360" w:hanging="360"/>
       </w:pPr>
       <w:r>
+        <w:rPr>
+          <w:rFonts w:ascii="Cambria" w:hAnsi="Cambria" w:eastAsia="ＭＳ 明朝" w:cs="Cambria" w:asciiTheme="minorHAnsi" w:hAnsiTheme="minorHAnsi" w:eastAsiaTheme="minorEastAsia" w:csTheme="minorBidi"/>
+          <w:sz w:val="22"/>
+          <w:szCs w:val="22"/>
+        </w:rPr>
         <w:t>• v1.1, v1.2, révisions mineures (typo, ajout d'item) après revue PO</w:t>
       </w:r>
     </w:p>
     <w:p>
       <w:pPr>
         <w:pStyle w:val="Listepuces"/>
+        <w:ind w:left="360" w:hanging="360"/>
       </w:pPr>
       <w:r>
+        <w:rPr>
+          <w:rFonts w:ascii="Cambria" w:hAnsi="Cambria" w:eastAsia="ＭＳ 明朝" w:cs="Cambria" w:asciiTheme="minorHAnsi" w:hAnsiTheme="minorHAnsi" w:eastAsiaTheme="minorEastAsia" w:csTheme="minorBidi"/>
+          <w:sz w:val="22"/>
+          <w:szCs w:val="22"/>
+        </w:rPr>
         <w:t>• v2.0, révision majeure suite à une perturbation (changement de scope)</w:t>
       </w:r>
     </w:p>
     <w:p>
       <w:pPr>
         <w:pStyle w:val="Listepuces"/>
+        <w:ind w:left="360" w:hanging="360"/>
       </w:pPr>
       <w:r>
+        <w:rPr>
+          <w:rFonts w:ascii="Cambria" w:hAnsi="Cambria" w:eastAsia="ＭＳ 明朝" w:cs="Cambria" w:asciiTheme="minorHAnsi" w:hAnsiTheme="minorHAnsi" w:eastAsiaTheme="minorEastAsia" w:csTheme="minorBidi"/>
+          <w:sz w:val="22"/>
+          <w:szCs w:val="22"/>
+        </w:rPr>
         <w:t>• Chaque version est commitée séparément avec message Git explicite</w:t>
       </w:r>
     </w:p>
     <w:p>
       <w:pPr>
         <w:pStyle w:val="Listepuces"/>
+        <w:ind w:left="360" w:hanging="360"/>
       </w:pPr>
       <w:r>
+        <w:rPr>
+          <w:rFonts w:ascii="Cambria" w:hAnsi="Cambria" w:eastAsia="ＭＳ 明朝" w:cs="Cambria" w:asciiTheme="minorHAnsi" w:hAnsiTheme="minorHAnsi" w:eastAsiaTheme="minorEastAsia" w:csTheme="minorBidi"/>
+          <w:sz w:val="22"/>
+          <w:szCs w:val="22"/>
+        </w:rPr>
         <w:t>• Le statut « Validé PO » nécessite une trace écrite (commentaire, mail, Teams)</w:t>
       </w:r>
     </w:p>
@@ -4467,7 +6581,6 @@
       <w:footerReference w:type="default" r:id="rId11"/>
       <w:pgSz w:w="12240" w:h="15840"/>
       <w:pgMar w:top="1440" w:right="1800" w:bottom="1440" w:left="1800" w:header="720" w:footer="720" w:gutter="0"/>
-      <w:cols w:space="720"/>
       <w:docGrid w:linePitch="360"/>
     </w:sectPr>
   </w:body>
@@ -4500,7 +6613,7 @@
 </file>
 
 <file path=word/footer1.xml><?xml version="1.0" encoding="utf-8"?>
-<w:ftr xmlns:wpc="http://schemas.microsoft.com/office/word/2010/wordprocessingCanvas" xmlns:cx="http://schemas.microsoft.com/office/drawing/2014/chartex" xmlns:cx1="http://schemas.microsoft.com/office/drawing/2015/9/8/chartex" xmlns:cx2="http://schemas.microsoft.com/office/drawing/2015/10/21/chartex" xmlns:cx3="http://schemas.microsoft.com/office/drawing/2016/5/9/chartex" xmlns:cx4="http://schemas.microsoft.com/office/drawing/2016/5/10/chartex" xmlns:cx5="http://schemas.microsoft.com/office/drawing/2016/5/11/chartex" xmlns:cx6="http://schemas.microsoft.com/office/drawing/2016/5/12/chartex" xmlns:cx7="http://schemas.microsoft.com/office/drawing/2016/5/13/chartex" xmlns:cx8="http://schemas.microsoft.com/office/drawing/2016/5/14/chartex" xmlns:mc="http://schemas.openxmlformats.org/markup-compatibility/2006" xmlns:aink="http://schemas.microsoft.com/office/drawing/2016/ink" xmlns:am3d="http://schemas.microsoft.com/office/drawing/2017/model3d" xmlns:o="urn:schemas-microsoft-com:office:office" xmlns:oel="http://schemas.microsoft.com/office/2019/extlst" xmlns:r="http://schemas.openxmlformats.org/officeDocument/2006/relationships" xmlns:m="http://schemas.openxmlformats.org/officeDocument/2006/math" xmlns:v="urn:schemas-microsoft-com:vml" xmlns:wp14="http://schemas.microsoft.com/office/word/2010/wordprocessingDrawing" xmlns:wp="http://schemas.openxmlformats.org/drawingml/2006/wordprocessingDrawing" xmlns:w10="urn:schemas-microsoft-com:office:word" xmlns:w="http://schemas.openxmlformats.org/wordprocessingml/2006/main" xmlns:w14="http://schemas.microsoft.com/office/word/2010/wordml" xmlns:w15="http://schemas.microsoft.com/office/word/2012/wordml" xmlns:w16cex="http://schemas.microsoft.com/office/word/2018/wordml/cex" xmlns:w16cid="http://schemas.microsoft.com/office/word/2016/wordml/cid" xmlns:w16="http://schemas.microsoft.com/office/word/2018/wordml" xmlns:w16du="http://schemas.microsoft.com/office/word/2023/wordml/word16du" xmlns:w16sdtdh="http://schemas.microsoft.com/office/word/2020/wordml/sdtdatahash" xmlns:w16sdtfl="http://schemas.microsoft.com/office/word/2024/wordml/sdtformatlock" xmlns:w16se="http://schemas.microsoft.com/office/word/2015/wordml/symex" xmlns:wpg="http://schemas.microsoft.com/office/word/2010/wordprocessingGroup" xmlns:wpi="http://schemas.microsoft.com/office/word/2010/wordprocessingInk" xmlns:wne="http://schemas.microsoft.com/office/word/2006/wordml" xmlns:wps="http://schemas.microsoft.com/office/word/2010/wordprocessingShape" mc:Ignorable="w14 w15 w16se w16cid w16 w16cex w16sdtdh w16sdtfl w16du wp14">
+<w:ftr xmlns:wpc="http://schemas.microsoft.com/office/word/2010/wordprocessingCanvas" xmlns:mc="http://schemas.openxmlformats.org/markup-compatibility/2006" xmlns:o="urn:schemas-microsoft-com:office:office" xmlns:r="http://schemas.openxmlformats.org/officeDocument/2006/relationships" xmlns:m="http://schemas.openxmlformats.org/officeDocument/2006/math" xmlns:v="urn:schemas-microsoft-com:vml" xmlns:wp14="http://schemas.microsoft.com/office/word/2010/wordprocessingDrawing" xmlns:wp="http://schemas.openxmlformats.org/drawingml/2006/wordprocessingDrawing" xmlns:w10="urn:schemas-microsoft-com:office:word" xmlns:w="http://schemas.openxmlformats.org/wordprocessingml/2006/main" xmlns:w14="http://schemas.microsoft.com/office/word/2010/wordml" xmlns:w15="http://schemas.microsoft.com/office/word/2012/wordml" xmlns:w16se="http://schemas.microsoft.com/office/word/2015/wordml/symex" xmlns:w16cid="http://schemas.microsoft.com/office/word/2016/wordml/cid" xmlns:w16="http://schemas.microsoft.com/office/word/2018/wordml" xmlns:w16cex="http://schemas.microsoft.com/office/word/2018/wordml/cex" xmlns:w16sdtdh="http://schemas.microsoft.com/office/word/2020/wordml/sdtdatahash" xmlns:wne="http://schemas.microsoft.com/office/word/2006/wordml" xmlns:wpg="http://schemas.microsoft.com/office/word/2010/wordprocessingGroup" xmlns:wps="http://schemas.microsoft.com/office/word/2010/wordprocessingShape">
   <w:p>
     <w:pPr>
       <w:pStyle w:val="Pieddepage"/>
@@ -4508,10 +6621,11 @@
     </w:pPr>
     <w:r>
       <w:rPr>
-        <w:color w:val="475569"/>
-        <w:sz w:val="16"/>
-      </w:rPr>
-      <w:t>Mohamed Amine EL AFRIT · APOCAL'IPSSI 2026 · CC BY-NC-SA 4.0</w:t>
+        <w:rFonts w:ascii="WordVisiPilcrow_MSFontService" w:cs="WordVisiPilcrow_MSFontService"/>
+        <w:sz w:val="18"/>
+        <w:szCs w:val="18"/>
+      </w:rPr>
+      <w:t> </w:t>
     </w:r>
   </w:p>
 </w:ftr>
